--- a/out/ark/ark-intelligence-brief-2026-02.docx
+++ b/out/ark/ark-intelligence-brief-2026-02.docx
@@ -113,7 +113,7 @@
           <w:sz w:val="21"/>
           <w:u w:val="none"/>
         </w:rPr>
-        <w:t>No specific grants, policy changes, or company names available for February 2026.</w:t>
+        <w:t>No specific grant amounts, policy changes, or company names were retrieved.</w:t>
       </w:r>
     </w:p>
     <w:p>
@@ -130,7 +130,7 @@
           <w:sz w:val="21"/>
           <w:u w:val="none"/>
         </w:rPr>
-        <w:t>No specific grants, policy changes, or company names available for February 2026.</w:t>
+        <w:t>No specific grant amounts, policy changes, or company names were retrieved.</w:t>
       </w:r>
     </w:p>
     <w:p>
@@ -147,7 +147,7 @@
           <w:sz w:val="21"/>
           <w:u w:val="none"/>
         </w:rPr>
-        <w:t>No specific grants, policy changes, or company names available for February 2026.</w:t>
+        <w:t>No specific grant amounts, policy changes, or company names were retrieved.</w:t>
       </w:r>
     </w:p>
     <w:p>

--- a/out/ark/ark-intelligence-brief-2026-02.docx
+++ b/out/ark/ark-intelligence-brief-2026-02.docx
@@ -9,29 +9,45 @@
       <w:r>
         <w:rPr>
           <w:rFonts w:ascii="Calibri" w:hAnsi="Calibri"/>
+          <w:b/>
+          <w:i w:val="0"/>
+          <w:color w:val="0D2D4A"/>
+          <w:sz w:val="44"/>
+          <w:u w:val="none"/>
+        </w:rPr>
+        <w:t>ARK Capture Solutions</w:t>
+      </w:r>
+    </w:p>
+    <w:p>
+      <w:pPr>
+        <w:spacing w:before="0" w:after="40"/>
+      </w:pPr>
+      <w:r>
+        <w:rPr>
+          <w:rFonts w:ascii="Calibri" w:hAnsi="Calibri"/>
+          <w:b w:val="0"/>
+          <w:i/>
+          <w:color w:val="1B7A6B"/>
+          <w:sz w:val="22"/>
+          <w:u w:val="none"/>
+        </w:rPr>
+        <w:t>Monthly Intelligence Brief — Australia &amp; APAC</w:t>
+      </w:r>
+    </w:p>
+    <w:p>
+      <w:pPr>
+        <w:spacing w:before="0" w:after="120"/>
+      </w:pPr>
+      <w:r>
+        <w:rPr>
+          <w:rFonts w:ascii="Calibri" w:hAnsi="Calibri"/>
           <w:b w:val="0"/>
           <w:i w:val="0"/>
           <w:color w:val="555555"/>
           <w:sz w:val="18"/>
           <w:u w:val="none"/>
         </w:rPr>
-        <w:t>GG Advisory  |  APAC Carbon Capture Intelligence</w:t>
-      </w:r>
-    </w:p>
-    <w:p>
-      <w:pPr>
-        <w:spacing w:before="0" w:after="120"/>
-      </w:pPr>
-      <w:r>
-        <w:rPr>
-          <w:rFonts w:ascii="Calibri" w:hAnsi="Calibri"/>
-          <w:b w:val="0"/>
-          <w:i/>
-          <w:color w:val="555555"/>
-          <w:sz w:val="18"/>
-          <w:u w:val="none"/>
-        </w:rPr>
-        <w:t>Prepared for ARK Capture Solutions  |  Confidential</w:t>
+        <w:t>Prepared by GG Advisory  |  February 2026  |  Confidential</w:t>
       </w:r>
     </w:p>
     <w:p>
@@ -45,33 +61,18 @@
     <w:p>
       <w:pPr>
         <w:spacing w:before="160" w:after="40"/>
+        <w:jc w:val="center"/>
       </w:pPr>
       <w:r>
         <w:rPr>
           <w:rFonts w:ascii="Calibri" w:hAnsi="Calibri"/>
           <w:b/>
           <w:i w:val="0"/>
-          <w:color w:val="1B7A6B"/>
-          <w:sz w:val="40"/>
+          <w:color w:val="0D2D4A"/>
+          <w:sz w:val="32"/>
           <w:u w:val="none"/>
         </w:rPr>
         <w:t>ARK Intelligence Brief — February 2026</w:t>
-      </w:r>
-    </w:p>
-    <w:p>
-      <w:pPr>
-        <w:spacing w:before="0" w:after="200"/>
-      </w:pPr>
-      <w:r>
-        <w:rPr>
-          <w:rFonts w:ascii="Calibri" w:hAnsi="Calibri"/>
-          <w:b w:val="0"/>
-          <w:i/>
-          <w:color w:val="555555"/>
-          <w:sz w:val="21"/>
-          <w:u w:val="none"/>
-        </w:rPr>
-        <w:t>Monthly AU/APAC intelligence on grants, policy, competitors, and industrial partners</w:t>
       </w:r>
     </w:p>
     <w:p>
@@ -84,19 +85,73 @@
     </w:p>
     <w:p>
       <w:pPr>
-        <w:spacing w:before="240" w:after="80"/>
+        <w:spacing w:before="200" w:after="80"/>
+        <w:ind w:left="216"/>
+        <w:pBdr>
+          <w:left w:val="single" w:sz="18" w:space="6" w:color="1B7A6B"/>
+        </w:pBdr>
+      </w:pPr>
+      <w:r>
+        <w:rPr>
+          <w:rFonts w:ascii="Calibri" w:hAnsi="Calibri"/>
+          <w:b/>
+          <w:i w:val="0"/>
+          <w:color w:val="0D2D4A"/>
+          <w:sz w:val="26"/>
+          <w:u w:val="none"/>
+        </w:rPr>
+        <w:t>Executive Summary</w:t>
+      </w:r>
+    </w:p>
+    <w:p>
+      <w:pPr>
+        <w:spacing w:before="40" w:after="80"/>
         <w:jc w:val="left"/>
       </w:pPr>
       <w:r>
         <w:rPr>
           <w:rFonts w:ascii="Calibri" w:hAnsi="Calibri"/>
+          <w:b w:val="0"/>
+          <w:i w:val="0"/>
+          <w:color w:val="2C2C2C"/>
+          <w:sz w:val="20"/>
+          <w:u w:val="none"/>
+        </w:rPr>
+        <w:t>ARK Capture Solutions (Belgium) has developed a fully-electric, post-combustion carbon capture system targeting low-concentration flue gas from industrial sources including waste-to-energy, cement, biomass co-generation, and gas-fired plants. ARK states the technology operates without chemical solvents, with modular design and autonomous operation, and claims approximately 50% lower capture costs versus conventional amine scrubbing at low CO₂ concentrations (company-stated; no independent peer-reviewed validation published to date).</w:t>
+      </w:r>
+    </w:p>
+    <w:p>
+      <w:pPr>
+        <w:spacing w:before="40" w:after="80"/>
+        <w:jc w:val="left"/>
+      </w:pPr>
+      <w:r>
+        <w:rPr>
+          <w:rFonts w:ascii="Calibri" w:hAnsi="Calibri"/>
+          <w:b w:val="0"/>
+          <w:i w:val="0"/>
+          <w:color w:val="2C2C2C"/>
+          <w:sz w:val="20"/>
+          <w:u w:val="none"/>
+        </w:rPr>
+        <w:t>A 50 t/year pilot plant recently commenced operation in Belgium under the €5.6M CO₂ Disrupt Project (partners: Aperam, Industeel, Cinergie). ARK's strategic entry into Australia is supported by GG Advisory and targets the country's growing industrial decarbonisation mandate, active grant programmes, and a small number of high-fit early adopters in Western Australia and New South Wales.</w:t>
+      </w:r>
+    </w:p>
+    <w:p>
+      <w:pPr>
+        <w:spacing w:before="120" w:after="40"/>
+        <w:jc w:val="left"/>
+      </w:pPr>
+      <w:r>
+        <w:rPr>
+          <w:rFonts w:ascii="Calibri" w:hAnsi="Calibri"/>
           <w:b/>
           <w:i w:val="0"/>
-          <w:color w:val="0D2D4A"/>
-          <w:sz w:val="24"/>
-          <w:u w:val="none"/>
-        </w:rPr>
-        <w:t>Executive Summary</w:t>
+          <w:color w:val="1B7A6B"/>
+          <w:sz w:val="21"/>
+          <w:u w:val="none"/>
+        </w:rPr>
+        <w:t>Key Developments This Month</w:t>
       </w:r>
     </w:p>
     <w:p>
@@ -110,10 +165,10 @@
           <w:b w:val="0"/>
           <w:i w:val="0"/>
           <w:color w:val="2C2C2C"/>
-          <w:sz w:val="21"/>
-          <w:u w:val="none"/>
-        </w:rPr>
-        <w:t>No specific grant amounts, policy changes, or company names were retrieved.</w:t>
+          <w:sz w:val="20"/>
+          <w:u w:val="none"/>
+        </w:rPr>
+        <w:t>_No specific grant amount, policy change, or company name available for this period._</w:t>
       </w:r>
     </w:p>
     <w:p>
@@ -127,10 +182,10 @@
           <w:b w:val="0"/>
           <w:i w:val="0"/>
           <w:color w:val="2C2C2C"/>
-          <w:sz w:val="21"/>
-          <w:u w:val="none"/>
-        </w:rPr>
-        <w:t>No specific grant amounts, policy changes, or company names were retrieved.</w:t>
+          <w:sz w:val="20"/>
+          <w:u w:val="none"/>
+        </w:rPr>
+        <w:t>_No specific grant amount, policy change, or company name available for this period._</w:t>
       </w:r>
     </w:p>
     <w:p>
@@ -144,11 +199,19 @@
           <w:b w:val="0"/>
           <w:i w:val="0"/>
           <w:color w:val="2C2C2C"/>
-          <w:sz w:val="21"/>
-          <w:u w:val="none"/>
-        </w:rPr>
-        <w:t>No specific grant amounts, policy changes, or company names were retrieved.</w:t>
-      </w:r>
+          <w:sz w:val="20"/>
+          <w:u w:val="none"/>
+        </w:rPr>
+        <w:t>_No specific grant amount, policy change, or company name available for this period._</w:t>
+      </w:r>
+    </w:p>
+    <w:p>
+      <w:pPr>
+        <w:spacing w:before="20" w:after="20"/>
+        <w:pBdr>
+          <w:bottom w:val="single" w:sz="6" w:space="1" w:color="1B7A6B"/>
+        </w:pBdr>
+      </w:pPr>
     </w:p>
     <w:p>
       <w:pPr>
@@ -159,7 +222,6 @@
     <w:p>
       <w:pPr>
         <w:spacing w:before="0" w:after="80"/>
-        <w:jc w:val="left"/>
       </w:pPr>
       <w:r>
         <w:rPr>
@@ -183,6 +245,486 @@
     </w:p>
     <w:p>
       <w:pPr>
+        <w:spacing w:before="200" w:after="80"/>
+        <w:ind w:left="216"/>
+        <w:pBdr>
+          <w:left w:val="single" w:sz="18" w:space="6" w:color="1B7A6B"/>
+        </w:pBdr>
+      </w:pPr>
+      <w:r>
+        <w:rPr>
+          <w:rFonts w:ascii="Calibri" w:hAnsi="Calibri"/>
+          <w:b/>
+          <w:i w:val="0"/>
+          <w:color w:val="1B7A6B"/>
+          <w:sz w:val="21"/>
+          <w:u w:val="none"/>
+        </w:rPr>
+        <w:t>Market Background</w:t>
+      </w:r>
+    </w:p>
+    <w:p>
+      <w:pPr>
+        <w:spacing w:before="160" w:after="40"/>
+        <w:jc w:val="left"/>
+      </w:pPr>
+      <w:r>
+        <w:rPr>
+          <w:rFonts w:ascii="Calibri" w:hAnsi="Calibri"/>
+          <w:b/>
+          <w:i w:val="0"/>
+          <w:color w:val="2C2C2C"/>
+          <w:sz w:val="21"/>
+          <w:u w:val="none"/>
+        </w:rPr>
+        <w:t>Carbon Capture Technologies Programme (CCTP) — Round 2</w:t>
+      </w:r>
+      <w:r>
+        <w:t xml:space="preserve">  </w:t>
+      </w:r>
+      <w:r>
+        <w:rPr>
+          <w:rFonts w:ascii="Calibri" w:hAnsi="Calibri"/>
+          <w:b/>
+          <w:sz w:val="16"/>
+          <w:shd w:val="clear" w:color="auto" w:fill="C0392B"/>
+          <w:color w:val="FFFFFF"/>
+        </w:rPr>
+        <w:t xml:space="preserve">  TIME-CRITICAL  </w:t>
+      </w:r>
+    </w:p>
+    <w:p>
+      <w:pPr>
+        <w:pStyle w:val="ListBullet"/>
+        <w:spacing w:before="20" w:after="20"/>
+        <w:ind w:left="360"/>
+      </w:pPr>
+      <w:r>
+        <w:rPr>
+          <w:rFonts w:ascii="Calibri" w:hAnsi="Calibri"/>
+          <w:b w:val="0"/>
+          <w:i w:val="0"/>
+          <w:color w:val="2C2C2C"/>
+          <w:sz w:val="20"/>
+          <w:u w:val="none"/>
+        </w:rPr>
+        <w:t>Administered by DCCEEW / business.gov.au; open now, closes 5:00 pm AEST Wednesday 6 May 2026</w:t>
+      </w:r>
+    </w:p>
+    <w:p>
+      <w:pPr>
+        <w:pStyle w:val="ListBullet"/>
+        <w:spacing w:before="20" w:after="20"/>
+        <w:ind w:left="360"/>
+      </w:pPr>
+      <w:r>
+        <w:rPr>
+          <w:rFonts w:ascii="Calibri" w:hAnsi="Calibri"/>
+          <w:b w:val="0"/>
+          <w:i w:val="0"/>
+          <w:color w:val="2C2C2C"/>
+          <w:sz w:val="20"/>
+          <w:u w:val="none"/>
+        </w:rPr>
+        <w:t>Total pool: AUD $32.6 million; grants from AUD $1M to AUD $10M per project; minimum eligible project expenditure AUD $2M</w:t>
+      </w:r>
+    </w:p>
+    <w:p>
+      <w:pPr>
+        <w:pStyle w:val="ListBullet"/>
+        <w:spacing w:before="20" w:after="20"/>
+        <w:ind w:left="360"/>
+      </w:pPr>
+      <w:r>
+        <w:rPr>
+          <w:rFonts w:ascii="Calibri" w:hAnsi="Calibri"/>
+          <w:b w:val="0"/>
+          <w:i w:val="0"/>
+          <w:color w:val="2C2C2C"/>
+          <w:sz w:val="20"/>
+          <w:u w:val="none"/>
+        </w:rPr>
+        <w:t>Two-stage process: Expression of Interest (Stage 1) → invited full application (Stage 2)</w:t>
+      </w:r>
+    </w:p>
+    <w:p>
+      <w:pPr>
+        <w:pStyle w:val="ListBullet"/>
+        <w:spacing w:before="20" w:after="20"/>
+        <w:ind w:left="360"/>
+      </w:pPr>
+      <w:r>
+        <w:rPr>
+          <w:rFonts w:ascii="Calibri" w:hAnsi="Calibri"/>
+          <w:b w:val="0"/>
+          <w:i w:val="0"/>
+          <w:color w:val="2C2C2C"/>
+          <w:sz w:val="20"/>
+          <w:u w:val="none"/>
+        </w:rPr>
+        <w:t>Eligible lead applicants: any entity incorporated in Australia with an ABN; foreign technology providers such as ARK must partner with an eligible Australian lead</w:t>
+      </w:r>
+    </w:p>
+    <w:p>
+      <w:pPr>
+        <w:pStyle w:val="ListBullet"/>
+        <w:spacing w:before="20" w:after="20"/>
+        <w:ind w:left="360"/>
+      </w:pPr>
+      <w:r>
+        <w:rPr>
+          <w:rFonts w:ascii="Calibri" w:hAnsi="Calibri"/>
+          <w:b w:val="0"/>
+          <w:i w:val="0"/>
+          <w:color w:val="2C2C2C"/>
+          <w:sz w:val="20"/>
+          <w:u w:val="none"/>
+        </w:rPr>
+        <w:t>Partnering with CSIRO Energy is the recommended pathway — provides ABN eligibility, independent credibility and technology validation in a single step (GG Advisory recommendation; not a programme rule)</w:t>
+      </w:r>
+    </w:p>
+    <w:p>
+      <w:pPr>
+        <w:pStyle w:val="ListBullet"/>
+        <w:spacing w:before="20" w:after="20"/>
+        <w:ind w:left="360"/>
+      </w:pPr>
+      <w:r>
+        <w:rPr>
+          <w:rFonts w:ascii="Calibri" w:hAnsi="Calibri"/>
+          <w:b w:val="0"/>
+          <w:i w:val="0"/>
+          <w:color w:val="2C2C2C"/>
+          <w:sz w:val="20"/>
+          <w:u w:val="none"/>
+        </w:rPr>
+        <w:t>Projects must be located in Australia, complete by 31 March 2031, and must not consist solely of a feasibility or engineering study; prior Round 1 recipients are ineligible</w:t>
+      </w:r>
+    </w:p>
+    <w:p>
+      <w:pPr>
+        <w:pStyle w:val="ListBullet"/>
+        <w:spacing w:before="20" w:after="20"/>
+        <w:ind w:left="360"/>
+      </w:pPr>
+      <w:r>
+        <w:rPr>
+          <w:rFonts w:ascii="Calibri" w:hAnsi="Calibri"/>
+          <w:b w:val="0"/>
+          <w:i w:val="0"/>
+          <w:color w:val="2C2C2C"/>
+          <w:sz w:val="20"/>
+          <w:u w:val="none"/>
+        </w:rPr>
+        <w:t>Strategic fit for ARK: HIGH — programme explicitly targets novel and emerging carbon management technologies for hard-to-abate industrial emitters</w:t>
+      </w:r>
+    </w:p>
+    <w:p>
+      <w:pPr>
+        <w:spacing w:before="160" w:after="40"/>
+        <w:jc w:val="left"/>
+      </w:pPr>
+      <w:r>
+        <w:rPr>
+          <w:rFonts w:ascii="Calibri" w:hAnsi="Calibri"/>
+          <w:b/>
+          <w:i w:val="0"/>
+          <w:color w:val="2C2C2C"/>
+          <w:sz w:val="21"/>
+          <w:u w:val="none"/>
+        </w:rPr>
+        <w:t>ARENA — Industrial Transformation Stream (ITS) Round 3</w:t>
+      </w:r>
+    </w:p>
+    <w:p>
+      <w:pPr>
+        <w:pStyle w:val="ListBullet"/>
+        <w:spacing w:before="20" w:after="20"/>
+        <w:ind w:left="360"/>
+      </w:pPr>
+      <w:r>
+        <w:rPr>
+          <w:rFonts w:ascii="Calibri" w:hAnsi="Calibri"/>
+          <w:b w:val="0"/>
+          <w:i w:val="0"/>
+          <w:color w:val="2C2C2C"/>
+          <w:sz w:val="20"/>
+          <w:u w:val="none"/>
+        </w:rPr>
+        <w:t>Open and ongoing since September 2025; AUD $180M available; no hard deadline — applications assessed on rolling basis</w:t>
+      </w:r>
+    </w:p>
+    <w:p>
+      <w:pPr>
+        <w:pStyle w:val="ListBullet"/>
+        <w:spacing w:before="20" w:after="20"/>
+        <w:ind w:left="360"/>
+      </w:pPr>
+      <w:r>
+        <w:rPr>
+          <w:rFonts w:ascii="Calibri" w:hAnsi="Calibri"/>
+          <w:b w:val="0"/>
+          <w:i w:val="0"/>
+          <w:color w:val="2C2C2C"/>
+          <w:sz w:val="20"/>
+          <w:u w:val="none"/>
+        </w:rPr>
+        <w:t>Supports feasibility studies, FEED, trials, demonstrations and full deployment for industrial decarbonisation</w:t>
+      </w:r>
+    </w:p>
+    <w:p>
+      <w:pPr>
+        <w:pStyle w:val="ListBullet"/>
+        <w:spacing w:before="20" w:after="20"/>
+        <w:ind w:left="360"/>
+      </w:pPr>
+      <w:r>
+        <w:rPr>
+          <w:rFonts w:ascii="Calibri" w:hAnsi="Calibri"/>
+          <w:b w:val="0"/>
+          <w:i w:val="0"/>
+          <w:color w:val="2C2C2C"/>
+          <w:sz w:val="20"/>
+          <w:u w:val="none"/>
+        </w:rPr>
+        <w:t>Complementary to CCTP: can fund project-development stages before or alongside a CCTP grant</w:t>
+      </w:r>
+    </w:p>
+    <w:p>
+      <w:pPr>
+        <w:spacing w:before="160" w:after="40"/>
+        <w:jc w:val="left"/>
+      </w:pPr>
+      <w:r>
+        <w:rPr>
+          <w:rFonts w:ascii="Calibri" w:hAnsi="Calibri"/>
+          <w:b/>
+          <w:i w:val="0"/>
+          <w:color w:val="2C2C2C"/>
+          <w:sz w:val="21"/>
+          <w:u w:val="none"/>
+        </w:rPr>
+        <w:t>Emissions Reduction Fund / ACCU Scheme</w:t>
+      </w:r>
+    </w:p>
+    <w:p>
+      <w:pPr>
+        <w:pStyle w:val="ListBullet"/>
+        <w:spacing w:before="20" w:after="20"/>
+        <w:ind w:left="360"/>
+      </w:pPr>
+      <w:r>
+        <w:rPr>
+          <w:rFonts w:ascii="Calibri" w:hAnsi="Calibri"/>
+          <w:b w:val="0"/>
+          <w:i w:val="0"/>
+          <w:color w:val="2C2C2C"/>
+          <w:sz w:val="20"/>
+          <w:u w:val="none"/>
+        </w:rPr>
+        <w:t>Verified carbon abatement from eligible CCS projects can generate Australian Carbon Credit Units (ACCUs)</w:t>
+      </w:r>
+    </w:p>
+    <w:p>
+      <w:pPr>
+        <w:pStyle w:val="ListBullet"/>
+        <w:spacing w:before="20" w:after="20"/>
+        <w:ind w:left="360"/>
+      </w:pPr>
+      <w:r>
+        <w:rPr>
+          <w:rFonts w:ascii="Calibri" w:hAnsi="Calibri"/>
+          <w:b w:val="0"/>
+          <w:i w:val="0"/>
+          <w:color w:val="2C2C2C"/>
+          <w:sz w:val="20"/>
+          <w:u w:val="none"/>
+        </w:rPr>
+        <w:t>Spot price Q1 2026: approximately AUD $30–42/t (elevated ahead of March Safeguard compliance deadline); live prices paywalled</w:t>
+      </w:r>
+    </w:p>
+    <w:p>
+      <w:pPr>
+        <w:pStyle w:val="ListBullet"/>
+        <w:spacing w:before="20" w:after="20"/>
+        <w:ind w:left="360"/>
+      </w:pPr>
+      <w:r>
+        <w:rPr>
+          <w:rFonts w:ascii="Calibri" w:hAnsi="Calibri"/>
+          <w:b w:val="0"/>
+          <w:i w:val="0"/>
+          <w:color w:val="2C2C2C"/>
+          <w:sz w:val="20"/>
+          <w:u w:val="none"/>
+        </w:rPr>
+        <w:t>Long-term outlook: flat at AUD $30–35/t to at least 2028, projected to rise toward AUD $70/t by 2035 (EY Net Zero Centre, January 2026)</w:t>
+      </w:r>
+    </w:p>
+    <w:p>
+      <w:pPr>
+        <w:pStyle w:val="ListBullet"/>
+        <w:spacing w:before="20" w:after="20"/>
+        <w:ind w:left="360"/>
+      </w:pPr>
+      <w:r>
+        <w:rPr>
+          <w:rFonts w:ascii="Calibri" w:hAnsi="Calibri"/>
+          <w:b w:val="0"/>
+          <w:i w:val="0"/>
+          <w:color w:val="2C2C2C"/>
+          <w:sz w:val="20"/>
+          <w:u w:val="none"/>
+        </w:rPr>
+        <w:t>ACCU revenue is conditional on project structure, CER method compliance and grant funding arrangements — treat as potential upside only</w:t>
+      </w:r>
+    </w:p>
+    <w:p>
+      <w:pPr>
+        <w:spacing w:before="160" w:after="40"/>
+        <w:jc w:val="left"/>
+      </w:pPr>
+      <w:r>
+        <w:rPr>
+          <w:rFonts w:ascii="Calibri" w:hAnsi="Calibri"/>
+          <w:b/>
+          <w:i w:val="0"/>
+          <w:color w:val="2C2C2C"/>
+          <w:sz w:val="21"/>
+          <w:u w:val="none"/>
+        </w:rPr>
+        <w:t>Clean Energy Finance Corporation (CEFC)</w:t>
+      </w:r>
+    </w:p>
+    <w:p>
+      <w:pPr>
+        <w:pStyle w:val="ListBullet"/>
+        <w:spacing w:before="20" w:after="20"/>
+        <w:ind w:left="360"/>
+      </w:pPr>
+      <w:r>
+        <w:rPr>
+          <w:rFonts w:ascii="Calibri" w:hAnsi="Calibri"/>
+          <w:b w:val="0"/>
+          <w:i w:val="0"/>
+          <w:color w:val="2C2C2C"/>
+          <w:sz w:val="20"/>
+          <w:u w:val="none"/>
+        </w:rPr>
+        <w:t>Provides debt and equity co-investment for clean energy projects; relevant at construction/deployment stage</w:t>
+      </w:r>
+    </w:p>
+    <w:p>
+      <w:pPr>
+        <w:pStyle w:val="ListBullet"/>
+        <w:spacing w:before="20" w:after="20"/>
+        <w:ind w:left="360"/>
+      </w:pPr>
+      <w:r>
+        <w:rPr>
+          <w:rFonts w:ascii="Calibri" w:hAnsi="Calibri"/>
+          <w:b w:val="0"/>
+          <w:i w:val="0"/>
+          <w:color w:val="2C2C2C"/>
+          <w:sz w:val="20"/>
+          <w:u w:val="none"/>
+        </w:rPr>
+        <w:t>Has co-invested alongside ARENA in industrial decarbonisation (e.g. AUD $57.5M subordinated debt into East Rockingham WtE)</w:t>
+      </w:r>
+    </w:p>
+    <w:p>
+      <w:pPr>
+        <w:spacing w:before="160" w:after="40"/>
+        <w:jc w:val="left"/>
+      </w:pPr>
+      <w:r>
+        <w:rPr>
+          <w:rFonts w:ascii="Calibri" w:hAnsi="Calibri"/>
+          <w:b/>
+          <w:i w:val="0"/>
+          <w:color w:val="2C2C2C"/>
+          <w:sz w:val="21"/>
+          <w:u w:val="none"/>
+        </w:rPr>
+        <w:t>R&amp;D Tax Incentive</w:t>
+      </w:r>
+    </w:p>
+    <w:p>
+      <w:pPr>
+        <w:pStyle w:val="ListBullet"/>
+        <w:spacing w:before="20" w:after="20"/>
+        <w:ind w:left="360"/>
+      </w:pPr>
+      <w:r>
+        <w:rPr>
+          <w:rFonts w:ascii="Calibri" w:hAnsi="Calibri"/>
+          <w:b w:val="0"/>
+          <w:i w:val="0"/>
+          <w:color w:val="2C2C2C"/>
+          <w:sz w:val="20"/>
+          <w:u w:val="none"/>
+        </w:rPr>
+        <w:t>Companies with aggregated turnover below AUD $20M: refundable offset at corporate tax rate + 18.5% premium (= 43.5% at the standard 25% rate); excess refunded as cash</w:t>
+      </w:r>
+    </w:p>
+    <w:p>
+      <w:pPr>
+        <w:pStyle w:val="ListBullet"/>
+        <w:spacing w:before="20" w:after="20"/>
+        <w:ind w:left="360"/>
+      </w:pPr>
+      <w:r>
+        <w:rPr>
+          <w:rFonts w:ascii="Calibri" w:hAnsi="Calibri"/>
+          <w:b w:val="0"/>
+          <w:i w:val="0"/>
+          <w:color w:val="2C2C2C"/>
+          <w:sz w:val="20"/>
+          <w:u w:val="none"/>
+        </w:rPr>
+        <w:t>Companies with aggregated turnover AUD $20M or above: non-refundable offset at corporate tax rate + 8.5% (0–2% R&amp;D intensity) or + 16.5% (above 2% R&amp;D intensity)</w:t>
+      </w:r>
+    </w:p>
+    <w:p>
+      <w:pPr>
+        <w:pStyle w:val="ListBullet"/>
+        <w:spacing w:before="20" w:after="20"/>
+        <w:ind w:left="360"/>
+      </w:pPr>
+      <w:r>
+        <w:rPr>
+          <w:rFonts w:ascii="Calibri" w:hAnsi="Calibri"/>
+          <w:b w:val="0"/>
+          <w:i w:val="0"/>
+          <w:color w:val="2C2C2C"/>
+          <w:sz w:val="20"/>
+          <w:u w:val="none"/>
+        </w:rPr>
+        <w:t>Relevant for ARK once an Australian entity is established; registration deadline within 10 months of income year end</w:t>
+      </w:r>
+    </w:p>
+    <w:p>
+      <w:pPr>
+        <w:spacing w:before="200" w:after="80"/>
+        <w:ind w:left="216"/>
+        <w:pBdr>
+          <w:left w:val="single" w:sz="18" w:space="6" w:color="1B7A6B"/>
+        </w:pBdr>
+      </w:pPr>
+      <w:r>
+        <w:rPr>
+          <w:rFonts w:ascii="Calibri" w:hAnsi="Calibri"/>
+          <w:b/>
+          <w:i w:val="0"/>
+          <w:color w:val="1B7A6B"/>
+          <w:sz w:val="21"/>
+          <w:u w:val="none"/>
+        </w:rPr>
+        <w:t>Updates This Month</w:t>
+      </w:r>
+    </w:p>
+    <w:p>
+      <w:pPr>
         <w:spacing w:before="80" w:after="80"/>
         <w:jc w:val="left"/>
       </w:pPr>
@@ -192,11 +734,57 @@
           <w:b w:val="0"/>
           <w:i/>
           <w:color w:val="555555"/>
+          <w:sz w:val="20"/>
+          <w:u w:val="none"/>
+        </w:rPr>
+        <w:t>No new items identified this period.</w:t>
+      </w:r>
+    </w:p>
+    <w:p>
+      <w:pPr>
+        <w:spacing w:before="200" w:after="80"/>
+        <w:ind w:left="216"/>
+        <w:pBdr>
+          <w:left w:val="single" w:sz="18" w:space="6" w:color="1B7A6B"/>
+        </w:pBdr>
+      </w:pPr>
+      <w:r>
+        <w:rPr>
+          <w:rFonts w:ascii="Calibri" w:hAnsi="Calibri"/>
+          <w:b/>
+          <w:i w:val="0"/>
+          <w:color w:val="1B7A6B"/>
           <w:sz w:val="21"/>
           <w:u w:val="none"/>
         </w:rPr>
-        <w:t>No in-range items selected for this section.</w:t>
-      </w:r>
+        <w:t>Changes Since Last Issue</w:t>
+      </w:r>
+    </w:p>
+    <w:p>
+      <w:pPr>
+        <w:spacing w:before="80" w:after="80"/>
+        <w:ind w:left="216" w:right="216"/>
+        <w:shd w:val="clear" w:color="auto" w:fill="D6EDE9"/>
+      </w:pPr>
+      <w:r>
+        <w:rPr>
+          <w:rFonts w:ascii="Calibri" w:hAnsi="Calibri"/>
+          <w:b w:val="0"/>
+          <w:i/>
+          <w:color w:val="2C2C2C"/>
+          <w:sz w:val="20"/>
+          <w:u w:val="none"/>
+        </w:rPr>
+        <w:t>— Inaugural issue. Changes section will be populated from the second issue onwards. —</w:t>
+      </w:r>
+    </w:p>
+    <w:p>
+      <w:pPr>
+        <w:spacing w:before="20" w:after="20"/>
+        <w:pBdr>
+          <w:bottom w:val="single" w:sz="6" w:space="1" w:color="1B7A6B"/>
+        </w:pBdr>
+      </w:pPr>
     </w:p>
     <w:p>
       <w:pPr>
@@ -207,7 +795,6 @@
     <w:p>
       <w:pPr>
         <w:spacing w:before="0" w:after="80"/>
-        <w:jc w:val="left"/>
       </w:pPr>
       <w:r>
         <w:rPr>
@@ -231,6 +818,509 @@
     </w:p>
     <w:p>
       <w:pPr>
+        <w:spacing w:before="200" w:after="80"/>
+        <w:ind w:left="216"/>
+        <w:pBdr>
+          <w:left w:val="single" w:sz="18" w:space="6" w:color="1B7A6B"/>
+        </w:pBdr>
+      </w:pPr>
+      <w:r>
+        <w:rPr>
+          <w:rFonts w:ascii="Calibri" w:hAnsi="Calibri"/>
+          <w:b/>
+          <w:i w:val="0"/>
+          <w:color w:val="1B7A6B"/>
+          <w:sz w:val="21"/>
+          <w:u w:val="none"/>
+        </w:rPr>
+        <w:t>Market Background</w:t>
+      </w:r>
+    </w:p>
+    <w:p>
+      <w:pPr>
+        <w:spacing w:before="160" w:after="40"/>
+        <w:jc w:val="left"/>
+      </w:pPr>
+      <w:r>
+        <w:rPr>
+          <w:rFonts w:ascii="Calibri" w:hAnsi="Calibri"/>
+          <w:b/>
+          <w:i w:val="0"/>
+          <w:color w:val="2C2C2C"/>
+          <w:sz w:val="21"/>
+          <w:u w:val="none"/>
+        </w:rPr>
+        <w:t>Regulatory Driver — Safeguard Mechanism</w:t>
+      </w:r>
+    </w:p>
+    <w:p>
+      <w:pPr>
+        <w:pStyle w:val="ListBullet"/>
+        <w:spacing w:before="20" w:after="20"/>
+        <w:ind w:left="360"/>
+      </w:pPr>
+      <w:r>
+        <w:rPr>
+          <w:rFonts w:ascii="Calibri" w:hAnsi="Calibri"/>
+          <w:b w:val="0"/>
+          <w:i w:val="0"/>
+          <w:color w:val="2C2C2C"/>
+          <w:sz w:val="20"/>
+          <w:u w:val="none"/>
+        </w:rPr>
+        <w:t>Applies to 219 facilities (confirmed 2023-24; 2024-25 final data due to CER by 15 April 2026, current estimate ~220) emitting more than 100,000 tCO₂e/year</w:t>
+      </w:r>
+    </w:p>
+    <w:p>
+      <w:pPr>
+        <w:pStyle w:val="ListBullet"/>
+        <w:spacing w:before="20" w:after="20"/>
+        <w:ind w:left="360"/>
+      </w:pPr>
+      <w:r>
+        <w:rPr>
+          <w:rFonts w:ascii="Calibri" w:hAnsi="Calibri"/>
+          <w:b w:val="0"/>
+          <w:i w:val="0"/>
+          <w:color w:val="2C2C2C"/>
+          <w:sz w:val="20"/>
+          <w:u w:val="none"/>
+        </w:rPr>
+        <w:t>Covers mining, manufacturing, domestic transport, oil, gas and waste sectors</w:t>
+      </w:r>
+    </w:p>
+    <w:p>
+      <w:pPr>
+        <w:pStyle w:val="ListBullet"/>
+        <w:spacing w:before="20" w:after="20"/>
+        <w:ind w:left="360"/>
+      </w:pPr>
+      <w:r>
+        <w:rPr>
+          <w:rFonts w:ascii="Calibri" w:hAnsi="Calibri"/>
+          <w:b w:val="0"/>
+          <w:i w:val="0"/>
+          <w:color w:val="2C2C2C"/>
+          <w:sz w:val="20"/>
+          <w:u w:val="none"/>
+        </w:rPr>
+        <w:t>Default baselines decline at 4.9% per year through to 30 June 2030; trade-exposed baseline-adjusted (TEBA) facilities may qualify for a reduced minimum decline rate of 1–2%</w:t>
+      </w:r>
+    </w:p>
+    <w:p>
+      <w:pPr>
+        <w:pStyle w:val="ListBullet"/>
+        <w:spacing w:before="20" w:after="20"/>
+        <w:ind w:left="360"/>
+      </w:pPr>
+      <w:r>
+        <w:rPr>
+          <w:rFonts w:ascii="Calibri" w:hAnsi="Calibri"/>
+          <w:b w:val="0"/>
+          <w:i w:val="0"/>
+          <w:color w:val="2C2C2C"/>
+          <w:sz w:val="20"/>
+          <w:u w:val="none"/>
+        </w:rPr>
+        <w:t>Facilities in excess must surrender ACCUs or Safeguard Mechanism Credits (SMCs) by 31 March each year</w:t>
+      </w:r>
+    </w:p>
+    <w:p>
+      <w:pPr>
+        <w:pStyle w:val="ListBullet"/>
+        <w:spacing w:before="20" w:after="20"/>
+        <w:ind w:left="360"/>
+      </w:pPr>
+      <w:r>
+        <w:rPr>
+          <w:rFonts w:ascii="Calibri" w:hAnsi="Calibri"/>
+          <w:b w:val="0"/>
+          <w:i w:val="0"/>
+          <w:color w:val="2C2C2C"/>
+          <w:sz w:val="20"/>
+          <w:u w:val="none"/>
+        </w:rPr>
+        <w:t>The scheme's aggregate trajectory requires that net emissions from all Safeguard facilities do not exceed 100 MtCO₂e in 2029-30</w:t>
+      </w:r>
+    </w:p>
+    <w:p>
+      <w:pPr>
+        <w:pStyle w:val="ListBullet"/>
+        <w:spacing w:before="20" w:after="20"/>
+        <w:ind w:left="360"/>
+      </w:pPr>
+      <w:r>
+        <w:rPr>
+          <w:rFonts w:ascii="Calibri" w:hAnsi="Calibri"/>
+          <w:b w:val="0"/>
+          <w:i w:val="0"/>
+          <w:color w:val="2C2C2C"/>
+          <w:sz w:val="20"/>
+          <w:u w:val="none"/>
+        </w:rPr>
+        <w:t>A mandatory government review of Safeguard policy settings is scheduled for 2026-27, covering post-2030 trajectory, ACCU/SMC limits, use of international offsets, and calibration to Australia's updated NDC — outcome could materially affect compliance costs and the value of on-site capture investments</w:t>
+      </w:r>
+    </w:p>
+    <w:p>
+      <w:pPr>
+        <w:spacing w:before="160" w:after="40"/>
+        <w:jc w:val="left"/>
+      </w:pPr>
+      <w:r>
+        <w:rPr>
+          <w:rFonts w:ascii="Calibri" w:hAnsi="Calibri"/>
+          <w:b/>
+          <w:i w:val="0"/>
+          <w:color w:val="2C2C2C"/>
+          <w:sz w:val="21"/>
+          <w:u w:val="none"/>
+        </w:rPr>
+        <w:t>National Climate Targets</w:t>
+      </w:r>
+    </w:p>
+    <w:p>
+      <w:pPr>
+        <w:pStyle w:val="ListBullet"/>
+        <w:spacing w:before="20" w:after="20"/>
+        <w:ind w:left="360"/>
+      </w:pPr>
+      <w:r>
+        <w:rPr>
+          <w:rFonts w:ascii="Calibri" w:hAnsi="Calibri"/>
+          <w:b w:val="0"/>
+          <w:i w:val="0"/>
+          <w:color w:val="2C2C2C"/>
+          <w:sz w:val="20"/>
+          <w:u w:val="none"/>
+        </w:rPr>
+        <w:t>Legislated 2030 target: 43% reduction below 2005 levels; net zero by 2050</w:t>
+      </w:r>
+    </w:p>
+    <w:p>
+      <w:pPr>
+        <w:pStyle w:val="ListBullet"/>
+        <w:spacing w:before="20" w:after="20"/>
+        <w:ind w:left="360"/>
+      </w:pPr>
+      <w:r>
+        <w:rPr>
+          <w:rFonts w:ascii="Calibri" w:hAnsi="Calibri"/>
+          <w:b w:val="0"/>
+          <w:i w:val="0"/>
+          <w:color w:val="2C2C2C"/>
+          <w:sz w:val="20"/>
+          <w:u w:val="none"/>
+        </w:rPr>
+        <w:t>Updated NDC submitted to the UN in September 2025: 62–70% below 2005 levels by 2035 — substantially increases pressure on hard-to-abate industrial sectors beyond 2030</w:t>
+      </w:r>
+    </w:p>
+    <w:p>
+      <w:pPr>
+        <w:pStyle w:val="ListBullet"/>
+        <w:spacing w:before="20" w:after="20"/>
+        <w:ind w:left="360"/>
+      </w:pPr>
+      <w:r>
+        <w:rPr>
+          <w:rFonts w:ascii="Calibri" w:hAnsi="Calibri"/>
+          <w:b w:val="0"/>
+          <w:i w:val="0"/>
+          <w:color w:val="2C2C2C"/>
+          <w:sz w:val="20"/>
+          <w:u w:val="none"/>
+        </w:rPr>
+        <w:t>Scale of CCS required: the 2023 Net Zero Australia study (cited in the government's Future Gas Strategy, May 2024) projects that Australia will need to achieve geological sequestration of approximately 150 Mtpa CO₂ by 2040 in most net-zero scenarios</w:t>
+      </w:r>
+    </w:p>
+    <w:p>
+      <w:pPr>
+        <w:spacing w:before="160" w:after="40"/>
+        <w:jc w:val="left"/>
+      </w:pPr>
+      <w:r>
+        <w:rPr>
+          <w:rFonts w:ascii="Calibri" w:hAnsi="Calibri"/>
+          <w:b/>
+          <w:i w:val="0"/>
+          <w:color w:val="2C2C2C"/>
+          <w:sz w:val="21"/>
+          <w:u w:val="none"/>
+        </w:rPr>
+        <w:t>Electricity Prices — Relevance to ARK's Fully-Electric Model</w:t>
+      </w:r>
+    </w:p>
+    <w:p>
+      <w:pPr>
+        <w:pStyle w:val="ListBullet"/>
+        <w:spacing w:before="20" w:after="20"/>
+        <w:ind w:left="360"/>
+      </w:pPr>
+      <w:r>
+        <w:rPr>
+          <w:rFonts w:ascii="Calibri" w:hAnsi="Calibri"/>
+          <w:b w:val="0"/>
+          <w:i w:val="0"/>
+          <w:color w:val="2C2C2C"/>
+          <w:sz w:val="20"/>
+          <w:u w:val="none"/>
+        </w:rPr>
+        <w:t>NEM wholesale average fell to approximately AUD $50/MWh in Q4 2025 (down ~44% year-on-year), driven by record renewable penetration exceeding 50% of NEM demand for the first time</w:t>
+      </w:r>
+    </w:p>
+    <w:p>
+      <w:pPr>
+        <w:pStyle w:val="ListBullet"/>
+        <w:spacing w:before="20" w:after="20"/>
+        <w:ind w:left="360"/>
+      </w:pPr>
+      <w:r>
+        <w:rPr>
+          <w:rFonts w:ascii="Calibri" w:hAnsi="Calibri"/>
+          <w:b w:val="0"/>
+          <w:i w:val="0"/>
+          <w:color w:val="2C2C2C"/>
+          <w:sz w:val="20"/>
+          <w:u w:val="none"/>
+        </w:rPr>
+        <w:t>Negative and near-zero wholesale price periods are increasing in all mainland NEM regions: AEMO recorded negative prices in 48.4% of intervals in South Australia and 43.1% in Victoria in Q4 2025</w:t>
+      </w:r>
+    </w:p>
+    <w:p>
+      <w:pPr>
+        <w:pStyle w:val="ListBullet"/>
+        <w:spacing w:before="20" w:after="20"/>
+        <w:ind w:left="360"/>
+      </w:pPr>
+      <w:r>
+        <w:rPr>
+          <w:rFonts w:ascii="Calibri" w:hAnsi="Calibri"/>
+          <w:b w:val="0"/>
+          <w:i w:val="0"/>
+          <w:color w:val="2C2C2C"/>
+          <w:sz w:val="20"/>
+          <w:u w:val="none"/>
+        </w:rPr>
+        <w:t>ARK's flexible electric system can operate preferentially during low/negative-price periods; amine scrubbing cannot (requires continuous steam)</w:t>
+      </w:r>
+    </w:p>
+    <w:p>
+      <w:pPr>
+        <w:pStyle w:val="ListBullet"/>
+        <w:spacing w:before="20" w:after="20"/>
+        <w:ind w:left="360"/>
+      </w:pPr>
+      <w:r>
+        <w:rPr>
+          <w:rFonts w:ascii="Calibri" w:hAnsi="Calibri"/>
+          <w:b w:val="0"/>
+          <w:i w:val="0"/>
+          <w:color w:val="2C2C2C"/>
+          <w:sz w:val="20"/>
+          <w:u w:val="none"/>
+        </w:rPr>
+        <w:t>Delivered industrial electricity cost varies significantly by state and contract structure — site-specific energy modelling is required for any client proposal</w:t>
+      </w:r>
+    </w:p>
+    <w:p>
+      <w:pPr>
+        <w:spacing w:before="160" w:after="40"/>
+        <w:jc w:val="left"/>
+      </w:pPr>
+      <w:r>
+        <w:rPr>
+          <w:rFonts w:ascii="Calibri" w:hAnsi="Calibri"/>
+          <w:b/>
+          <w:i w:val="0"/>
+          <w:color w:val="2C2C2C"/>
+          <w:sz w:val="21"/>
+          <w:u w:val="none"/>
+        </w:rPr>
+        <w:t>Key Emitting Sectors</w:t>
+      </w:r>
+    </w:p>
+    <w:p>
+      <w:pPr>
+        <w:pStyle w:val="ListBullet"/>
+        <w:spacing w:before="20" w:after="20"/>
+        <w:ind w:left="360"/>
+      </w:pPr>
+      <w:r>
+        <w:rPr>
+          <w:rFonts w:ascii="Calibri" w:hAnsi="Calibri"/>
+          <w:b w:val="0"/>
+          <w:i w:val="0"/>
+          <w:color w:val="2C2C2C"/>
+          <w:sz w:val="20"/>
+          <w:u w:val="none"/>
+        </w:rPr>
+        <w:t>Waste-to-energy: combustion flue gas CO₂ typically 8–12%; Kwinana (Perth, WA) is Australia's only operational WtE facility (opened November 2025)</w:t>
+      </w:r>
+    </w:p>
+    <w:p>
+      <w:pPr>
+        <w:pStyle w:val="ListBullet"/>
+        <w:spacing w:before="20" w:after="20"/>
+        <w:ind w:left="360"/>
+      </w:pPr>
+      <w:r>
+        <w:rPr>
+          <w:rFonts w:ascii="Calibri" w:hAnsi="Calibri"/>
+          <w:b w:val="0"/>
+          <w:i w:val="0"/>
+          <w:color w:val="2C2C2C"/>
+          <w:sz w:val="20"/>
+          <w:u w:val="none"/>
+        </w:rPr>
+        <w:t>Cement and lime: ~4.7 Mt CO₂/year from Australian integrated cement production (2020-21); of this ~60% is process/calcination CO₂ (LEILAC domain), ~28% is thermal combustion flue gas at 14–25% CO₂ (ARK's domain), ~12% is indirect electricity emissions</w:t>
+      </w:r>
+    </w:p>
+    <w:p>
+      <w:pPr>
+        <w:pStyle w:val="ListBullet"/>
+        <w:spacing w:before="20" w:after="20"/>
+        <w:ind w:left="360"/>
+      </w:pPr>
+      <w:r>
+        <w:rPr>
+          <w:rFonts w:ascii="Calibri" w:hAnsi="Calibri"/>
+          <w:b w:val="0"/>
+          <w:i w:val="0"/>
+          <w:color w:val="2C2C2C"/>
+          <w:sz w:val="20"/>
+          <w:u w:val="none"/>
+        </w:rPr>
+        <w:t>Biomass / sugar co-generation: flue gas CO₂ typically 10–14%; Queensland bagasse mills are medium-term targets after an Australian ARK reference project is established</w:t>
+      </w:r>
+    </w:p>
+    <w:p>
+      <w:pPr>
+        <w:pStyle w:val="ListBullet"/>
+        <w:spacing w:before="20" w:after="20"/>
+        <w:ind w:left="360"/>
+      </w:pPr>
+      <w:r>
+        <w:rPr>
+          <w:rFonts w:ascii="Calibri" w:hAnsi="Calibri"/>
+          <w:b w:val="0"/>
+          <w:i w:val="0"/>
+          <w:color w:val="2C2C2C"/>
+          <w:sz w:val="20"/>
+          <w:u w:val="none"/>
+        </w:rPr>
+        <w:t>Gas-fired power: flue gas CO₂ typically 4–9% — lowest concentration, most challenging economic case; longer-term opportunity</w:t>
+      </w:r>
+    </w:p>
+    <w:p>
+      <w:pPr>
+        <w:spacing w:before="160" w:after="40"/>
+        <w:jc w:val="left"/>
+      </w:pPr>
+      <w:r>
+        <w:rPr>
+          <w:rFonts w:ascii="Calibri" w:hAnsi="Calibri"/>
+          <w:b/>
+          <w:i w:val="0"/>
+          <w:color w:val="2C2C2C"/>
+          <w:sz w:val="21"/>
+          <w:u w:val="none"/>
+        </w:rPr>
+        <w:t>CCS Storage Infrastructure</w:t>
+      </w:r>
+    </w:p>
+    <w:p>
+      <w:pPr>
+        <w:pStyle w:val="ListBullet"/>
+        <w:spacing w:before="20" w:after="20"/>
+        <w:ind w:left="360"/>
+      </w:pPr>
+      <w:r>
+        <w:rPr>
+          <w:rFonts w:ascii="Calibri" w:hAnsi="Calibri"/>
+          <w:b w:val="0"/>
+          <w:i w:val="0"/>
+          <w:color w:val="2C2C2C"/>
+          <w:sz w:val="20"/>
+          <w:u w:val="none"/>
+        </w:rPr>
+        <w:t>Gorgon CCS (WA, Chevron): Australia's first commercial CCS project; stored more than 11 Mt CO₂ to July 2025</w:t>
+      </w:r>
+    </w:p>
+    <w:p>
+      <w:pPr>
+        <w:pStyle w:val="ListBullet"/>
+        <w:spacing w:before="20" w:after="20"/>
+        <w:ind w:left="360"/>
+      </w:pPr>
+      <w:r>
+        <w:rPr>
+          <w:rFonts w:ascii="Calibri" w:hAnsi="Calibri"/>
+          <w:b w:val="0"/>
+          <w:i w:val="0"/>
+          <w:color w:val="2C2C2C"/>
+          <w:sz w:val="20"/>
+          <w:u w:val="none"/>
+        </w:rPr>
+        <w:t>Moomba CCS (SA, Santos): operational since October 2024; storing approximately 1.7 Mtpa CO₂ in depleted Cooper Basin gas fields</w:t>
+      </w:r>
+    </w:p>
+    <w:p>
+      <w:pPr>
+        <w:pStyle w:val="ListBullet"/>
+        <w:spacing w:before="20" w:after="20"/>
+        <w:ind w:left="360"/>
+      </w:pPr>
+      <w:r>
+        <w:rPr>
+          <w:rFonts w:ascii="Calibri" w:hAnsi="Calibri"/>
+          <w:b w:val="0"/>
+          <w:i w:val="0"/>
+          <w:color w:val="2C2C2C"/>
+          <w:sz w:val="20"/>
+          <w:u w:val="none"/>
+        </w:rPr>
+        <w:t>South West Hub (WA): proposed regional CO₂ storage hub in the Perth Basin; relevant to Kwinana/Adbri/ARK cluster</w:t>
+      </w:r>
+    </w:p>
+    <w:p>
+      <w:pPr>
+        <w:pStyle w:val="ListBullet"/>
+        <w:spacing w:before="20" w:after="20"/>
+        <w:ind w:left="360"/>
+      </w:pPr>
+      <w:r>
+        <w:rPr>
+          <w:rFonts w:ascii="Calibri" w:hAnsi="Calibri"/>
+          <w:b w:val="0"/>
+          <w:i w:val="0"/>
+          <w:color w:val="2C2C2C"/>
+          <w:sz w:val="20"/>
+          <w:u w:val="none"/>
+        </w:rPr>
+        <w:t>10 offshore storage acreage areas released in 2023 across Bonaparte, Browse, Northern Carnarvon, Perth, Otway, Bass and Gippsland basins</w:t>
+      </w:r>
+    </w:p>
+    <w:p>
+      <w:pPr>
+        <w:spacing w:before="200" w:after="80"/>
+        <w:ind w:left="216"/>
+        <w:pBdr>
+          <w:left w:val="single" w:sz="18" w:space="6" w:color="1B7A6B"/>
+        </w:pBdr>
+      </w:pPr>
+      <w:r>
+        <w:rPr>
+          <w:rFonts w:ascii="Calibri" w:hAnsi="Calibri"/>
+          <w:b/>
+          <w:i w:val="0"/>
+          <w:color w:val="1B7A6B"/>
+          <w:sz w:val="21"/>
+          <w:u w:val="none"/>
+        </w:rPr>
+        <w:t>Updates This Month</w:t>
+      </w:r>
+    </w:p>
+    <w:p>
+      <w:pPr>
         <w:spacing w:before="80" w:after="80"/>
         <w:jc w:val="left"/>
       </w:pPr>
@@ -240,11 +1330,57 @@
           <w:b w:val="0"/>
           <w:i/>
           <w:color w:val="555555"/>
+          <w:sz w:val="20"/>
+          <w:u w:val="none"/>
+        </w:rPr>
+        <w:t>No new items identified this period.</w:t>
+      </w:r>
+    </w:p>
+    <w:p>
+      <w:pPr>
+        <w:spacing w:before="200" w:after="80"/>
+        <w:ind w:left="216"/>
+        <w:pBdr>
+          <w:left w:val="single" w:sz="18" w:space="6" w:color="1B7A6B"/>
+        </w:pBdr>
+      </w:pPr>
+      <w:r>
+        <w:rPr>
+          <w:rFonts w:ascii="Calibri" w:hAnsi="Calibri"/>
+          <w:b/>
+          <w:i w:val="0"/>
+          <w:color w:val="1B7A6B"/>
           <w:sz w:val="21"/>
           <w:u w:val="none"/>
         </w:rPr>
-        <w:t>No in-range items selected for this section.</w:t>
-      </w:r>
+        <w:t>Changes Since Last Issue</w:t>
+      </w:r>
+    </w:p>
+    <w:p>
+      <w:pPr>
+        <w:spacing w:before="80" w:after="80"/>
+        <w:ind w:left="216" w:right="216"/>
+        <w:shd w:val="clear" w:color="auto" w:fill="D6EDE9"/>
+      </w:pPr>
+      <w:r>
+        <w:rPr>
+          <w:rFonts w:ascii="Calibri" w:hAnsi="Calibri"/>
+          <w:b w:val="0"/>
+          <w:i/>
+          <w:color w:val="2C2C2C"/>
+          <w:sz w:val="20"/>
+          <w:u w:val="none"/>
+        </w:rPr>
+        <w:t>— Inaugural issue. Changes section will be populated from the second issue onwards. —</w:t>
+      </w:r>
+    </w:p>
+    <w:p>
+      <w:pPr>
+        <w:spacing w:before="20" w:after="20"/>
+        <w:pBdr>
+          <w:bottom w:val="single" w:sz="6" w:space="1" w:color="1B7A6B"/>
+        </w:pBdr>
+      </w:pPr>
     </w:p>
     <w:p>
       <w:pPr>
@@ -255,7 +1391,6 @@
     <w:p>
       <w:pPr>
         <w:spacing w:before="0" w:after="80"/>
-        <w:jc w:val="left"/>
       </w:pPr>
       <w:r>
         <w:rPr>
@@ -279,6 +1414,454 @@
     </w:p>
     <w:p>
       <w:pPr>
+        <w:spacing w:before="200" w:after="80"/>
+        <w:ind w:left="216"/>
+        <w:pBdr>
+          <w:left w:val="single" w:sz="18" w:space="6" w:color="1B7A6B"/>
+        </w:pBdr>
+      </w:pPr>
+      <w:r>
+        <w:rPr>
+          <w:rFonts w:ascii="Calibri" w:hAnsi="Calibri"/>
+          <w:b/>
+          <w:i w:val="0"/>
+          <w:color w:val="1B7A6B"/>
+          <w:sz w:val="21"/>
+          <w:u w:val="none"/>
+        </w:rPr>
+        <w:t>Market Background</w:t>
+      </w:r>
+    </w:p>
+    <w:p>
+      <w:pPr>
+        <w:spacing w:before="160" w:after="40"/>
+        <w:jc w:val="left"/>
+      </w:pPr>
+      <w:r>
+        <w:rPr>
+          <w:rFonts w:ascii="Calibri" w:hAnsi="Calibri"/>
+          <w:b/>
+          <w:i w:val="0"/>
+          <w:color w:val="2C2C2C"/>
+          <w:sz w:val="21"/>
+          <w:u w:val="none"/>
+        </w:rPr>
+        <w:t>Amine / MEA Post-Combustion Capture</w:t>
+      </w:r>
+    </w:p>
+    <w:p>
+      <w:pPr>
+        <w:pStyle w:val="ListBullet"/>
+        <w:spacing w:before="20" w:after="20"/>
+        <w:ind w:left="360"/>
+      </w:pPr>
+      <w:r>
+        <w:rPr>
+          <w:rFonts w:ascii="Calibri" w:hAnsi="Calibri"/>
+          <w:b w:val="0"/>
+          <w:i w:val="0"/>
+          <w:color w:val="2C2C2C"/>
+          <w:sz w:val="20"/>
+          <w:u w:val="none"/>
+        </w:rPr>
+        <w:t>Mature technology; capture efficiency up to 95% but requires continuous steam for solvent regeneration — cost and energy penalty increases sharply at lower CO₂ concentrations</w:t>
+      </w:r>
+    </w:p>
+    <w:p>
+      <w:pPr>
+        <w:pStyle w:val="ListBullet"/>
+        <w:spacing w:before="20" w:after="20"/>
+        <w:ind w:left="360"/>
+      </w:pPr>
+      <w:r>
+        <w:rPr>
+          <w:rFonts w:ascii="Calibri" w:hAnsi="Calibri"/>
+          <w:b w:val="0"/>
+          <w:i w:val="0"/>
+          <w:color w:val="2C2C2C"/>
+          <w:sz w:val="20"/>
+          <w:u w:val="none"/>
+        </w:rPr>
+        <w:t>ARK states capture cost at low concentrations is €90–156/tonne CO₂ for amine scrubbing (company-stated benchmark; no independent Australian cost study found)</w:t>
+      </w:r>
+    </w:p>
+    <w:p>
+      <w:pPr>
+        <w:pStyle w:val="ListBullet"/>
+        <w:spacing w:before="20" w:after="20"/>
+        <w:ind w:left="360"/>
+      </w:pPr>
+      <w:r>
+        <w:rPr>
+          <w:rFonts w:ascii="Calibri" w:hAnsi="Calibri"/>
+          <w:b w:val="0"/>
+          <w:i w:val="0"/>
+          <w:color w:val="2C2C2C"/>
+          <w:sz w:val="20"/>
+          <w:u w:val="none"/>
+        </w:rPr>
+        <w:t>Cannot exploit low/negative electricity price periods</w:t>
+      </w:r>
+    </w:p>
+    <w:p>
+      <w:pPr>
+        <w:pStyle w:val="ListBullet"/>
+        <w:spacing w:before="20" w:after="20"/>
+        <w:ind w:left="360"/>
+      </w:pPr>
+      <w:r>
+        <w:rPr>
+          <w:rFonts w:ascii="Calibri" w:hAnsi="Calibri"/>
+          <w:b w:val="0"/>
+          <w:i w:val="0"/>
+          <w:color w:val="2C2C2C"/>
+          <w:sz w:val="20"/>
+          <w:u w:val="none"/>
+        </w:rPr>
+        <w:t>Not commercially deployed for WtE or biomass flue gas in Australia as of March 2026</w:t>
+      </w:r>
+    </w:p>
+    <w:p>
+      <w:pPr>
+        <w:spacing w:before="160" w:after="40"/>
+        <w:jc w:val="left"/>
+      </w:pPr>
+      <w:r>
+        <w:rPr>
+          <w:rFonts w:ascii="Calibri" w:hAnsi="Calibri"/>
+          <w:b/>
+          <w:i w:val="0"/>
+          <w:color w:val="2C2C2C"/>
+          <w:sz w:val="21"/>
+          <w:u w:val="none"/>
+        </w:rPr>
+        <w:t>Calix / LEILAC — Complementary, Not Competing</w:t>
+      </w:r>
+    </w:p>
+    <w:p>
+      <w:pPr>
+        <w:pStyle w:val="ListBullet"/>
+        <w:spacing w:before="20" w:after="20"/>
+        <w:ind w:left="360"/>
+      </w:pPr>
+      <w:r>
+        <w:rPr>
+          <w:rFonts w:ascii="Calibri" w:hAnsi="Calibri"/>
+          <w:b w:val="0"/>
+          <w:i w:val="0"/>
+          <w:color w:val="2C2C2C"/>
+          <w:sz w:val="20"/>
+          <w:u w:val="none"/>
+        </w:rPr>
+        <w:t>LEILAC uses indirect heating to capture unavoidable process/calcination CO₂ (~60% of integrated cement plant emissions) — it does not address combustion flue gas</w:t>
+      </w:r>
+    </w:p>
+    <w:p>
+      <w:pPr>
+        <w:pStyle w:val="ListBullet"/>
+        <w:spacing w:before="20" w:after="20"/>
+        <w:ind w:left="360"/>
+      </w:pPr>
+      <w:r>
+        <w:rPr>
+          <w:rFonts w:ascii="Calibri" w:hAnsi="Calibri"/>
+          <w:b w:val="0"/>
+          <w:i w:val="0"/>
+          <w:color w:val="2C2C2C"/>
+          <w:sz w:val="20"/>
+          <w:u w:val="none"/>
+        </w:rPr>
+        <w:t>ARK addresses the thermal combustion flue gas portion (~28% of cement plant emissions, 14–25% CO₂ concentration) which LEILAC does not capture</w:t>
+      </w:r>
+    </w:p>
+    <w:p>
+      <w:pPr>
+        <w:pStyle w:val="ListBullet"/>
+        <w:spacing w:before="20" w:after="20"/>
+        <w:ind w:left="360"/>
+      </w:pPr>
+      <w:r>
+        <w:rPr>
+          <w:rFonts w:ascii="Calibri" w:hAnsi="Calibri"/>
+          <w:b w:val="0"/>
+          <w:i w:val="0"/>
+          <w:color w:val="2C2C2C"/>
+          <w:sz w:val="20"/>
+          <w:u w:val="none"/>
+        </w:rPr>
+        <w:t>A combined LEILAC + ARK proposal for a cement or lime plant covers whole-plant decarbonisation — the strongest possible CCTP Round 2 application structure</w:t>
+      </w:r>
+    </w:p>
+    <w:p>
+      <w:pPr>
+        <w:pStyle w:val="ListBullet"/>
+        <w:spacing w:before="20" w:after="20"/>
+        <w:ind w:left="360"/>
+      </w:pPr>
+      <w:r>
+        <w:rPr>
+          <w:rFonts w:ascii="Calibri" w:hAnsi="Calibri"/>
+          <w:b w:val="0"/>
+          <w:i w:val="0"/>
+          <w:color w:val="2C2C2C"/>
+          <w:sz w:val="20"/>
+          <w:u w:val="none"/>
+        </w:rPr>
+        <w:t>Current Australian status: AUD $15M CCTP Round 1 grant for Project ZETA (lime CCU demonstration, South Australia); pre-FEED completed 26 September 2025; now at FEED stage, on budget and on schedule</w:t>
+      </w:r>
+    </w:p>
+    <w:p>
+      <w:pPr>
+        <w:pStyle w:val="ListBullet"/>
+        <w:spacing w:before="20" w:after="20"/>
+        <w:ind w:left="360"/>
+      </w:pPr>
+      <w:r>
+        <w:rPr>
+          <w:rFonts w:ascii="Calibri" w:hAnsi="Calibri"/>
+          <w:b w:val="0"/>
+          <w:i w:val="0"/>
+          <w:color w:val="2C2C2C"/>
+          <w:sz w:val="20"/>
+          <w:u w:val="none"/>
+        </w:rPr>
+        <w:t>Heidelberg Materials (Cement Australia's parent) holds an indefinite global LEILAC licence; LEILAC-2 commissioning in Germany (Ennigerloh) targeted mid-2026</w:t>
+      </w:r>
+    </w:p>
+    <w:p>
+      <w:pPr>
+        <w:spacing w:before="160" w:after="40"/>
+        <w:jc w:val="left"/>
+      </w:pPr>
+      <w:r>
+        <w:rPr>
+          <w:rFonts w:ascii="Calibri" w:hAnsi="Calibri"/>
+          <w:b/>
+          <w:i w:val="0"/>
+          <w:color w:val="2C2C2C"/>
+          <w:sz w:val="21"/>
+          <w:u w:val="none"/>
+        </w:rPr>
+        <w:t>Membrane Separation</w:t>
+      </w:r>
+    </w:p>
+    <w:p>
+      <w:pPr>
+        <w:pStyle w:val="ListBullet"/>
+        <w:spacing w:before="20" w:after="20"/>
+        <w:ind w:left="360"/>
+      </w:pPr>
+      <w:r>
+        <w:rPr>
+          <w:rFonts w:ascii="Calibri" w:hAnsi="Calibri"/>
+          <w:b w:val="0"/>
+          <w:i w:val="0"/>
+          <w:color w:val="2C2C2C"/>
+          <w:sz w:val="20"/>
+          <w:u w:val="none"/>
+        </w:rPr>
+        <w:t>Emerging technology; not commercially deployed at industrial scale for flue gas streams below ~10% CO₂ in Australia as of March 2026</w:t>
+      </w:r>
+    </w:p>
+    <w:p>
+      <w:pPr>
+        <w:spacing w:before="160" w:after="40"/>
+        <w:jc w:val="left"/>
+      </w:pPr>
+      <w:r>
+        <w:rPr>
+          <w:rFonts w:ascii="Calibri" w:hAnsi="Calibri"/>
+          <w:b/>
+          <w:i w:val="0"/>
+          <w:color w:val="2C2C2C"/>
+          <w:sz w:val="21"/>
+          <w:u w:val="none"/>
+        </w:rPr>
+        <w:t>Cryogenic Separation</w:t>
+      </w:r>
+    </w:p>
+    <w:p>
+      <w:pPr>
+        <w:pStyle w:val="ListBullet"/>
+        <w:spacing w:before="20" w:after="20"/>
+        <w:ind w:left="360"/>
+      </w:pPr>
+      <w:r>
+        <w:rPr>
+          <w:rFonts w:ascii="Calibri" w:hAnsi="Calibri"/>
+          <w:b w:val="0"/>
+          <w:i w:val="0"/>
+          <w:color w:val="2C2C2C"/>
+          <w:sz w:val="20"/>
+          <w:u w:val="none"/>
+        </w:rPr>
+        <w:t>Fully electric process; suited to contaminated flue streams in principle; very high electricity consumption per tonne CO₂; not commercially deployed at WtE or biomass scale in Australia as of March 2026</w:t>
+      </w:r>
+    </w:p>
+    <w:p>
+      <w:pPr>
+        <w:spacing w:before="160" w:after="40"/>
+        <w:jc w:val="left"/>
+      </w:pPr>
+      <w:r>
+        <w:rPr>
+          <w:rFonts w:ascii="Calibri" w:hAnsi="Calibri"/>
+          <w:b/>
+          <w:i w:val="0"/>
+          <w:color w:val="2C2C2C"/>
+          <w:sz w:val="21"/>
+          <w:u w:val="none"/>
+        </w:rPr>
+        <w:t>CSIRO — Amine-Based PCC Research</w:t>
+      </w:r>
+    </w:p>
+    <w:p>
+      <w:pPr>
+        <w:pStyle w:val="ListBullet"/>
+        <w:spacing w:before="20" w:after="20"/>
+        <w:ind w:left="360"/>
+      </w:pPr>
+      <w:r>
+        <w:rPr>
+          <w:rFonts w:ascii="Calibri" w:hAnsi="Calibri"/>
+          <w:b w:val="0"/>
+          <w:i w:val="0"/>
+          <w:color w:val="2C2C2C"/>
+          <w:sz w:val="20"/>
+          <w:u w:val="none"/>
+        </w:rPr>
+        <w:t>CSIRO has developed proprietary cyclic amine absorbents with claimed lower energy requirements than conventional MEA; partnership with US-based ION Clean Energy for commercialisation</w:t>
+      </w:r>
+    </w:p>
+    <w:p>
+      <w:pPr>
+        <w:pStyle w:val="ListBullet"/>
+        <w:spacing w:before="20" w:after="20"/>
+        <w:ind w:left="360"/>
+      </w:pPr>
+      <w:r>
+        <w:rPr>
+          <w:rFonts w:ascii="Calibri" w:hAnsi="Calibri"/>
+          <w:b w:val="0"/>
+          <w:i w:val="0"/>
+          <w:color w:val="2C2C2C"/>
+          <w:sz w:val="20"/>
+          <w:u w:val="none"/>
+        </w:rPr>
+        <w:t>Active R&amp;D programme targeting post-combustion capture across concentration ranges; no commercial deployment in Australia identified as of March 2026</w:t>
+      </w:r>
+    </w:p>
+    <w:p>
+      <w:pPr>
+        <w:pStyle w:val="ListBullet"/>
+        <w:spacing w:before="20" w:after="20"/>
+        <w:ind w:left="360"/>
+      </w:pPr>
+      <w:r>
+        <w:rPr>
+          <w:rFonts w:ascii="Calibri" w:hAnsi="Calibri"/>
+          <w:b w:val="0"/>
+          <w:i w:val="0"/>
+          <w:color w:val="2C2C2C"/>
+          <w:sz w:val="20"/>
+          <w:u w:val="none"/>
+        </w:rPr>
+        <w:t>Also relevant as a potential CCTP Round 2 lead partner for ARK (CSIRO is an ABN-holding eligible lead applicant)</w:t>
+      </w:r>
+    </w:p>
+    <w:p>
+      <w:pPr>
+        <w:spacing w:before="160" w:after="40"/>
+        <w:jc w:val="left"/>
+      </w:pPr>
+      <w:r>
+        <w:rPr>
+          <w:rFonts w:ascii="Calibri" w:hAnsi="Calibri"/>
+          <w:b/>
+          <w:i w:val="0"/>
+          <w:color w:val="2C2C2C"/>
+          <w:sz w:val="21"/>
+          <w:u w:val="none"/>
+        </w:rPr>
+        <w:t>Competitive Position Summary</w:t>
+      </w:r>
+    </w:p>
+    <w:p>
+      <w:pPr>
+        <w:pStyle w:val="ListBullet"/>
+        <w:spacing w:before="20" w:after="20"/>
+        <w:ind w:left="360"/>
+      </w:pPr>
+      <w:r>
+        <w:rPr>
+          <w:rFonts w:ascii="Calibri" w:hAnsi="Calibri"/>
+          <w:b w:val="0"/>
+          <w:i w:val="0"/>
+          <w:color w:val="2C2C2C"/>
+          <w:sz w:val="20"/>
+          <w:u w:val="none"/>
+        </w:rPr>
+        <w:t>No clear public evidence of a competing commercial technology deployed for low-concentration flue gas capture at WtE, biomass or cement combustion flue gas scale in Australia as of March 2026</w:t>
+      </w:r>
+    </w:p>
+    <w:p>
+      <w:pPr>
+        <w:pStyle w:val="ListBullet"/>
+        <w:spacing w:before="20" w:after="20"/>
+        <w:ind w:left="360"/>
+      </w:pPr>
+      <w:r>
+        <w:rPr>
+          <w:rFonts w:ascii="Calibri" w:hAnsi="Calibri"/>
+          <w:b w:val="0"/>
+          <w:i w:val="0"/>
+          <w:color w:val="2C2C2C"/>
+          <w:sz w:val="20"/>
+          <w:u w:val="none"/>
+        </w:rPr>
+        <w:t>ARK's claim of cost leadership in the 4–15% CO₂ range is directionally credible based on publicly available information</w:t>
+      </w:r>
+    </w:p>
+    <w:p>
+      <w:pPr>
+        <w:pStyle w:val="ListBullet"/>
+        <w:spacing w:before="20" w:after="20"/>
+        <w:ind w:left="360"/>
+      </w:pPr>
+      <w:r>
+        <w:rPr>
+          <w:rFonts w:ascii="Calibri" w:hAnsi="Calibri"/>
+          <w:b w:val="0"/>
+          <w:i w:val="0"/>
+          <w:color w:val="2C2C2C"/>
+          <w:sz w:val="20"/>
+          <w:u w:val="none"/>
+        </w:rPr>
+        <w:t>Publication of independent pilot performance data from the Belgian 50 t/yr plant would be the single most important step toward commercial credibility with Australian buyers and grant panels</w:t>
+      </w:r>
+    </w:p>
+    <w:p>
+      <w:pPr>
+        <w:spacing w:before="200" w:after="80"/>
+        <w:ind w:left="216"/>
+        <w:pBdr>
+          <w:left w:val="single" w:sz="18" w:space="6" w:color="1B7A6B"/>
+        </w:pBdr>
+      </w:pPr>
+      <w:r>
+        <w:rPr>
+          <w:rFonts w:ascii="Calibri" w:hAnsi="Calibri"/>
+          <w:b/>
+          <w:i w:val="0"/>
+          <w:color w:val="1B7A6B"/>
+          <w:sz w:val="21"/>
+          <w:u w:val="none"/>
+        </w:rPr>
+        <w:t>Updates This Month</w:t>
+      </w:r>
+    </w:p>
+    <w:p>
+      <w:pPr>
         <w:spacing w:before="80" w:after="80"/>
         <w:jc w:val="left"/>
       </w:pPr>
@@ -288,11 +1871,57 @@
           <w:b w:val="0"/>
           <w:i/>
           <w:color w:val="555555"/>
+          <w:sz w:val="20"/>
+          <w:u w:val="none"/>
+        </w:rPr>
+        <w:t>No new items identified this period.</w:t>
+      </w:r>
+    </w:p>
+    <w:p>
+      <w:pPr>
+        <w:spacing w:before="200" w:after="80"/>
+        <w:ind w:left="216"/>
+        <w:pBdr>
+          <w:left w:val="single" w:sz="18" w:space="6" w:color="1B7A6B"/>
+        </w:pBdr>
+      </w:pPr>
+      <w:r>
+        <w:rPr>
+          <w:rFonts w:ascii="Calibri" w:hAnsi="Calibri"/>
+          <w:b/>
+          <w:i w:val="0"/>
+          <w:color w:val="1B7A6B"/>
           <w:sz w:val="21"/>
           <w:u w:val="none"/>
         </w:rPr>
-        <w:t>No in-range items selected for this section.</w:t>
-      </w:r>
+        <w:t>Changes Since Last Issue</w:t>
+      </w:r>
+    </w:p>
+    <w:p>
+      <w:pPr>
+        <w:spacing w:before="80" w:after="80"/>
+        <w:ind w:left="216" w:right="216"/>
+        <w:shd w:val="clear" w:color="auto" w:fill="D6EDE9"/>
+      </w:pPr>
+      <w:r>
+        <w:rPr>
+          <w:rFonts w:ascii="Calibri" w:hAnsi="Calibri"/>
+          <w:b w:val="0"/>
+          <w:i/>
+          <w:color w:val="2C2C2C"/>
+          <w:sz w:val="20"/>
+          <w:u w:val="none"/>
+        </w:rPr>
+        <w:t>— Inaugural issue. Changes section will be populated from the second issue onwards. —</w:t>
+      </w:r>
+    </w:p>
+    <w:p>
+      <w:pPr>
+        <w:spacing w:before="20" w:after="20"/>
+        <w:pBdr>
+          <w:bottom w:val="single" w:sz="6" w:space="1" w:color="1B7A6B"/>
+        </w:pBdr>
+      </w:pPr>
     </w:p>
     <w:p>
       <w:pPr>
@@ -303,7 +1932,6 @@
     <w:p>
       <w:pPr>
         <w:spacing w:before="0" w:after="80"/>
-        <w:jc w:val="left"/>
       </w:pPr>
       <w:r>
         <w:rPr>
@@ -327,6 +1955,910 @@
     </w:p>
     <w:p>
       <w:pPr>
+        <w:spacing w:before="200" w:after="80"/>
+        <w:ind w:left="216"/>
+        <w:pBdr>
+          <w:left w:val="single" w:sz="18" w:space="6" w:color="1B7A6B"/>
+        </w:pBdr>
+      </w:pPr>
+      <w:r>
+        <w:rPr>
+          <w:rFonts w:ascii="Calibri" w:hAnsi="Calibri"/>
+          <w:b/>
+          <w:i w:val="0"/>
+          <w:color w:val="1B7A6B"/>
+          <w:sz w:val="21"/>
+          <w:u w:val="none"/>
+        </w:rPr>
+        <w:t>Market Background</w:t>
+      </w:r>
+    </w:p>
+    <w:p>
+      <w:pPr>
+        <w:spacing w:before="160" w:after="40"/>
+        <w:jc w:val="left"/>
+      </w:pPr>
+      <w:r>
+        <w:rPr>
+          <w:rFonts w:ascii="Calibri" w:hAnsi="Calibri"/>
+          <w:b/>
+          <w:i w:val="0"/>
+          <w:color w:val="2C2C2C"/>
+          <w:sz w:val="21"/>
+          <w:u w:val="none"/>
+        </w:rPr>
+        <w:t>Kwinana Energy Recovery — Perth, WA</w:t>
+      </w:r>
+      <w:r>
+        <w:t xml:space="preserve">  </w:t>
+      </w:r>
+      <w:r>
+        <w:rPr>
+          <w:rFonts w:ascii="Calibri" w:hAnsi="Calibri"/>
+          <w:b/>
+          <w:sz w:val="16"/>
+          <w:shd w:val="clear" w:color="auto" w:fill="1B7A6B"/>
+          <w:color w:val="FFFFFF"/>
+        </w:rPr>
+        <w:t xml:space="preserve">  PRIORITY 1 | WtE  </w:t>
+      </w:r>
+    </w:p>
+    <w:p>
+      <w:pPr>
+        <w:pStyle w:val="ListBullet"/>
+        <w:spacing w:before="20" w:after="20"/>
+        <w:ind w:left="360"/>
+      </w:pPr>
+      <w:r>
+        <w:rPr>
+          <w:rFonts w:ascii="Calibri" w:hAnsi="Calibri"/>
+          <w:b w:val="0"/>
+          <w:i w:val="0"/>
+          <w:color w:val="2C2C2C"/>
+          <w:sz w:val="20"/>
+          <w:u w:val="none"/>
+        </w:rPr>
+        <w:t>Owner: ACCIONA (100% since March 2024); day-to-day operations and maintenance: Veolia (long-term O&amp;M services contract)</w:t>
+      </w:r>
+    </w:p>
+    <w:p>
+      <w:pPr>
+        <w:pStyle w:val="ListBullet"/>
+        <w:spacing w:before="20" w:after="20"/>
+        <w:ind w:left="360"/>
+      </w:pPr>
+      <w:r>
+        <w:rPr>
+          <w:rFonts w:ascii="Calibri" w:hAnsi="Calibri"/>
+          <w:b w:val="0"/>
+          <w:i w:val="0"/>
+          <w:color w:val="2C2C2C"/>
+          <w:sz w:val="20"/>
+          <w:u w:val="none"/>
+        </w:rPr>
+        <w:t>Capacity: 460,000 tonnes/year non-recyclable waste; 38 MW baseload electricity output</w:t>
+      </w:r>
+    </w:p>
+    <w:p>
+      <w:pPr>
+        <w:pStyle w:val="ListBullet"/>
+        <w:spacing w:before="20" w:after="20"/>
+        <w:ind w:left="360"/>
+      </w:pPr>
+      <w:r>
+        <w:rPr>
+          <w:rFonts w:ascii="Calibri" w:hAnsi="Calibri"/>
+          <w:b w:val="0"/>
+          <w:i w:val="0"/>
+          <w:color w:val="2C2C2C"/>
+          <w:sz w:val="20"/>
+          <w:u w:val="none"/>
+        </w:rPr>
+        <w:t>Officially opened 14 November 2025; processed 90,000+ tonnes in first three months of operation</w:t>
+      </w:r>
+    </w:p>
+    <w:p>
+      <w:pPr>
+        <w:pStyle w:val="ListBullet"/>
+        <w:spacing w:before="20" w:after="20"/>
+        <w:ind w:left="360"/>
+      </w:pPr>
+      <w:r>
+        <w:rPr>
+          <w:rFonts w:ascii="Calibri" w:hAnsi="Calibri"/>
+          <w:b w:val="0"/>
+          <w:i w:val="0"/>
+          <w:color w:val="2C2C2C"/>
+          <w:sz w:val="20"/>
+          <w:u w:val="none"/>
+        </w:rPr>
+        <w:t>Flue gas CO₂ concentration: approximately 8–12% — directly within ARK's target range</w:t>
+      </w:r>
+    </w:p>
+    <w:p>
+      <w:pPr>
+        <w:pStyle w:val="ListBullet"/>
+        <w:spacing w:before="20" w:after="20"/>
+        <w:ind w:left="360"/>
+      </w:pPr>
+      <w:r>
+        <w:rPr>
+          <w:rFonts w:ascii="Calibri" w:hAnsi="Calibri"/>
+          <w:b w:val="0"/>
+          <w:i w:val="0"/>
+          <w:color w:val="2C2C2C"/>
+          <w:sz w:val="20"/>
+          <w:u w:val="none"/>
+        </w:rPr>
+        <w:t>Australia's only operational WtE facility; ACCC (July 2025): no other WtE facility likely to become operational in WA within the next decade</w:t>
+      </w:r>
+    </w:p>
+    <w:p>
+      <w:pPr>
+        <w:pStyle w:val="ListBullet"/>
+        <w:spacing w:before="20" w:after="20"/>
+        <w:ind w:left="360"/>
+      </w:pPr>
+      <w:r>
+        <w:rPr>
+          <w:rFonts w:ascii="Calibri" w:hAnsi="Calibri"/>
+          <w:b w:val="0"/>
+          <w:i w:val="0"/>
+          <w:color w:val="2C2C2C"/>
+          <w:sz w:val="20"/>
+          <w:u w:val="none"/>
+        </w:rPr>
+        <w:t>Highest near-term priority: ACCIONA has strong incentive to lead on decarbonisation at its flagship asset; Veolia operates 65 similar facilities globally and has direct interest in green credentials</w:t>
+      </w:r>
+    </w:p>
+    <w:p>
+      <w:pPr>
+        <w:spacing w:before="160" w:after="40"/>
+        <w:jc w:val="left"/>
+      </w:pPr>
+      <w:r>
+        <w:rPr>
+          <w:rFonts w:ascii="Calibri" w:hAnsi="Calibri"/>
+          <w:b/>
+          <w:i w:val="0"/>
+          <w:color w:val="2C2C2C"/>
+          <w:sz w:val="21"/>
+          <w:u w:val="none"/>
+        </w:rPr>
+        <w:t>East Rockingham Resource Recovery Facility — Perth, WA</w:t>
+      </w:r>
+      <w:r>
+        <w:t xml:space="preserve">  </w:t>
+      </w:r>
+      <w:r>
+        <w:rPr>
+          <w:rFonts w:ascii="Calibri" w:hAnsi="Calibri"/>
+          <w:b/>
+          <w:sz w:val="16"/>
+          <w:shd w:val="clear" w:color="auto" w:fill="E67E22"/>
+          <w:color w:val="FFFFFF"/>
+        </w:rPr>
+        <w:t xml:space="preserve">  WATCHLIST  </w:t>
+      </w:r>
+    </w:p>
+    <w:p>
+      <w:pPr>
+        <w:pStyle w:val="ListBullet"/>
+        <w:spacing w:before="20" w:after="20"/>
+        <w:ind w:left="360"/>
+      </w:pPr>
+      <w:r>
+        <w:rPr>
+          <w:rFonts w:ascii="Calibri" w:hAnsi="Calibri"/>
+          <w:b w:val="0"/>
+          <w:i w:val="0"/>
+          <w:color w:val="2C2C2C"/>
+          <w:sz w:val="20"/>
+          <w:u w:val="none"/>
+        </w:rPr>
+        <w:t>Approved capacity: 300,000 t/year; 29 MW; AUD $511M project (AUD $18M ARENA grant, AUD $57.5M CEFC debt)</w:t>
+      </w:r>
+    </w:p>
+    <w:p>
+      <w:pPr>
+        <w:pStyle w:val="ListBullet"/>
+        <w:spacing w:before="20" w:after="20"/>
+        <w:ind w:left="360"/>
+      </w:pPr>
+      <w:r>
+        <w:rPr>
+          <w:rFonts w:ascii="Calibri" w:hAnsi="Calibri"/>
+          <w:b w:val="0"/>
+          <w:i w:val="0"/>
+          <w:color w:val="2C2C2C"/>
+          <w:sz w:val="20"/>
+          <w:u w:val="none"/>
+        </w:rPr>
+        <w:t>Currently in voluntary administration and receivership; ACCIONA's proposed acquisition was withdrawn on 13 October 2025 following ACCC competition concerns</w:t>
+      </w:r>
+    </w:p>
+    <w:p>
+      <w:pPr>
+        <w:pStyle w:val="ListBullet"/>
+        <w:spacing w:before="20" w:after="20"/>
+        <w:ind w:left="360"/>
+      </w:pPr>
+      <w:r>
+        <w:rPr>
+          <w:rFonts w:ascii="Calibri" w:hAnsi="Calibri"/>
+          <w:b w:val="0"/>
+          <w:i w:val="0"/>
+          <w:color w:val="2C2C2C"/>
+          <w:sz w:val="20"/>
+          <w:u w:val="none"/>
+        </w:rPr>
+        <w:t>As of March 2026, no new buyer or resolution has been publicly announced; operational timeline and ownership entirely uncertain</w:t>
+      </w:r>
+    </w:p>
+    <w:p>
+      <w:pPr>
+        <w:pStyle w:val="ListBullet"/>
+        <w:spacing w:before="20" w:after="20"/>
+        <w:ind w:left="360"/>
+      </w:pPr>
+      <w:r>
+        <w:rPr>
+          <w:rFonts w:ascii="Calibri" w:hAnsi="Calibri"/>
+          <w:b w:val="0"/>
+          <w:i w:val="0"/>
+          <w:color w:val="2C2C2C"/>
+          <w:sz w:val="20"/>
+          <w:u w:val="none"/>
+        </w:rPr>
+        <w:t>GG Advisory recommendation: do not engage until administration and ownership are fully resolved</w:t>
+      </w:r>
+    </w:p>
+    <w:p>
+      <w:pPr>
+        <w:spacing w:before="160" w:after="40"/>
+        <w:jc w:val="left"/>
+      </w:pPr>
+      <w:r>
+        <w:rPr>
+          <w:rFonts w:ascii="Calibri" w:hAnsi="Calibri"/>
+          <w:b/>
+          <w:i w:val="0"/>
+          <w:color w:val="2C2C2C"/>
+          <w:sz w:val="21"/>
+          <w:u w:val="none"/>
+        </w:rPr>
+        <w:t>Boral — Berrima Cement Works, NSW</w:t>
+      </w:r>
+      <w:r>
+        <w:t xml:space="preserve">  </w:t>
+      </w:r>
+      <w:r>
+        <w:rPr>
+          <w:rFonts w:ascii="Calibri" w:hAnsi="Calibri"/>
+          <w:b/>
+          <w:sz w:val="16"/>
+          <w:shd w:val="clear" w:color="auto" w:fill="1B7A6B"/>
+          <w:color w:val="FFFFFF"/>
+        </w:rPr>
+        <w:t xml:space="preserve">  PRIORITY 1 | CEMENT  </w:t>
+      </w:r>
+    </w:p>
+    <w:p>
+      <w:pPr>
+        <w:pStyle w:val="ListBullet"/>
+        <w:spacing w:before="20" w:after="20"/>
+        <w:ind w:left="360"/>
+      </w:pPr>
+      <w:r>
+        <w:rPr>
+          <w:rFonts w:ascii="Calibri" w:hAnsi="Calibri"/>
+          <w:b w:val="0"/>
+          <w:i w:val="0"/>
+          <w:color w:val="2C2C2C"/>
+          <w:sz w:val="20"/>
+          <w:u w:val="none"/>
+        </w:rPr>
+        <w:t>Supplies approximately 40% of NSW and ACT cement (Boral, December 2024); combustion flue gas at approximately 14–25% CO₂</w:t>
+      </w:r>
+    </w:p>
+    <w:p>
+      <w:pPr>
+        <w:pStyle w:val="ListBullet"/>
+        <w:spacing w:before="20" w:after="20"/>
+        <w:ind w:left="360"/>
+      </w:pPr>
+      <w:r>
+        <w:rPr>
+          <w:rFonts w:ascii="Calibri" w:hAnsi="Calibri"/>
+          <w:b w:val="0"/>
+          <w:i w:val="0"/>
+          <w:color w:val="2C2C2C"/>
+          <w:sz w:val="20"/>
+          <w:u w:val="none"/>
+        </w:rPr>
+        <w:t>Current CCS activity: a recarbonation-based CCS pilot plant operational at Berrima (different and complementary mechanism to ARK, not competing)</w:t>
+      </w:r>
+    </w:p>
+    <w:p>
+      <w:pPr>
+        <w:pStyle w:val="ListBullet"/>
+        <w:spacing w:before="20" w:after="20"/>
+        <w:ind w:left="360"/>
+      </w:pPr>
+      <w:r>
+        <w:rPr>
+          <w:rFonts w:ascii="Calibri" w:hAnsi="Calibri"/>
+          <w:b w:val="0"/>
+          <w:i w:val="0"/>
+          <w:color w:val="2C2C2C"/>
+          <w:sz w:val="20"/>
+          <w:u w:val="none"/>
+        </w:rPr>
+        <w:t>AUD $25.45M NSW State Government funding secured for alternative fuels transition (coal → alternative fuels, targeting 60% non-coal kiln energy within 3 years); smaller federal fund supports the recarbonation pilot</w:t>
+      </w:r>
+    </w:p>
+    <w:p>
+      <w:pPr>
+        <w:pStyle w:val="ListBullet"/>
+        <w:spacing w:before="20" w:after="20"/>
+        <w:ind w:left="360"/>
+      </w:pPr>
+      <w:r>
+        <w:rPr>
+          <w:rFonts w:ascii="Calibri" w:hAnsi="Calibri"/>
+          <w:b w:val="0"/>
+          <w:i w:val="0"/>
+          <w:color w:val="2C2C2C"/>
+          <w:sz w:val="20"/>
+          <w:u w:val="none"/>
+        </w:rPr>
+        <w:t>Note: an earlier AUD $30M federal Calix/LEILAC project at Berrima was under the CCUS Hubs and Technologies Programme, cancelled by the federal government in October 2022; that project did not proceed</w:t>
+      </w:r>
+    </w:p>
+    <w:p>
+      <w:pPr>
+        <w:pStyle w:val="ListBullet"/>
+        <w:spacing w:before="20" w:after="20"/>
+        <w:ind w:left="360"/>
+      </w:pPr>
+      <w:r>
+        <w:rPr>
+          <w:rFonts w:ascii="Calibri" w:hAnsi="Calibri"/>
+          <w:b w:val="0"/>
+          <w:i w:val="0"/>
+          <w:color w:val="2C2C2C"/>
+          <w:sz w:val="20"/>
+          <w:u w:val="none"/>
+        </w:rPr>
+        <w:t>CEO confirmed CCS is part of the company's long-term net-zero-by-2050 strategy alongside near-term fuel switching</w:t>
+      </w:r>
+    </w:p>
+    <w:p>
+      <w:pPr>
+        <w:pStyle w:val="ListBullet"/>
+        <w:spacing w:before="20" w:after="20"/>
+        <w:ind w:left="360"/>
+      </w:pPr>
+      <w:r>
+        <w:rPr>
+          <w:rFonts w:ascii="Calibri" w:hAnsi="Calibri"/>
+          <w:b w:val="0"/>
+          <w:i w:val="0"/>
+          <w:color w:val="2C2C2C"/>
+          <w:sz w:val="20"/>
+          <w:u w:val="none"/>
+        </w:rPr>
+        <w:t>GG Advisory recommendation: approach after ARK has established a Calix partnership</w:t>
+      </w:r>
+    </w:p>
+    <w:p>
+      <w:pPr>
+        <w:spacing w:before="160" w:after="40"/>
+        <w:jc w:val="left"/>
+      </w:pPr>
+      <w:r>
+        <w:rPr>
+          <w:rFonts w:ascii="Calibri" w:hAnsi="Calibri"/>
+          <w:b/>
+          <w:i w:val="0"/>
+          <w:color w:val="2C2C2C"/>
+          <w:sz w:val="21"/>
+          <w:u w:val="none"/>
+        </w:rPr>
+        <w:t>Adbri / Cockburn Cement — Kwinana, WA</w:t>
+      </w:r>
+      <w:r>
+        <w:t xml:space="preserve">  </w:t>
+      </w:r>
+      <w:r>
+        <w:rPr>
+          <w:rFonts w:ascii="Calibri" w:hAnsi="Calibri"/>
+          <w:b/>
+          <w:sz w:val="16"/>
+          <w:shd w:val="clear" w:color="auto" w:fill="1B7A6B"/>
+          <w:color w:val="FFFFFF"/>
+        </w:rPr>
+        <w:t xml:space="preserve">  PRIORITY 1 | CEMENT  </w:t>
+      </w:r>
+    </w:p>
+    <w:p>
+      <w:pPr>
+        <w:pStyle w:val="ListBullet"/>
+        <w:spacing w:before="20" w:after="20"/>
+        <w:ind w:left="360"/>
+      </w:pPr>
+      <w:r>
+        <w:rPr>
+          <w:rFonts w:ascii="Calibri" w:hAnsi="Calibri"/>
+          <w:b w:val="0"/>
+          <w:i w:val="0"/>
+          <w:color w:val="2C2C2C"/>
+          <w:sz w:val="20"/>
+          <w:u w:val="none"/>
+        </w:rPr>
+        <w:t>Majority-owned by CRH plc (acquisition completed 2024; Adbri delisted from ASX); Barro Group retains minority stake</w:t>
+      </w:r>
+    </w:p>
+    <w:p>
+      <w:pPr>
+        <w:pStyle w:val="ListBullet"/>
+        <w:spacing w:before="20" w:after="20"/>
+        <w:ind w:left="360"/>
+      </w:pPr>
+      <w:r>
+        <w:rPr>
+          <w:rFonts w:ascii="Calibri" w:hAnsi="Calibri"/>
+          <w:b w:val="0"/>
+          <w:i w:val="0"/>
+          <w:color w:val="2C2C2C"/>
+          <w:sz w:val="20"/>
+          <w:u w:val="none"/>
+        </w:rPr>
+        <w:t>Co-located with Kwinana Energy Recovery facility</w:t>
+      </w:r>
+    </w:p>
+    <w:p>
+      <w:pPr>
+        <w:pStyle w:val="ListBullet"/>
+        <w:spacing w:before="20" w:after="20"/>
+        <w:ind w:left="360"/>
+      </w:pPr>
+      <w:r>
+        <w:rPr>
+          <w:rFonts w:ascii="Calibri" w:hAnsi="Calibri"/>
+          <w:b w:val="0"/>
+          <w:i w:val="0"/>
+          <w:color w:val="2C2C2C"/>
+          <w:sz w:val="20"/>
+          <w:u w:val="none"/>
+        </w:rPr>
+        <w:t>Active LEILAC lime partnership: Calix awarded AUD $11M federal grant for a LEILAC low-emissions lime demonstration at Kwinana with Adbri (calcination CO₂); ARK would address combustion flue gas CO₂ remaining</w:t>
+      </w:r>
+    </w:p>
+    <w:p>
+      <w:pPr>
+        <w:pStyle w:val="ListBullet"/>
+        <w:spacing w:before="20" w:after="20"/>
+        <w:ind w:left="360"/>
+      </w:pPr>
+      <w:r>
+        <w:rPr>
+          <w:rFonts w:ascii="Calibri" w:hAnsi="Calibri"/>
+          <w:b w:val="0"/>
+          <w:i w:val="0"/>
+          <w:color w:val="2C2C2C"/>
+          <w:sz w:val="20"/>
+          <w:u w:val="none"/>
+        </w:rPr>
+        <w:t>Kwinana Upgrade Project: AUD $199M investment consolidating two cement sites; ~20% CO₂ reduction versus legacy operations; combustion emissions remain unaddressed</w:t>
+      </w:r>
+    </w:p>
+    <w:p>
+      <w:pPr>
+        <w:spacing w:before="160" w:after="40"/>
+        <w:jc w:val="left"/>
+      </w:pPr>
+      <w:r>
+        <w:rPr>
+          <w:rFonts w:ascii="Calibri" w:hAnsi="Calibri"/>
+          <w:b/>
+          <w:i w:val="0"/>
+          <w:color w:val="2C2C2C"/>
+          <w:sz w:val="21"/>
+          <w:u w:val="none"/>
+        </w:rPr>
+        <w:t>Cement Australia — Gladstone, QLD</w:t>
+      </w:r>
+      <w:r>
+        <w:t xml:space="preserve">  </w:t>
+      </w:r>
+      <w:r>
+        <w:rPr>
+          <w:rFonts w:ascii="Calibri" w:hAnsi="Calibri"/>
+          <w:b/>
+          <w:sz w:val="16"/>
+          <w:shd w:val="clear" w:color="auto" w:fill="0D2D4A"/>
+          <w:color w:val="FFFFFF"/>
+        </w:rPr>
+        <w:t xml:space="preserve">  PRIORITY 2 | CEMENT  </w:t>
+      </w:r>
+    </w:p>
+    <w:p>
+      <w:pPr>
+        <w:pStyle w:val="ListBullet"/>
+        <w:spacing w:before="20" w:after="20"/>
+        <w:ind w:left="360"/>
+      </w:pPr>
+      <w:r>
+        <w:rPr>
+          <w:rFonts w:ascii="Calibri" w:hAnsi="Calibri"/>
+          <w:b w:val="0"/>
+          <w:i w:val="0"/>
+          <w:color w:val="2C2C2C"/>
+          <w:sz w:val="20"/>
+          <w:u w:val="none"/>
+        </w:rPr>
+        <w:t>Joint venture of Holcim and Heidelberg Materials (Heidelberg holds indefinite global LEILAC licence)</w:t>
+      </w:r>
+    </w:p>
+    <w:p>
+      <w:pPr>
+        <w:pStyle w:val="ListBullet"/>
+        <w:spacing w:before="20" w:after="20"/>
+        <w:ind w:left="360"/>
+      </w:pPr>
+      <w:r>
+        <w:rPr>
+          <w:rFonts w:ascii="Calibri" w:hAnsi="Calibri"/>
+          <w:b w:val="0"/>
+          <w:i w:val="0"/>
+          <w:color w:val="2C2C2C"/>
+          <w:sz w:val="20"/>
+          <w:u w:val="none"/>
+        </w:rPr>
+        <w:t>Gladstone plant: MoU with Mitsubishi Gas Chemical Company (October 2022) to study green methanol production using captured CO₂ and green hydrogen (Carbopath™); Phase 1 — targeted AUD $150M first-stage plant, ~100,000 t/yr methanol — has a targeted Phase 1 commercial operation start of mid-2028 per Queensland Government; no Final Investment Decision confirmed publicly; treat as MoU/feasibility stage</w:t>
+      </w:r>
+    </w:p>
+    <w:p>
+      <w:pPr>
+        <w:pStyle w:val="ListBullet"/>
+        <w:spacing w:before="20" w:after="20"/>
+        <w:ind w:left="360"/>
+      </w:pPr>
+      <w:r>
+        <w:rPr>
+          <w:rFonts w:ascii="Calibri" w:hAnsi="Calibri"/>
+          <w:b w:val="0"/>
+          <w:i w:val="0"/>
+          <w:color w:val="2C2C2C"/>
+          <w:sz w:val="20"/>
+          <w:u w:val="none"/>
+        </w:rPr>
+        <w:t>ACCC approved Cement Australia's acquisition of BGC Cementitious in September 2025</w:t>
+      </w:r>
+    </w:p>
+    <w:p>
+      <w:pPr>
+        <w:pStyle w:val="ListBullet"/>
+        <w:spacing w:before="20" w:after="20"/>
+        <w:ind w:left="360"/>
+      </w:pPr>
+      <w:r>
+        <w:rPr>
+          <w:rFonts w:ascii="Calibri" w:hAnsi="Calibri"/>
+          <w:b w:val="0"/>
+          <w:i w:val="0"/>
+          <w:color w:val="2C2C2C"/>
+          <w:sz w:val="20"/>
+          <w:u w:val="none"/>
+        </w:rPr>
+        <w:t>GG Advisory recommendation: medium-term; combustion flue gas remains a potential ARK opportunity regardless of Gladstone methanol project outcome</w:t>
+      </w:r>
+    </w:p>
+    <w:p>
+      <w:pPr>
+        <w:spacing w:before="160" w:after="40"/>
+        <w:jc w:val="left"/>
+      </w:pPr>
+      <w:r>
+        <w:rPr>
+          <w:rFonts w:ascii="Calibri" w:hAnsi="Calibri"/>
+          <w:b/>
+          <w:i w:val="0"/>
+          <w:color w:val="2C2C2C"/>
+          <w:sz w:val="21"/>
+          <w:u w:val="none"/>
+        </w:rPr>
+        <w:t>CSIRO</w:t>
+      </w:r>
+      <w:r>
+        <w:t xml:space="preserve">  </w:t>
+      </w:r>
+      <w:r>
+        <w:rPr>
+          <w:rFonts w:ascii="Calibri" w:hAnsi="Calibri"/>
+          <w:b/>
+          <w:sz w:val="16"/>
+          <w:shd w:val="clear" w:color="auto" w:fill="1B7A6B"/>
+          <w:color w:val="FFFFFF"/>
+        </w:rPr>
+        <w:t xml:space="preserve">  GRANT PARTNER  </w:t>
+      </w:r>
+    </w:p>
+    <w:p>
+      <w:pPr>
+        <w:pStyle w:val="ListBullet"/>
+        <w:spacing w:before="20" w:after="20"/>
+        <w:ind w:left="360"/>
+      </w:pPr>
+      <w:r>
+        <w:rPr>
+          <w:rFonts w:ascii="Calibri" w:hAnsi="Calibri"/>
+          <w:b w:val="0"/>
+          <w:i w:val="0"/>
+          <w:color w:val="2C2C2C"/>
+          <w:sz w:val="20"/>
+          <w:u w:val="none"/>
+        </w:rPr>
+        <w:t>National science agency; ABN holder; eligible CCTP Round 2 lead applicant</w:t>
+      </w:r>
+    </w:p>
+    <w:p>
+      <w:pPr>
+        <w:pStyle w:val="ListBullet"/>
+        <w:spacing w:before="20" w:after="20"/>
+        <w:ind w:left="360"/>
+      </w:pPr>
+      <w:r>
+        <w:rPr>
+          <w:rFonts w:ascii="Calibri" w:hAnsi="Calibri"/>
+          <w:b w:val="0"/>
+          <w:i w:val="0"/>
+          <w:color w:val="2C2C2C"/>
+          <w:sz w:val="20"/>
+          <w:u w:val="none"/>
+        </w:rPr>
+        <w:t>Provides independent technology validation — critical for ARK's credibility with Australian buyers and grant panels</w:t>
+      </w:r>
+    </w:p>
+    <w:p>
+      <w:pPr>
+        <w:pStyle w:val="ListBullet"/>
+        <w:spacing w:before="20" w:after="20"/>
+        <w:ind w:left="360"/>
+      </w:pPr>
+      <w:r>
+        <w:rPr>
+          <w:rFonts w:ascii="Calibri" w:hAnsi="Calibri"/>
+          <w:b w:val="0"/>
+          <w:i w:val="0"/>
+          <w:color w:val="2C2C2C"/>
+          <w:sz w:val="20"/>
+          <w:u w:val="none"/>
+        </w:rPr>
+        <w:t>Recommended first contact: CSIRO Energy group (Newcastle)</w:t>
+      </w:r>
+    </w:p>
+    <w:p>
+      <w:pPr>
+        <w:spacing w:before="160" w:after="40"/>
+        <w:jc w:val="left"/>
+      </w:pPr>
+      <w:r>
+        <w:rPr>
+          <w:rFonts w:ascii="Calibri" w:hAnsi="Calibri"/>
+          <w:b/>
+          <w:i w:val="0"/>
+          <w:color w:val="2C2C2C"/>
+          <w:sz w:val="21"/>
+          <w:u w:val="none"/>
+        </w:rPr>
+        <w:t>Calix Limited (ASX: CXL)</w:t>
+      </w:r>
+      <w:r>
+        <w:t xml:space="preserve">  </w:t>
+      </w:r>
+      <w:r>
+        <w:rPr>
+          <w:rFonts w:ascii="Calibri" w:hAnsi="Calibri"/>
+          <w:b/>
+          <w:sz w:val="16"/>
+          <w:shd w:val="clear" w:color="auto" w:fill="1B7A6B"/>
+          <w:color w:val="FFFFFF"/>
+        </w:rPr>
+        <w:t xml:space="preserve">  STRATEGIC PARTNER  </w:t>
+      </w:r>
+    </w:p>
+    <w:p>
+      <w:pPr>
+        <w:pStyle w:val="ListBullet"/>
+        <w:spacing w:before="20" w:after="20"/>
+        <w:ind w:left="360"/>
+      </w:pPr>
+      <w:r>
+        <w:rPr>
+          <w:rFonts w:ascii="Calibri" w:hAnsi="Calibri"/>
+          <w:b w:val="0"/>
+          <w:i w:val="0"/>
+          <w:color w:val="2C2C2C"/>
+          <w:sz w:val="20"/>
+          <w:u w:val="none"/>
+        </w:rPr>
+        <w:t>Australian-listed company; Project ZETA pre-FEED completed 26 September 2025; now at FEED stage; AUD $15M CCTP Round 1 grant</w:t>
+      </w:r>
+    </w:p>
+    <w:p>
+      <w:pPr>
+        <w:pStyle w:val="ListBullet"/>
+        <w:spacing w:before="20" w:after="20"/>
+        <w:ind w:left="360"/>
+      </w:pPr>
+      <w:r>
+        <w:rPr>
+          <w:rFonts w:ascii="Calibri" w:hAnsi="Calibri"/>
+          <w:b w:val="0"/>
+          <w:i w:val="0"/>
+          <w:color w:val="2C2C2C"/>
+          <w:sz w:val="20"/>
+          <w:u w:val="none"/>
+        </w:rPr>
+        <w:t>Natural strategic partner: combined Calix (calcination CO₂) + ARK (combustion CO₂) covers whole-plant cement/lime decarbonisation — strongest possible CCTP Round 2 application</w:t>
+      </w:r>
+    </w:p>
+    <w:p>
+      <w:pPr>
+        <w:spacing w:before="160" w:after="40"/>
+        <w:jc w:val="left"/>
+      </w:pPr>
+      <w:r>
+        <w:rPr>
+          <w:rFonts w:ascii="Calibri" w:hAnsi="Calibri"/>
+          <w:b/>
+          <w:i w:val="0"/>
+          <w:color w:val="2C2C2C"/>
+          <w:sz w:val="21"/>
+          <w:u w:val="none"/>
+        </w:rPr>
+        <w:t>HILT CRC</w:t>
+      </w:r>
+      <w:r>
+        <w:t xml:space="preserve">  </w:t>
+      </w:r>
+      <w:r>
+        <w:rPr>
+          <w:rFonts w:ascii="Calibri" w:hAnsi="Calibri"/>
+          <w:b/>
+          <w:sz w:val="16"/>
+          <w:shd w:val="clear" w:color="auto" w:fill="1B7A6B"/>
+          <w:color w:val="FFFFFF"/>
+        </w:rPr>
+        <w:t xml:space="preserve">  GRANT PARTNER  </w:t>
+      </w:r>
+    </w:p>
+    <w:p>
+      <w:pPr>
+        <w:pStyle w:val="ListBullet"/>
+        <w:spacing w:before="20" w:after="20"/>
+        <w:ind w:left="360"/>
+      </w:pPr>
+      <w:r>
+        <w:rPr>
+          <w:rFonts w:ascii="Calibri" w:hAnsi="Calibri"/>
+          <w:b w:val="0"/>
+          <w:i w:val="0"/>
+          <w:color w:val="2C2C2C"/>
+          <w:sz w:val="20"/>
+          <w:u w:val="none"/>
+        </w:rPr>
+        <w:t>Heavy Industry Low-Carbon Transition CRC; members include Adbri, Calix, University of Adelaide</w:t>
+      </w:r>
+    </w:p>
+    <w:p>
+      <w:pPr>
+        <w:pStyle w:val="ListBullet"/>
+        <w:spacing w:before="20" w:after="20"/>
+        <w:ind w:left="360"/>
+      </w:pPr>
+      <w:r>
+        <w:rPr>
+          <w:rFonts w:ascii="Calibri" w:hAnsi="Calibri"/>
+          <w:b w:val="0"/>
+          <w:i w:val="0"/>
+          <w:color w:val="2C2C2C"/>
+          <w:sz w:val="20"/>
+          <w:u w:val="none"/>
+        </w:rPr>
+        <w:t>Provides industry network access and potential co-applicant status for grant applications</w:t>
+      </w:r>
+    </w:p>
+    <w:p>
+      <w:pPr>
+        <w:spacing w:before="160" w:after="40"/>
+        <w:jc w:val="left"/>
+      </w:pPr>
+      <w:r>
+        <w:rPr>
+          <w:rFonts w:ascii="Calibri" w:hAnsi="Calibri"/>
+          <w:b/>
+          <w:i w:val="0"/>
+          <w:color w:val="2C2C2C"/>
+          <w:sz w:val="21"/>
+          <w:u w:val="none"/>
+        </w:rPr>
+        <w:t>Wilmar Sugar / MSF Sugar — Queensland</w:t>
+      </w:r>
+      <w:r>
+        <w:t xml:space="preserve">  </w:t>
+      </w:r>
+      <w:r>
+        <w:rPr>
+          <w:rFonts w:ascii="Calibri" w:hAnsi="Calibri"/>
+          <w:b/>
+          <w:sz w:val="16"/>
+          <w:shd w:val="clear" w:color="auto" w:fill="888888"/>
+          <w:color w:val="FFFFFF"/>
+        </w:rPr>
+        <w:t xml:space="preserve">  PRIORITY 3 | BIOMASS  </w:t>
+      </w:r>
+    </w:p>
+    <w:p>
+      <w:pPr>
+        <w:pStyle w:val="ListBullet"/>
+        <w:spacing w:before="20" w:after="20"/>
+        <w:ind w:left="360"/>
+      </w:pPr>
+      <w:r>
+        <w:rPr>
+          <w:rFonts w:ascii="Calibri" w:hAnsi="Calibri"/>
+          <w:b w:val="0"/>
+          <w:i w:val="0"/>
+          <w:color w:val="2C2C2C"/>
+          <w:sz w:val="20"/>
+          <w:u w:val="none"/>
+        </w:rPr>
+        <w:t>Operate bagasse co-generation mills producing approximately 10–14% CO₂ flue gas</w:t>
+      </w:r>
+    </w:p>
+    <w:p>
+      <w:pPr>
+        <w:pStyle w:val="ListBullet"/>
+        <w:spacing w:before="20" w:after="20"/>
+        <w:ind w:left="360"/>
+      </w:pPr>
+      <w:r>
+        <w:rPr>
+          <w:rFonts w:ascii="Calibri" w:hAnsi="Calibri"/>
+          <w:b w:val="0"/>
+          <w:i w:val="0"/>
+          <w:color w:val="2C2C2C"/>
+          <w:sz w:val="20"/>
+          <w:u w:val="none"/>
+        </w:rPr>
+        <w:t>GG Advisory recommendation: viable ARK target after an Australian reference project is established — do not engage before ARK pilot results available</w:t>
+      </w:r>
+    </w:p>
+    <w:p>
+      <w:pPr>
+        <w:spacing w:before="200" w:after="80"/>
+        <w:ind w:left="216"/>
+        <w:pBdr>
+          <w:left w:val="single" w:sz="18" w:space="6" w:color="1B7A6B"/>
+        </w:pBdr>
+      </w:pPr>
+      <w:r>
+        <w:rPr>
+          <w:rFonts w:ascii="Calibri" w:hAnsi="Calibri"/>
+          <w:b/>
+          <w:i w:val="0"/>
+          <w:color w:val="1B7A6B"/>
+          <w:sz w:val="21"/>
+          <w:u w:val="none"/>
+        </w:rPr>
+        <w:t>Updates This Month</w:t>
+      </w:r>
+    </w:p>
+    <w:p>
+      <w:pPr>
         <w:spacing w:before="80" w:after="80"/>
         <w:jc w:val="left"/>
       </w:pPr>
@@ -336,2376 +2868,3987 @@
           <w:b w:val="0"/>
           <w:i/>
           <w:color w:val="555555"/>
+          <w:sz w:val="20"/>
+          <w:u w:val="none"/>
+        </w:rPr>
+        <w:t>No new items identified this period.</w:t>
+      </w:r>
+    </w:p>
+    <w:p>
+      <w:pPr>
+        <w:spacing w:before="200" w:after="80"/>
+        <w:ind w:left="216"/>
+        <w:pBdr>
+          <w:left w:val="single" w:sz="18" w:space="6" w:color="1B7A6B"/>
+        </w:pBdr>
+      </w:pPr>
+      <w:r>
+        <w:rPr>
+          <w:rFonts w:ascii="Calibri" w:hAnsi="Calibri"/>
+          <w:b/>
+          <w:i w:val="0"/>
+          <w:color w:val="1B7A6B"/>
           <w:sz w:val="21"/>
           <w:u w:val="none"/>
         </w:rPr>
-        <w:t>No in-range items selected for this section.</w:t>
-      </w:r>
-    </w:p>
-    <w:p>
-      <w:pPr>
-        <w:spacing w:before="320" w:after="0"/>
-        <w:jc w:val="left"/>
-      </w:pPr>
-    </w:p>
-    <w:p>
-      <w:pPr>
-        <w:spacing w:before="0" w:after="80"/>
-        <w:jc w:val="left"/>
-      </w:pPr>
-      <w:r>
-        <w:rPr>
-          <w:rFonts w:ascii="Calibri" w:hAnsi="Calibri"/>
-          <w:b/>
-          <w:i w:val="0"/>
-          <w:color w:val="0D2D4A"/>
-          <w:sz w:val="24"/>
-          <w:u w:val="none"/>
-        </w:rPr>
-        <w:t>CLEANTECH &amp; START-UP ECOSYSTEM — GRANTS &amp; ACCELERATORS RADAR</w:t>
+        <w:t>Changes Since Last Issue</w:t>
+      </w:r>
+    </w:p>
+    <w:p>
+      <w:pPr>
+        <w:pStyle w:val="ListBullet"/>
+        <w:spacing w:before="20" w:after="40"/>
+      </w:pPr>
+      <w:r>
+        <w:rPr>
+          <w:rFonts w:ascii="Calibri" w:hAnsi="Calibri"/>
+          <w:b w:val="0"/>
+          <w:i w:val="0"/>
+          <w:color w:val="2C2C2C"/>
+          <w:sz w:val="20"/>
+          <w:u w:val="none"/>
+        </w:rPr>
+        <w:t>_Inaugural issue — Changes section will be populated from the second issue onwards._</w:t>
+      </w:r>
+    </w:p>
+    <w:p>
+      <w:pPr>
+        <w:pStyle w:val="ListBullet"/>
+        <w:spacing w:before="20" w:after="40"/>
+      </w:pPr>
+      <w:r>
+        <w:rPr>
+          <w:rFonts w:ascii="Calibri" w:hAnsi="Calibri"/>
+          <w:b w:val="0"/>
+          <w:i w:val="0"/>
+          <w:color w:val="2C2C2C"/>
+          <w:sz w:val="20"/>
+          <w:u w:val="none"/>
+        </w:rPr>
+        <w:t>## Cleantech &amp; Start-up Ecosystem — Grants &amp; Accelerators Radar</w:t>
+      </w:r>
+    </w:p>
+    <w:p>
+      <w:pPr>
+        <w:pStyle w:val="ListBullet"/>
+        <w:spacing w:before="20" w:after="40"/>
+      </w:pPr>
+      <w:r>
+        <w:rPr>
+          <w:rFonts w:ascii="Calibri" w:hAnsi="Calibri"/>
+          <w:b w:val="0"/>
+          <w:i w:val="0"/>
+          <w:color w:val="2C2C2C"/>
+          <w:sz w:val="20"/>
+          <w:u w:val="none"/>
+        </w:rPr>
+        <w:t>**Closing soon — deadlines within the next 60 days**</w:t>
+      </w:r>
+    </w:p>
+    <w:p>
+      <w:pPr>
+        <w:pStyle w:val="ListBullet"/>
+        <w:spacing w:before="20" w:after="40"/>
+      </w:pPr>
+      <w:r>
+        <w:rPr>
+          <w:rFonts w:ascii="Calibri" w:hAnsi="Calibri"/>
+          <w:b w:val="0"/>
+          <w:i w:val="0"/>
+          <w:color w:val="2C2C2C"/>
+          <w:sz w:val="20"/>
+          <w:u w:val="none"/>
+        </w:rPr>
+        <w:t>**EnergyLab Climate Solutions Accelerator 2026**</w:t>
+      </w:r>
+    </w:p>
+    <w:p>
+      <w:pPr>
+        <w:pStyle w:val="ListBullet"/>
+        <w:spacing w:before="20" w:after="40"/>
+      </w:pPr>
+      <w:r>
+        <w:rPr>
+          <w:rFonts w:ascii="Calibri" w:hAnsi="Calibri"/>
+          <w:b w:val="0"/>
+          <w:i w:val="0"/>
+          <w:color w:val="2C2C2C"/>
+          <w:sz w:val="20"/>
+          <w:u w:val="none"/>
+        </w:rPr>
+        <w:t>dministrator: EnergyLab</w:t>
+      </w:r>
+    </w:p>
+    <w:p>
+      <w:pPr>
+        <w:pStyle w:val="ListBullet"/>
+        <w:spacing w:before="20" w:after="40"/>
+      </w:pPr>
+      <w:r>
+        <w:rPr>
+          <w:rFonts w:ascii="Calibri" w:hAnsi="Calibri"/>
+          <w:b w:val="0"/>
+          <w:i w:val="0"/>
+          <w:color w:val="2C2C2C"/>
+          <w:sz w:val="20"/>
+          <w:u w:val="none"/>
+        </w:rPr>
+        <w:t>Funding: $80,000–$100,000 equity investment per accepted startup</w:t>
+      </w:r>
+    </w:p>
+    <w:p>
+      <w:pPr>
+        <w:pStyle w:val="ListBullet"/>
+        <w:spacing w:before="20" w:after="40"/>
+      </w:pPr>
+      <w:r>
+        <w:rPr>
+          <w:rFonts w:ascii="Calibri" w:hAnsi="Calibri"/>
+          <w:b w:val="0"/>
+          <w:i w:val="0"/>
+          <w:color w:val="2C2C2C"/>
+          <w:sz w:val="20"/>
+          <w:u w:val="none"/>
+        </w:rPr>
+        <w:t>Deadline: 15 March 2026</w:t>
+      </w:r>
+    </w:p>
+    <w:p>
+      <w:pPr>
+        <w:pStyle w:val="ListBullet"/>
+        <w:spacing w:before="20" w:after="40"/>
+      </w:pPr>
+      <w:r>
+        <w:rPr>
+          <w:rFonts w:ascii="Calibri" w:hAnsi="Calibri"/>
+          <w:b w:val="0"/>
+          <w:i w:val="0"/>
+          <w:color w:val="2C2C2C"/>
+          <w:sz w:val="20"/>
+          <w:u w:val="none"/>
+        </w:rPr>
+        <w:t>Stage: Early-stage to growth-stage</w:t>
+      </w:r>
+    </w:p>
+    <w:p>
+      <w:pPr>
+        <w:pStyle w:val="ListBullet"/>
+        <w:spacing w:before="20" w:after="40"/>
+      </w:pPr>
+      <w:r>
+        <w:rPr>
+          <w:rFonts w:ascii="Calibri" w:hAnsi="Calibri"/>
+          <w:b w:val="0"/>
+          <w:i w:val="0"/>
+          <w:color w:val="2C2C2C"/>
+          <w:sz w:val="20"/>
+          <w:u w:val="none"/>
+        </w:rPr>
+        <w:t>Summary: Australia's largest cleantech accelerator offers early-stage and growth-stage climate-tech companies $80,000–$100,000 equity investment plus access to EnergyLab's investor network, mentors, and corporate partners. The 2026 cohort runs May–October. Any Australian startup is eligible; no sector restriction within climate/clean energy.</w:t>
+      </w:r>
+    </w:p>
+    <w:p>
+      <w:pPr>
+        <w:pStyle w:val="ListBullet"/>
+        <w:spacing w:before="20" w:after="40"/>
+      </w:pPr>
+      <w:r>
+        <w:rPr>
+          <w:rFonts w:ascii="Calibri" w:hAnsi="Calibri"/>
+          <w:b w:val="0"/>
+          <w:i w:val="0"/>
+          <w:color w:val="2C2C2C"/>
+          <w:sz w:val="20"/>
+          <w:u w:val="none"/>
+        </w:rPr>
+        <w:t>Why it matters: Australia's highest-profile pathway for climate-tech founders seeking institutional backing and market entry. First-round interviews run 6–24 April 2026 for shortlisted applicants.</w:t>
+      </w:r>
+    </w:p>
+    <w:p>
+      <w:pPr>
+        <w:pStyle w:val="ListBullet"/>
+        <w:spacing w:before="20" w:after="40"/>
+      </w:pPr>
+      <w:r>
+        <w:rPr>
+          <w:rFonts w:ascii="Calibri" w:hAnsi="Calibri"/>
+          <w:b w:val="0"/>
+          <w:i w:val="0"/>
+          <w:color w:val="2C2C2C"/>
+          <w:sz w:val="20"/>
+          <w:u w:val="none"/>
+        </w:rPr>
+        <w:t>Signals to watch: EnergyLab also runs a separate Scaleup Program for later-stage companies (June–October 2026, non-dilutive); applications remain open after the accelerator closes.</w:t>
+      </w:r>
+    </w:p>
+    <w:p>
+      <w:pPr>
+        <w:pStyle w:val="ListBullet"/>
+        <w:spacing w:before="20" w:after="40"/>
+      </w:pPr>
+      <w:r>
+        <w:rPr>
+          <w:rFonts w:ascii="Calibri" w:hAnsi="Calibri"/>
+          <w:b w:val="0"/>
+          <w:i w:val="0"/>
+          <w:color w:val="2C2C2C"/>
+          <w:sz w:val="20"/>
+          <w:u w:val="none"/>
+        </w:rPr>
+        <w:t>Sources: https://energylab.org.au/programs/acceleration/</w:t>
+      </w:r>
+    </w:p>
+    <w:p>
+      <w:pPr>
+        <w:pStyle w:val="ListBullet"/>
+        <w:spacing w:before="20" w:after="40"/>
+      </w:pPr>
+      <w:r>
+        <w:rPr>
+          <w:rFonts w:ascii="Calibri" w:hAnsi="Calibri"/>
+          <w:b w:val="0"/>
+          <w:i w:val="0"/>
+          <w:color w:val="2C2C2C"/>
+          <w:sz w:val="20"/>
+          <w:u w:val="none"/>
+        </w:rPr>
+        <w:t>**ACT Innovation Connect (ICON) Grant**</w:t>
+      </w:r>
+    </w:p>
+    <w:p>
+      <w:pPr>
+        <w:pStyle w:val="ListBullet"/>
+        <w:spacing w:before="20" w:after="40"/>
+      </w:pPr>
+      <w:r>
+        <w:rPr>
+          <w:rFonts w:ascii="Calibri" w:hAnsi="Calibri"/>
+          <w:b w:val="0"/>
+          <w:i w:val="0"/>
+          <w:color w:val="2C2C2C"/>
+          <w:sz w:val="20"/>
+          <w:u w:val="none"/>
+        </w:rPr>
+        <w:t>dministrator: Canberra Innovation Network (CBRIN) / ACT Government</w:t>
+      </w:r>
+    </w:p>
+    <w:p>
+      <w:pPr>
+        <w:pStyle w:val="ListBullet"/>
+        <w:spacing w:before="20" w:after="40"/>
+      </w:pPr>
+      <w:r>
+        <w:rPr>
+          <w:rFonts w:ascii="Calibri" w:hAnsi="Calibri"/>
+          <w:b w:val="0"/>
+          <w:i w:val="0"/>
+          <w:color w:val="2C2C2C"/>
+          <w:sz w:val="20"/>
+          <w:u w:val="none"/>
+        </w:rPr>
+        <w:t>Funding: $10,000–$30,000 matched (dollar-for-dollar)</w:t>
+      </w:r>
+    </w:p>
+    <w:p>
+      <w:pPr>
+        <w:pStyle w:val="ListBullet"/>
+        <w:spacing w:before="20" w:after="40"/>
+      </w:pPr>
+      <w:r>
+        <w:rPr>
+          <w:rFonts w:ascii="Calibri" w:hAnsi="Calibri"/>
+          <w:b w:val="0"/>
+          <w:i w:val="0"/>
+          <w:color w:val="2C2C2C"/>
+          <w:sz w:val="20"/>
+          <w:u w:val="none"/>
+        </w:rPr>
+        <w:t>Deadline: 10 April 2026 (EOI)</w:t>
+      </w:r>
+    </w:p>
+    <w:p>
+      <w:pPr>
+        <w:pStyle w:val="ListBullet"/>
+        <w:spacing w:before="20" w:after="40"/>
+      </w:pPr>
+      <w:r>
+        <w:rPr>
+          <w:rFonts w:ascii="Calibri" w:hAnsi="Calibri"/>
+          <w:b w:val="0"/>
+          <w:i w:val="0"/>
+          <w:color w:val="2C2C2C"/>
+          <w:sz w:val="20"/>
+          <w:u w:val="none"/>
+        </w:rPr>
+        <w:t>Stage: Early-stage; concept to market-ready (turnover under $2M)</w:t>
+      </w:r>
+    </w:p>
+    <w:p>
+      <w:pPr>
+        <w:pStyle w:val="ListBullet"/>
+        <w:spacing w:before="20" w:after="40"/>
+      </w:pPr>
+      <w:r>
+        <w:rPr>
+          <w:rFonts w:ascii="Calibri" w:hAnsi="Calibri"/>
+          <w:b w:val="0"/>
+          <w:i w:val="0"/>
+          <w:color w:val="2C2C2C"/>
+          <w:sz w:val="20"/>
+          <w:u w:val="none"/>
+        </w:rPr>
+        <w:t>Summary: The ACT Government's Innovation Connect grant provides $10,000–$30,000 in matched funding to early-stage Canberra-based businesses. Eligible costs include prototyping, market testing, IP/legal and commercialisation activities. The EOI round closes 10 April 2026.</w:t>
+      </w:r>
+    </w:p>
+    <w:p>
+      <w:pPr>
+        <w:pStyle w:val="ListBullet"/>
+        <w:spacing w:before="20" w:after="40"/>
+      </w:pPr>
+      <w:r>
+        <w:rPr>
+          <w:rFonts w:ascii="Calibri" w:hAnsi="Calibri"/>
+          <w:b w:val="0"/>
+          <w:i w:val="0"/>
+          <w:color w:val="2C2C2C"/>
+          <w:sz w:val="20"/>
+          <w:u w:val="none"/>
+        </w:rPr>
+        <w:t>Why it matters: One of the few grants with a firm April deadline. Climate-tech founders based in or willing to establish in the ACT should apply immediately.</w:t>
+      </w:r>
+    </w:p>
+    <w:p>
+      <w:pPr>
+        <w:pStyle w:val="ListBullet"/>
+        <w:spacing w:before="20" w:after="40"/>
+      </w:pPr>
+      <w:r>
+        <w:rPr>
+          <w:rFonts w:ascii="Calibri" w:hAnsi="Calibri"/>
+          <w:b w:val="0"/>
+          <w:i w:val="0"/>
+          <w:color w:val="2C2C2C"/>
+          <w:sz w:val="20"/>
+          <w:u w:val="none"/>
+        </w:rPr>
+        <w:t>Sources: https://cbrin.com.au/icon/</w:t>
+      </w:r>
+    </w:p>
+    <w:p>
+      <w:pPr>
+        <w:pStyle w:val="ListBullet"/>
+        <w:spacing w:before="20" w:after="40"/>
+      </w:pPr>
+      <w:r>
+        <w:rPr>
+          <w:rFonts w:ascii="Calibri" w:hAnsi="Calibri"/>
+          <w:b w:val="0"/>
+          <w:i w:val="0"/>
+          <w:color w:val="2C2C2C"/>
+          <w:sz w:val="20"/>
+          <w:u w:val="none"/>
+        </w:rPr>
+        <w:t>**WA: Clean Energy Future Fund — Round 4**</w:t>
+      </w:r>
+    </w:p>
+    <w:p>
+      <w:pPr>
+        <w:pStyle w:val="ListBullet"/>
+        <w:spacing w:before="20" w:after="40"/>
+      </w:pPr>
+      <w:r>
+        <w:rPr>
+          <w:rFonts w:ascii="Calibri" w:hAnsi="Calibri"/>
+          <w:b w:val="0"/>
+          <w:i w:val="0"/>
+          <w:color w:val="2C2C2C"/>
+          <w:sz w:val="20"/>
+          <w:u w:val="none"/>
+        </w:rPr>
+        <w:t>dministrator: Department of Water and Environmental Regulation (DWER) / Energy Policy WA</w:t>
+      </w:r>
+    </w:p>
+    <w:p>
+      <w:pPr>
+        <w:pStyle w:val="ListBullet"/>
+        <w:spacing w:before="20" w:after="40"/>
+      </w:pPr>
+      <w:r>
+        <w:rPr>
+          <w:rFonts w:ascii="Calibri" w:hAnsi="Calibri"/>
+          <w:b w:val="0"/>
+          <w:i w:val="0"/>
+          <w:color w:val="2C2C2C"/>
+          <w:sz w:val="20"/>
+          <w:u w:val="none"/>
+        </w:rPr>
+        <w:t>Funding: $100,000–$4,000,000 per project (from $9M pool)</w:t>
+      </w:r>
+    </w:p>
+    <w:p>
+      <w:pPr>
+        <w:pStyle w:val="ListBullet"/>
+        <w:spacing w:before="20" w:after="40"/>
+      </w:pPr>
+      <w:r>
+        <w:rPr>
+          <w:rFonts w:ascii="Calibri" w:hAnsi="Calibri"/>
+          <w:b w:val="0"/>
+          <w:i w:val="0"/>
+          <w:color w:val="2C2C2C"/>
+          <w:sz w:val="20"/>
+          <w:u w:val="none"/>
+        </w:rPr>
+        <w:t>Deadline: 20 April 2026</w:t>
+      </w:r>
+    </w:p>
+    <w:p>
+      <w:pPr>
+        <w:pStyle w:val="ListBullet"/>
+        <w:spacing w:before="20" w:after="40"/>
+      </w:pPr>
+      <w:r>
+        <w:rPr>
+          <w:rFonts w:ascii="Calibri" w:hAnsi="Calibri"/>
+          <w:b w:val="0"/>
+          <w:i w:val="0"/>
+          <w:color w:val="2C2C2C"/>
+          <w:sz w:val="20"/>
+          <w:u w:val="none"/>
+        </w:rPr>
+        <w:t>Stage: Any stage; incorporated Australian entity with ABN</w:t>
+      </w:r>
+    </w:p>
+    <w:p>
+      <w:pPr>
+        <w:pStyle w:val="ListBullet"/>
+        <w:spacing w:before="20" w:after="40"/>
+      </w:pPr>
+      <w:r>
+        <w:rPr>
+          <w:rFonts w:ascii="Calibri" w:hAnsi="Calibri"/>
+          <w:b w:val="0"/>
+          <w:i w:val="0"/>
+          <w:color w:val="2C2C2C"/>
+          <w:sz w:val="20"/>
+          <w:u w:val="none"/>
+        </w:rPr>
+        <w:t>Summary: The WA Government's $9 million Round 4 provides grants of $100,000–$4,000,000 for clean energy projects that reduce greenhouse gas emissions. Priority areas include decarbonisation of heavy industry, long-duration energy storage, green exports, renewable energy supply, and projects with demonstrated benefits to First Nations peoples. Part of a $37M total CEFF commitment to 2030–31. Co-contribution required; exact ratio varies by project.</w:t>
+      </w:r>
+    </w:p>
+    <w:p>
+      <w:pPr>
+        <w:pStyle w:val="ListBullet"/>
+        <w:spacing w:before="20" w:after="40"/>
+      </w:pPr>
+      <w:r>
+        <w:rPr>
+          <w:rFonts w:ascii="Calibri" w:hAnsi="Calibri"/>
+          <w:b w:val="0"/>
+          <w:i w:val="0"/>
+          <w:color w:val="2C2C2C"/>
+          <w:sz w:val="20"/>
+          <w:u w:val="none"/>
+        </w:rPr>
+        <w:t>Why it matters: The largest competitive clean energy grant currently open in WA. Well-suited for startups with deployable technology in energy storage, electrification, or renewable manufacturing seeking first in-market project funding.</w:t>
+      </w:r>
+    </w:p>
+    <w:p>
+      <w:pPr>
+        <w:pStyle w:val="ListBullet"/>
+        <w:spacing w:before="20" w:after="40"/>
+      </w:pPr>
+      <w:r>
+        <w:rPr>
+          <w:rFonts w:ascii="Calibri" w:hAnsi="Calibri"/>
+          <w:b w:val="0"/>
+          <w:i w:val="0"/>
+          <w:color w:val="2C2C2C"/>
+          <w:sz w:val="20"/>
+          <w:u w:val="none"/>
+        </w:rPr>
+        <w:t>Sources: https://www.wa.gov.au/service/environment/environment-information-services/clean-energy-future-fund</w:t>
+      </w:r>
+    </w:p>
+    <w:p>
+      <w:pPr>
+        <w:pStyle w:val="ListBullet"/>
+        <w:spacing w:before="20" w:after="40"/>
+      </w:pPr>
+      <w:r>
+        <w:rPr>
+          <w:rFonts w:ascii="Calibri" w:hAnsi="Calibri"/>
+          <w:b w:val="0"/>
+          <w:i w:val="0"/>
+          <w:color w:val="2C2C2C"/>
+          <w:sz w:val="20"/>
+          <w:u w:val="none"/>
+        </w:rPr>
+        <w:t>**NSW Emerging Technology Commercialisation Fund (ETCF) 2026**</w:t>
+      </w:r>
+    </w:p>
+    <w:p>
+      <w:pPr>
+        <w:pStyle w:val="ListBullet"/>
+        <w:spacing w:before="20" w:after="40"/>
+      </w:pPr>
+      <w:r>
+        <w:rPr>
+          <w:rFonts w:ascii="Calibri" w:hAnsi="Calibri"/>
+          <w:b w:val="0"/>
+          <w:i w:val="0"/>
+          <w:color w:val="2C2C2C"/>
+          <w:sz w:val="20"/>
+          <w:u w:val="none"/>
+        </w:rPr>
+        <w:t>dministrator: NSW Office of the Chief Scientist and Engineer</w:t>
+      </w:r>
+    </w:p>
+    <w:p>
+      <w:pPr>
+        <w:pStyle w:val="ListBullet"/>
+        <w:spacing w:before="20" w:after="40"/>
+      </w:pPr>
+      <w:r>
+        <w:rPr>
+          <w:rFonts w:ascii="Calibri" w:hAnsi="Calibri"/>
+          <w:b w:val="0"/>
+          <w:i w:val="0"/>
+          <w:color w:val="2C2C2C"/>
+          <w:sz w:val="20"/>
+          <w:u w:val="none"/>
+        </w:rPr>
+        <w:t>Funding: $500,000–$2,000,000 per project (repayable grant; $20M pool)</w:t>
+      </w:r>
+    </w:p>
+    <w:p>
+      <w:pPr>
+        <w:pStyle w:val="ListBullet"/>
+        <w:spacing w:before="20" w:after="40"/>
+      </w:pPr>
+      <w:r>
+        <w:rPr>
+          <w:rFonts w:ascii="Calibri" w:hAnsi="Calibri"/>
+          <w:b w:val="0"/>
+          <w:i w:val="0"/>
+          <w:color w:val="2C2C2C"/>
+          <w:sz w:val="20"/>
+          <w:u w:val="none"/>
+        </w:rPr>
+        <w:t>Deadline: 29 April 2026, 10:00 AM AEST</w:t>
+      </w:r>
+    </w:p>
+    <w:p>
+      <w:pPr>
+        <w:pStyle w:val="ListBullet"/>
+        <w:spacing w:before="20" w:after="40"/>
+      </w:pPr>
+      <w:r>
+        <w:rPr>
+          <w:rFonts w:ascii="Calibri" w:hAnsi="Calibri"/>
+          <w:b w:val="0"/>
+          <w:i w:val="0"/>
+          <w:color w:val="2C2C2C"/>
+          <w:sz w:val="20"/>
+          <w:u w:val="none"/>
+        </w:rPr>
+        <w:t>Stage: TRL 3–7; deep-tech commercialisation</w:t>
+      </w:r>
+    </w:p>
+    <w:p>
+      <w:pPr>
+        <w:pStyle w:val="ListBullet"/>
+        <w:spacing w:before="20" w:after="40"/>
+      </w:pPr>
+      <w:r>
+        <w:rPr>
+          <w:rFonts w:ascii="Calibri" w:hAnsi="Calibri"/>
+          <w:b w:val="0"/>
+          <w:i w:val="0"/>
+          <w:color w:val="2C2C2C"/>
+          <w:sz w:val="20"/>
+          <w:u w:val="none"/>
+        </w:rPr>
+        <w:t>Summary: The NSW Office of the Chief Scientist and Engineer offers $500,000–$2M per project from a $20M pool. Priority sectors include net-zero technologies, local manufacturing, and housing innovation. Funding is a repayable grant (repayment triggered when EBITDA exceeds $500K). Matched funding required. Full applications due July 2026; outcomes October 2026.</w:t>
+      </w:r>
+    </w:p>
+    <w:p>
+      <w:pPr>
+        <w:pStyle w:val="ListBullet"/>
+        <w:spacing w:before="20" w:after="40"/>
+      </w:pPr>
+      <w:r>
+        <w:rPr>
+          <w:rFonts w:ascii="Calibri" w:hAnsi="Calibri"/>
+          <w:b w:val="0"/>
+          <w:i w:val="0"/>
+          <w:color w:val="2C2C2C"/>
+          <w:sz w:val="20"/>
+          <w:u w:val="none"/>
+        </w:rPr>
+        <w:t>Why it matters: One of the largest state-level deep-tech commercialisation grants in Australia this year. Apply via SmartyGrants — the expression of interest stage closes 29 April.</w:t>
+      </w:r>
+    </w:p>
+    <w:p>
+      <w:pPr>
+        <w:pStyle w:val="ListBullet"/>
+        <w:spacing w:before="20" w:after="40"/>
+      </w:pPr>
+      <w:r>
+        <w:rPr>
+          <w:rFonts w:ascii="Calibri" w:hAnsi="Calibri"/>
+          <w:b w:val="0"/>
+          <w:i w:val="0"/>
+          <w:color w:val="2C2C2C"/>
+          <w:sz w:val="20"/>
+          <w:u w:val="none"/>
+        </w:rPr>
+        <w:t>Sources: https://chiefscientist.smartygrants.com.au/ETCF2026</w:t>
+      </w:r>
+    </w:p>
+    <w:p>
+      <w:pPr>
+        <w:pStyle w:val="ListBullet"/>
+        <w:spacing w:before="20" w:after="40"/>
+      </w:pPr>
+      <w:r>
+        <w:rPr>
+          <w:rFonts w:ascii="Calibri" w:hAnsi="Calibri"/>
+          <w:b w:val="0"/>
+          <w:i w:val="0"/>
+          <w:color w:val="2C2C2C"/>
+          <w:sz w:val="20"/>
+          <w:u w:val="none"/>
+        </w:rPr>
+        <w:t>**National programs — open on a rolling basis**</w:t>
+      </w:r>
+    </w:p>
+    <w:p>
+      <w:pPr>
+        <w:pStyle w:val="ListBullet"/>
+        <w:spacing w:before="20" w:after="40"/>
+      </w:pPr>
+      <w:r>
+        <w:rPr>
+          <w:rFonts w:ascii="Calibri" w:hAnsi="Calibri"/>
+          <w:b w:val="0"/>
+          <w:i w:val="0"/>
+          <w:color w:val="2C2C2C"/>
+          <w:sz w:val="20"/>
+          <w:u w:val="none"/>
+        </w:rPr>
+        <w:t>**Australia's Economic Accelerator (AEA) — Ignite &amp; Innovate**</w:t>
+      </w:r>
+    </w:p>
+    <w:p>
+      <w:pPr>
+        <w:pStyle w:val="ListBullet"/>
+        <w:spacing w:before="20" w:after="40"/>
+      </w:pPr>
+      <w:r>
+        <w:rPr>
+          <w:rFonts w:ascii="Calibri" w:hAnsi="Calibri"/>
+          <w:b w:val="0"/>
+          <w:i w:val="0"/>
+          <w:color w:val="2C2C2C"/>
+          <w:sz w:val="20"/>
+          <w:u w:val="none"/>
+        </w:rPr>
+        <w:t>dministrator: Department of Education / Australian Government</w:t>
+      </w:r>
+    </w:p>
+    <w:p>
+      <w:pPr>
+        <w:pStyle w:val="ListBullet"/>
+        <w:spacing w:before="20" w:after="40"/>
+      </w:pPr>
+      <w:r>
+        <w:rPr>
+          <w:rFonts w:ascii="Calibri" w:hAnsi="Calibri"/>
+          <w:b w:val="0"/>
+          <w:i w:val="0"/>
+          <w:color w:val="2C2C2C"/>
+          <w:sz w:val="20"/>
+          <w:u w:val="none"/>
+        </w:rPr>
+        <w:t>Funding: Ignite: up to $500,000 (12 months); Innovate: up to $5,000,000 (proof-of-scale)</w:t>
+      </w:r>
+    </w:p>
+    <w:p>
+      <w:pPr>
+        <w:pStyle w:val="ListBullet"/>
+        <w:spacing w:before="20" w:after="40"/>
+      </w:pPr>
+      <w:r>
+        <w:rPr>
+          <w:rFonts w:ascii="Calibri" w:hAnsi="Calibri"/>
+          <w:b w:val="0"/>
+          <w:i w:val="0"/>
+          <w:color w:val="2C2C2C"/>
+          <w:sz w:val="20"/>
+          <w:u w:val="none"/>
+        </w:rPr>
+        <w:t>Deadline: Rolling rounds — monitor aea.gov.au for next opening</w:t>
+      </w:r>
+    </w:p>
+    <w:p>
+      <w:pPr>
+        <w:pStyle w:val="ListBullet"/>
+        <w:spacing w:before="20" w:after="40"/>
+      </w:pPr>
+      <w:r>
+        <w:rPr>
+          <w:rFonts w:ascii="Calibri" w:hAnsi="Calibri"/>
+          <w:b w:val="0"/>
+          <w:i w:val="0"/>
+          <w:color w:val="2C2C2C"/>
+          <w:sz w:val="20"/>
+          <w:u w:val="none"/>
+        </w:rPr>
+        <w:t>Stage: University research teams with industry co-applicant (Ignite: proof-of-concept; Innovate: proof-of-scale)</w:t>
+      </w:r>
+    </w:p>
+    <w:p>
+      <w:pPr>
+        <w:pStyle w:val="ListBullet"/>
+        <w:spacing w:before="20" w:after="40"/>
+      </w:pPr>
+      <w:r>
+        <w:rPr>
+          <w:rFonts w:ascii="Calibri" w:hAnsi="Calibri"/>
+          <w:b w:val="0"/>
+          <w:i w:val="0"/>
+          <w:color w:val="2C2C2C"/>
+          <w:sz w:val="20"/>
+          <w:u w:val="none"/>
+        </w:rPr>
+        <w:t>Summary: Australia's $1.6 billion Economic Accelerator funds university research commercialisation through two streams. Ignite grants (up to $500K, 12 months) support proof-of-concept and laboratory testing; Innovate grants (up to $5M) advance technologies from lab to proof-of-scale via industry-university collaboration. Round 1 allocated over $130M across 194 projects. Climate-tech, energy, and materials ventures regularly feature. Requires a university lead applicant with an industry co-applicant.</w:t>
+      </w:r>
+    </w:p>
+    <w:p>
+      <w:pPr>
+        <w:pStyle w:val="ListBullet"/>
+        <w:spacing w:before="20" w:after="40"/>
+      </w:pPr>
+      <w:r>
+        <w:rPr>
+          <w:rFonts w:ascii="Calibri" w:hAnsi="Calibri"/>
+          <w:b w:val="0"/>
+          <w:i w:val="0"/>
+          <w:color w:val="2C2C2C"/>
+          <w:sz w:val="20"/>
+          <w:u w:val="none"/>
+        </w:rPr>
+        <w:t>Why it matters: The primary pathway for deep-tech climate startups spun out of Australian universities to access non-dilutive federal commercialisation funding. Investors and founders with university IP should engage their tech-transfer office about a joint AEA application.</w:t>
+      </w:r>
+    </w:p>
+    <w:p>
+      <w:pPr>
+        <w:pStyle w:val="ListBullet"/>
+        <w:spacing w:before="20" w:after="40"/>
+      </w:pPr>
+      <w:r>
+        <w:rPr>
+          <w:rFonts w:ascii="Calibri" w:hAnsi="Calibri"/>
+          <w:b w:val="0"/>
+          <w:i w:val="0"/>
+          <w:color w:val="2C2C2C"/>
+          <w:sz w:val="20"/>
+          <w:u w:val="none"/>
+        </w:rPr>
+        <w:t>Signals to watch: Round 2 details and opening dates are published on aea.gov.au. The $1.6B envelope means multiple rounds are expected across 2026–2030.</w:t>
+      </w:r>
+    </w:p>
+    <w:p>
+      <w:pPr>
+        <w:pStyle w:val="ListBullet"/>
+        <w:spacing w:before="20" w:after="40"/>
+      </w:pPr>
+      <w:r>
+        <w:rPr>
+          <w:rFonts w:ascii="Calibri" w:hAnsi="Calibri"/>
+          <w:b w:val="0"/>
+          <w:i w:val="0"/>
+          <w:color w:val="2C2C2C"/>
+          <w:sz w:val="20"/>
+          <w:u w:val="none"/>
+        </w:rPr>
+        <w:t>Sources: https://www.aea.gov.au/researcher-applicant/grants</w:t>
+      </w:r>
+    </w:p>
+    <w:p>
+      <w:pPr>
+        <w:pStyle w:val="ListBullet"/>
+        <w:spacing w:before="20" w:after="40"/>
+      </w:pPr>
+      <w:r>
+        <w:rPr>
+          <w:rFonts w:ascii="Calibri" w:hAnsi="Calibri"/>
+          <w:b w:val="0"/>
+          <w:i w:val="0"/>
+          <w:color w:val="2C2C2C"/>
+          <w:sz w:val="20"/>
+          <w:u w:val="none"/>
+        </w:rPr>
+        <w:t>**ARENA Advancing Renewables Program**</w:t>
+      </w:r>
+    </w:p>
+    <w:p>
+      <w:pPr>
+        <w:pStyle w:val="ListBullet"/>
+        <w:spacing w:before="20" w:after="40"/>
+      </w:pPr>
+      <w:r>
+        <w:rPr>
+          <w:rFonts w:ascii="Calibri" w:hAnsi="Calibri"/>
+          <w:b w:val="0"/>
+          <w:i w:val="0"/>
+          <w:color w:val="2C2C2C"/>
+          <w:sz w:val="20"/>
+          <w:u w:val="none"/>
+        </w:rPr>
+        <w:t>dministrator: Australian Renewable Energy Agency (ARENA)</w:t>
+      </w:r>
+    </w:p>
+    <w:p>
+      <w:pPr>
+        <w:pStyle w:val="ListBullet"/>
+        <w:spacing w:before="20" w:after="40"/>
+      </w:pPr>
+      <w:r>
+        <w:rPr>
+          <w:rFonts w:ascii="Calibri" w:hAnsi="Calibri"/>
+          <w:b w:val="0"/>
+          <w:i w:val="0"/>
+          <w:color w:val="2C2C2C"/>
+          <w:sz w:val="20"/>
+          <w:u w:val="none"/>
+        </w:rPr>
+        <w:t>Funding: Flexible, no fixed cap per project</w:t>
+      </w:r>
+    </w:p>
+    <w:p>
+      <w:pPr>
+        <w:pStyle w:val="ListBullet"/>
+        <w:spacing w:before="20" w:after="40"/>
+      </w:pPr>
+      <w:r>
+        <w:rPr>
+          <w:rFonts w:ascii="Calibri" w:hAnsi="Calibri"/>
+          <w:b w:val="0"/>
+          <w:i w:val="0"/>
+          <w:color w:val="2C2C2C"/>
+          <w:sz w:val="20"/>
+          <w:u w:val="none"/>
+        </w:rPr>
+        <w:t>Deadline: Always open</w:t>
+      </w:r>
+    </w:p>
+    <w:p>
+      <w:pPr>
+        <w:pStyle w:val="ListBullet"/>
+        <w:spacing w:before="20" w:after="40"/>
+      </w:pPr>
+      <w:r>
+        <w:rPr>
+          <w:rFonts w:ascii="Calibri" w:hAnsi="Calibri"/>
+          <w:b w:val="0"/>
+          <w:i w:val="0"/>
+          <w:color w:val="2C2C2C"/>
+          <w:sz w:val="20"/>
+          <w:u w:val="none"/>
+        </w:rPr>
+        <w:t>Stage: Development, demonstration, pre-commercial deployment (TRL 4+)</w:t>
+      </w:r>
+    </w:p>
+    <w:p>
+      <w:pPr>
+        <w:pStyle w:val="ListBullet"/>
+        <w:spacing w:before="20" w:after="40"/>
+      </w:pPr>
+      <w:r>
+        <w:rPr>
+          <w:rFonts w:ascii="Calibri" w:hAnsi="Calibri"/>
+          <w:b w:val="0"/>
+          <w:i w:val="0"/>
+          <w:color w:val="2C2C2C"/>
+          <w:sz w:val="20"/>
+          <w:u w:val="none"/>
+        </w:rPr>
+        <w:t>Summary: ARENA's foundational program funds development, demonstration, and pre-commercial deployment across all renewable energy and grid technologies. No fixed cap per project; milestone-based disbursement. Submit an EOI in ARENANet — ARENA staff recommend calling before submitting. Recent examples include $5M to a Queensland critical minerals startup (February 2026).</w:t>
+      </w:r>
+    </w:p>
+    <w:p>
+      <w:pPr>
+        <w:pStyle w:val="ListBullet"/>
+        <w:spacing w:before="20" w:after="40"/>
+      </w:pPr>
+      <w:r>
+        <w:rPr>
+          <w:rFonts w:ascii="Calibri" w:hAnsi="Calibri"/>
+          <w:b w:val="0"/>
+          <w:i w:val="0"/>
+          <w:color w:val="2C2C2C"/>
+          <w:sz w:val="20"/>
+          <w:u w:val="none"/>
+        </w:rPr>
+        <w:t>Why it matters: Covers the widest range of clean energy technologies of any national program. Suitable for companies with working prototypes ready for demonstration at scale.</w:t>
+      </w:r>
+    </w:p>
+    <w:p>
+      <w:pPr>
+        <w:pStyle w:val="ListBullet"/>
+        <w:spacing w:before="20" w:after="40"/>
+      </w:pPr>
+      <w:r>
+        <w:rPr>
+          <w:rFonts w:ascii="Calibri" w:hAnsi="Calibri"/>
+          <w:b w:val="0"/>
+          <w:i w:val="0"/>
+          <w:color w:val="2C2C2C"/>
+          <w:sz w:val="20"/>
+          <w:u w:val="none"/>
+        </w:rPr>
+        <w:t>Sources: https://arena.gov.au/funding/advancing-renewables-program/</w:t>
+      </w:r>
+    </w:p>
+    <w:p>
+      <w:pPr>
+        <w:pStyle w:val="ListBullet"/>
+        <w:spacing w:before="20" w:after="40"/>
+      </w:pPr>
+      <w:r>
+        <w:rPr>
+          <w:rFonts w:ascii="Calibri" w:hAnsi="Calibri"/>
+          <w:b w:val="0"/>
+          <w:i w:val="0"/>
+          <w:color w:val="2C2C2C"/>
+          <w:sz w:val="20"/>
+          <w:u w:val="none"/>
+        </w:rPr>
+        <w:t>**Future Made in Australia (FMIA) Innovation Fund — ARENA**</w:t>
+      </w:r>
+    </w:p>
+    <w:p>
+      <w:pPr>
+        <w:pStyle w:val="ListBullet"/>
+        <w:spacing w:before="20" w:after="40"/>
+      </w:pPr>
+      <w:r>
+        <w:rPr>
+          <w:rFonts w:ascii="Calibri" w:hAnsi="Calibri"/>
+          <w:b w:val="0"/>
+          <w:i w:val="0"/>
+          <w:color w:val="2C2C2C"/>
+          <w:sz w:val="20"/>
+          <w:u w:val="none"/>
+        </w:rPr>
+        <w:t>dministrator: Australian Renewable Energy Agency (ARENA)</w:t>
+      </w:r>
+    </w:p>
+    <w:p>
+      <w:pPr>
+        <w:pStyle w:val="ListBullet"/>
+        <w:spacing w:before="20" w:after="40"/>
+      </w:pPr>
+      <w:r>
+        <w:rPr>
+          <w:rFonts w:ascii="Calibri" w:hAnsi="Calibri"/>
+          <w:b w:val="0"/>
+          <w:i w:val="0"/>
+          <w:color w:val="2C2C2C"/>
+          <w:sz w:val="20"/>
+          <w:u w:val="none"/>
+        </w:rPr>
+        <w:t>Funding: $1.5 billion total pool; no per-project maximum (min 50% co-contribution)</w:t>
+      </w:r>
+    </w:p>
+    <w:p>
+      <w:pPr>
+        <w:pStyle w:val="ListBullet"/>
+        <w:spacing w:before="20" w:after="40"/>
+      </w:pPr>
+      <w:r>
+        <w:rPr>
+          <w:rFonts w:ascii="Calibri" w:hAnsi="Calibri"/>
+          <w:b w:val="0"/>
+          <w:i w:val="0"/>
+          <w:color w:val="2C2C2C"/>
+          <w:sz w:val="20"/>
+          <w:u w:val="none"/>
+        </w:rPr>
+        <w:t>Deadline: Rolling — no fixed close date (launched December 2025)</w:t>
+      </w:r>
+    </w:p>
+    <w:p>
+      <w:pPr>
+        <w:pStyle w:val="ListBullet"/>
+        <w:spacing w:before="20" w:after="40"/>
+      </w:pPr>
+      <w:r>
+        <w:rPr>
+          <w:rFonts w:ascii="Calibri" w:hAnsi="Calibri"/>
+          <w:b w:val="0"/>
+          <w:i w:val="0"/>
+          <w:color w:val="2C2C2C"/>
+          <w:sz w:val="20"/>
+          <w:u w:val="none"/>
+        </w:rPr>
+        <w:t>Stage: Demonstration to commercialisation (TRL 3+)</w:t>
+      </w:r>
+    </w:p>
+    <w:p>
+      <w:pPr>
+        <w:pStyle w:val="ListBullet"/>
+        <w:spacing w:before="20" w:after="40"/>
+      </w:pPr>
+      <w:r>
+        <w:rPr>
+          <w:rFonts w:ascii="Calibri" w:hAnsi="Calibri"/>
+          <w:b w:val="0"/>
+          <w:i w:val="0"/>
+          <w:color w:val="2C2C2C"/>
+          <w:sz w:val="20"/>
+          <w:u w:val="none"/>
+        </w:rPr>
+        <w:t>Summary: ARENA's flagship $1.5 billion fund targets three priority streams: Green Metals ($750M for iron, steel, alumina, aluminium), Renewable Energy Technology Manufacturing ($200M for batteries, solar components, electrolysers), and Low Carbon Liquid Fuels ($250M for sustainable aviation fuel and renewable diesel). Minimum 50% co-contribution required. Grants above $50M require ministerial sign-off. Submit via Expression of Interest in ARENANet.</w:t>
+      </w:r>
+    </w:p>
+    <w:p>
+      <w:pPr>
+        <w:pStyle w:val="ListBullet"/>
+        <w:spacing w:before="20" w:after="40"/>
+      </w:pPr>
+      <w:r>
+        <w:rPr>
+          <w:rFonts w:ascii="Calibri" w:hAnsi="Calibri"/>
+          <w:b w:val="0"/>
+          <w:i w:val="0"/>
+          <w:color w:val="2C2C2C"/>
+          <w:sz w:val="20"/>
+          <w:u w:val="none"/>
+        </w:rPr>
+        <w:t>Why it matters: The largest single cleantech manufacturing opportunity in Australia's history. ARENA encourages early engagement before submitting an EOI — contact their team first.</w:t>
+      </w:r>
+    </w:p>
+    <w:p>
+      <w:pPr>
+        <w:pStyle w:val="ListBullet"/>
+        <w:spacing w:before="20" w:after="40"/>
+      </w:pPr>
+      <w:r>
+        <w:rPr>
+          <w:rFonts w:ascii="Calibri" w:hAnsi="Calibri"/>
+          <w:b w:val="0"/>
+          <w:i w:val="0"/>
+          <w:color w:val="2C2C2C"/>
+          <w:sz w:val="20"/>
+          <w:u w:val="none"/>
+        </w:rPr>
+        <w:t>Sources: https://arena.gov.au/funding/future-made-in-australia-innovation-fund/</w:t>
+      </w:r>
+    </w:p>
+    <w:p>
+      <w:pPr>
+        <w:pStyle w:val="ListBullet"/>
+        <w:spacing w:before="20" w:after="40"/>
+      </w:pPr>
+      <w:r>
+        <w:rPr>
+          <w:rFonts w:ascii="Calibri" w:hAnsi="Calibri"/>
+          <w:b w:val="0"/>
+          <w:i w:val="0"/>
+          <w:color w:val="2C2C2C"/>
+          <w:sz w:val="20"/>
+          <w:u w:val="none"/>
+        </w:rPr>
+        <w:t>**Brinc / Artesian Clean Energy Accelerator**</w:t>
+      </w:r>
+    </w:p>
+    <w:p>
+      <w:pPr>
+        <w:pStyle w:val="ListBullet"/>
+        <w:spacing w:before="20" w:after="40"/>
+      </w:pPr>
+      <w:r>
+        <w:rPr>
+          <w:rFonts w:ascii="Calibri" w:hAnsi="Calibri"/>
+          <w:b w:val="0"/>
+          <w:i w:val="0"/>
+          <w:color w:val="2C2C2C"/>
+          <w:sz w:val="20"/>
+          <w:u w:val="none"/>
+        </w:rPr>
+        <w:t>dministrator: Brinc + Artesian Venture Partners</w:t>
+      </w:r>
+    </w:p>
+    <w:p>
+      <w:pPr>
+        <w:pStyle w:val="ListBullet"/>
+        <w:spacing w:before="20" w:after="40"/>
+      </w:pPr>
+      <w:r>
+        <w:rPr>
+          <w:rFonts w:ascii="Calibri" w:hAnsi="Calibri"/>
+          <w:b w:val="0"/>
+          <w:i w:val="0"/>
+          <w:color w:val="2C2C2C"/>
+          <w:sz w:val="20"/>
+          <w:u w:val="none"/>
+        </w:rPr>
+        <w:t>Funding: $150,000 cash + $110,000 program support in exchange for equity ($30K participation fee deducted from investment)</w:t>
+      </w:r>
+    </w:p>
+    <w:p>
+      <w:pPr>
+        <w:pStyle w:val="ListBullet"/>
+        <w:spacing w:before="20" w:after="40"/>
+      </w:pPr>
+      <w:r>
+        <w:rPr>
+          <w:rFonts w:ascii="Calibri" w:hAnsi="Calibri"/>
+          <w:b w:val="0"/>
+          <w:i w:val="0"/>
+          <w:color w:val="2C2C2C"/>
+          <w:sz w:val="20"/>
+          <w:u w:val="none"/>
+        </w:rPr>
+        <w:t>Deadline: Rolling — applications accepted year-round</w:t>
+      </w:r>
+    </w:p>
+    <w:p>
+      <w:pPr>
+        <w:pStyle w:val="ListBullet"/>
+        <w:spacing w:before="20" w:after="40"/>
+      </w:pPr>
+      <w:r>
+        <w:rPr>
+          <w:rFonts w:ascii="Calibri" w:hAnsi="Calibri"/>
+          <w:b w:val="0"/>
+          <w:i w:val="0"/>
+          <w:color w:val="2C2C2C"/>
+          <w:sz w:val="20"/>
+          <w:u w:val="none"/>
+        </w:rPr>
+        <w:t>Stage: Commercialisation-ready; validated product; min. 2 co-founders; Australian incorporated</w:t>
+      </w:r>
+    </w:p>
+    <w:p>
+      <w:pPr>
+        <w:pStyle w:val="ListBullet"/>
+        <w:spacing w:before="20" w:after="40"/>
+      </w:pPr>
+      <w:r>
+        <w:rPr>
+          <w:rFonts w:ascii="Calibri" w:hAnsi="Calibri"/>
+          <w:b w:val="0"/>
+          <w:i w:val="0"/>
+          <w:color w:val="2C2C2C"/>
+          <w:sz w:val="20"/>
+          <w:u w:val="none"/>
+        </w:rPr>
+        <w:t>Summary: A 100% online 3-month accelerator backed by Artesian's Clean Energy Seed Fund, accepting Australian cleantech startups on a rolling basis. Startups receive $150K cash plus $110K in program support in exchange for equity, with follow-on capital of $200K–$2M available for high performers. Focuses on energy transition, renewable energy, and environmental impact reduction. Unique feature: a $30K participation fee is deducted from the investment at acceptance.</w:t>
+      </w:r>
+    </w:p>
+    <w:p>
+      <w:pPr>
+        <w:pStyle w:val="ListBullet"/>
+        <w:spacing w:before="20" w:after="40"/>
+      </w:pPr>
+      <w:r>
+        <w:rPr>
+          <w:rFonts w:ascii="Calibri" w:hAnsi="Calibri"/>
+          <w:b w:val="0"/>
+          <w:i w:val="0"/>
+          <w:color w:val="2C2C2C"/>
+          <w:sz w:val="20"/>
+          <w:u w:val="none"/>
+        </w:rPr>
+        <w:t>Why it matters: One of the few cleantech-exclusive accelerators in Australia with a rolling application process and clear follow-on capital pathway via Artesian. The online format removes geography barriers.</w:t>
+      </w:r>
+    </w:p>
+    <w:p>
+      <w:pPr>
+        <w:pStyle w:val="ListBullet"/>
+        <w:spacing w:before="20" w:after="40"/>
+      </w:pPr>
+      <w:r>
+        <w:rPr>
+          <w:rFonts w:ascii="Calibri" w:hAnsi="Calibri"/>
+          <w:b w:val="0"/>
+          <w:i w:val="0"/>
+          <w:color w:val="2C2C2C"/>
+          <w:sz w:val="20"/>
+          <w:u w:val="none"/>
+        </w:rPr>
+        <w:t>Signals to watch: Artesian's Clean Energy Seed Fund can follow with $200K–$2M. Artesian is also active in CEFC-backed co-investment mandates, providing access to further institutional capital.</w:t>
+      </w:r>
+    </w:p>
+    <w:p>
+      <w:pPr>
+        <w:pStyle w:val="ListBullet"/>
+        <w:spacing w:before="20" w:after="40"/>
+      </w:pPr>
+      <w:r>
+        <w:rPr>
+          <w:rFonts w:ascii="Calibri" w:hAnsi="Calibri"/>
+          <w:b w:val="0"/>
+          <w:i w:val="0"/>
+          <w:color w:val="2C2C2C"/>
+          <w:sz w:val="20"/>
+          <w:u w:val="none"/>
+        </w:rPr>
+        <w:t>Sources: https://www.brinc.io/programs/accelerators/australia-cleantech-accelerator-program/</w:t>
+      </w:r>
+    </w:p>
+    <w:p>
+      <w:pPr>
+        <w:pStyle w:val="ListBullet"/>
+        <w:spacing w:before="20" w:after="40"/>
+      </w:pPr>
+      <w:r>
+        <w:rPr>
+          <w:rFonts w:ascii="Calibri" w:hAnsi="Calibri"/>
+          <w:b w:val="0"/>
+          <w:i w:val="0"/>
+          <w:color w:val="2C2C2C"/>
+          <w:sz w:val="20"/>
+          <w:u w:val="none"/>
+        </w:rPr>
+        <w:t>**CEFC / Virescent Ventures Fund II**</w:t>
+      </w:r>
+    </w:p>
+    <w:p>
+      <w:pPr>
+        <w:pStyle w:val="ListBullet"/>
+        <w:spacing w:before="20" w:after="40"/>
+      </w:pPr>
+      <w:r>
+        <w:rPr>
+          <w:rFonts w:ascii="Calibri" w:hAnsi="Calibri"/>
+          <w:b w:val="0"/>
+          <w:i w:val="0"/>
+          <w:color w:val="2C2C2C"/>
+          <w:sz w:val="20"/>
+          <w:u w:val="none"/>
+        </w:rPr>
+        <w:t>dministrator: Clean Energy Finance Corporation (CEFC) via Virescent Ventures</w:t>
+      </w:r>
+    </w:p>
+    <w:p>
+      <w:pPr>
+        <w:pStyle w:val="ListBullet"/>
+        <w:spacing w:before="20" w:after="40"/>
+      </w:pPr>
+      <w:r>
+        <w:rPr>
+          <w:rFonts w:ascii="Calibri" w:hAnsi="Calibri"/>
+          <w:b w:val="0"/>
+          <w:i w:val="0"/>
+          <w:color w:val="2C2C2C"/>
+          <w:sz w:val="20"/>
+          <w:u w:val="none"/>
+        </w:rPr>
+        <w:t>Funding: $150M+ fund; invests pre-seed to late stage</w:t>
+      </w:r>
+    </w:p>
+    <w:p>
+      <w:pPr>
+        <w:pStyle w:val="ListBullet"/>
+        <w:spacing w:before="20" w:after="40"/>
+      </w:pPr>
+      <w:r>
+        <w:rPr>
+          <w:rFonts w:ascii="Calibri" w:hAnsi="Calibri"/>
+          <w:b w:val="0"/>
+          <w:i w:val="0"/>
+          <w:color w:val="2C2C2C"/>
+          <w:sz w:val="20"/>
+          <w:u w:val="none"/>
+        </w:rPr>
+        <w:t>Deadline: Ongoing — apply directly to Virescent Ventures</w:t>
+      </w:r>
+    </w:p>
+    <w:p>
+      <w:pPr>
+        <w:pStyle w:val="ListBullet"/>
+        <w:spacing w:before="20" w:after="40"/>
+      </w:pPr>
+      <w:r>
+        <w:rPr>
+          <w:rFonts w:ascii="Calibri" w:hAnsi="Calibri"/>
+          <w:b w:val="0"/>
+          <w:i w:val="0"/>
+          <w:color w:val="2C2C2C"/>
+          <w:sz w:val="20"/>
+          <w:u w:val="none"/>
+        </w:rPr>
+        <w:t>Stage: Pre-seed to late stage</w:t>
+      </w:r>
+    </w:p>
+    <w:p>
+      <w:pPr>
+        <w:pStyle w:val="ListBullet"/>
+        <w:spacing w:before="20" w:after="40"/>
+      </w:pPr>
+      <w:r>
+        <w:rPr>
+          <w:rFonts w:ascii="Calibri" w:hAnsi="Calibri"/>
+          <w:b w:val="0"/>
+          <w:i w:val="0"/>
+          <w:color w:val="2C2C2C"/>
+          <w:sz w:val="20"/>
+          <w:u w:val="none"/>
+        </w:rPr>
+        <w:t>Summary: Australia's largest dedicated climate-tech venture fund, backed by CEFC, Westpac, QIC, and Breakthrough Victoria. Virescent Ventures Fund II invests from pre-seed to late stage across climate hardware, software, and services. Apply directly to Virescent; no fixed application rounds or deadlines. VIC-based companies benefit from Breakthrough Victoria's 25% allocation requirement.</w:t>
+      </w:r>
+    </w:p>
+    <w:p>
+      <w:pPr>
+        <w:pStyle w:val="ListBullet"/>
+        <w:spacing w:before="20" w:after="40"/>
+      </w:pPr>
+      <w:r>
+        <w:rPr>
+          <w:rFonts w:ascii="Calibri" w:hAnsi="Calibri"/>
+          <w:b w:val="0"/>
+          <w:i w:val="0"/>
+          <w:color w:val="2C2C2C"/>
+          <w:sz w:val="20"/>
+          <w:u w:val="none"/>
+        </w:rPr>
+        <w:t>Why it matters: For startups that have cleared product-market fit and are ready for institutional equity, this is the most relevant Australian climate-tech fund currently deploying capital.</w:t>
+      </w:r>
+    </w:p>
+    <w:p>
+      <w:pPr>
+        <w:pStyle w:val="ListBullet"/>
+        <w:spacing w:before="20" w:after="40"/>
+      </w:pPr>
+      <w:r>
+        <w:rPr>
+          <w:rFonts w:ascii="Calibri" w:hAnsi="Calibri"/>
+          <w:b w:val="0"/>
+          <w:i w:val="0"/>
+          <w:color w:val="2C2C2C"/>
+          <w:sz w:val="20"/>
+          <w:u w:val="none"/>
+        </w:rPr>
+        <w:t>Sources: https://www.virescent.vc/</w:t>
+      </w:r>
+    </w:p>
+    <w:p>
+      <w:pPr>
+        <w:pStyle w:val="ListBullet"/>
+        <w:spacing w:before="20" w:after="40"/>
+      </w:pPr>
+      <w:r>
+        <w:rPr>
+          <w:rFonts w:ascii="Calibri" w:hAnsi="Calibri"/>
+          <w:b w:val="0"/>
+          <w:i w:val="0"/>
+          <w:color w:val="2C2C2C"/>
+          <w:sz w:val="20"/>
+          <w:u w:val="none"/>
+        </w:rPr>
+        <w:t>**CSIRO ON Accelerate — Cohort 12**</w:t>
+      </w:r>
+    </w:p>
+    <w:p>
+      <w:pPr>
+        <w:pStyle w:val="ListBullet"/>
+        <w:spacing w:before="20" w:after="40"/>
+      </w:pPr>
+      <w:r>
+        <w:rPr>
+          <w:rFonts w:ascii="Calibri" w:hAnsi="Calibri"/>
+          <w:b w:val="0"/>
+          <w:i w:val="0"/>
+          <w:color w:val="2C2C2C"/>
+          <w:sz w:val="20"/>
+          <w:u w:val="none"/>
+        </w:rPr>
+        <w:t>dministrator: CSIRO</w:t>
+      </w:r>
+    </w:p>
+    <w:p>
+      <w:pPr>
+        <w:pStyle w:val="ListBullet"/>
+        <w:spacing w:before="20" w:after="40"/>
+      </w:pPr>
+      <w:r>
+        <w:rPr>
+          <w:rFonts w:ascii="Calibri" w:hAnsi="Calibri"/>
+          <w:b w:val="0"/>
+          <w:i w:val="0"/>
+          <w:color w:val="2C2C2C"/>
+          <w:sz w:val="20"/>
+          <w:u w:val="none"/>
+        </w:rPr>
+        <w:t>Funding: Up to $80,000 cash per team (non-dilutive); program valued at $150K+</w:t>
+      </w:r>
+    </w:p>
+    <w:p>
+      <w:pPr>
+        <w:pStyle w:val="ListBullet"/>
+        <w:spacing w:before="20" w:after="40"/>
+      </w:pPr>
+      <w:r>
+        <w:rPr>
+          <w:rFonts w:ascii="Calibri" w:hAnsi="Calibri"/>
+          <w:b w:val="0"/>
+          <w:i w:val="0"/>
+          <w:color w:val="2C2C2C"/>
+          <w:sz w:val="20"/>
+          <w:u w:val="none"/>
+        </w:rPr>
+        <w:t>Deadline: ~Mid-2026 (subscribe: on@csiro.au)</w:t>
+      </w:r>
+    </w:p>
+    <w:p>
+      <w:pPr>
+        <w:pStyle w:val="ListBullet"/>
+        <w:spacing w:before="20" w:after="40"/>
+      </w:pPr>
+      <w:r>
+        <w:rPr>
+          <w:rFonts w:ascii="Calibri" w:hAnsi="Calibri"/>
+          <w:b w:val="0"/>
+          <w:i w:val="0"/>
+          <w:color w:val="2C2C2C"/>
+          <w:sz w:val="20"/>
+          <w:u w:val="none"/>
+        </w:rPr>
+        <w:t>Stage: Pre-seed; research-driven ventures</w:t>
+      </w:r>
+    </w:p>
+    <w:p>
+      <w:pPr>
+        <w:pStyle w:val="ListBullet"/>
+        <w:spacing w:before="20" w:after="40"/>
+      </w:pPr>
+      <w:r>
+        <w:rPr>
+          <w:rFonts w:ascii="Calibri" w:hAnsi="Calibri"/>
+          <w:b w:val="0"/>
+          <w:i w:val="0"/>
+          <w:color w:val="2C2C2C"/>
+          <w:sz w:val="20"/>
+          <w:u w:val="none"/>
+        </w:rPr>
+        <w:t>Summary: Australia's premier deep-tech non-dilutive accelerator for research-driven startups. Top teams receive up to $80,000 cash from the program's internal fund. Cohort 11 is underway with a showcase on 11 June 2026 in Melbourne. Cohort 12 applications are expected to open mid-2026. Climate-tech, energy, and materials ventures regularly feature.</w:t>
+      </w:r>
+    </w:p>
+    <w:p>
+      <w:pPr>
+        <w:pStyle w:val="ListBullet"/>
+        <w:spacing w:before="20" w:after="40"/>
+      </w:pPr>
+      <w:r>
+        <w:rPr>
+          <w:rFonts w:ascii="Calibri" w:hAnsi="Calibri"/>
+          <w:b w:val="0"/>
+          <w:i w:val="0"/>
+          <w:color w:val="2C2C2C"/>
+          <w:sz w:val="20"/>
+          <w:u w:val="none"/>
+        </w:rPr>
+        <w:t>Why it matters: The most prestigious non-dilutive pathway for early-stage deep-tech founders in Australia. Subscribe to on@csiro.au for early notification when Cohort 12 opens.</w:t>
+      </w:r>
+    </w:p>
+    <w:p>
+      <w:pPr>
+        <w:pStyle w:val="ListBullet"/>
+        <w:spacing w:before="20" w:after="40"/>
+      </w:pPr>
+      <w:r>
+        <w:rPr>
+          <w:rFonts w:ascii="Calibri" w:hAnsi="Calibri"/>
+          <w:b w:val="0"/>
+          <w:i w:val="0"/>
+          <w:color w:val="2C2C2C"/>
+          <w:sz w:val="20"/>
+          <w:u w:val="none"/>
+        </w:rPr>
+        <w:t>Sources: https://www.csiro.au/en/work-with-us/funding-programs/innovation-programs/on-accelerate</w:t>
+      </w:r>
+    </w:p>
+    <w:p>
+      <w:pPr>
+        <w:pStyle w:val="ListBullet"/>
+        <w:spacing w:before="20" w:after="40"/>
+      </w:pPr>
+      <w:r>
+        <w:rPr>
+          <w:rFonts w:ascii="Calibri" w:hAnsi="Calibri"/>
+          <w:b w:val="0"/>
+          <w:i w:val="0"/>
+          <w:color w:val="2C2C2C"/>
+          <w:sz w:val="20"/>
+          <w:u w:val="none"/>
+        </w:rPr>
+        <w:t>**EnergyLab Scaleup Program 2026**</w:t>
+      </w:r>
+    </w:p>
+    <w:p>
+      <w:pPr>
+        <w:pStyle w:val="ListBullet"/>
+        <w:spacing w:before="20" w:after="40"/>
+      </w:pPr>
+      <w:r>
+        <w:rPr>
+          <w:rFonts w:ascii="Calibri" w:hAnsi="Calibri"/>
+          <w:b w:val="0"/>
+          <w:i w:val="0"/>
+          <w:color w:val="2C2C2C"/>
+          <w:sz w:val="20"/>
+          <w:u w:val="none"/>
+        </w:rPr>
+        <w:t>dministrator: EnergyLab</w:t>
+      </w:r>
+    </w:p>
+    <w:p>
+      <w:pPr>
+        <w:pStyle w:val="ListBullet"/>
+        <w:spacing w:before="20" w:after="40"/>
+      </w:pPr>
+      <w:r>
+        <w:rPr>
+          <w:rFonts w:ascii="Calibri" w:hAnsi="Calibri"/>
+          <w:b w:val="0"/>
+          <w:i w:val="0"/>
+          <w:color w:val="2C2C2C"/>
+          <w:sz w:val="20"/>
+          <w:u w:val="none"/>
+        </w:rPr>
+        <w:t>Funding: Non-dilutive; structured 3-module program</w:t>
+      </w:r>
+    </w:p>
+    <w:p>
+      <w:pPr>
+        <w:pStyle w:val="ListBullet"/>
+        <w:spacing w:before="20" w:after="40"/>
+      </w:pPr>
+      <w:r>
+        <w:rPr>
+          <w:rFonts w:ascii="Calibri" w:hAnsi="Calibri"/>
+          <w:b w:val="0"/>
+          <w:i w:val="0"/>
+          <w:color w:val="2C2C2C"/>
+          <w:sz w:val="20"/>
+          <w:u w:val="none"/>
+        </w:rPr>
+        <w:t>Deadline: Open now — program runs June–October 2026</w:t>
+      </w:r>
+    </w:p>
+    <w:p>
+      <w:pPr>
+        <w:pStyle w:val="ListBullet"/>
+        <w:spacing w:before="20" w:after="40"/>
+      </w:pPr>
+      <w:r>
+        <w:rPr>
+          <w:rFonts w:ascii="Calibri" w:hAnsi="Calibri"/>
+          <w:b w:val="0"/>
+          <w:i w:val="0"/>
+          <w:color w:val="2C2C2C"/>
+          <w:sz w:val="20"/>
+          <w:u w:val="none"/>
+        </w:rPr>
+        <w:t>Stage: Scale-up; startups ready to deploy technology commercially</w:t>
+      </w:r>
+    </w:p>
+    <w:p>
+      <w:pPr>
+        <w:pStyle w:val="ListBullet"/>
+        <w:spacing w:before="20" w:after="40"/>
+      </w:pPr>
+      <w:r>
+        <w:rPr>
+          <w:rFonts w:ascii="Calibri" w:hAnsi="Calibri"/>
+          <w:b w:val="0"/>
+          <w:i w:val="0"/>
+          <w:color w:val="2C2C2C"/>
+          <w:sz w:val="20"/>
+          <w:u w:val="none"/>
+        </w:rPr>
+        <w:t>Summary: EnergyLab's non-dilutive Scaleup Program runs June–October 2026 across three structured modules, culminating in a public showcase at the AllEnergy Conference in October 2026. Designed for startups and energy companies with market-ready technology seeking to accelerate commercial deployment. Applications are currently open.</w:t>
+      </w:r>
+    </w:p>
+    <w:p>
+      <w:pPr>
+        <w:pStyle w:val="ListBullet"/>
+        <w:spacing w:before="20" w:after="40"/>
+      </w:pPr>
+      <w:r>
+        <w:rPr>
+          <w:rFonts w:ascii="Calibri" w:hAnsi="Calibri"/>
+          <w:b w:val="0"/>
+          <w:i w:val="0"/>
+          <w:color w:val="2C2C2C"/>
+          <w:sz w:val="20"/>
+          <w:u w:val="none"/>
+        </w:rPr>
+        <w:t>Why it matters: An ideal companion to the Climate Solutions Accelerator for later-stage founders. Non-dilutive and free to apply — the AllEnergy showcase provides direct access to energy sector buyers.</w:t>
+      </w:r>
+    </w:p>
+    <w:p>
+      <w:pPr>
+        <w:pStyle w:val="ListBullet"/>
+        <w:spacing w:before="20" w:after="40"/>
+      </w:pPr>
+      <w:r>
+        <w:rPr>
+          <w:rFonts w:ascii="Calibri" w:hAnsi="Calibri"/>
+          <w:b w:val="0"/>
+          <w:i w:val="0"/>
+          <w:color w:val="2C2C2C"/>
+          <w:sz w:val="20"/>
+          <w:u w:val="none"/>
+        </w:rPr>
+        <w:t>Sources: https://energylab.org.au/programs/scaleup/</w:t>
+      </w:r>
+    </w:p>
+    <w:p>
+      <w:pPr>
+        <w:pStyle w:val="ListBullet"/>
+        <w:spacing w:before="20" w:after="40"/>
+      </w:pPr>
+      <w:r>
+        <w:rPr>
+          <w:rFonts w:ascii="Calibri" w:hAnsi="Calibri"/>
+          <w:b w:val="0"/>
+          <w:i w:val="0"/>
+          <w:color w:val="2C2C2C"/>
+          <w:sz w:val="20"/>
+          <w:u w:val="none"/>
+        </w:rPr>
+        <w:t>**Hydrogen Headstart — Round 2**</w:t>
+      </w:r>
+    </w:p>
+    <w:p>
+      <w:pPr>
+        <w:pStyle w:val="ListBullet"/>
+        <w:spacing w:before="20" w:after="40"/>
+      </w:pPr>
+      <w:r>
+        <w:rPr>
+          <w:rFonts w:ascii="Calibri" w:hAnsi="Calibri"/>
+          <w:b w:val="0"/>
+          <w:i w:val="0"/>
+          <w:color w:val="2C2C2C"/>
+          <w:sz w:val="20"/>
+          <w:u w:val="none"/>
+        </w:rPr>
+        <w:t>dministrator: Australian Renewable Energy Agency (ARENA)</w:t>
+      </w:r>
+    </w:p>
+    <w:p>
+      <w:pPr>
+        <w:pStyle w:val="ListBullet"/>
+        <w:spacing w:before="20" w:after="40"/>
+      </w:pPr>
+      <w:r>
+        <w:rPr>
+          <w:rFonts w:ascii="Calibri" w:hAnsi="Calibri"/>
+          <w:b w:val="0"/>
+          <w:i w:val="0"/>
+          <w:color w:val="2C2C2C"/>
+          <w:sz w:val="20"/>
+          <w:u w:val="none"/>
+        </w:rPr>
+        <w:t>Funding: Up to $2 billion total (Headstart Production Credits, per-kg revenue support over 10 years)</w:t>
+      </w:r>
+    </w:p>
+    <w:p>
+      <w:pPr>
+        <w:pStyle w:val="ListBullet"/>
+        <w:spacing w:before="20" w:after="40"/>
+      </w:pPr>
+      <w:r>
+        <w:rPr>
+          <w:rFonts w:ascii="Calibri" w:hAnsi="Calibri"/>
+          <w:b w:val="0"/>
+          <w:i w:val="0"/>
+          <w:color w:val="2C2C2C"/>
+          <w:sz w:val="20"/>
+          <w:u w:val="none"/>
+        </w:rPr>
+        <w:t>Deadline: EOI open — see arena.gov.au for key dates</w:t>
+      </w:r>
+    </w:p>
+    <w:p>
+      <w:pPr>
+        <w:pStyle w:val="ListBullet"/>
+        <w:spacing w:before="20" w:after="40"/>
+      </w:pPr>
+      <w:r>
+        <w:rPr>
+          <w:rFonts w:ascii="Calibri" w:hAnsi="Calibri"/>
+          <w:b w:val="0"/>
+          <w:i w:val="0"/>
+          <w:color w:val="2C2C2C"/>
+          <w:sz w:val="20"/>
+          <w:u w:val="none"/>
+        </w:rPr>
+        <w:t>Stage: Greenfield to commercial scale; renewable hydrogen and derivatives (ammonia, methanol, green metals)</w:t>
+      </w:r>
+    </w:p>
+    <w:p>
+      <w:pPr>
+        <w:pStyle w:val="ListBullet"/>
+        <w:spacing w:before="20" w:after="40"/>
+      </w:pPr>
+      <w:r>
+        <w:rPr>
+          <w:rFonts w:ascii="Calibri" w:hAnsi="Calibri"/>
+          <w:b w:val="0"/>
+          <w:i w:val="0"/>
+          <w:color w:val="2C2C2C"/>
+          <w:sz w:val="20"/>
+          <w:u w:val="none"/>
+        </w:rPr>
+        <w:t>Summary: Round 2 of ARENA's Hydrogen Headstart program provides up to $2 billion in Headstart Production Credits — revenue support per kilogram of renewable hydrogen produced over a 10-year operational period. Structured as a two-stage competitive process (EOI then Full Application). Eligible projects produce renewable hydrogen or derivatives such as green ammonia, methanol, or green metals at commercial scale. Part of the Future Made in Australia plan.</w:t>
+      </w:r>
+    </w:p>
+    <w:p>
+      <w:pPr>
+        <w:pStyle w:val="ListBullet"/>
+        <w:spacing w:before="20" w:after="40"/>
+      </w:pPr>
+      <w:r>
+        <w:rPr>
+          <w:rFonts w:ascii="Calibri" w:hAnsi="Calibri"/>
+          <w:b w:val="0"/>
+          <w:i w:val="0"/>
+          <w:color w:val="2C2C2C"/>
+          <w:sz w:val="20"/>
+          <w:u w:val="none"/>
+        </w:rPr>
+        <w:t>Why it matters: The primary federal subsidy mechanism for first-mover commercial-scale green hydrogen projects. The per-kg production credit structure de-risks offtake economics for large projects. Contact ARENA early via hydrogenheadstart@arena.gov.au before submitting an EOI.</w:t>
+      </w:r>
+    </w:p>
+    <w:p>
+      <w:pPr>
+        <w:pStyle w:val="ListBullet"/>
+        <w:spacing w:before="20" w:after="40"/>
+      </w:pPr>
+      <w:r>
+        <w:rPr>
+          <w:rFonts w:ascii="Calibri" w:hAnsi="Calibri"/>
+          <w:b w:val="0"/>
+          <w:i w:val="0"/>
+          <w:color w:val="2C2C2C"/>
+          <w:sz w:val="20"/>
+          <w:u w:val="none"/>
+        </w:rPr>
+        <w:t>Signals to watch: The Hydrogen Production Tax Incentive ($2/kg refundable tax offset from 1 July 2027) is designed to complement Headstart, bridging the revenue gap until market prices reach parity.</w:t>
+      </w:r>
+    </w:p>
+    <w:p>
+      <w:pPr>
+        <w:pStyle w:val="ListBullet"/>
+        <w:spacing w:before="20" w:after="40"/>
+      </w:pPr>
+      <w:r>
+        <w:rPr>
+          <w:rFonts w:ascii="Calibri" w:hAnsi="Calibri"/>
+          <w:b w:val="0"/>
+          <w:i w:val="0"/>
+          <w:color w:val="2C2C2C"/>
+          <w:sz w:val="20"/>
+          <w:u w:val="none"/>
+        </w:rPr>
+        <w:t>Sources: https://arena.gov.au/funding/hydrogen-headstart-round2/</w:t>
+      </w:r>
+    </w:p>
+    <w:p>
+      <w:pPr>
+        <w:pStyle w:val="ListBullet"/>
+        <w:spacing w:before="20" w:after="40"/>
+      </w:pPr>
+      <w:r>
+        <w:rPr>
+          <w:rFonts w:ascii="Calibri" w:hAnsi="Calibri"/>
+          <w:b w:val="0"/>
+          <w:i w:val="0"/>
+          <w:color w:val="2C2C2C"/>
+          <w:sz w:val="20"/>
+          <w:u w:val="none"/>
+        </w:rPr>
+        <w:t>**Industry Growth Program (IGP)**</w:t>
+      </w:r>
+    </w:p>
+    <w:p>
+      <w:pPr>
+        <w:pStyle w:val="ListBullet"/>
+        <w:spacing w:before="20" w:after="40"/>
+      </w:pPr>
+      <w:r>
+        <w:rPr>
+          <w:rFonts w:ascii="Calibri" w:hAnsi="Calibri"/>
+          <w:b w:val="0"/>
+          <w:i w:val="0"/>
+          <w:color w:val="2C2C2C"/>
+          <w:sz w:val="20"/>
+          <w:u w:val="none"/>
+        </w:rPr>
+        <w:t>dministrator: Department of Industry, Science and Resources / business.gov.au</w:t>
+      </w:r>
+    </w:p>
+    <w:p>
+      <w:pPr>
+        <w:pStyle w:val="ListBullet"/>
+        <w:spacing w:before="20" w:after="40"/>
+      </w:pPr>
+      <w:r>
+        <w:rPr>
+          <w:rFonts w:ascii="Calibri" w:hAnsi="Calibri"/>
+          <w:b w:val="0"/>
+          <w:i w:val="0"/>
+          <w:color w:val="2C2C2C"/>
+          <w:sz w:val="20"/>
+          <w:u w:val="none"/>
+        </w:rPr>
+        <w:t>Funding: $50,000–$5.25M matched grants (two tiers)</w:t>
+      </w:r>
+    </w:p>
+    <w:p>
+      <w:pPr>
+        <w:pStyle w:val="ListBullet"/>
+        <w:spacing w:before="20" w:after="40"/>
+      </w:pPr>
+      <w:r>
+        <w:rPr>
+          <w:rFonts w:ascii="Calibri" w:hAnsi="Calibri"/>
+          <w:b w:val="0"/>
+          <w:i w:val="0"/>
+          <w:color w:val="2C2C2C"/>
+          <w:sz w:val="20"/>
+          <w:u w:val="none"/>
+        </w:rPr>
+        <w:t>Deadline: Rolling — ~90% of initial pool projected spent by June 2026</w:t>
+      </w:r>
+    </w:p>
+    <w:p>
+      <w:pPr>
+        <w:pStyle w:val="ListBullet"/>
+        <w:spacing w:before="20" w:after="40"/>
+      </w:pPr>
+      <w:r>
+        <w:rPr>
+          <w:rFonts w:ascii="Calibri" w:hAnsi="Calibri"/>
+          <w:b w:val="0"/>
+          <w:i w:val="0"/>
+          <w:color w:val="2C2C2C"/>
+          <w:sz w:val="20"/>
+          <w:u w:val="none"/>
+        </w:rPr>
+        <w:t>Stage: Early-stage commercialisation to growth</w:t>
+      </w:r>
+    </w:p>
+    <w:p>
+      <w:pPr>
+        <w:pStyle w:val="ListBullet"/>
+        <w:spacing w:before="20" w:after="40"/>
+      </w:pPr>
+      <w:r>
+        <w:rPr>
+          <w:rFonts w:ascii="Calibri" w:hAnsi="Calibri"/>
+          <w:b w:val="0"/>
+          <w:i w:val="0"/>
+          <w:color w:val="2C2C2C"/>
+          <w:sz w:val="20"/>
+          <w:u w:val="none"/>
+        </w:rPr>
+        <w:t>Summary: The federal government's primary SME commercialisation program offers matched grants aligned with National Reconstruction Fund priorities including renewables, low-emissions technologies, and critical minerals. Tier 1: Early-Stage Commercialisation ($50K–$250K, dollar-for-dollar matched). Tier 2: Commercialisation &amp; Growth ($100K–$5M). Applications are always open but approximately 90% of the initial funding pool was projected to be spent by June 2026.</w:t>
+      </w:r>
+    </w:p>
+    <w:p>
+      <w:pPr>
+        <w:pStyle w:val="ListBullet"/>
+        <w:spacing w:before="20" w:after="40"/>
+      </w:pPr>
+      <w:r>
+        <w:rPr>
+          <w:rFonts w:ascii="Calibri" w:hAnsi="Calibri"/>
+          <w:b w:val="0"/>
+          <w:i w:val="0"/>
+          <w:color w:val="2C2C2C"/>
+          <w:sz w:val="20"/>
+          <w:u w:val="none"/>
+        </w:rPr>
+        <w:t>Why it matters: One of the only national programs directly supporting cleantech SMEs at early stage. Apply urgently — the pool is depleting. The NRF Net Zero Fund (concessional debt/equity, $3B+) is expected to open mid-2026 as a growth-stage complement.</w:t>
+      </w:r>
+    </w:p>
+    <w:p>
+      <w:pPr>
+        <w:pStyle w:val="ListBullet"/>
+        <w:spacing w:before="20" w:after="40"/>
+      </w:pPr>
+      <w:r>
+        <w:rPr>
+          <w:rFonts w:ascii="Calibri" w:hAnsi="Calibri"/>
+          <w:b w:val="0"/>
+          <w:i w:val="0"/>
+          <w:color w:val="2C2C2C"/>
+          <w:sz w:val="20"/>
+          <w:u w:val="none"/>
+        </w:rPr>
+        <w:t>Signals to watch: NRF Net Zero Fund expected to open mid-2026 for larger growth-stage capital needs.</w:t>
+      </w:r>
+    </w:p>
+    <w:p>
+      <w:pPr>
+        <w:pStyle w:val="ListBullet"/>
+        <w:spacing w:before="20" w:after="40"/>
+      </w:pPr>
+      <w:r>
+        <w:rPr>
+          <w:rFonts w:ascii="Calibri" w:hAnsi="Calibri"/>
+          <w:b w:val="0"/>
+          <w:i w:val="0"/>
+          <w:color w:val="2C2C2C"/>
+          <w:sz w:val="20"/>
+          <w:u w:val="none"/>
+        </w:rPr>
+        <w:t>Sources: https://business.gov.au/grants-and-programs/industry-growth-program</w:t>
+      </w:r>
+    </w:p>
+    <w:p>
+      <w:pPr>
+        <w:pStyle w:val="ListBullet"/>
+        <w:spacing w:before="20" w:after="40"/>
+      </w:pPr>
+      <w:r>
+        <w:rPr>
+          <w:rFonts w:ascii="Calibri" w:hAnsi="Calibri"/>
+          <w:b w:val="0"/>
+          <w:i w:val="0"/>
+          <w:color w:val="2C2C2C"/>
+          <w:sz w:val="20"/>
+          <w:u w:val="none"/>
+        </w:rPr>
+        <w:t>**Main Sequence Ventures — Fund III**</w:t>
+      </w:r>
+    </w:p>
+    <w:p>
+      <w:pPr>
+        <w:pStyle w:val="ListBullet"/>
+        <w:spacing w:before="20" w:after="40"/>
+      </w:pPr>
+      <w:r>
+        <w:rPr>
+          <w:rFonts w:ascii="Calibri" w:hAnsi="Calibri"/>
+          <w:b w:val="0"/>
+          <w:i w:val="0"/>
+          <w:color w:val="2C2C2C"/>
+          <w:sz w:val="20"/>
+          <w:u w:val="none"/>
+        </w:rPr>
+        <w:t>dministrator: Main Sequence Ventures (MSEQ)</w:t>
+      </w:r>
+    </w:p>
+    <w:p>
+      <w:pPr>
+        <w:pStyle w:val="ListBullet"/>
+        <w:spacing w:before="20" w:after="40"/>
+      </w:pPr>
+      <w:r>
+        <w:rPr>
+          <w:rFonts w:ascii="Calibri" w:hAnsi="Calibri"/>
+          <w:b w:val="0"/>
+          <w:i w:val="0"/>
+          <w:color w:val="2C2C2C"/>
+          <w:sz w:val="20"/>
+          <w:u w:val="none"/>
+        </w:rPr>
+        <w:t>Funding: A$450M fund (A$1B under management total); invests seed to Series B in deeptech</w:t>
+      </w:r>
+    </w:p>
+    <w:p>
+      <w:pPr>
+        <w:pStyle w:val="ListBullet"/>
+        <w:spacing w:before="20" w:after="40"/>
+      </w:pPr>
+      <w:r>
+        <w:rPr>
+          <w:rFonts w:ascii="Calibri" w:hAnsi="Calibri"/>
+          <w:b w:val="0"/>
+          <w:i w:val="0"/>
+          <w:color w:val="2C2C2C"/>
+          <w:sz w:val="20"/>
+          <w:u w:val="none"/>
+        </w:rPr>
+        <w:t>Deadline: Ongoing — apply directly to Main Sequence via mseq.vc</w:t>
+      </w:r>
+    </w:p>
+    <w:p>
+      <w:pPr>
+        <w:pStyle w:val="ListBullet"/>
+        <w:spacing w:before="20" w:after="40"/>
+      </w:pPr>
+      <w:r>
+        <w:rPr>
+          <w:rFonts w:ascii="Calibri" w:hAnsi="Calibri"/>
+          <w:b w:val="0"/>
+          <w:i w:val="0"/>
+          <w:color w:val="2C2C2C"/>
+          <w:sz w:val="20"/>
+          <w:u w:val="none"/>
+        </w:rPr>
+        <w:t>Stage: Seed to Series B; research-driven deeptech with clear decarbonisation or industrial transformation thesis</w:t>
+      </w:r>
+    </w:p>
+    <w:p>
+      <w:pPr>
+        <w:pStyle w:val="ListBullet"/>
+        <w:spacing w:before="20" w:after="40"/>
+      </w:pPr>
+      <w:r>
+        <w:rPr>
+          <w:rFonts w:ascii="Calibri" w:hAnsi="Calibri"/>
+          <w:b w:val="0"/>
+          <w:i w:val="0"/>
+          <w:color w:val="2C2C2C"/>
+          <w:sz w:val="20"/>
+          <w:u w:val="none"/>
+        </w:rPr>
+        <w:t>Summary: Main Sequence Ventures, the CSIRO-founded deeptech VC, completed the first close of its A$450M Fund III in 2025 with LPs including CSIRO, Hostplus, Australian Ethical Investment, Temasek, and the Grantham Foundation. Fund III focuses on fibres, food, decarbonisation, and advanced manufacturing. MSEQ leverages CSIRO's research network to identify and back scientists turning discovery-stage research into transformative businesses. Total AUM now A$1B.</w:t>
+      </w:r>
+    </w:p>
+    <w:p>
+      <w:pPr>
+        <w:pStyle w:val="ListBullet"/>
+        <w:spacing w:before="20" w:after="40"/>
+      </w:pPr>
+      <w:r>
+        <w:rPr>
+          <w:rFonts w:ascii="Calibri" w:hAnsi="Calibri"/>
+          <w:b w:val="0"/>
+          <w:i w:val="0"/>
+          <w:color w:val="2C2C2C"/>
+          <w:sz w:val="20"/>
+          <w:u w:val="none"/>
+        </w:rPr>
+        <w:t>Why it matters: The most credible path to institutional equity for CSIRO-affiliated or research-backed climate and materials startups. MSEQ's CSIRO connection provides unique IP access, lab infrastructure, and strategic validation that no other Australian VC can replicate.</w:t>
+      </w:r>
+    </w:p>
+    <w:p>
+      <w:pPr>
+        <w:pStyle w:val="ListBullet"/>
+        <w:spacing w:before="20" w:after="40"/>
+      </w:pPr>
+      <w:r>
+        <w:rPr>
+          <w:rFonts w:ascii="Calibri" w:hAnsi="Calibri"/>
+          <w:b w:val="0"/>
+          <w:i w:val="0"/>
+          <w:color w:val="2C2C2C"/>
+          <w:sz w:val="20"/>
+          <w:u w:val="none"/>
+        </w:rPr>
+        <w:t>Signals to watch: MSEQ is the largest LP in CSIRO's A$150M commitment through Australia's Economic Accelerator (AEA). Startups coming through AEA Ignite/Innovate have a natural pathway to MSEQ consideration.</w:t>
+      </w:r>
+    </w:p>
+    <w:p>
+      <w:pPr>
+        <w:pStyle w:val="ListBullet"/>
+        <w:spacing w:before="20" w:after="40"/>
+      </w:pPr>
+      <w:r>
+        <w:rPr>
+          <w:rFonts w:ascii="Calibri" w:hAnsi="Calibri"/>
+          <w:b w:val="0"/>
+          <w:i w:val="0"/>
+          <w:color w:val="2C2C2C"/>
+          <w:sz w:val="20"/>
+          <w:u w:val="none"/>
+        </w:rPr>
+        <w:t>Sources: https://www.mseq.vc/</w:t>
+      </w:r>
+    </w:p>
+    <w:p>
+      <w:pPr>
+        <w:pStyle w:val="ListBullet"/>
+        <w:spacing w:before="20" w:after="40"/>
+      </w:pPr>
+      <w:r>
+        <w:rPr>
+          <w:rFonts w:ascii="Calibri" w:hAnsi="Calibri"/>
+          <w:b w:val="0"/>
+          <w:i w:val="0"/>
+          <w:color w:val="2C2C2C"/>
+          <w:sz w:val="20"/>
+          <w:u w:val="none"/>
+        </w:rPr>
+        <w:t>**National Reconstruction Fund — Net Zero Fund**</w:t>
+      </w:r>
+    </w:p>
+    <w:p>
+      <w:pPr>
+        <w:pStyle w:val="ListBullet"/>
+        <w:spacing w:before="20" w:after="40"/>
+      </w:pPr>
+      <w:r>
+        <w:rPr>
+          <w:rFonts w:ascii="Calibri" w:hAnsi="Calibri"/>
+          <w:b w:val="0"/>
+          <w:i w:val="0"/>
+          <w:color w:val="2C2C2C"/>
+          <w:sz w:val="20"/>
+          <w:u w:val="none"/>
+        </w:rPr>
+        <w:t>dministrator: NRF Corporation (NRFC) / Department of Industry, Science and Resources</w:t>
+      </w:r>
+    </w:p>
+    <w:p>
+      <w:pPr>
+        <w:pStyle w:val="ListBullet"/>
+        <w:spacing w:before="20" w:after="40"/>
+      </w:pPr>
+      <w:r>
+        <w:rPr>
+          <w:rFonts w:ascii="Calibri" w:hAnsi="Calibri"/>
+          <w:b w:val="0"/>
+          <w:i w:val="0"/>
+          <w:color w:val="2C2C2C"/>
+          <w:sz w:val="20"/>
+          <w:u w:val="none"/>
+        </w:rPr>
+        <w:t>Funding: $5 billion (concessional debt, equity, and guarantees; target return: 5-yr bond rate minus 1%)</w:t>
+      </w:r>
+    </w:p>
+    <w:p>
+      <w:pPr>
+        <w:pStyle w:val="ListBullet"/>
+        <w:spacing w:before="20" w:after="40"/>
+      </w:pPr>
+      <w:r>
+        <w:rPr>
+          <w:rFonts w:ascii="Calibri" w:hAnsi="Calibri"/>
+          <w:b w:val="0"/>
+          <w:i w:val="0"/>
+          <w:color w:val="2C2C2C"/>
+          <w:sz w:val="20"/>
+          <w:u w:val="none"/>
+        </w:rPr>
+        <w:t>Deadline: Implementation expected mid-2026 — monitor nrf.gov.au</w:t>
+      </w:r>
+    </w:p>
+    <w:p>
+      <w:pPr>
+        <w:pStyle w:val="ListBullet"/>
+        <w:spacing w:before="20" w:after="40"/>
+      </w:pPr>
+      <w:r>
+        <w:rPr>
+          <w:rFonts w:ascii="Calibri" w:hAnsi="Calibri"/>
+          <w:b w:val="0"/>
+          <w:i w:val="0"/>
+          <w:color w:val="2C2C2C"/>
+          <w:sz w:val="20"/>
+          <w:u w:val="none"/>
+        </w:rPr>
+        <w:t>Stage: Growth to industrial scale; large-scale industrial decarbonisation and manufacturing</w:t>
+      </w:r>
+    </w:p>
+    <w:p>
+      <w:pPr>
+        <w:pStyle w:val="ListBullet"/>
+        <w:spacing w:before="20" w:after="40"/>
+      </w:pPr>
+      <w:r>
+        <w:rPr>
+          <w:rFonts w:ascii="Calibri" w:hAnsi="Calibri"/>
+          <w:b w:val="0"/>
+          <w:i w:val="0"/>
+          <w:color w:val="2C2C2C"/>
+          <w:sz w:val="20"/>
+          <w:u w:val="none"/>
+        </w:rPr>
+        <w:t>Summary: The federal government's $5 billion Net Zero Fund within the NRF will provide highly concessional debt, equity, and guarantees to support industrial decarbonisation and scale-up of domestic low-emissions manufacturing. It targets large-scale facilities decarbonising operations and hard-to-abate sectors. Unlike the Industry Growth Program (which suits SMEs), this fund is designed for capital-intensive projects requiring tens to hundreds of millions of dollars. Full design has been finalised; implementation expected mid-2026.</w:t>
+      </w:r>
+    </w:p>
+    <w:p>
+      <w:pPr>
+        <w:pStyle w:val="ListBullet"/>
+        <w:spacing w:before="20" w:after="40"/>
+      </w:pPr>
+      <w:r>
+        <w:rPr>
+          <w:rFonts w:ascii="Calibri" w:hAnsi="Calibri"/>
+          <w:b w:val="0"/>
+          <w:i w:val="0"/>
+          <w:color w:val="2C2C2C"/>
+          <w:sz w:val="20"/>
+          <w:u w:val="none"/>
+        </w:rPr>
+        <w:t>Why it matters: The most significant new source of concessional growth-stage finance for deep industrial decarbonisation in Australia's history. Climate-tech ventures in green metals, sustainable fuels, or large-scale manufacturing should begin relationship-building with NRFC now.</w:t>
+      </w:r>
+    </w:p>
+    <w:p>
+      <w:pPr>
+        <w:pStyle w:val="ListBullet"/>
+        <w:spacing w:before="20" w:after="40"/>
+      </w:pPr>
+      <w:r>
+        <w:rPr>
+          <w:rFonts w:ascii="Calibri" w:hAnsi="Calibri"/>
+          <w:b w:val="0"/>
+          <w:i w:val="0"/>
+          <w:color w:val="2C2C2C"/>
+          <w:sz w:val="20"/>
+          <w:u w:val="none"/>
+        </w:rPr>
+        <w:t>Signals to watch: The NRFC general portfolio (NRF priority areas, commercial terms) is already open. The Net Zero sub-fund will layer on additional concessionality from mid-2026. Register interest at nrf.gov.au.</w:t>
+      </w:r>
+    </w:p>
+    <w:p>
+      <w:pPr>
+        <w:pStyle w:val="ListBullet"/>
+        <w:spacing w:before="20" w:after="40"/>
+      </w:pPr>
+      <w:r>
+        <w:rPr>
+          <w:rFonts w:ascii="Calibri" w:hAnsi="Calibri"/>
+          <w:b w:val="0"/>
+          <w:i w:val="0"/>
+          <w:color w:val="2C2C2C"/>
+          <w:sz w:val="20"/>
+          <w:u w:val="none"/>
+        </w:rPr>
+        <w:t>Sources: https://www.nrf.gov.au/</w:t>
+      </w:r>
+    </w:p>
+    <w:p>
+      <w:pPr>
+        <w:pStyle w:val="ListBullet"/>
+        <w:spacing w:before="20" w:after="40"/>
+      </w:pPr>
+      <w:r>
+        <w:rPr>
+          <w:rFonts w:ascii="Calibri" w:hAnsi="Calibri"/>
+          <w:b w:val="0"/>
+          <w:i w:val="0"/>
+          <w:color w:val="2C2C2C"/>
+          <w:sz w:val="20"/>
+          <w:u w:val="none"/>
+        </w:rPr>
+        <w:t>**R&amp;D Tax Incentive (R&amp;DTI)**</w:t>
+      </w:r>
+    </w:p>
+    <w:p>
+      <w:pPr>
+        <w:pStyle w:val="ListBullet"/>
+        <w:spacing w:before="20" w:after="40"/>
+      </w:pPr>
+      <w:r>
+        <w:rPr>
+          <w:rFonts w:ascii="Calibri" w:hAnsi="Calibri"/>
+          <w:b w:val="0"/>
+          <w:i w:val="0"/>
+          <w:color w:val="2C2C2C"/>
+          <w:sz w:val="20"/>
+          <w:u w:val="none"/>
+        </w:rPr>
+        <w:t>dministrator: ATO + Department of Industry, Science and Resources (DISR)</w:t>
+      </w:r>
+    </w:p>
+    <w:p>
+      <w:pPr>
+        <w:pStyle w:val="ListBullet"/>
+        <w:spacing w:before="20" w:after="40"/>
+      </w:pPr>
+      <w:r>
+        <w:rPr>
+          <w:rFonts w:ascii="Calibri" w:hAnsi="Calibri"/>
+          <w:b w:val="0"/>
+          <w:i w:val="0"/>
+          <w:color w:val="2C2C2C"/>
+          <w:sz w:val="20"/>
+          <w:u w:val="none"/>
+        </w:rPr>
+        <w:t>Funding: 43.5% refundable tax offset (SMEs, turnover &lt; $20M); 38.5%+ non-refundable (larger companies)</w:t>
+      </w:r>
+    </w:p>
+    <w:p>
+      <w:pPr>
+        <w:pStyle w:val="ListBullet"/>
+        <w:spacing w:before="20" w:after="40"/>
+      </w:pPr>
+      <w:r>
+        <w:rPr>
+          <w:rFonts w:ascii="Calibri" w:hAnsi="Calibri"/>
+          <w:b w:val="0"/>
+          <w:i w:val="0"/>
+          <w:color w:val="2C2C2C"/>
+          <w:sz w:val="20"/>
+          <w:u w:val="none"/>
+        </w:rPr>
+        <w:t>Deadline: Register within 10 months of financial year end (e.g. 30 April 2026 for FY25)</w:t>
+      </w:r>
+    </w:p>
+    <w:p>
+      <w:pPr>
+        <w:pStyle w:val="ListBullet"/>
+        <w:spacing w:before="20" w:after="40"/>
+      </w:pPr>
+      <w:r>
+        <w:rPr>
+          <w:rFonts w:ascii="Calibri" w:hAnsi="Calibri"/>
+          <w:b w:val="0"/>
+          <w:i w:val="0"/>
+          <w:color w:val="2C2C2C"/>
+          <w:sz w:val="20"/>
+          <w:u w:val="none"/>
+        </w:rPr>
+        <w:t>Stage: Any incorporated Australian company conducting eligible R&amp;D activities</w:t>
+      </w:r>
+    </w:p>
+    <w:p>
+      <w:pPr>
+        <w:pStyle w:val="ListBullet"/>
+        <w:spacing w:before="20" w:after="40"/>
+      </w:pPr>
+      <w:r>
+        <w:rPr>
+          <w:rFonts w:ascii="Calibri" w:hAnsi="Calibri"/>
+          <w:b w:val="0"/>
+          <w:i w:val="0"/>
+          <w:color w:val="2C2C2C"/>
+          <w:sz w:val="20"/>
+          <w:u w:val="none"/>
+        </w:rPr>
+        <w:t>Summary: Australia's largest innovation incentive offers a 43.5% refundable tax offset on eligible R&amp;D expenditure for SMEs with turnover under $20M — effectively a cash rebate on R&amp;D costs. Eligible costs include wages for R&amp;D staff, contractor costs, and materials used in trials. Larger companies receive a non-refundable offset based on R&amp;D intensity. Register R&amp;D activities with DISR (via business.gov.au) before claiming in your tax return; registration must be lodged within 10 months of financial year end. The eligible expenditure cap was increased to $150M in recent amendments.</w:t>
+      </w:r>
+    </w:p>
+    <w:p>
+      <w:pPr>
+        <w:pStyle w:val="ListBullet"/>
+        <w:spacing w:before="20" w:after="40"/>
+      </w:pPr>
+      <w:r>
+        <w:rPr>
+          <w:rFonts w:ascii="Calibri" w:hAnsi="Calibri"/>
+          <w:b w:val="0"/>
+          <w:i w:val="0"/>
+          <w:color w:val="2C2C2C"/>
+          <w:sz w:val="20"/>
+          <w:u w:val="none"/>
+        </w:rPr>
+        <w:t>Why it matters: For any climate-tech startup conducting genuine technical experimentation — hardware prototypes, novel software, new materials processes — this is the single most accessible cash injection available. It's not a competitive grant; all eligible companies receive the offset.</w:t>
+      </w:r>
+    </w:p>
+    <w:p>
+      <w:pPr>
+        <w:pStyle w:val="ListBullet"/>
+        <w:spacing w:before="20" w:after="40"/>
+      </w:pPr>
+      <w:r>
+        <w:rPr>
+          <w:rFonts w:ascii="Calibri" w:hAnsi="Calibri"/>
+          <w:b w:val="0"/>
+          <w:i w:val="0"/>
+          <w:color w:val="2C2C2C"/>
+          <w:sz w:val="20"/>
+          <w:u w:val="none"/>
+        </w:rPr>
+        <w:t>Signals to watch: Consult an R&amp;D tax specialist before lodging — the ATO audits R&amp;D claims closely and requires contemporaneous records of technical uncertainty, hypothesis, experiments, and outcomes.</w:t>
+      </w:r>
+    </w:p>
+    <w:p>
+      <w:pPr>
+        <w:pStyle w:val="ListBullet"/>
+        <w:spacing w:before="20" w:after="40"/>
+      </w:pPr>
+      <w:r>
+        <w:rPr>
+          <w:rFonts w:ascii="Calibri" w:hAnsi="Calibri"/>
+          <w:b w:val="0"/>
+          <w:i w:val="0"/>
+          <w:color w:val="2C2C2C"/>
+          <w:sz w:val="20"/>
+          <w:u w:val="none"/>
+        </w:rPr>
+        <w:t>Sources: https://business.gov.au/grants-and-programs/research-and-development-tax-incentive</w:t>
+      </w:r>
+    </w:p>
+    <w:p>
+      <w:pPr>
+        <w:pStyle w:val="ListBullet"/>
+        <w:spacing w:before="20" w:after="40"/>
+      </w:pPr>
+      <w:r>
+        <w:rPr>
+          <w:rFonts w:ascii="Calibri" w:hAnsi="Calibri"/>
+          <w:b w:val="0"/>
+          <w:i w:val="0"/>
+          <w:color w:val="2C2C2C"/>
+          <w:sz w:val="20"/>
+          <w:u w:val="none"/>
+        </w:rPr>
+        <w:t>**Startmate Accelerator — Winter 2026**</w:t>
+      </w:r>
+    </w:p>
+    <w:p>
+      <w:pPr>
+        <w:pStyle w:val="ListBullet"/>
+        <w:spacing w:before="20" w:after="40"/>
+      </w:pPr>
+      <w:r>
+        <w:rPr>
+          <w:rFonts w:ascii="Calibri" w:hAnsi="Calibri"/>
+          <w:b w:val="0"/>
+          <w:i w:val="0"/>
+          <w:color w:val="2C2C2C"/>
+          <w:sz w:val="20"/>
+          <w:u w:val="none"/>
+        </w:rPr>
+        <w:t>dministrator: Startmate</w:t>
+      </w:r>
+    </w:p>
+    <w:p>
+      <w:pPr>
+        <w:pStyle w:val="ListBullet"/>
+        <w:spacing w:before="20" w:after="40"/>
+      </w:pPr>
+      <w:r>
+        <w:rPr>
+          <w:rFonts w:ascii="Calibri" w:hAnsi="Calibri"/>
+          <w:b w:val="0"/>
+          <w:i w:val="0"/>
+          <w:color w:val="2C2C2C"/>
+          <w:sz w:val="20"/>
+          <w:u w:val="none"/>
+        </w:rPr>
+        <w:t>Funding: $120,000 AUD equity investment (post-money valuation: $1.5M for first-time raisers)</w:t>
+      </w:r>
+    </w:p>
+    <w:p>
+      <w:pPr>
+        <w:pStyle w:val="ListBullet"/>
+        <w:spacing w:before="20" w:after="40"/>
+      </w:pPr>
+      <w:r>
+        <w:rPr>
+          <w:rFonts w:ascii="Calibri" w:hAnsi="Calibri"/>
+          <w:b w:val="0"/>
+          <w:i w:val="0"/>
+          <w:color w:val="2C2C2C"/>
+          <w:sz w:val="20"/>
+          <w:u w:val="none"/>
+        </w:rPr>
+        <w:t>Deadline: Winter cohort applications expected ~June–July 2026 (program Aug–Nov)</w:t>
+      </w:r>
+    </w:p>
+    <w:p>
+      <w:pPr>
+        <w:pStyle w:val="ListBullet"/>
+        <w:spacing w:before="20" w:after="40"/>
+      </w:pPr>
+      <w:r>
+        <w:rPr>
+          <w:rFonts w:ascii="Calibri" w:hAnsi="Calibri"/>
+          <w:b w:val="0"/>
+          <w:i w:val="0"/>
+          <w:color w:val="2C2C2C"/>
+          <w:sz w:val="20"/>
+          <w:u w:val="none"/>
+        </w:rPr>
+        <w:t>Stage: Pre-seed to seed; idea-stage to early traction (67% of cohort pre-revenue)</w:t>
+      </w:r>
+    </w:p>
+    <w:p>
+      <w:pPr>
+        <w:pStyle w:val="ListBullet"/>
+        <w:spacing w:before="20" w:after="40"/>
+      </w:pPr>
+      <w:r>
+        <w:rPr>
+          <w:rFonts w:ascii="Calibri" w:hAnsi="Calibri"/>
+          <w:b w:val="0"/>
+          <w:i w:val="0"/>
+          <w:color w:val="2C2C2C"/>
+          <w:sz w:val="20"/>
+          <w:u w:val="none"/>
+        </w:rPr>
+        <w:t>Summary: Startmate runs Australia and New Zealand's most prominent 12-week accelerator twice per year (Summer: Feb–May; Winter: Aug–Nov). Climate-tech is a recognised priority sector and previous cohorts received CEFC Innovation Fund backing of $50K per company. Applications for the Winter 2026 cohort are expected to open June–July 2026. Startmate invests $120K for equity; valuation matched to prior rounds for founders who have already raised. Selection is mentor-driven across 3 stages over 3 weeks.</w:t>
+      </w:r>
+    </w:p>
+    <w:p>
+      <w:pPr>
+        <w:pStyle w:val="ListBullet"/>
+        <w:spacing w:before="20" w:after="40"/>
+      </w:pPr>
+      <w:r>
+        <w:rPr>
+          <w:rFonts w:ascii="Calibri" w:hAnsi="Calibri"/>
+          <w:b w:val="0"/>
+          <w:i w:val="0"/>
+          <w:color w:val="2C2C2C"/>
+          <w:sz w:val="20"/>
+          <w:u w:val="none"/>
+        </w:rPr>
+        <w:t>Why it matters: The highest-profile generalist accelerator in Australia with a strong climate-tech track record. Strong network effects: the Startmate community of founders, operators, and investors is one of Australia's most active and supportive.</w:t>
+      </w:r>
+    </w:p>
+    <w:p>
+      <w:pPr>
+        <w:pStyle w:val="ListBullet"/>
+        <w:spacing w:before="20" w:after="40"/>
+      </w:pPr>
+      <w:r>
+        <w:rPr>
+          <w:rFonts w:ascii="Calibri" w:hAnsi="Calibri"/>
+          <w:b w:val="0"/>
+          <w:i w:val="0"/>
+          <w:color w:val="2C2C2C"/>
+          <w:sz w:val="20"/>
+          <w:u w:val="none"/>
+        </w:rPr>
+        <w:t>Sources: https://www.startmate.com/accelerator/program</w:t>
+      </w:r>
+    </w:p>
+    <w:p>
+      <w:pPr>
+        <w:pStyle w:val="ListBullet"/>
+        <w:spacing w:before="20" w:after="40"/>
+      </w:pPr>
+      <w:r>
+        <w:rPr>
+          <w:rFonts w:ascii="Calibri" w:hAnsi="Calibri"/>
+          <w:b w:val="0"/>
+          <w:i w:val="0"/>
+          <w:color w:val="2C2C2C"/>
+          <w:sz w:val="20"/>
+          <w:u w:val="none"/>
+        </w:rPr>
+        <w:t>**State &amp; territory programs**</w:t>
+      </w:r>
+    </w:p>
+    <w:p>
+      <w:pPr>
+        <w:pStyle w:val="ListBullet"/>
+        <w:spacing w:before="20" w:after="40"/>
+      </w:pPr>
+      <w:r>
+        <w:rPr>
+          <w:rFonts w:ascii="Calibri" w:hAnsi="Calibri"/>
+          <w:b w:val="0"/>
+          <w:i w:val="0"/>
+          <w:color w:val="2C2C2C"/>
+          <w:sz w:val="20"/>
+          <w:u w:val="none"/>
+        </w:rPr>
+        <w:t>**ACT: Energy Innovation Fund**</w:t>
+      </w:r>
+    </w:p>
+    <w:p>
+      <w:pPr>
+        <w:pStyle w:val="ListBullet"/>
+        <w:spacing w:before="20" w:after="40"/>
+      </w:pPr>
+      <w:r>
+        <w:rPr>
+          <w:rFonts w:ascii="Calibri" w:hAnsi="Calibri"/>
+          <w:b w:val="0"/>
+          <w:i w:val="0"/>
+          <w:color w:val="2C2C2C"/>
+          <w:sz w:val="20"/>
+          <w:u w:val="none"/>
+        </w:rPr>
+        <w:t>dministrator: ACT Government — Environment, Planning and Sustainable Development Directorate (EPSDD)</w:t>
+      </w:r>
+    </w:p>
+    <w:p>
+      <w:pPr>
+        <w:pStyle w:val="ListBullet"/>
+        <w:spacing w:before="20" w:after="40"/>
+      </w:pPr>
+      <w:r>
+        <w:rPr>
+          <w:rFonts w:ascii="Calibri" w:hAnsi="Calibri"/>
+          <w:b w:val="0"/>
+          <w:i w:val="0"/>
+          <w:color w:val="2C2C2C"/>
+          <w:sz w:val="20"/>
+          <w:u w:val="none"/>
+        </w:rPr>
+        <w:t>Funding: Technology Demo: up to $10M pool, grants vary; Policy Challenge: $3.75M pool; Innovation Ecosystem: $3.25M pool</w:t>
+      </w:r>
+    </w:p>
+    <w:p>
+      <w:pPr>
+        <w:pStyle w:val="ListBullet"/>
+        <w:spacing w:before="20" w:after="40"/>
+      </w:pPr>
+      <w:r>
+        <w:rPr>
+          <w:rFonts w:ascii="Calibri" w:hAnsi="Calibri"/>
+          <w:b w:val="0"/>
+          <w:i w:val="0"/>
+          <w:color w:val="2C2C2C"/>
+          <w:sz w:val="20"/>
+          <w:u w:val="none"/>
+        </w:rPr>
+        <w:t>Deadline: Technology Demo stream: open year-round, assessed quarterly</w:t>
+      </w:r>
+    </w:p>
+    <w:p>
+      <w:pPr>
+        <w:pStyle w:val="ListBullet"/>
+        <w:spacing w:before="20" w:after="40"/>
+      </w:pPr>
+      <w:r>
+        <w:rPr>
+          <w:rFonts w:ascii="Calibri" w:hAnsi="Calibri"/>
+          <w:b w:val="0"/>
+          <w:i w:val="0"/>
+          <w:color w:val="2C2C2C"/>
+          <w:sz w:val="20"/>
+          <w:u w:val="none"/>
+        </w:rPr>
+        <w:t>Stage: Businesses, research institutions, and non-profits; energy transition innovation in the ACT</w:t>
+      </w:r>
+    </w:p>
+    <w:p>
+      <w:pPr>
+        <w:pStyle w:val="ListBullet"/>
+        <w:spacing w:before="20" w:after="40"/>
+      </w:pPr>
+      <w:r>
+        <w:rPr>
+          <w:rFonts w:ascii="Calibri" w:hAnsi="Calibri"/>
+          <w:b w:val="0"/>
+          <w:i w:val="0"/>
+          <w:color w:val="2C2C2C"/>
+          <w:sz w:val="20"/>
+          <w:u w:val="none"/>
+        </w:rPr>
+        <w:t>Summary: The ACT's Energy Innovation Fund (formerly the Renewable Energy Innovation Fund / REIF) has invested $12M since 2016 and was expanded with an additional $19M commitment. Three streams: Technology Demonstration (up to $10M over 5 years, quarterly rolling assessment for energy tech businesses), Policy Challenge ($3.75M for solutions to ACT energy transition policy barriers), and Innovation Ecosystem ($3.25M for accelerator and ecosystem programs). Applications via SmartyGrants.</w:t>
+      </w:r>
+    </w:p>
+    <w:p>
+      <w:pPr>
+        <w:pStyle w:val="ListBullet"/>
+        <w:spacing w:before="20" w:after="40"/>
+      </w:pPr>
+      <w:r>
+        <w:rPr>
+          <w:rFonts w:ascii="Calibri" w:hAnsi="Calibri"/>
+          <w:b w:val="0"/>
+          <w:i w:val="0"/>
+          <w:color w:val="2C2C2C"/>
+          <w:sz w:val="20"/>
+          <w:u w:val="none"/>
+        </w:rPr>
+        <w:t>Why it matters: The ACT's primary grant channel for early-stage energy innovation, particularly valuable for startups seeking a smaller pilot-scale test market before national rollout. The quarterly rolling assessment means no fixed deadline pressure.</w:t>
+      </w:r>
+    </w:p>
+    <w:p>
+      <w:pPr>
+        <w:pStyle w:val="ListBullet"/>
+        <w:spacing w:before="20" w:after="40"/>
+      </w:pPr>
+      <w:r>
+        <w:rPr>
+          <w:rFonts w:ascii="Calibri" w:hAnsi="Calibri"/>
+          <w:b w:val="0"/>
+          <w:i w:val="0"/>
+          <w:color w:val="2C2C2C"/>
+          <w:sz w:val="20"/>
+          <w:u w:val="none"/>
+        </w:rPr>
+        <w:t>Sources: https://www.climatechoices.act.gov.au/policy-programs/energy-innovation-fund</w:t>
+      </w:r>
+    </w:p>
+    <w:p>
+      <w:pPr>
+        <w:pStyle w:val="ListBullet"/>
+        <w:spacing w:before="20" w:after="40"/>
+      </w:pPr>
+      <w:r>
+        <w:rPr>
+          <w:rFonts w:ascii="Calibri" w:hAnsi="Calibri"/>
+          <w:b w:val="0"/>
+          <w:i w:val="0"/>
+          <w:color w:val="2C2C2C"/>
+          <w:sz w:val="20"/>
+          <w:u w:val="none"/>
+        </w:rPr>
+        <w:t>**NSW: I2N Cleantech Accelerator — University of Newcastle**</w:t>
+      </w:r>
+    </w:p>
+    <w:p>
+      <w:pPr>
+        <w:pStyle w:val="ListBullet"/>
+        <w:spacing w:before="20" w:after="40"/>
+      </w:pPr>
+      <w:r>
+        <w:rPr>
+          <w:rFonts w:ascii="Calibri" w:hAnsi="Calibri"/>
+          <w:b w:val="0"/>
+          <w:i w:val="0"/>
+          <w:color w:val="2C2C2C"/>
+          <w:sz w:val="20"/>
+          <w:u w:val="none"/>
+        </w:rPr>
+        <w:t>dministrator: Integrated Innovation Network (I2N) / University of Newcastle</w:t>
+      </w:r>
+    </w:p>
+    <w:p>
+      <w:pPr>
+        <w:pStyle w:val="ListBullet"/>
+        <w:spacing w:before="20" w:after="40"/>
+      </w:pPr>
+      <w:r>
+        <w:rPr>
+          <w:rFonts w:ascii="Calibri" w:hAnsi="Calibri"/>
+          <w:b w:val="0"/>
+          <w:i w:val="0"/>
+          <w:color w:val="2C2C2C"/>
+          <w:sz w:val="20"/>
+          <w:u w:val="none"/>
+        </w:rPr>
+        <w:t>Funding: Non-dilutive program support; IP support via Davies Collison Cave</w:t>
+      </w:r>
+    </w:p>
+    <w:p>
+      <w:pPr>
+        <w:pStyle w:val="ListBullet"/>
+        <w:spacing w:before="20" w:after="40"/>
+      </w:pPr>
+      <w:r>
+        <w:rPr>
+          <w:rFonts w:ascii="Calibri" w:hAnsi="Calibri"/>
+          <w:b w:val="0"/>
+          <w:i w:val="0"/>
+          <w:color w:val="2C2C2C"/>
+          <w:sz w:val="20"/>
+          <w:u w:val="none"/>
+        </w:rPr>
+        <w:t>Deadline: Next cohort applications expected ~April–July 2026 (programme Aug–Nov)</w:t>
+      </w:r>
+    </w:p>
+    <w:p>
+      <w:pPr>
+        <w:pStyle w:val="ListBullet"/>
+        <w:spacing w:before="20" w:after="40"/>
+      </w:pPr>
+      <w:r>
+        <w:rPr>
+          <w:rFonts w:ascii="Calibri" w:hAnsi="Calibri"/>
+          <w:b w:val="0"/>
+          <w:i w:val="0"/>
+          <w:color w:val="2C2C2C"/>
+          <w:sz w:val="20"/>
+          <w:u w:val="none"/>
+        </w:rPr>
+        <w:t>Stage: Pre-Series A; any founder (not UNSW-affiliated required); Hunter/Central Coast focus but open nationally</w:t>
+      </w:r>
+    </w:p>
+    <w:p>
+      <w:pPr>
+        <w:pStyle w:val="ListBullet"/>
+        <w:spacing w:before="20" w:after="40"/>
+      </w:pPr>
+      <w:r>
+        <w:rPr>
+          <w:rFonts w:ascii="Calibri" w:hAnsi="Calibri"/>
+          <w:b w:val="0"/>
+          <w:i w:val="0"/>
+          <w:color w:val="2C2C2C"/>
+          <w:sz w:val="20"/>
+          <w:u w:val="none"/>
+        </w:rPr>
+        <w:t>Summary: A 13-week cleantech-specific accelerator run by the University of Newcastle's I2N, backed by the federal Trailblazer for Recycling and Clean Energy (TRaCE) program. Accepts up to 12 teams per cohort across clean energy, recycling, water, transport, and supply chains. All founders receive IP and trademark support from Davies Collison Cave. The programme culminates in a Showcase event; selected companies enter an incubator phase through to June 2027. Open to any founder — no university affiliation required.</w:t>
+      </w:r>
+    </w:p>
+    <w:p>
+      <w:pPr>
+        <w:pStyle w:val="ListBullet"/>
+        <w:spacing w:before="20" w:after="40"/>
+      </w:pPr>
+      <w:r>
+        <w:rPr>
+          <w:rFonts w:ascii="Calibri" w:hAnsi="Calibri"/>
+          <w:b w:val="0"/>
+          <w:i w:val="0"/>
+          <w:color w:val="2C2C2C"/>
+          <w:sz w:val="20"/>
+          <w:u w:val="none"/>
+        </w:rPr>
+        <w:t>Why it matters: One of the only sector-specific cleantech accelerators outside Sydney and Melbourne, with genuine depth in clean energy and recycling commercialisation. TRaCE funding gives it stronger resource backing than typical university accelerators.</w:t>
+      </w:r>
+    </w:p>
+    <w:p>
+      <w:pPr>
+        <w:pStyle w:val="ListBullet"/>
+        <w:spacing w:before="20" w:after="40"/>
+      </w:pPr>
+      <w:r>
+        <w:rPr>
+          <w:rFonts w:ascii="Calibri" w:hAnsi="Calibri"/>
+          <w:b w:val="0"/>
+          <w:i w:val="0"/>
+          <w:color w:val="2C2C2C"/>
+          <w:sz w:val="20"/>
+          <w:u w:val="none"/>
+        </w:rPr>
+        <w:t>Signals to watch: Applications typically open April, with an info session in May and programme starting August. Monitor hunternewenergy.com.au for next cohort announcements.</w:t>
+      </w:r>
+    </w:p>
+    <w:p>
+      <w:pPr>
+        <w:pStyle w:val="ListBullet"/>
+        <w:spacing w:before="20" w:after="40"/>
+      </w:pPr>
+      <w:r>
+        <w:rPr>
+          <w:rFonts w:ascii="Calibri" w:hAnsi="Calibri"/>
+          <w:b w:val="0"/>
+          <w:i w:val="0"/>
+          <w:color w:val="2C2C2C"/>
+          <w:sz w:val="20"/>
+          <w:u w:val="none"/>
+        </w:rPr>
+        <w:t>Sources: https://www.newcastle.edu.au/engage/business-and-industry/integrated-innovation-network-i2n/programs/accelerators/i2n-cleantech-accelerator</w:t>
+      </w:r>
+    </w:p>
+    <w:p>
+      <w:pPr>
+        <w:pStyle w:val="ListBullet"/>
+        <w:spacing w:before="20" w:after="40"/>
+      </w:pPr>
+      <w:r>
+        <w:rPr>
+          <w:rFonts w:ascii="Calibri" w:hAnsi="Calibri"/>
+          <w:b w:val="0"/>
+          <w:i w:val="0"/>
+          <w:color w:val="2C2C2C"/>
+          <w:sz w:val="20"/>
+          <w:u w:val="none"/>
+        </w:rPr>
+        <w:t>**NSW Net Zero Manufacturing Initiative (NZMI)**</w:t>
+      </w:r>
+    </w:p>
+    <w:p>
+      <w:pPr>
+        <w:pStyle w:val="ListBullet"/>
+        <w:spacing w:before="20" w:after="40"/>
+      </w:pPr>
+      <w:r>
+        <w:rPr>
+          <w:rFonts w:ascii="Calibri" w:hAnsi="Calibri"/>
+          <w:b w:val="0"/>
+          <w:i w:val="0"/>
+          <w:color w:val="2C2C2C"/>
+          <w:sz w:val="20"/>
+          <w:u w:val="none"/>
+        </w:rPr>
+        <w:t>dministrator: NSW Climate and Energy Action / energy.nsw.gov.au</w:t>
+      </w:r>
+    </w:p>
+    <w:p>
+      <w:pPr>
+        <w:pStyle w:val="ListBullet"/>
+        <w:spacing w:before="20" w:after="40"/>
+      </w:pPr>
+      <w:r>
+        <w:rPr>
+          <w:rFonts w:ascii="Calibri" w:hAnsi="Calibri"/>
+          <w:b w:val="0"/>
+          <w:i w:val="0"/>
+          <w:color w:val="2C2C2C"/>
+          <w:sz w:val="20"/>
+          <w:u w:val="none"/>
+        </w:rPr>
+        <w:t>Funding: CTI stream: $250,000–$5,000,000 (50% co-contribution); LCPM/RM streams: $50K–$50M</w:t>
+      </w:r>
+    </w:p>
+    <w:p>
+      <w:pPr>
+        <w:pStyle w:val="ListBullet"/>
+        <w:spacing w:before="20" w:after="40"/>
+      </w:pPr>
+      <w:r>
+        <w:rPr>
+          <w:rFonts w:ascii="Calibri" w:hAnsi="Calibri"/>
+          <w:b w:val="0"/>
+          <w:i w:val="0"/>
+          <w:color w:val="2C2C2C"/>
+          <w:sz w:val="20"/>
+          <w:u w:val="none"/>
+        </w:rPr>
+        <w:t>Deadline: Round 2 in development — register interest at energy.nsw.gov.au/NZMI</w:t>
+      </w:r>
+    </w:p>
+    <w:p>
+      <w:pPr>
+        <w:pStyle w:val="ListBullet"/>
+        <w:spacing w:before="20" w:after="40"/>
+      </w:pPr>
+      <w:r>
+        <w:rPr>
+          <w:rFonts w:ascii="Calibri" w:hAnsi="Calibri"/>
+          <w:b w:val="0"/>
+          <w:i w:val="0"/>
+          <w:color w:val="2C2C2C"/>
+          <w:sz w:val="20"/>
+          <w:u w:val="none"/>
+        </w:rPr>
+        <w:t>Stage: Innovation to manufacturing scale; cleantech, low-carbon products, renewable manufacturing</w:t>
+      </w:r>
+    </w:p>
+    <w:p>
+      <w:pPr>
+        <w:pStyle w:val="ListBullet"/>
+        <w:spacing w:before="20" w:after="40"/>
+      </w:pPr>
+      <w:r>
+        <w:rPr>
+          <w:rFonts w:ascii="Calibri" w:hAnsi="Calibri"/>
+          <w:b w:val="0"/>
+          <w:i w:val="0"/>
+          <w:color w:val="2C2C2C"/>
+          <w:sz w:val="20"/>
+          <w:u w:val="none"/>
+        </w:rPr>
+        <w:t>Summary: The NSW Government's $275 million Net Zero Manufacturing Initiative spans three streams: Clean Technology Innovation (CTI, $250K–$5M for R&amp;D and commercialisation), Low Carbon Product Manufacturing (LCPM, $50K–$20M for expanding manufacturing capacity), and Renewable Manufacturing (RM, $5M–$50M for renewable energy component production). Round 1 recipients have been announced; Round 2 details are being finalised. All streams require 50% co-contribution from non-NSW Government sources (cash only; in-kind excluded).</w:t>
+      </w:r>
+    </w:p>
+    <w:p>
+      <w:pPr>
+        <w:pStyle w:val="ListBullet"/>
+        <w:spacing w:before="20" w:after="40"/>
+      </w:pPr>
+      <w:r>
+        <w:rPr>
+          <w:rFonts w:ascii="Calibri" w:hAnsi="Calibri"/>
+          <w:b w:val="0"/>
+          <w:i w:val="0"/>
+          <w:color w:val="2C2C2C"/>
+          <w:sz w:val="20"/>
+          <w:u w:val="none"/>
+        </w:rPr>
+        <w:t>Why it matters: The most substantial manufacturing-focused cleantech grant program in NSW. CTI's commercialisation stream ($250K–$5M) is directly relevant to startups with validated technology seeking production scale-up capital.</w:t>
+      </w:r>
+    </w:p>
+    <w:p>
+      <w:pPr>
+        <w:pStyle w:val="ListBullet"/>
+        <w:spacing w:before="20" w:after="40"/>
+      </w:pPr>
+      <w:r>
+        <w:rPr>
+          <w:rFonts w:ascii="Calibri" w:hAnsi="Calibri"/>
+          <w:b w:val="0"/>
+          <w:i w:val="0"/>
+          <w:color w:val="2C2C2C"/>
+          <w:sz w:val="20"/>
+          <w:u w:val="none"/>
+        </w:rPr>
+        <w:t>Signals to watch: Register interest at energy.nsw.gov.au/NZMI for Round 2 notification. Round 2 construction-ready streams expected to carry larger pools than Round 1.</w:t>
+      </w:r>
+    </w:p>
+    <w:p>
+      <w:pPr>
+        <w:pStyle w:val="ListBullet"/>
+        <w:spacing w:before="20" w:after="40"/>
+      </w:pPr>
+      <w:r>
+        <w:rPr>
+          <w:rFonts w:ascii="Calibri" w:hAnsi="Calibri"/>
+          <w:b w:val="0"/>
+          <w:i w:val="0"/>
+          <w:color w:val="2C2C2C"/>
+          <w:sz w:val="20"/>
+          <w:u w:val="none"/>
+        </w:rPr>
+        <w:t>Sources: https://business.gov.au/grants-and-programs/net-zero-manufacturing-initiative-low-carbon-product-manufacturing-nsw</w:t>
+      </w:r>
+    </w:p>
+    <w:p>
+      <w:pPr>
+        <w:pStyle w:val="ListBullet"/>
+        <w:spacing w:before="20" w:after="40"/>
+      </w:pPr>
+      <w:r>
+        <w:rPr>
+          <w:rFonts w:ascii="Calibri" w:hAnsi="Calibri"/>
+          <w:b w:val="0"/>
+          <w:i w:val="0"/>
+          <w:color w:val="2C2C2C"/>
+          <w:sz w:val="20"/>
+          <w:u w:val="none"/>
+        </w:rPr>
+        <w:t>**NSW: UNSW Climate 10x Accelerator (TRaCE Trailblazer)**</w:t>
+      </w:r>
+    </w:p>
+    <w:p>
+      <w:pPr>
+        <w:pStyle w:val="ListBullet"/>
+        <w:spacing w:before="20" w:after="40"/>
+      </w:pPr>
+      <w:r>
+        <w:rPr>
+          <w:rFonts w:ascii="Calibri" w:hAnsi="Calibri"/>
+          <w:b w:val="0"/>
+          <w:i w:val="0"/>
+          <w:color w:val="2C2C2C"/>
+          <w:sz w:val="20"/>
+          <w:u w:val="none"/>
+        </w:rPr>
+        <w:t>dministrator: UNSW Founders (federally funded via Trailblazer for Recycling and Clean Energy)</w:t>
+      </w:r>
+    </w:p>
+    <w:p>
+      <w:pPr>
+        <w:pStyle w:val="ListBullet"/>
+        <w:spacing w:before="20" w:after="40"/>
+      </w:pPr>
+      <w:r>
+        <w:rPr>
+          <w:rFonts w:ascii="Calibri" w:hAnsi="Calibri"/>
+          <w:b w:val="0"/>
+          <w:i w:val="0"/>
+          <w:color w:val="2C2C2C"/>
+          <w:sz w:val="20"/>
+          <w:u w:val="none"/>
+        </w:rPr>
+        <w:t>Funding: Equity and/or non-dilutive support (details on application)</w:t>
+      </w:r>
+    </w:p>
+    <w:p>
+      <w:pPr>
+        <w:pStyle w:val="ListBullet"/>
+        <w:spacing w:before="20" w:after="40"/>
+      </w:pPr>
+      <w:r>
+        <w:rPr>
+          <w:rFonts w:ascii="Calibri" w:hAnsi="Calibri"/>
+          <w:b w:val="0"/>
+          <w:i w:val="0"/>
+          <w:color w:val="2C2C2C"/>
+          <w:sz w:val="20"/>
+          <w:u w:val="none"/>
+        </w:rPr>
+        <w:t>Deadline: Check unswfounders.com/accelerators for current intake</w:t>
+      </w:r>
+    </w:p>
+    <w:p>
+      <w:pPr>
+        <w:pStyle w:val="ListBullet"/>
+        <w:spacing w:before="20" w:after="40"/>
+      </w:pPr>
+      <w:r>
+        <w:rPr>
+          <w:rFonts w:ascii="Calibri" w:hAnsi="Calibri"/>
+          <w:b w:val="0"/>
+          <w:i w:val="0"/>
+          <w:color w:val="2C2C2C"/>
+          <w:sz w:val="20"/>
+          <w:u w:val="none"/>
+        </w:rPr>
+        <w:t>Stage: Early-stage; clean energy and recycling startups</w:t>
+      </w:r>
+    </w:p>
+    <w:p>
+      <w:pPr>
+        <w:pStyle w:val="ListBullet"/>
+        <w:spacing w:before="20" w:after="40"/>
+      </w:pPr>
+      <w:r>
+        <w:rPr>
+          <w:rFonts w:ascii="Calibri" w:hAnsi="Calibri"/>
+          <w:b w:val="0"/>
+          <w:i w:val="0"/>
+          <w:color w:val="2C2C2C"/>
+          <w:sz w:val="20"/>
+          <w:u w:val="none"/>
+        </w:rPr>
+        <w:t>Summary: A two-phase accelerator funded by the federal Trailblazer for Recycling and Clean Energy (TRaCE) program. Phase 1 (Pre-X, 4 weeks) accepts 15 teams; Phase 2 (Accelerator, 10 weeks) takes the strongest through to investment readiness. Open to any Australian startup — no UNSW affiliation required.</w:t>
+      </w:r>
+    </w:p>
+    <w:p>
+      <w:pPr>
+        <w:pStyle w:val="ListBullet"/>
+        <w:spacing w:before="20" w:after="40"/>
+      </w:pPr>
+      <w:r>
+        <w:rPr>
+          <w:rFonts w:ascii="Calibri" w:hAnsi="Calibri"/>
+          <w:b w:val="0"/>
+          <w:i w:val="0"/>
+          <w:color w:val="2C2C2C"/>
+          <w:sz w:val="20"/>
+          <w:u w:val="none"/>
+        </w:rPr>
+        <w:t>Why it matters: Federal Trailblazer funding means this program has significant resources for participants compared to standard accelerators. Clean energy and recycling sectors particularly well served.</w:t>
+      </w:r>
+    </w:p>
+    <w:p>
+      <w:pPr>
+        <w:pStyle w:val="ListBullet"/>
+        <w:spacing w:before="20" w:after="40"/>
+      </w:pPr>
+      <w:r>
+        <w:rPr>
+          <w:rFonts w:ascii="Calibri" w:hAnsi="Calibri"/>
+          <w:b w:val="0"/>
+          <w:i w:val="0"/>
+          <w:color w:val="2C2C2C"/>
+          <w:sz w:val="20"/>
+          <w:u w:val="none"/>
+        </w:rPr>
+        <w:t>Sources: https://unswfounders.com/accelerators</w:t>
+      </w:r>
+    </w:p>
+    <w:p>
+      <w:pPr>
+        <w:pStyle w:val="ListBullet"/>
+        <w:spacing w:before="20" w:after="40"/>
+      </w:pPr>
+      <w:r>
+        <w:rPr>
+          <w:rFonts w:ascii="Calibri" w:hAnsi="Calibri"/>
+          <w:b w:val="0"/>
+          <w:i w:val="0"/>
+          <w:color w:val="2C2C2C"/>
+          <w:sz w:val="20"/>
+          <w:u w:val="none"/>
+        </w:rPr>
+        <w:t>**QLD: Advance Queensland — Ignite Ideas Fund**</w:t>
+      </w:r>
+    </w:p>
+    <w:p>
+      <w:pPr>
+        <w:pStyle w:val="ListBullet"/>
+        <w:spacing w:before="20" w:after="40"/>
+      </w:pPr>
+      <w:r>
+        <w:rPr>
+          <w:rFonts w:ascii="Calibri" w:hAnsi="Calibri"/>
+          <w:b w:val="0"/>
+          <w:i w:val="0"/>
+          <w:color w:val="2C2C2C"/>
+          <w:sz w:val="20"/>
+          <w:u w:val="none"/>
+        </w:rPr>
+        <w:t>dministrator: Advance Queensland (Queensland Government)</w:t>
+      </w:r>
+    </w:p>
+    <w:p>
+      <w:pPr>
+        <w:pStyle w:val="ListBullet"/>
+        <w:spacing w:before="20" w:after="40"/>
+      </w:pPr>
+      <w:r>
+        <w:rPr>
+          <w:rFonts w:ascii="Calibri" w:hAnsi="Calibri"/>
+          <w:b w:val="0"/>
+          <w:i w:val="0"/>
+          <w:color w:val="2C2C2C"/>
+          <w:sz w:val="20"/>
+          <w:u w:val="none"/>
+        </w:rPr>
+        <w:t>Funding: Up to $100,000 (Tier 1) or $100,001–$200,000 (Tier 2); 20% matched contribution</w:t>
+      </w:r>
+    </w:p>
+    <w:p>
+      <w:pPr>
+        <w:pStyle w:val="ListBullet"/>
+        <w:spacing w:before="20" w:after="40"/>
+      </w:pPr>
+      <w:r>
+        <w:rPr>
+          <w:rFonts w:ascii="Calibri" w:hAnsi="Calibri"/>
+          <w:b w:val="0"/>
+          <w:i w:val="0"/>
+          <w:color w:val="2C2C2C"/>
+          <w:sz w:val="20"/>
+          <w:u w:val="none"/>
+        </w:rPr>
+        <w:t>Deadline: Next round TBC — monitor advance.qld.gov.au</w:t>
+      </w:r>
+    </w:p>
+    <w:p>
+      <w:pPr>
+        <w:pStyle w:val="ListBullet"/>
+        <w:spacing w:before="20" w:after="40"/>
+      </w:pPr>
+      <w:r>
+        <w:rPr>
+          <w:rFonts w:ascii="Calibri" w:hAnsi="Calibri"/>
+          <w:b w:val="0"/>
+          <w:i w:val="0"/>
+          <w:color w:val="2C2C2C"/>
+          <w:sz w:val="20"/>
+          <w:u w:val="none"/>
+        </w:rPr>
+        <w:t>Stage: MVP to early commercialisation</w:t>
+      </w:r>
+    </w:p>
+    <w:p>
+      <w:pPr>
+        <w:pStyle w:val="ListBullet"/>
+        <w:spacing w:before="20" w:after="40"/>
+      </w:pPr>
+      <w:r>
+        <w:rPr>
+          <w:rFonts w:ascii="Calibri" w:hAnsi="Calibri"/>
+          <w:b w:val="0"/>
+          <w:i w:val="0"/>
+          <w:color w:val="2C2C2C"/>
+          <w:sz w:val="20"/>
+          <w:u w:val="none"/>
+        </w:rPr>
+        <w:t>Summary: Provides up to $200,000 to Queensland-based startups at MVP to early commercialisation stage. Cleantech is an eligible priority sector. The current round is closed; Round 13 is expected to open in 2026. Pre-MVP ventures should also watch the Ignite Spark program ($50K–$75K for concept/prototype stage). 20% matched cash contribution required (10% for Indigenous businesses or regional applicants).</w:t>
+      </w:r>
+    </w:p>
+    <w:p>
+      <w:pPr>
+        <w:pStyle w:val="ListBullet"/>
+        <w:spacing w:before="20" w:after="40"/>
+      </w:pPr>
+      <w:r>
+        <w:rPr>
+          <w:rFonts w:ascii="Calibri" w:hAnsi="Calibri"/>
+          <w:b w:val="0"/>
+          <w:i w:val="0"/>
+          <w:color w:val="2C2C2C"/>
+          <w:sz w:val="20"/>
+          <w:u w:val="none"/>
+        </w:rPr>
+        <w:t>Why it matters: The primary non-dilutive commercialisation grant for Queensland startups. Monitor advance.qld.gov.au for Round 13 opening dates.</w:t>
+      </w:r>
+    </w:p>
+    <w:p>
+      <w:pPr>
+        <w:pStyle w:val="ListBullet"/>
+        <w:spacing w:before="20" w:after="40"/>
+      </w:pPr>
+      <w:r>
+        <w:rPr>
+          <w:rFonts w:ascii="Calibri" w:hAnsi="Calibri"/>
+          <w:b w:val="0"/>
+          <w:i w:val="0"/>
+          <w:color w:val="2C2C2C"/>
+          <w:sz w:val="20"/>
+          <w:u w:val="none"/>
+        </w:rPr>
+        <w:t>Sources: https://advance.qld.gov.au/grants-and-programs/ignite-ideas-fund</w:t>
+      </w:r>
+    </w:p>
+    <w:p>
+      <w:pPr>
+        <w:pStyle w:val="ListBullet"/>
+        <w:spacing w:before="20" w:after="40"/>
+      </w:pPr>
+      <w:r>
+        <w:rPr>
+          <w:rFonts w:ascii="Calibri" w:hAnsi="Calibri"/>
+          <w:b w:val="0"/>
+          <w:i w:val="0"/>
+          <w:color w:val="2C2C2C"/>
+          <w:sz w:val="20"/>
+          <w:u w:val="none"/>
+        </w:rPr>
+        <w:t>**SA: Green Industries SA — Circular Economy Grants**</w:t>
+      </w:r>
+    </w:p>
+    <w:p>
+      <w:pPr>
+        <w:pStyle w:val="ListBullet"/>
+        <w:spacing w:before="20" w:after="40"/>
+      </w:pPr>
+      <w:r>
+        <w:rPr>
+          <w:rFonts w:ascii="Calibri" w:hAnsi="Calibri"/>
+          <w:b w:val="0"/>
+          <w:i w:val="0"/>
+          <w:color w:val="2C2C2C"/>
+          <w:sz w:val="20"/>
+          <w:u w:val="none"/>
+        </w:rPr>
+        <w:t>dministrator: Green Industries SA (GISA)</w:t>
+      </w:r>
+    </w:p>
+    <w:p>
+      <w:pPr>
+        <w:pStyle w:val="ListBullet"/>
+        <w:spacing w:before="20" w:after="40"/>
+      </w:pPr>
+      <w:r>
+        <w:rPr>
+          <w:rFonts w:ascii="Calibri" w:hAnsi="Calibri"/>
+          <w:b w:val="0"/>
+          <w:i w:val="0"/>
+          <w:color w:val="2C2C2C"/>
+          <w:sz w:val="20"/>
+          <w:u w:val="none"/>
+        </w:rPr>
+        <w:t>Funding: Up to $100,000 (Business &amp; Market Development) or $200,000–$2M (Circular Infrastructure)</w:t>
+      </w:r>
+    </w:p>
+    <w:p>
+      <w:pPr>
+        <w:pStyle w:val="ListBullet"/>
+        <w:spacing w:before="20" w:after="40"/>
+      </w:pPr>
+      <w:r>
+        <w:rPr>
+          <w:rFonts w:ascii="Calibri" w:hAnsi="Calibri"/>
+          <w:b w:val="0"/>
+          <w:i w:val="0"/>
+          <w:color w:val="2C2C2C"/>
+          <w:sz w:val="20"/>
+          <w:u w:val="none"/>
+        </w:rPr>
+        <w:t>Deadline: Check greenindustries.sa.gov.au for 2026 round status</w:t>
+      </w:r>
+    </w:p>
+    <w:p>
+      <w:pPr>
+        <w:pStyle w:val="ListBullet"/>
+        <w:spacing w:before="20" w:after="40"/>
+      </w:pPr>
+      <w:r>
+        <w:rPr>
+          <w:rFonts w:ascii="Calibri" w:hAnsi="Calibri"/>
+          <w:b w:val="0"/>
+          <w:i w:val="0"/>
+          <w:color w:val="2C2C2C"/>
+          <w:sz w:val="20"/>
+          <w:u w:val="none"/>
+        </w:rPr>
+        <w:t>Stage: SME to established business; circular economy and recycling focus</w:t>
+      </w:r>
+    </w:p>
+    <w:p>
+      <w:pPr>
+        <w:pStyle w:val="ListBullet"/>
+        <w:spacing w:before="20" w:after="40"/>
+      </w:pPr>
+      <w:r>
+        <w:rPr>
+          <w:rFonts w:ascii="Calibri" w:hAnsi="Calibri"/>
+          <w:b w:val="0"/>
+          <w:i w:val="0"/>
+          <w:color w:val="2C2C2C"/>
+          <w:sz w:val="20"/>
+          <w:u w:val="none"/>
+        </w:rPr>
+        <w:t>Summary: Two grant streams available to South Australian businesses, councils, and research institutes. Business &amp; Market Development grants (up to $100,000) support circular economy business development. Circular Infrastructure grants ($200,000–$2M, 50% co-contribution) fund recycling, resource recovery, and materials processing infrastructure. Check GISA's website for 2026 round opening dates.</w:t>
+      </w:r>
+    </w:p>
+    <w:p>
+      <w:pPr>
+        <w:pStyle w:val="ListBullet"/>
+        <w:spacing w:before="20" w:after="40"/>
+      </w:pPr>
+      <w:r>
+        <w:rPr>
+          <w:rFonts w:ascii="Calibri" w:hAnsi="Calibri"/>
+          <w:b w:val="0"/>
+          <w:i w:val="0"/>
+          <w:color w:val="2C2C2C"/>
+          <w:sz w:val="20"/>
+          <w:u w:val="none"/>
+        </w:rPr>
+        <w:t>Why it matters: SA's primary cleantech/circular economy grant channel. Businesses in materials, waste-to-energy, and recycling sectors should register their interest with GISA directly.</w:t>
+      </w:r>
+    </w:p>
+    <w:p>
+      <w:pPr>
+        <w:pStyle w:val="ListBullet"/>
+        <w:spacing w:before="20" w:after="40"/>
+      </w:pPr>
+      <w:r>
+        <w:rPr>
+          <w:rFonts w:ascii="Calibri" w:hAnsi="Calibri"/>
+          <w:b w:val="0"/>
+          <w:i w:val="0"/>
+          <w:color w:val="2C2C2C"/>
+          <w:sz w:val="20"/>
+          <w:u w:val="none"/>
+        </w:rPr>
+        <w:t>Sources: https://www.greenindustries.sa.gov.au/funding</w:t>
+      </w:r>
+    </w:p>
+    <w:p>
+      <w:pPr>
+        <w:pStyle w:val="ListBullet"/>
+        <w:spacing w:before="20" w:after="40"/>
+      </w:pPr>
+      <w:r>
+        <w:rPr>
+          <w:rFonts w:ascii="Calibri" w:hAnsi="Calibri"/>
+          <w:b w:val="0"/>
+          <w:i w:val="0"/>
+          <w:color w:val="2C2C2C"/>
+          <w:sz w:val="20"/>
+          <w:u w:val="none"/>
+        </w:rPr>
+        <w:t>**TAS: ReCFIT Climate Change Business Innovation Grants**</w:t>
+      </w:r>
+    </w:p>
+    <w:p>
+      <w:pPr>
+        <w:pStyle w:val="ListBullet"/>
+        <w:spacing w:before="20" w:after="40"/>
+      </w:pPr>
+      <w:r>
+        <w:rPr>
+          <w:rFonts w:ascii="Calibri" w:hAnsi="Calibri"/>
+          <w:b w:val="0"/>
+          <w:i w:val="0"/>
+          <w:color w:val="2C2C2C"/>
+          <w:sz w:val="20"/>
+          <w:u w:val="none"/>
+        </w:rPr>
+        <w:t>dministrator: Renewables, Climate and Future Industries Tasmania (ReCFIT)</w:t>
+      </w:r>
+    </w:p>
+    <w:p>
+      <w:pPr>
+        <w:pStyle w:val="ListBullet"/>
+        <w:spacing w:before="20" w:after="40"/>
+      </w:pPr>
+      <w:r>
+        <w:rPr>
+          <w:rFonts w:ascii="Calibri" w:hAnsi="Calibri"/>
+          <w:b w:val="0"/>
+          <w:i w:val="0"/>
+          <w:color w:val="2C2C2C"/>
+          <w:sz w:val="20"/>
+          <w:u w:val="none"/>
+        </w:rPr>
+        <w:t>Funding: $25,000–$100,000; 30% cash co-contribution required</w:t>
+      </w:r>
+    </w:p>
+    <w:p>
+      <w:pPr>
+        <w:pStyle w:val="ListBullet"/>
+        <w:spacing w:before="20" w:after="40"/>
+      </w:pPr>
+      <w:r>
+        <w:rPr>
+          <w:rFonts w:ascii="Calibri" w:hAnsi="Calibri"/>
+          <w:b w:val="0"/>
+          <w:i w:val="0"/>
+          <w:color w:val="2C2C2C"/>
+          <w:sz w:val="20"/>
+          <w:u w:val="none"/>
+        </w:rPr>
+        <w:t>Deadline: Next round expected early–mid 2026</w:t>
+      </w:r>
+    </w:p>
+    <w:p>
+      <w:pPr>
+        <w:pStyle w:val="ListBullet"/>
+        <w:spacing w:before="20" w:after="40"/>
+      </w:pPr>
+      <w:r>
+        <w:rPr>
+          <w:rFonts w:ascii="Calibri" w:hAnsi="Calibri"/>
+          <w:b w:val="0"/>
+          <w:i w:val="0"/>
+          <w:color w:val="2C2C2C"/>
+          <w:sz w:val="20"/>
+          <w:u w:val="none"/>
+        </w:rPr>
+        <w:t>Stage: SME ($500K–$55M turnover); climate action and low-emissions tech</w:t>
+      </w:r>
+    </w:p>
+    <w:p>
+      <w:pPr>
+        <w:pStyle w:val="ListBullet"/>
+        <w:spacing w:before="20" w:after="40"/>
+      </w:pPr>
+      <w:r>
+        <w:rPr>
+          <w:rFonts w:ascii="Calibri" w:hAnsi="Calibri"/>
+          <w:b w:val="0"/>
+          <w:i w:val="0"/>
+          <w:color w:val="2C2C2C"/>
+          <w:sz w:val="20"/>
+          <w:u w:val="none"/>
+        </w:rPr>
+        <w:t>Summary: Tasmanian businesses with $500K–$55M annual turnover can access $25,000–$100,000 for climate action and low-emissions technology projects ($550,000 total pool per round; 30% cash co-contribution required). The previous round closed November 2025; outcomes and the next round opening are expected in early to mid-2026.</w:t>
+      </w:r>
+    </w:p>
+    <w:p>
+      <w:pPr>
+        <w:pStyle w:val="ListBullet"/>
+        <w:spacing w:before="20" w:after="40"/>
+      </w:pPr>
+      <w:r>
+        <w:rPr>
+          <w:rFonts w:ascii="Calibri" w:hAnsi="Calibri"/>
+          <w:b w:val="0"/>
+          <w:i w:val="0"/>
+          <w:color w:val="2C2C2C"/>
+          <w:sz w:val="20"/>
+          <w:u w:val="none"/>
+        </w:rPr>
+        <w:t>Why it matters: Tasmania's primary cleantech SME grant. Relatively small pool — early applications are advantaged. Monitor recfit.tas.gov.au for the 2026 round.</w:t>
+      </w:r>
+    </w:p>
+    <w:p>
+      <w:pPr>
+        <w:pStyle w:val="ListBullet"/>
+        <w:spacing w:before="20" w:after="40"/>
+      </w:pPr>
+      <w:r>
+        <w:rPr>
+          <w:rFonts w:ascii="Calibri" w:hAnsi="Calibri"/>
+          <w:b w:val="0"/>
+          <w:i w:val="0"/>
+          <w:color w:val="2C2C2C"/>
+          <w:sz w:val="20"/>
+          <w:u w:val="none"/>
+        </w:rPr>
+        <w:t>Sources: https://www.recfit.tas.gov.au/grants_programs/climate-change/climate-change-business-innovation-grants</w:t>
+      </w:r>
+    </w:p>
+    <w:p>
+      <w:pPr>
+        <w:pStyle w:val="ListBullet"/>
+        <w:spacing w:before="20" w:after="40"/>
+      </w:pPr>
+      <w:r>
+        <w:rPr>
+          <w:rFonts w:ascii="Calibri" w:hAnsi="Calibri"/>
+          <w:b w:val="0"/>
+          <w:i w:val="0"/>
+          <w:color w:val="2C2C2C"/>
+          <w:sz w:val="20"/>
+          <w:u w:val="none"/>
+        </w:rPr>
+        <w:t>**VIC: Breakthrough Victoria — Clean Economy Fund**</w:t>
+      </w:r>
+    </w:p>
+    <w:p>
+      <w:pPr>
+        <w:pStyle w:val="ListBullet"/>
+        <w:spacing w:before="20" w:after="40"/>
+      </w:pPr>
+      <w:r>
+        <w:rPr>
+          <w:rFonts w:ascii="Calibri" w:hAnsi="Calibri"/>
+          <w:b w:val="0"/>
+          <w:i w:val="0"/>
+          <w:color w:val="2C2C2C"/>
+          <w:sz w:val="20"/>
+          <w:u w:val="none"/>
+        </w:rPr>
+        <w:t>dministrator: Breakthrough Victoria (Victorian Government)</w:t>
+      </w:r>
+    </w:p>
+    <w:p>
+      <w:pPr>
+        <w:pStyle w:val="ListBullet"/>
+        <w:spacing w:before="20" w:after="40"/>
+      </w:pPr>
+      <w:r>
+        <w:rPr>
+          <w:rFonts w:ascii="Calibri" w:hAnsi="Calibri"/>
+          <w:b w:val="0"/>
+          <w:i w:val="0"/>
+          <w:color w:val="2C2C2C"/>
+          <w:sz w:val="20"/>
+          <w:u w:val="none"/>
+        </w:rPr>
+        <w:t>Funding: $75M committed to VC funds; 25% must deploy into Victorian companies</w:t>
+      </w:r>
+    </w:p>
+    <w:p>
+      <w:pPr>
+        <w:pStyle w:val="ListBullet"/>
+        <w:spacing w:before="20" w:after="40"/>
+      </w:pPr>
+      <w:r>
+        <w:rPr>
+          <w:rFonts w:ascii="Calibri" w:hAnsi="Calibri"/>
+          <w:b w:val="0"/>
+          <w:i w:val="0"/>
+          <w:color w:val="2C2C2C"/>
+          <w:sz w:val="20"/>
+          <w:u w:val="none"/>
+        </w:rPr>
+        <w:t>Deadline: Ongoing — apply to backed funds (Virescent Ventures, Boson Ventures)</w:t>
+      </w:r>
+    </w:p>
+    <w:p>
+      <w:pPr>
+        <w:pStyle w:val="ListBullet"/>
+        <w:spacing w:before="20" w:after="40"/>
+      </w:pPr>
+      <w:r>
+        <w:rPr>
+          <w:rFonts w:ascii="Calibri" w:hAnsi="Calibri"/>
+          <w:b w:val="0"/>
+          <w:i w:val="0"/>
+          <w:color w:val="2C2C2C"/>
+          <w:sz w:val="20"/>
+          <w:u w:val="none"/>
+        </w:rPr>
+        <w:t>Stage: Seed to growth</w:t>
+      </w:r>
+    </w:p>
+    <w:p>
+      <w:pPr>
+        <w:pStyle w:val="ListBullet"/>
+        <w:spacing w:before="20" w:after="40"/>
+      </w:pPr>
+      <w:r>
+        <w:rPr>
+          <w:rFonts w:ascii="Calibri" w:hAnsi="Calibri"/>
+          <w:b w:val="0"/>
+          <w:i w:val="0"/>
+          <w:color w:val="2C2C2C"/>
+          <w:sz w:val="20"/>
+          <w:u w:val="none"/>
+        </w:rPr>
+        <w:t>Summary: Breakthrough Victoria has committed $75M across five VC funds including Virescent Ventures Fund II. All BV-backed funds must deploy at least 25% of capital into Victorian companies. Startups apply directly to the VC funds (Virescent Ventures, Boson Ventures, etc.), not to BV directly. Clean economy is a priority sector.</w:t>
+      </w:r>
+    </w:p>
+    <w:p>
+      <w:pPr>
+        <w:pStyle w:val="ListBullet"/>
+        <w:spacing w:before="20" w:after="40"/>
+      </w:pPr>
+      <w:r>
+        <w:rPr>
+          <w:rFonts w:ascii="Calibri" w:hAnsi="Calibri"/>
+          <w:b w:val="0"/>
+          <w:i w:val="0"/>
+          <w:color w:val="2C2C2C"/>
+          <w:sz w:val="20"/>
+          <w:u w:val="none"/>
+        </w:rPr>
+        <w:t>Why it matters: Victorian cleantech founders should prioritise Virescent Ventures and Boson Ventures as their first equity contacts — BV's co-investment mandate increases deal size and credibility.</w:t>
+      </w:r>
+    </w:p>
+    <w:p>
+      <w:pPr>
+        <w:pStyle w:val="ListBullet"/>
+        <w:spacing w:before="20" w:after="40"/>
+      </w:pPr>
+      <w:r>
+        <w:rPr>
+          <w:rFonts w:ascii="Calibri" w:hAnsi="Calibri"/>
+          <w:b w:val="0"/>
+          <w:i w:val="0"/>
+          <w:color w:val="2C2C2C"/>
+          <w:sz w:val="20"/>
+          <w:u w:val="none"/>
+        </w:rPr>
+        <w:t>Sources: https://breakthroughvictoria.com/growth-sectors/clean-economy/</w:t>
+      </w:r>
+    </w:p>
+    <w:p>
+      <w:pPr>
+        <w:pStyle w:val="ListBullet"/>
+        <w:spacing w:before="20" w:after="40"/>
+      </w:pPr>
+      <w:r>
+        <w:rPr>
+          <w:rFonts w:ascii="Calibri" w:hAnsi="Calibri"/>
+          <w:b w:val="0"/>
+          <w:i w:val="0"/>
+          <w:color w:val="2C2C2C"/>
+          <w:sz w:val="20"/>
+          <w:u w:val="none"/>
+        </w:rPr>
+        <w:t>**VIC: Circular Economy Recycling Modernisation Fund — Round 6**</w:t>
+      </w:r>
+    </w:p>
+    <w:p>
+      <w:pPr>
+        <w:pStyle w:val="ListBullet"/>
+        <w:spacing w:before="20" w:after="40"/>
+      </w:pPr>
+      <w:r>
+        <w:rPr>
+          <w:rFonts w:ascii="Calibri" w:hAnsi="Calibri"/>
+          <w:b w:val="0"/>
+          <w:i w:val="0"/>
+          <w:color w:val="2C2C2C"/>
+          <w:sz w:val="20"/>
+          <w:u w:val="none"/>
+        </w:rPr>
+        <w:t>dministrator: Sustainability Victoria (SV)</w:t>
+      </w:r>
+    </w:p>
+    <w:p>
+      <w:pPr>
+        <w:pStyle w:val="ListBullet"/>
+        <w:spacing w:before="20" w:after="40"/>
+      </w:pPr>
+      <w:r>
+        <w:rPr>
+          <w:rFonts w:ascii="Calibri" w:hAnsi="Calibri"/>
+          <w:b w:val="0"/>
+          <w:i w:val="0"/>
+          <w:color w:val="2C2C2C"/>
+          <w:sz w:val="20"/>
+          <w:u w:val="none"/>
+        </w:rPr>
+        <w:t>Funding: From $6M pool; co-contribution ratio 1:2 SV:applicant (for-profit businesses)</w:t>
+      </w:r>
+    </w:p>
+    <w:p>
+      <w:pPr>
+        <w:pStyle w:val="ListBullet"/>
+        <w:spacing w:before="20" w:after="40"/>
+      </w:pPr>
+      <w:r>
+        <w:rPr>
+          <w:rFonts w:ascii="Calibri" w:hAnsi="Calibri"/>
+          <w:b w:val="0"/>
+          <w:i w:val="0"/>
+          <w:color w:val="2C2C2C"/>
+          <w:sz w:val="20"/>
+          <w:u w:val="none"/>
+        </w:rPr>
+        <w:t>Deadline: 1 July 2026 midnight AEST</w:t>
+      </w:r>
+    </w:p>
+    <w:p>
+      <w:pPr>
+        <w:pStyle w:val="ListBullet"/>
+        <w:spacing w:before="20" w:after="40"/>
+      </w:pPr>
+      <w:r>
+        <w:rPr>
+          <w:rFonts w:ascii="Calibri" w:hAnsi="Calibri"/>
+          <w:b w:val="0"/>
+          <w:i w:val="0"/>
+          <w:color w:val="2C2C2C"/>
+          <w:sz w:val="20"/>
+          <w:u w:val="none"/>
+        </w:rPr>
+        <w:t>Stage: SME to established business; recycling, resource recovery, circular economy</w:t>
+      </w:r>
+    </w:p>
+    <w:p>
+      <w:pPr>
+        <w:pStyle w:val="ListBullet"/>
+        <w:spacing w:before="20" w:after="40"/>
+      </w:pPr>
+      <w:r>
+        <w:rPr>
+          <w:rFonts w:ascii="Calibri" w:hAnsi="Calibri"/>
+          <w:b w:val="0"/>
+          <w:i w:val="0"/>
+          <w:color w:val="2C2C2C"/>
+          <w:sz w:val="20"/>
+          <w:u w:val="none"/>
+        </w:rPr>
+        <w:t>Summary: Sustainability Victoria's Round 6 opens $6 million for capital investment in recycling infrastructure, remanufacturing, and resource recovery. For-profit applicants must co-contribute $2 for every $1 of SV funding; local government and not-for-profits match 1:1. Applications submitted via SmartyGrants. Note: Sustainability Victoria is scheduled to be abolished in 2026 following the Silver Review — this may be one of its final grant rounds.</w:t>
+      </w:r>
+    </w:p>
+    <w:p>
+      <w:pPr>
+        <w:pStyle w:val="ListBullet"/>
+        <w:spacing w:before="20" w:after="40"/>
+      </w:pPr>
+      <w:r>
+        <w:rPr>
+          <w:rFonts w:ascii="Calibri" w:hAnsi="Calibri"/>
+          <w:b w:val="0"/>
+          <w:i w:val="0"/>
+          <w:color w:val="2C2C2C"/>
+          <w:sz w:val="20"/>
+          <w:u w:val="none"/>
+        </w:rPr>
+        <w:t>Why it matters: A critical window for Victorian cleantech businesses in the circular economy space, especially given SV's likely abolition. The 1:2 co-contribution requirement means applicants need substantial internal capital or co-investors lined up before applying.</w:t>
+      </w:r>
+    </w:p>
+    <w:p>
+      <w:pPr>
+        <w:pStyle w:val="ListBullet"/>
+        <w:spacing w:before="20" w:after="40"/>
+      </w:pPr>
+      <w:r>
+        <w:rPr>
+          <w:rFonts w:ascii="Calibri" w:hAnsi="Calibri"/>
+          <w:b w:val="0"/>
+          <w:i w:val="0"/>
+          <w:color w:val="2C2C2C"/>
+          <w:sz w:val="20"/>
+          <w:u w:val="none"/>
+        </w:rPr>
+        <w:t>Signals to watch: With SV's abolition flagged for 2026, monitor the Victorian Government for announcements on which agency will absorb the circular economy grant function post-SV.</w:t>
+      </w:r>
+    </w:p>
+    <w:p>
+      <w:pPr>
+        <w:pStyle w:val="ListBullet"/>
+        <w:spacing w:before="20" w:after="40"/>
+      </w:pPr>
+      <w:r>
+        <w:rPr>
+          <w:rFonts w:ascii="Calibri" w:hAnsi="Calibri"/>
+          <w:b w:val="0"/>
+          <w:i w:val="0"/>
+          <w:color w:val="2C2C2C"/>
+          <w:sz w:val="20"/>
+          <w:u w:val="none"/>
+        </w:rPr>
+        <w:t>Sources: https://www.sustainability.vic.gov.au/grants-funding-and-investment/grants-and-funding/victorian-circular-economy-recycling-modernisation-fund</w:t>
+      </w:r>
+    </w:p>
+    <w:p>
+      <w:pPr>
+        <w:pStyle w:val="ListBullet"/>
+        <w:spacing w:before="20" w:after="40"/>
+      </w:pPr>
+      <w:r>
+        <w:rPr>
+          <w:rFonts w:ascii="Calibri" w:hAnsi="Calibri"/>
+          <w:b w:val="0"/>
+          <w:i w:val="0"/>
+          <w:color w:val="2C2C2C"/>
+          <w:sz w:val="20"/>
+          <w:u w:val="none"/>
+        </w:rPr>
+        <w:t>**WA: Founders Factory Nature Tech Accelerator**</w:t>
+      </w:r>
+    </w:p>
+    <w:p>
+      <w:pPr>
+        <w:pStyle w:val="ListBullet"/>
+        <w:spacing w:before="20" w:after="40"/>
+      </w:pPr>
+      <w:r>
+        <w:rPr>
+          <w:rFonts w:ascii="Calibri" w:hAnsi="Calibri"/>
+          <w:b w:val="0"/>
+          <w:i w:val="0"/>
+          <w:color w:val="2C2C2C"/>
+          <w:sz w:val="20"/>
+          <w:u w:val="none"/>
+        </w:rPr>
+        <w:t>dministrator: Founders Factory / WA Government ($7.2M, 3-year commitment)</w:t>
+      </w:r>
+    </w:p>
+    <w:p>
+      <w:pPr>
+        <w:pStyle w:val="ListBullet"/>
+        <w:spacing w:before="20" w:after="40"/>
+      </w:pPr>
+      <w:r>
+        <w:rPr>
+          <w:rFonts w:ascii="Calibri" w:hAnsi="Calibri"/>
+          <w:b w:val="0"/>
+          <w:i w:val="0"/>
+          <w:color w:val="2C2C2C"/>
+          <w:sz w:val="20"/>
+          <w:u w:val="none"/>
+        </w:rPr>
+        <w:t>Funding: $50,000 per startup + 4-month operational support</w:t>
+      </w:r>
+    </w:p>
+    <w:p>
+      <w:pPr>
+        <w:pStyle w:val="ListBullet"/>
+        <w:spacing w:before="20" w:after="40"/>
+      </w:pPr>
+      <w:r>
+        <w:rPr>
+          <w:rFonts w:ascii="Calibri" w:hAnsi="Calibri"/>
+          <w:b w:val="0"/>
+          <w:i w:val="0"/>
+          <w:color w:val="2C2C2C"/>
+          <w:sz w:val="20"/>
+          <w:u w:val="none"/>
+        </w:rPr>
+        <w:t>Deadline: Next cohort TBC — Feb 2026 cohort underway</w:t>
+      </w:r>
+    </w:p>
+    <w:p>
+      <w:pPr>
+        <w:pStyle w:val="ListBullet"/>
+        <w:spacing w:before="20" w:after="40"/>
+      </w:pPr>
+      <w:r>
+        <w:rPr>
+          <w:rFonts w:ascii="Calibri" w:hAnsi="Calibri"/>
+          <w:b w:val="0"/>
+          <w:i w:val="0"/>
+          <w:color w:val="2C2C2C"/>
+          <w:sz w:val="20"/>
+          <w:u w:val="none"/>
+        </w:rPr>
+        <w:t>Stage: Pre-seed to seed</w:t>
+      </w:r>
+    </w:p>
+    <w:p>
+      <w:pPr>
+        <w:pStyle w:val="ListBullet"/>
+        <w:spacing w:before="20" w:after="40"/>
+      </w:pPr>
+      <w:r>
+        <w:rPr>
+          <w:rFonts w:ascii="Calibri" w:hAnsi="Calibri"/>
+          <w:b w:val="0"/>
+          <w:i w:val="0"/>
+          <w:color w:val="2C2C2C"/>
+          <w:sz w:val="20"/>
+          <w:u w:val="none"/>
+        </w:rPr>
+        <w:t>Summary: The WA Government has committed $7.2M over 3 years to Founders Factory's dedicated Nature Tech Accelerator. Each accepted startup receives $50,000 plus 4 months of product development, commercialisation, and fundraising support from the Founders Factory team. Eligible sectors: environmental technologies, nature-based solutions, cleantech, biofuels. The February 2026 cohort is underway; next intake dates are to be confirmed.</w:t>
+      </w:r>
+    </w:p>
+    <w:p>
+      <w:pPr>
+        <w:pStyle w:val="ListBullet"/>
+        <w:spacing w:before="20" w:after="40"/>
+      </w:pPr>
+      <w:r>
+        <w:rPr>
+          <w:rFonts w:ascii="Calibri" w:hAnsi="Calibri"/>
+          <w:b w:val="0"/>
+          <w:i w:val="0"/>
+          <w:color w:val="2C2C2C"/>
+          <w:sz w:val="20"/>
+          <w:u w:val="none"/>
+        </w:rPr>
+        <w:t>Why it matters: Western Australia's most direct pathway for early-stage environmental-tech founders. The $7.2M multi-year commitment signals ongoing cohort delivery — monitor foundersfactory.com for next intake.</w:t>
+      </w:r>
+    </w:p>
+    <w:p>
+      <w:pPr>
+        <w:pStyle w:val="ListBullet"/>
+        <w:spacing w:before="20" w:after="40"/>
+      </w:pPr>
+      <w:r>
+        <w:rPr>
+          <w:rFonts w:ascii="Calibri" w:hAnsi="Calibri"/>
+          <w:b w:val="0"/>
+          <w:i w:val="0"/>
+          <w:color w:val="2C2C2C"/>
+          <w:sz w:val="20"/>
+          <w:u w:val="none"/>
+        </w:rPr>
+        <w:t>Sources: https://foundersfactory.com/western-australia-government-nature-tech-accelerator/</w:t>
       </w:r>
     </w:p>
     <w:p>
       <w:pPr>
         <w:spacing w:before="20" w:after="20"/>
         <w:pBdr>
-          <w:bottom w:val="single" w:sz="10" w:space="1" w:color="0D2D4A"/>
+          <w:bottom w:val="single" w:sz="6" w:space="1" w:color="1B7A6B"/>
         </w:pBdr>
       </w:pPr>
     </w:p>
     <w:p>
       <w:pPr>
-        <w:spacing w:before="200" w:after="40"/>
-        <w:jc w:val="left"/>
-      </w:pPr>
-      <w:r>
-        <w:rPr>
-          <w:rFonts w:ascii="Calibri" w:hAnsi="Calibri"/>
-          <w:b/>
-          <w:i w:val="0"/>
-          <w:color w:val="2C2C2C"/>
-          <w:sz w:val="22"/>
-          <w:u w:val="none"/>
-        </w:rPr>
-        <w:t>Closing soon — deadlines within the next 60 days</w:t>
-      </w:r>
-    </w:p>
-    <w:p>
-      <w:pPr>
-        <w:spacing w:before="200" w:after="40"/>
-        <w:jc w:val="left"/>
-      </w:pPr>
-      <w:r>
-        <w:rPr>
-          <w:rFonts w:ascii="Calibri" w:hAnsi="Calibri"/>
-          <w:b/>
-          <w:i w:val="0"/>
-          <w:color w:val="2C2C2C"/>
-          <w:sz w:val="22"/>
-          <w:u w:val="none"/>
-        </w:rPr>
-        <w:t>EnergyLab Climate Solutions Accelerator 2026</w:t>
-      </w:r>
-    </w:p>
-    <w:p>
-      <w:pPr>
-        <w:spacing w:before="40" w:after="60"/>
-        <w:jc w:val="left"/>
-      </w:pPr>
-      <w:r>
-        <w:rPr>
-          <w:rFonts w:ascii="Calibri" w:hAnsi="Calibri"/>
-          <w:b/>
-          <w:i w:val="0"/>
-          <w:color w:val="2C2C2C"/>
-          <w:sz w:val="21"/>
-          <w:u w:val="none"/>
-        </w:rPr>
-        <w:t xml:space="preserve">Summary:  </w:t>
-      </w:r>
-      <w:r>
-        <w:rPr>
-          <w:rFonts w:ascii="Calibri" w:hAnsi="Calibri"/>
-          <w:b w:val="0"/>
-          <w:i w:val="0"/>
-          <w:color w:val="2C2C2C"/>
-          <w:sz w:val="21"/>
-          <w:u w:val="none"/>
-        </w:rPr>
-        <w:t>Australia's largest cleantech accelerator offers early-stage and growth-stage climate-tech companies $80,000–$100,000 equity investment plus access to EnergyLab's investor network, mentors, and corporate partners. The 2026 cohort runs May–October. Any Australian startup is eligible; no sector restriction within climate/clean energy.</w:t>
-      </w:r>
-    </w:p>
-    <w:p>
-      <w:pPr>
-        <w:spacing w:before="40" w:after="60"/>
-        <w:jc w:val="left"/>
-      </w:pPr>
-      <w:r>
-        <w:rPr>
-          <w:rFonts w:ascii="Calibri" w:hAnsi="Calibri"/>
-          <w:b/>
-          <w:i w:val="0"/>
-          <w:color w:val="E08A00"/>
-          <w:sz w:val="21"/>
-          <w:u w:val="none"/>
-        </w:rPr>
-        <w:t xml:space="preserve">Why it matters for ARK:  </w:t>
-      </w:r>
-      <w:r>
-        <w:rPr>
-          <w:rFonts w:ascii="Calibri" w:hAnsi="Calibri"/>
-          <w:b w:val="0"/>
-          <w:i w:val="0"/>
-          <w:color w:val="2C2C2C"/>
-          <w:sz w:val="21"/>
-          <w:u w:val="none"/>
-        </w:rPr>
-        <w:t>Australia's highest-profile pathway for climate-tech founders seeking institutional backing and market entry. First-round interviews run 6–24 April 2026 for shortlisted applicants.</w:t>
-      </w:r>
-    </w:p>
-    <w:p>
-      <w:pPr>
-        <w:spacing w:before="40" w:after="60"/>
-        <w:jc w:val="left"/>
-      </w:pPr>
-      <w:r>
-        <w:rPr>
-          <w:rFonts w:ascii="Calibri" w:hAnsi="Calibri"/>
-          <w:b/>
-          <w:i w:val="0"/>
-          <w:color w:val="555555"/>
-          <w:sz w:val="21"/>
-          <w:u w:val="none"/>
-        </w:rPr>
-        <w:t xml:space="preserve">Signals to watch:  </w:t>
-      </w:r>
-      <w:r>
-        <w:rPr>
-          <w:rFonts w:ascii="Calibri" w:hAnsi="Calibri"/>
-          <w:b w:val="0"/>
-          <w:i w:val="0"/>
-          <w:color w:val="2C2C2C"/>
-          <w:sz w:val="21"/>
-          <w:u w:val="none"/>
-        </w:rPr>
-        <w:t>EnergyLab also runs a separate Scaleup Program for later-stage companies (June–October 2026, non-dilutive); applications remain open after the accelerator closes.</w:t>
-      </w:r>
-    </w:p>
-    <w:p>
-      <w:pPr>
-        <w:spacing w:before="200" w:after="40"/>
-        <w:jc w:val="left"/>
-      </w:pPr>
-      <w:r>
-        <w:rPr>
-          <w:rFonts w:ascii="Calibri" w:hAnsi="Calibri"/>
-          <w:b/>
-          <w:i w:val="0"/>
-          <w:color w:val="2C2C2C"/>
-          <w:sz w:val="22"/>
-          <w:u w:val="none"/>
-        </w:rPr>
-        <w:t>ACT Innovation Connect (ICON) Grant</w:t>
-      </w:r>
-    </w:p>
-    <w:p>
-      <w:pPr>
-        <w:spacing w:before="40" w:after="60"/>
-        <w:jc w:val="left"/>
-      </w:pPr>
-      <w:r>
-        <w:rPr>
-          <w:rFonts w:ascii="Calibri" w:hAnsi="Calibri"/>
-          <w:b/>
-          <w:i w:val="0"/>
-          <w:color w:val="2C2C2C"/>
-          <w:sz w:val="21"/>
-          <w:u w:val="none"/>
-        </w:rPr>
-        <w:t xml:space="preserve">Summary:  </w:t>
-      </w:r>
-      <w:r>
-        <w:rPr>
-          <w:rFonts w:ascii="Calibri" w:hAnsi="Calibri"/>
-          <w:b w:val="0"/>
-          <w:i w:val="0"/>
-          <w:color w:val="2C2C2C"/>
-          <w:sz w:val="21"/>
-          <w:u w:val="none"/>
-        </w:rPr>
-        <w:t>The ACT Government's Innovation Connect grant provides $10,000–$30,000 in matched funding to early-stage Canberra-based businesses. Eligible costs include prototyping, market testing, IP/legal and commercialisation activities. The EOI round closes 10 April 2026.</w:t>
-      </w:r>
-    </w:p>
-    <w:p>
-      <w:pPr>
-        <w:spacing w:before="40" w:after="60"/>
-        <w:jc w:val="left"/>
-      </w:pPr>
-      <w:r>
-        <w:rPr>
-          <w:rFonts w:ascii="Calibri" w:hAnsi="Calibri"/>
-          <w:b/>
-          <w:i w:val="0"/>
-          <w:color w:val="E08A00"/>
-          <w:sz w:val="21"/>
-          <w:u w:val="none"/>
-        </w:rPr>
-        <w:t xml:space="preserve">Why it matters for ARK:  </w:t>
-      </w:r>
-      <w:r>
-        <w:rPr>
-          <w:rFonts w:ascii="Calibri" w:hAnsi="Calibri"/>
-          <w:b w:val="0"/>
-          <w:i w:val="0"/>
-          <w:color w:val="2C2C2C"/>
-          <w:sz w:val="21"/>
-          <w:u w:val="none"/>
-        </w:rPr>
-        <w:t>One of the few grants with a firm April deadline. Climate-tech founders based in or willing to establish in the ACT should apply immediately.</w:t>
-      </w:r>
-    </w:p>
-    <w:p>
-      <w:pPr>
-        <w:spacing w:before="200" w:after="40"/>
-        <w:jc w:val="left"/>
-      </w:pPr>
-      <w:r>
-        <w:rPr>
-          <w:rFonts w:ascii="Calibri" w:hAnsi="Calibri"/>
-          <w:b/>
-          <w:i w:val="0"/>
-          <w:color w:val="2C2C2C"/>
-          <w:sz w:val="22"/>
-          <w:u w:val="none"/>
-        </w:rPr>
-        <w:t>WA: Clean Energy Future Fund — Round 4</w:t>
-      </w:r>
-    </w:p>
-    <w:p>
-      <w:pPr>
-        <w:spacing w:before="40" w:after="60"/>
-        <w:jc w:val="left"/>
-      </w:pPr>
-      <w:r>
-        <w:rPr>
-          <w:rFonts w:ascii="Calibri" w:hAnsi="Calibri"/>
-          <w:b/>
-          <w:i w:val="0"/>
-          <w:color w:val="2C2C2C"/>
-          <w:sz w:val="21"/>
-          <w:u w:val="none"/>
-        </w:rPr>
-        <w:t xml:space="preserve">Summary:  </w:t>
-      </w:r>
-      <w:r>
-        <w:rPr>
-          <w:rFonts w:ascii="Calibri" w:hAnsi="Calibri"/>
-          <w:b w:val="0"/>
-          <w:i w:val="0"/>
-          <w:color w:val="2C2C2C"/>
-          <w:sz w:val="21"/>
-          <w:u w:val="none"/>
-        </w:rPr>
-        <w:t>The WA Government's $9 million Round 4 provides grants of $100,000–$4,000,000 for clean energy projects that reduce greenhouse gas emissions. Priority areas include decarbonisation of heavy industry, long-duration energy storage, green exports, renewable energy supply, and projects with demonstrated benefits to First Nations peoples. Part of a $37M total CEFF commitment to 2030–31. Co-contribution required; exact ratio varies by project.</w:t>
-      </w:r>
-    </w:p>
-    <w:p>
-      <w:pPr>
-        <w:spacing w:before="40" w:after="60"/>
-        <w:jc w:val="left"/>
-      </w:pPr>
-      <w:r>
-        <w:rPr>
-          <w:rFonts w:ascii="Calibri" w:hAnsi="Calibri"/>
-          <w:b/>
-          <w:i w:val="0"/>
-          <w:color w:val="E08A00"/>
-          <w:sz w:val="21"/>
-          <w:u w:val="none"/>
-        </w:rPr>
-        <w:t xml:space="preserve">Why it matters for ARK:  </w:t>
-      </w:r>
-      <w:r>
-        <w:rPr>
-          <w:rFonts w:ascii="Calibri" w:hAnsi="Calibri"/>
-          <w:b w:val="0"/>
-          <w:i w:val="0"/>
-          <w:color w:val="2C2C2C"/>
-          <w:sz w:val="21"/>
-          <w:u w:val="none"/>
-        </w:rPr>
-        <w:t>The largest competitive clean energy grant currently open in WA. Well-suited for startups with deployable technology in energy storage, electrification, or renewable manufacturing seeking first in-market project funding.</w:t>
-      </w:r>
-    </w:p>
-    <w:p>
-      <w:pPr>
-        <w:spacing w:before="200" w:after="40"/>
-        <w:jc w:val="left"/>
-      </w:pPr>
-      <w:r>
-        <w:rPr>
-          <w:rFonts w:ascii="Calibri" w:hAnsi="Calibri"/>
-          <w:b/>
-          <w:i w:val="0"/>
-          <w:color w:val="2C2C2C"/>
-          <w:sz w:val="22"/>
-          <w:u w:val="none"/>
-        </w:rPr>
-        <w:t>NSW Emerging Technology Commercialisation Fund (ETCF) 2026</w:t>
-      </w:r>
-    </w:p>
-    <w:p>
-      <w:pPr>
-        <w:spacing w:before="40" w:after="60"/>
-        <w:jc w:val="left"/>
-      </w:pPr>
-      <w:r>
-        <w:rPr>
-          <w:rFonts w:ascii="Calibri" w:hAnsi="Calibri"/>
-          <w:b/>
-          <w:i w:val="0"/>
-          <w:color w:val="2C2C2C"/>
-          <w:sz w:val="21"/>
-          <w:u w:val="none"/>
-        </w:rPr>
-        <w:t xml:space="preserve">Summary:  </w:t>
-      </w:r>
-      <w:r>
-        <w:rPr>
-          <w:rFonts w:ascii="Calibri" w:hAnsi="Calibri"/>
-          <w:b w:val="0"/>
-          <w:i w:val="0"/>
-          <w:color w:val="2C2C2C"/>
-          <w:sz w:val="21"/>
-          <w:u w:val="none"/>
-        </w:rPr>
-        <w:t>The NSW Office of the Chief Scientist and Engineer offers $500,000–$2M per project from a $20M pool. Priority sectors include net-zero technologies, local manufacturing, and housing innovation. Funding is a repayable grant (repayment triggered when EBITDA exceeds $500K). Matched funding required. Full applications due July 2026; outcomes October 2026.</w:t>
-      </w:r>
-    </w:p>
-    <w:p>
-      <w:pPr>
-        <w:spacing w:before="40" w:after="60"/>
-        <w:jc w:val="left"/>
-      </w:pPr>
-      <w:r>
-        <w:rPr>
-          <w:rFonts w:ascii="Calibri" w:hAnsi="Calibri"/>
-          <w:b/>
-          <w:i w:val="0"/>
-          <w:color w:val="E08A00"/>
-          <w:sz w:val="21"/>
-          <w:u w:val="none"/>
-        </w:rPr>
-        <w:t xml:space="preserve">Why it matters for ARK:  </w:t>
-      </w:r>
-      <w:r>
-        <w:rPr>
-          <w:rFonts w:ascii="Calibri" w:hAnsi="Calibri"/>
-          <w:b w:val="0"/>
-          <w:i w:val="0"/>
-          <w:color w:val="2C2C2C"/>
-          <w:sz w:val="21"/>
-          <w:u w:val="none"/>
-        </w:rPr>
-        <w:t>One of the largest state-level deep-tech commercialisation grants in Australia this year. Apply via SmartyGrants — the expression of interest stage closes 29 April.</w:t>
-      </w:r>
-    </w:p>
-    <w:p>
-      <w:pPr>
-        <w:spacing w:before="200" w:after="40"/>
-        <w:jc w:val="left"/>
-      </w:pPr>
-      <w:r>
-        <w:rPr>
-          <w:rFonts w:ascii="Calibri" w:hAnsi="Calibri"/>
-          <w:b/>
-          <w:i w:val="0"/>
-          <w:color w:val="2C2C2C"/>
-          <w:sz w:val="22"/>
-          <w:u w:val="none"/>
-        </w:rPr>
-        <w:t>National programs — open on a rolling basis</w:t>
-      </w:r>
-    </w:p>
-    <w:p>
-      <w:pPr>
-        <w:spacing w:before="200" w:after="40"/>
-        <w:jc w:val="left"/>
-      </w:pPr>
-      <w:r>
-        <w:rPr>
-          <w:rFonts w:ascii="Calibri" w:hAnsi="Calibri"/>
-          <w:b/>
-          <w:i w:val="0"/>
-          <w:color w:val="2C2C2C"/>
-          <w:sz w:val="22"/>
-          <w:u w:val="none"/>
-        </w:rPr>
-        <w:t>Australia's Economic Accelerator (AEA) — Ignite &amp; Innovate</w:t>
-      </w:r>
-    </w:p>
-    <w:p>
-      <w:pPr>
-        <w:spacing w:before="40" w:after="60"/>
-        <w:jc w:val="left"/>
-      </w:pPr>
-      <w:r>
-        <w:rPr>
-          <w:rFonts w:ascii="Calibri" w:hAnsi="Calibri"/>
-          <w:b/>
-          <w:i w:val="0"/>
-          <w:color w:val="2C2C2C"/>
-          <w:sz w:val="21"/>
-          <w:u w:val="none"/>
-        </w:rPr>
-        <w:t xml:space="preserve">Summary:  </w:t>
-      </w:r>
-      <w:r>
-        <w:rPr>
-          <w:rFonts w:ascii="Calibri" w:hAnsi="Calibri"/>
-          <w:b w:val="0"/>
-          <w:i w:val="0"/>
-          <w:color w:val="2C2C2C"/>
-          <w:sz w:val="21"/>
-          <w:u w:val="none"/>
-        </w:rPr>
-        <w:t>Australia's $1.6 billion Economic Accelerator funds university research commercialisation through two streams. Ignite grants (up to $500K, 12 months) support proof-of-concept and laboratory testing; Innovate grants (up to $5M) advance technologies from lab to proof-of-scale via industry-university collaboration. Round 1 allocated over $130M across 194 projects. Climate-tech, energy, and materials ventures regularly feature. Requires a university lead applicant with an industry co-applicant.</w:t>
-      </w:r>
-    </w:p>
-    <w:p>
-      <w:pPr>
-        <w:spacing w:before="40" w:after="60"/>
-        <w:jc w:val="left"/>
-      </w:pPr>
-      <w:r>
-        <w:rPr>
-          <w:rFonts w:ascii="Calibri" w:hAnsi="Calibri"/>
-          <w:b/>
-          <w:i w:val="0"/>
-          <w:color w:val="E08A00"/>
-          <w:sz w:val="21"/>
-          <w:u w:val="none"/>
-        </w:rPr>
-        <w:t xml:space="preserve">Why it matters for ARK:  </w:t>
-      </w:r>
-      <w:r>
-        <w:rPr>
-          <w:rFonts w:ascii="Calibri" w:hAnsi="Calibri"/>
-          <w:b w:val="0"/>
-          <w:i w:val="0"/>
-          <w:color w:val="2C2C2C"/>
-          <w:sz w:val="21"/>
-          <w:u w:val="none"/>
-        </w:rPr>
-        <w:t>The primary pathway for deep-tech climate startups spun out of Australian universities to access non-dilutive federal commercialisation funding. Investors and founders with university IP should engage their tech-transfer office about a joint AEA application.</w:t>
-      </w:r>
-    </w:p>
-    <w:p>
-      <w:pPr>
-        <w:spacing w:before="40" w:after="60"/>
-        <w:jc w:val="left"/>
-      </w:pPr>
-      <w:r>
-        <w:rPr>
-          <w:rFonts w:ascii="Calibri" w:hAnsi="Calibri"/>
-          <w:b/>
-          <w:i w:val="0"/>
-          <w:color w:val="555555"/>
-          <w:sz w:val="21"/>
-          <w:u w:val="none"/>
-        </w:rPr>
-        <w:t xml:space="preserve">Signals to watch:  </w:t>
-      </w:r>
-      <w:r>
-        <w:rPr>
-          <w:rFonts w:ascii="Calibri" w:hAnsi="Calibri"/>
-          <w:b w:val="0"/>
-          <w:i w:val="0"/>
-          <w:color w:val="2C2C2C"/>
-          <w:sz w:val="21"/>
-          <w:u w:val="none"/>
-        </w:rPr>
-        <w:t>Round 2 details and opening dates are published on aea.gov.au. The $1.6B envelope means multiple rounds are expected across 2026–2030.</w:t>
-      </w:r>
-    </w:p>
-    <w:p>
-      <w:pPr>
-        <w:spacing w:before="200" w:after="40"/>
-        <w:jc w:val="left"/>
-      </w:pPr>
-      <w:r>
-        <w:rPr>
-          <w:rFonts w:ascii="Calibri" w:hAnsi="Calibri"/>
-          <w:b/>
-          <w:i w:val="0"/>
-          <w:color w:val="2C2C2C"/>
-          <w:sz w:val="22"/>
-          <w:u w:val="none"/>
-        </w:rPr>
-        <w:t>ARENA Advancing Renewables Program</w:t>
-      </w:r>
-    </w:p>
-    <w:p>
-      <w:pPr>
-        <w:spacing w:before="40" w:after="60"/>
-        <w:jc w:val="left"/>
-      </w:pPr>
-      <w:r>
-        <w:rPr>
-          <w:rFonts w:ascii="Calibri" w:hAnsi="Calibri"/>
-          <w:b/>
-          <w:i w:val="0"/>
-          <w:color w:val="2C2C2C"/>
-          <w:sz w:val="21"/>
-          <w:u w:val="none"/>
-        </w:rPr>
-        <w:t xml:space="preserve">Summary:  </w:t>
-      </w:r>
-      <w:r>
-        <w:rPr>
-          <w:rFonts w:ascii="Calibri" w:hAnsi="Calibri"/>
-          <w:b w:val="0"/>
-          <w:i w:val="0"/>
-          <w:color w:val="2C2C2C"/>
-          <w:sz w:val="21"/>
-          <w:u w:val="none"/>
-        </w:rPr>
-        <w:t>ARENA's foundational program funds development, demonstration, and pre-commercial deployment across all renewable energy and grid technologies. No fixed cap per project; milestone-based disbursement. Submit an EOI in ARENANet — ARENA staff recommend calling before submitting. Recent examples include $5M to a Queensland critical minerals startup (February 2026).</w:t>
-      </w:r>
-    </w:p>
-    <w:p>
-      <w:pPr>
-        <w:spacing w:before="40" w:after="60"/>
-        <w:jc w:val="left"/>
-      </w:pPr>
-      <w:r>
-        <w:rPr>
-          <w:rFonts w:ascii="Calibri" w:hAnsi="Calibri"/>
-          <w:b/>
-          <w:i w:val="0"/>
-          <w:color w:val="E08A00"/>
-          <w:sz w:val="21"/>
-          <w:u w:val="none"/>
-        </w:rPr>
-        <w:t xml:space="preserve">Why it matters for ARK:  </w:t>
-      </w:r>
-      <w:r>
-        <w:rPr>
-          <w:rFonts w:ascii="Calibri" w:hAnsi="Calibri"/>
-          <w:b w:val="0"/>
-          <w:i w:val="0"/>
-          <w:color w:val="2C2C2C"/>
-          <w:sz w:val="21"/>
-          <w:u w:val="none"/>
-        </w:rPr>
-        <w:t>Covers the widest range of clean energy technologies of any national program. Suitable for companies with working prototypes ready for demonstration at scale.</w:t>
-      </w:r>
-    </w:p>
-    <w:p>
-      <w:pPr>
-        <w:spacing w:before="200" w:after="40"/>
-        <w:jc w:val="left"/>
-      </w:pPr>
-      <w:r>
-        <w:rPr>
-          <w:rFonts w:ascii="Calibri" w:hAnsi="Calibri"/>
-          <w:b/>
-          <w:i w:val="0"/>
-          <w:color w:val="2C2C2C"/>
-          <w:sz w:val="22"/>
-          <w:u w:val="none"/>
-        </w:rPr>
-        <w:t>Future Made in Australia (FMIA) Innovation Fund — ARENA</w:t>
-      </w:r>
-    </w:p>
-    <w:p>
-      <w:pPr>
-        <w:spacing w:before="40" w:after="60"/>
-        <w:jc w:val="left"/>
-      </w:pPr>
-      <w:r>
-        <w:rPr>
-          <w:rFonts w:ascii="Calibri" w:hAnsi="Calibri"/>
-          <w:b/>
-          <w:i w:val="0"/>
-          <w:color w:val="2C2C2C"/>
-          <w:sz w:val="21"/>
-          <w:u w:val="none"/>
-        </w:rPr>
-        <w:t xml:space="preserve">Summary:  </w:t>
-      </w:r>
-      <w:r>
-        <w:rPr>
-          <w:rFonts w:ascii="Calibri" w:hAnsi="Calibri"/>
-          <w:b w:val="0"/>
-          <w:i w:val="0"/>
-          <w:color w:val="2C2C2C"/>
-          <w:sz w:val="21"/>
-          <w:u w:val="none"/>
-        </w:rPr>
-        <w:t>ARENA's flagship $1.5 billion fund targets three priority streams: Green Metals ($750M for iron, steel, alumina, aluminium), Renewable Energy Technology Manufacturing ($200M for batteries, solar components, electrolysers), and Low Carbon Liquid Fuels ($250M for sustainable aviation fuel and renewable diesel). Minimum 50% co-contribution required. Grants above $50M require ministerial sign-off. Submit via Expression of Interest in ARENANet.</w:t>
-      </w:r>
-    </w:p>
-    <w:p>
-      <w:pPr>
-        <w:spacing w:before="40" w:after="60"/>
-        <w:jc w:val="left"/>
-      </w:pPr>
-      <w:r>
-        <w:rPr>
-          <w:rFonts w:ascii="Calibri" w:hAnsi="Calibri"/>
-          <w:b/>
-          <w:i w:val="0"/>
-          <w:color w:val="E08A00"/>
-          <w:sz w:val="21"/>
-          <w:u w:val="none"/>
-        </w:rPr>
-        <w:t xml:space="preserve">Why it matters for ARK:  </w:t>
-      </w:r>
-      <w:r>
-        <w:rPr>
-          <w:rFonts w:ascii="Calibri" w:hAnsi="Calibri"/>
-          <w:b w:val="0"/>
-          <w:i w:val="0"/>
-          <w:color w:val="2C2C2C"/>
-          <w:sz w:val="21"/>
-          <w:u w:val="none"/>
-        </w:rPr>
-        <w:t>The largest single cleantech manufacturing opportunity in Australia's history. ARENA encourages early engagement before submitting an EOI — contact their team first.</w:t>
-      </w:r>
-    </w:p>
-    <w:p>
-      <w:pPr>
-        <w:spacing w:before="200" w:after="40"/>
-        <w:jc w:val="left"/>
-      </w:pPr>
-      <w:r>
-        <w:rPr>
-          <w:rFonts w:ascii="Calibri" w:hAnsi="Calibri"/>
-          <w:b/>
-          <w:i w:val="0"/>
-          <w:color w:val="2C2C2C"/>
-          <w:sz w:val="22"/>
-          <w:u w:val="none"/>
-        </w:rPr>
-        <w:t>Brinc / Artesian Clean Energy Accelerator</w:t>
-      </w:r>
-    </w:p>
-    <w:p>
-      <w:pPr>
-        <w:spacing w:before="40" w:after="60"/>
-        <w:jc w:val="left"/>
-      </w:pPr>
-      <w:r>
-        <w:rPr>
-          <w:rFonts w:ascii="Calibri" w:hAnsi="Calibri"/>
-          <w:b/>
-          <w:i w:val="0"/>
-          <w:color w:val="2C2C2C"/>
-          <w:sz w:val="21"/>
-          <w:u w:val="none"/>
-        </w:rPr>
-        <w:t xml:space="preserve">Summary:  </w:t>
-      </w:r>
-      <w:r>
-        <w:rPr>
-          <w:rFonts w:ascii="Calibri" w:hAnsi="Calibri"/>
-          <w:b w:val="0"/>
-          <w:i w:val="0"/>
-          <w:color w:val="2C2C2C"/>
-          <w:sz w:val="21"/>
-          <w:u w:val="none"/>
-        </w:rPr>
-        <w:t>A 100% online 3-month accelerator backed by Artesian's Clean Energy Seed Fund, accepting Australian cleantech startups on a rolling basis. Startups receive $150K cash plus $110K in program support in exchange for equity, with follow-on capital of $200K–$2M available for high performers. Focuses on energy transition, renewable energy, and environmental impact reduction. Unique feature: a $30K participation fee is deducted from the investment at acceptance.</w:t>
-      </w:r>
-    </w:p>
-    <w:p>
-      <w:pPr>
-        <w:spacing w:before="40" w:after="60"/>
-        <w:jc w:val="left"/>
-      </w:pPr>
-      <w:r>
-        <w:rPr>
-          <w:rFonts w:ascii="Calibri" w:hAnsi="Calibri"/>
-          <w:b/>
-          <w:i w:val="0"/>
-          <w:color w:val="E08A00"/>
-          <w:sz w:val="21"/>
-          <w:u w:val="none"/>
-        </w:rPr>
-        <w:t xml:space="preserve">Why it matters for ARK:  </w:t>
-      </w:r>
-      <w:r>
-        <w:rPr>
-          <w:rFonts w:ascii="Calibri" w:hAnsi="Calibri"/>
-          <w:b w:val="0"/>
-          <w:i w:val="0"/>
-          <w:color w:val="2C2C2C"/>
-          <w:sz w:val="21"/>
-          <w:u w:val="none"/>
-        </w:rPr>
-        <w:t>One of the few cleantech-exclusive accelerators in Australia with a rolling application process and clear follow-on capital pathway via Artesian. The online format removes geography barriers.</w:t>
-      </w:r>
-    </w:p>
-    <w:p>
-      <w:pPr>
-        <w:spacing w:before="40" w:after="60"/>
-        <w:jc w:val="left"/>
-      </w:pPr>
-      <w:r>
-        <w:rPr>
-          <w:rFonts w:ascii="Calibri" w:hAnsi="Calibri"/>
-          <w:b/>
-          <w:i w:val="0"/>
-          <w:color w:val="555555"/>
-          <w:sz w:val="21"/>
-          <w:u w:val="none"/>
-        </w:rPr>
-        <w:t xml:space="preserve">Signals to watch:  </w:t>
-      </w:r>
-      <w:r>
-        <w:rPr>
-          <w:rFonts w:ascii="Calibri" w:hAnsi="Calibri"/>
-          <w:b w:val="0"/>
-          <w:i w:val="0"/>
-          <w:color w:val="2C2C2C"/>
-          <w:sz w:val="21"/>
-          <w:u w:val="none"/>
-        </w:rPr>
-        <w:t>Artesian's Clean Energy Seed Fund can follow with $200K–$2M. Artesian is also active in CEFC-backed co-investment mandates, providing access to further institutional capital.</w:t>
-      </w:r>
-    </w:p>
-    <w:p>
-      <w:pPr>
-        <w:spacing w:before="200" w:after="40"/>
-        <w:jc w:val="left"/>
-      </w:pPr>
-      <w:r>
-        <w:rPr>
-          <w:rFonts w:ascii="Calibri" w:hAnsi="Calibri"/>
-          <w:b/>
-          <w:i w:val="0"/>
-          <w:color w:val="2C2C2C"/>
-          <w:sz w:val="22"/>
-          <w:u w:val="none"/>
-        </w:rPr>
-        <w:t>CEFC / Virescent Ventures Fund II</w:t>
-      </w:r>
-    </w:p>
-    <w:p>
-      <w:pPr>
-        <w:spacing w:before="40" w:after="60"/>
-        <w:jc w:val="left"/>
-      </w:pPr>
-      <w:r>
-        <w:rPr>
-          <w:rFonts w:ascii="Calibri" w:hAnsi="Calibri"/>
-          <w:b/>
-          <w:i w:val="0"/>
-          <w:color w:val="2C2C2C"/>
-          <w:sz w:val="21"/>
-          <w:u w:val="none"/>
-        </w:rPr>
-        <w:t xml:space="preserve">Summary:  </w:t>
-      </w:r>
-      <w:r>
-        <w:rPr>
-          <w:rFonts w:ascii="Calibri" w:hAnsi="Calibri"/>
-          <w:b w:val="0"/>
-          <w:i w:val="0"/>
-          <w:color w:val="2C2C2C"/>
-          <w:sz w:val="21"/>
-          <w:u w:val="none"/>
-        </w:rPr>
-        <w:t>Australia's largest dedicated climate-tech venture fund, backed by CEFC, Westpac, QIC, and Breakthrough Victoria. Virescent Ventures Fund II invests from pre-seed to late stage across climate hardware, software, and services. Apply directly to Virescent; no fixed application rounds or deadlines. VIC-based companies benefit from Breakthrough Victoria's 25% allocation requirement.</w:t>
-      </w:r>
-    </w:p>
-    <w:p>
-      <w:pPr>
-        <w:spacing w:before="40" w:after="60"/>
-        <w:jc w:val="left"/>
-      </w:pPr>
-      <w:r>
-        <w:rPr>
-          <w:rFonts w:ascii="Calibri" w:hAnsi="Calibri"/>
-          <w:b/>
-          <w:i w:val="0"/>
-          <w:color w:val="E08A00"/>
-          <w:sz w:val="21"/>
-          <w:u w:val="none"/>
-        </w:rPr>
-        <w:t xml:space="preserve">Why it matters for ARK:  </w:t>
-      </w:r>
-      <w:r>
-        <w:rPr>
-          <w:rFonts w:ascii="Calibri" w:hAnsi="Calibri"/>
-          <w:b w:val="0"/>
-          <w:i w:val="0"/>
-          <w:color w:val="2C2C2C"/>
-          <w:sz w:val="21"/>
-          <w:u w:val="none"/>
-        </w:rPr>
-        <w:t>For startups that have cleared product-market fit and are ready for institutional equity, this is the most relevant Australian climate-tech fund currently deploying capital.</w:t>
-      </w:r>
-    </w:p>
-    <w:p>
-      <w:pPr>
-        <w:spacing w:before="200" w:after="40"/>
-        <w:jc w:val="left"/>
-      </w:pPr>
-      <w:r>
-        <w:rPr>
-          <w:rFonts w:ascii="Calibri" w:hAnsi="Calibri"/>
-          <w:b/>
-          <w:i w:val="0"/>
-          <w:color w:val="2C2C2C"/>
-          <w:sz w:val="22"/>
-          <w:u w:val="none"/>
-        </w:rPr>
-        <w:t>CSIRO ON Accelerate — Cohort 12</w:t>
-      </w:r>
-    </w:p>
-    <w:p>
-      <w:pPr>
-        <w:spacing w:before="40" w:after="60"/>
-        <w:jc w:val="left"/>
-      </w:pPr>
-      <w:r>
-        <w:rPr>
-          <w:rFonts w:ascii="Calibri" w:hAnsi="Calibri"/>
-          <w:b/>
-          <w:i w:val="0"/>
-          <w:color w:val="2C2C2C"/>
-          <w:sz w:val="21"/>
-          <w:u w:val="none"/>
-        </w:rPr>
-        <w:t xml:space="preserve">Summary:  </w:t>
-      </w:r>
-      <w:r>
-        <w:rPr>
-          <w:rFonts w:ascii="Calibri" w:hAnsi="Calibri"/>
-          <w:b w:val="0"/>
-          <w:i w:val="0"/>
-          <w:color w:val="2C2C2C"/>
-          <w:sz w:val="21"/>
-          <w:u w:val="none"/>
-        </w:rPr>
-        <w:t>Australia's premier deep-tech non-dilutive accelerator for research-driven startups. Top teams receive up to $80,000 cash from the program's internal fund. Cohort 11 is underway with a showcase on 11 June 2026 in Melbourne. Cohort 12 applications are expected to open mid-2026. Climate-tech, energy, and materials ventures regularly feature.</w:t>
-      </w:r>
-    </w:p>
-    <w:p>
-      <w:pPr>
-        <w:spacing w:before="40" w:after="60"/>
-        <w:jc w:val="left"/>
-      </w:pPr>
-      <w:r>
-        <w:rPr>
-          <w:rFonts w:ascii="Calibri" w:hAnsi="Calibri"/>
-          <w:b/>
-          <w:i w:val="0"/>
-          <w:color w:val="E08A00"/>
-          <w:sz w:val="21"/>
-          <w:u w:val="none"/>
-        </w:rPr>
-        <w:t xml:space="preserve">Why it matters for ARK:  </w:t>
-      </w:r>
-      <w:r>
-        <w:rPr>
-          <w:rFonts w:ascii="Calibri" w:hAnsi="Calibri"/>
-          <w:b w:val="0"/>
-          <w:i w:val="0"/>
-          <w:color w:val="2C2C2C"/>
-          <w:sz w:val="21"/>
-          <w:u w:val="none"/>
-        </w:rPr>
-        <w:t>The most prestigious non-dilutive pathway for early-stage deep-tech founders in Australia. Subscribe to on@csiro.au for early notification when Cohort 12 opens.</w:t>
-      </w:r>
-    </w:p>
-    <w:p>
-      <w:pPr>
-        <w:spacing w:before="200" w:after="40"/>
-        <w:jc w:val="left"/>
-      </w:pPr>
-      <w:r>
-        <w:rPr>
-          <w:rFonts w:ascii="Calibri" w:hAnsi="Calibri"/>
-          <w:b/>
-          <w:i w:val="0"/>
-          <w:color w:val="2C2C2C"/>
-          <w:sz w:val="22"/>
-          <w:u w:val="none"/>
-        </w:rPr>
-        <w:t>EnergyLab Scaleup Program 2026</w:t>
-      </w:r>
-    </w:p>
-    <w:p>
-      <w:pPr>
-        <w:spacing w:before="40" w:after="60"/>
-        <w:jc w:val="left"/>
-      </w:pPr>
-      <w:r>
-        <w:rPr>
-          <w:rFonts w:ascii="Calibri" w:hAnsi="Calibri"/>
-          <w:b/>
-          <w:i w:val="0"/>
-          <w:color w:val="2C2C2C"/>
-          <w:sz w:val="21"/>
-          <w:u w:val="none"/>
-        </w:rPr>
-        <w:t xml:space="preserve">Summary:  </w:t>
-      </w:r>
-      <w:r>
-        <w:rPr>
-          <w:rFonts w:ascii="Calibri" w:hAnsi="Calibri"/>
-          <w:b w:val="0"/>
-          <w:i w:val="0"/>
-          <w:color w:val="2C2C2C"/>
-          <w:sz w:val="21"/>
-          <w:u w:val="none"/>
-        </w:rPr>
-        <w:t>EnergyLab's non-dilutive Scaleup Program runs June–October 2026 across three structured modules, culminating in a public showcase at the AllEnergy Conference in October 2026. Designed for startups and energy companies with market-ready technology seeking to accelerate commercial deployment. Applications are currently open.</w:t>
-      </w:r>
-    </w:p>
-    <w:p>
-      <w:pPr>
-        <w:spacing w:before="40" w:after="60"/>
-        <w:jc w:val="left"/>
-      </w:pPr>
-      <w:r>
-        <w:rPr>
-          <w:rFonts w:ascii="Calibri" w:hAnsi="Calibri"/>
-          <w:b/>
-          <w:i w:val="0"/>
-          <w:color w:val="E08A00"/>
-          <w:sz w:val="21"/>
-          <w:u w:val="none"/>
-        </w:rPr>
-        <w:t xml:space="preserve">Why it matters for ARK:  </w:t>
-      </w:r>
-      <w:r>
-        <w:rPr>
-          <w:rFonts w:ascii="Calibri" w:hAnsi="Calibri"/>
-          <w:b w:val="0"/>
-          <w:i w:val="0"/>
-          <w:color w:val="2C2C2C"/>
-          <w:sz w:val="21"/>
-          <w:u w:val="none"/>
-        </w:rPr>
-        <w:t>An ideal companion to the Climate Solutions Accelerator for later-stage founders. Non-dilutive and free to apply — the AllEnergy showcase provides direct access to energy sector buyers.</w:t>
-      </w:r>
-    </w:p>
-    <w:p>
-      <w:pPr>
-        <w:spacing w:before="200" w:after="40"/>
-        <w:jc w:val="left"/>
-      </w:pPr>
-      <w:r>
-        <w:rPr>
-          <w:rFonts w:ascii="Calibri" w:hAnsi="Calibri"/>
-          <w:b/>
-          <w:i w:val="0"/>
-          <w:color w:val="2C2C2C"/>
-          <w:sz w:val="22"/>
-          <w:u w:val="none"/>
-        </w:rPr>
-        <w:t>Hydrogen Headstart — Round 2</w:t>
-      </w:r>
-    </w:p>
-    <w:p>
-      <w:pPr>
-        <w:spacing w:before="40" w:after="60"/>
-        <w:jc w:val="left"/>
-      </w:pPr>
-      <w:r>
-        <w:rPr>
-          <w:rFonts w:ascii="Calibri" w:hAnsi="Calibri"/>
-          <w:b/>
-          <w:i w:val="0"/>
-          <w:color w:val="2C2C2C"/>
-          <w:sz w:val="21"/>
-          <w:u w:val="none"/>
-        </w:rPr>
-        <w:t xml:space="preserve">Summary:  </w:t>
-      </w:r>
-      <w:r>
-        <w:rPr>
-          <w:rFonts w:ascii="Calibri" w:hAnsi="Calibri"/>
-          <w:b w:val="0"/>
-          <w:i w:val="0"/>
-          <w:color w:val="2C2C2C"/>
-          <w:sz w:val="21"/>
-          <w:u w:val="none"/>
-        </w:rPr>
-        <w:t>Round 2 of ARENA's Hydrogen Headstart program provides up to $2 billion in Headstart Production Credits — revenue support per kilogram of renewable hydrogen produced over a 10-year operational period. Structured as a two-stage competitive process (EOI then Full Application). Eligible projects produce renewable hydrogen or derivatives such as green ammonia, methanol, or green metals at commercial scale. Part of the Future Made in Australia plan.</w:t>
-      </w:r>
-    </w:p>
-    <w:p>
-      <w:pPr>
-        <w:spacing w:before="40" w:after="60"/>
-        <w:jc w:val="left"/>
-      </w:pPr>
-      <w:r>
-        <w:rPr>
-          <w:rFonts w:ascii="Calibri" w:hAnsi="Calibri"/>
-          <w:b/>
-          <w:i w:val="0"/>
-          <w:color w:val="E08A00"/>
-          <w:sz w:val="21"/>
-          <w:u w:val="none"/>
-        </w:rPr>
-        <w:t xml:space="preserve">Why it matters for ARK:  </w:t>
-      </w:r>
-      <w:r>
-        <w:rPr>
-          <w:rFonts w:ascii="Calibri" w:hAnsi="Calibri"/>
-          <w:b w:val="0"/>
-          <w:i w:val="0"/>
-          <w:color w:val="2C2C2C"/>
-          <w:sz w:val="21"/>
-          <w:u w:val="none"/>
-        </w:rPr>
-        <w:t>The primary federal subsidy mechanism for first-mover commercial-scale green hydrogen projects. The per-kg production credit structure de-risks offtake economics for large projects. Contact ARENA early via hydrogenheadstart@arena.gov.au before submitting an EOI.</w:t>
-      </w:r>
-    </w:p>
-    <w:p>
-      <w:pPr>
-        <w:spacing w:before="40" w:after="60"/>
-        <w:jc w:val="left"/>
-      </w:pPr>
-      <w:r>
-        <w:rPr>
-          <w:rFonts w:ascii="Calibri" w:hAnsi="Calibri"/>
-          <w:b/>
-          <w:i w:val="0"/>
-          <w:color w:val="555555"/>
-          <w:sz w:val="21"/>
-          <w:u w:val="none"/>
-        </w:rPr>
-        <w:t xml:space="preserve">Signals to watch:  </w:t>
-      </w:r>
-      <w:r>
-        <w:rPr>
-          <w:rFonts w:ascii="Calibri" w:hAnsi="Calibri"/>
-          <w:b w:val="0"/>
-          <w:i w:val="0"/>
-          <w:color w:val="2C2C2C"/>
-          <w:sz w:val="21"/>
-          <w:u w:val="none"/>
-        </w:rPr>
-        <w:t>The Hydrogen Production Tax Incentive ($2/kg refundable tax offset from 1 July 2027) is designed to complement Headstart, bridging the revenue gap until market prices reach parity.</w:t>
-      </w:r>
-    </w:p>
-    <w:p>
-      <w:pPr>
-        <w:spacing w:before="200" w:after="40"/>
-        <w:jc w:val="left"/>
-      </w:pPr>
-      <w:r>
-        <w:rPr>
-          <w:rFonts w:ascii="Calibri" w:hAnsi="Calibri"/>
-          <w:b/>
-          <w:i w:val="0"/>
-          <w:color w:val="2C2C2C"/>
-          <w:sz w:val="22"/>
-          <w:u w:val="none"/>
-        </w:rPr>
-        <w:t>Industry Growth Program (IGP)</w:t>
-      </w:r>
-    </w:p>
-    <w:p>
-      <w:pPr>
-        <w:spacing w:before="40" w:after="60"/>
-        <w:jc w:val="left"/>
-      </w:pPr>
-      <w:r>
-        <w:rPr>
-          <w:rFonts w:ascii="Calibri" w:hAnsi="Calibri"/>
-          <w:b/>
-          <w:i w:val="0"/>
-          <w:color w:val="2C2C2C"/>
-          <w:sz w:val="21"/>
-          <w:u w:val="none"/>
-        </w:rPr>
-        <w:t xml:space="preserve">Summary:  </w:t>
-      </w:r>
-      <w:r>
-        <w:rPr>
-          <w:rFonts w:ascii="Calibri" w:hAnsi="Calibri"/>
-          <w:b w:val="0"/>
-          <w:i w:val="0"/>
-          <w:color w:val="2C2C2C"/>
-          <w:sz w:val="21"/>
-          <w:u w:val="none"/>
-        </w:rPr>
-        <w:t>The federal government's primary SME commercialisation program offers matched grants aligned with National Reconstruction Fund priorities including renewables, low-emissions technologies, and critical minerals. Tier 1: Early-Stage Commercialisation ($50K–$250K, dollar-for-dollar matched). Tier 2: Commercialisation &amp; Growth ($100K–$5M). Applications are always open but approximately 90% of the initial funding pool was projected to be spent by June 2026.</w:t>
-      </w:r>
-    </w:p>
-    <w:p>
-      <w:pPr>
-        <w:spacing w:before="40" w:after="60"/>
-        <w:jc w:val="left"/>
-      </w:pPr>
-      <w:r>
-        <w:rPr>
-          <w:rFonts w:ascii="Calibri" w:hAnsi="Calibri"/>
-          <w:b/>
-          <w:i w:val="0"/>
-          <w:color w:val="E08A00"/>
-          <w:sz w:val="21"/>
-          <w:u w:val="none"/>
-        </w:rPr>
-        <w:t xml:space="preserve">Why it matters for ARK:  </w:t>
-      </w:r>
-      <w:r>
-        <w:rPr>
-          <w:rFonts w:ascii="Calibri" w:hAnsi="Calibri"/>
-          <w:b w:val="0"/>
-          <w:i w:val="0"/>
-          <w:color w:val="2C2C2C"/>
-          <w:sz w:val="21"/>
-          <w:u w:val="none"/>
-        </w:rPr>
-        <w:t>One of the only national programs directly supporting cleantech SMEs at early stage. Apply urgently — the pool is depleting. The NRF Net Zero Fund (concessional debt/equity, $3B+) is expected to open mid-2026 as a growth-stage complement.</w:t>
-      </w:r>
-    </w:p>
-    <w:p>
-      <w:pPr>
-        <w:spacing w:before="40" w:after="60"/>
-        <w:jc w:val="left"/>
-      </w:pPr>
-      <w:r>
-        <w:rPr>
-          <w:rFonts w:ascii="Calibri" w:hAnsi="Calibri"/>
-          <w:b/>
-          <w:i w:val="0"/>
-          <w:color w:val="555555"/>
-          <w:sz w:val="21"/>
-          <w:u w:val="none"/>
-        </w:rPr>
-        <w:t xml:space="preserve">Signals to watch:  </w:t>
-      </w:r>
-      <w:r>
-        <w:rPr>
-          <w:rFonts w:ascii="Calibri" w:hAnsi="Calibri"/>
-          <w:b w:val="0"/>
-          <w:i w:val="0"/>
-          <w:color w:val="2C2C2C"/>
-          <w:sz w:val="21"/>
-          <w:u w:val="none"/>
-        </w:rPr>
-        <w:t>NRF Net Zero Fund expected to open mid-2026 for larger growth-stage capital needs.</w:t>
-      </w:r>
-    </w:p>
-    <w:p>
-      <w:pPr>
-        <w:spacing w:before="200" w:after="40"/>
-        <w:jc w:val="left"/>
-      </w:pPr>
-      <w:r>
-        <w:rPr>
-          <w:rFonts w:ascii="Calibri" w:hAnsi="Calibri"/>
-          <w:b/>
-          <w:i w:val="0"/>
-          <w:color w:val="2C2C2C"/>
-          <w:sz w:val="22"/>
-          <w:u w:val="none"/>
-        </w:rPr>
-        <w:t>Main Sequence Ventures — Fund III</w:t>
-      </w:r>
-    </w:p>
-    <w:p>
-      <w:pPr>
-        <w:spacing w:before="40" w:after="60"/>
-        <w:jc w:val="left"/>
-      </w:pPr>
-      <w:r>
-        <w:rPr>
-          <w:rFonts w:ascii="Calibri" w:hAnsi="Calibri"/>
-          <w:b/>
-          <w:i w:val="0"/>
-          <w:color w:val="2C2C2C"/>
-          <w:sz w:val="21"/>
-          <w:u w:val="none"/>
-        </w:rPr>
-        <w:t xml:space="preserve">Summary:  </w:t>
-      </w:r>
-      <w:r>
-        <w:rPr>
-          <w:rFonts w:ascii="Calibri" w:hAnsi="Calibri"/>
-          <w:b w:val="0"/>
-          <w:i w:val="0"/>
-          <w:color w:val="2C2C2C"/>
-          <w:sz w:val="21"/>
-          <w:u w:val="none"/>
-        </w:rPr>
-        <w:t>Main Sequence Ventures, the CSIRO-founded deeptech VC, completed the first close of its A$450M Fund III in 2025 with LPs including CSIRO, Hostplus, Australian Ethical Investment, Temasek, and the Grantham Foundation. Fund III focuses on fibres, food, decarbonisation, and advanced manufacturing. MSEQ leverages CSIRO's research network to identify and back scientists turning discovery-stage research into transformative businesses. Total AUM now A$1B.</w:t>
-      </w:r>
-    </w:p>
-    <w:p>
-      <w:pPr>
-        <w:spacing w:before="40" w:after="60"/>
-        <w:jc w:val="left"/>
-      </w:pPr>
-      <w:r>
-        <w:rPr>
-          <w:rFonts w:ascii="Calibri" w:hAnsi="Calibri"/>
-          <w:b/>
-          <w:i w:val="0"/>
-          <w:color w:val="E08A00"/>
-          <w:sz w:val="21"/>
-          <w:u w:val="none"/>
-        </w:rPr>
-        <w:t xml:space="preserve">Why it matters for ARK:  </w:t>
-      </w:r>
-      <w:r>
-        <w:rPr>
-          <w:rFonts w:ascii="Calibri" w:hAnsi="Calibri"/>
-          <w:b w:val="0"/>
-          <w:i w:val="0"/>
-          <w:color w:val="2C2C2C"/>
-          <w:sz w:val="21"/>
-          <w:u w:val="none"/>
-        </w:rPr>
-        <w:t>The most credible path to institutional equity for CSIRO-affiliated or research-backed climate and materials startups. MSEQ's CSIRO connection provides unique IP access, lab infrastructure, and strategic validation that no other Australian VC can replicate.</w:t>
-      </w:r>
-    </w:p>
-    <w:p>
-      <w:pPr>
-        <w:spacing w:before="40" w:after="60"/>
-        <w:jc w:val="left"/>
-      </w:pPr>
-      <w:r>
-        <w:rPr>
-          <w:rFonts w:ascii="Calibri" w:hAnsi="Calibri"/>
-          <w:b/>
-          <w:i w:val="0"/>
-          <w:color w:val="555555"/>
-          <w:sz w:val="21"/>
-          <w:u w:val="none"/>
-        </w:rPr>
-        <w:t xml:space="preserve">Signals to watch:  </w:t>
-      </w:r>
-      <w:r>
-        <w:rPr>
-          <w:rFonts w:ascii="Calibri" w:hAnsi="Calibri"/>
-          <w:b w:val="0"/>
-          <w:i w:val="0"/>
-          <w:color w:val="2C2C2C"/>
-          <w:sz w:val="21"/>
-          <w:u w:val="none"/>
-        </w:rPr>
-        <w:t>MSEQ is the largest LP in CSIRO's A$150M commitment through Australia's Economic Accelerator (AEA). Startups coming through AEA Ignite/Innovate have a natural pathway to MSEQ consideration.</w:t>
-      </w:r>
-    </w:p>
-    <w:p>
-      <w:pPr>
-        <w:spacing w:before="200" w:after="40"/>
-        <w:jc w:val="left"/>
-      </w:pPr>
-      <w:r>
-        <w:rPr>
-          <w:rFonts w:ascii="Calibri" w:hAnsi="Calibri"/>
-          <w:b/>
-          <w:i w:val="0"/>
-          <w:color w:val="2C2C2C"/>
-          <w:sz w:val="22"/>
-          <w:u w:val="none"/>
-        </w:rPr>
-        <w:t>National Reconstruction Fund — Net Zero Fund</w:t>
-      </w:r>
-    </w:p>
-    <w:p>
-      <w:pPr>
-        <w:spacing w:before="40" w:after="60"/>
-        <w:jc w:val="left"/>
-      </w:pPr>
-      <w:r>
-        <w:rPr>
-          <w:rFonts w:ascii="Calibri" w:hAnsi="Calibri"/>
-          <w:b/>
-          <w:i w:val="0"/>
-          <w:color w:val="2C2C2C"/>
-          <w:sz w:val="21"/>
-          <w:u w:val="none"/>
-        </w:rPr>
-        <w:t xml:space="preserve">Summary:  </w:t>
-      </w:r>
-      <w:r>
-        <w:rPr>
-          <w:rFonts w:ascii="Calibri" w:hAnsi="Calibri"/>
-          <w:b w:val="0"/>
-          <w:i w:val="0"/>
-          <w:color w:val="2C2C2C"/>
-          <w:sz w:val="21"/>
-          <w:u w:val="none"/>
-        </w:rPr>
-        <w:t>The federal government's $5 billion Net Zero Fund within the NRF will provide highly concessional debt, equity, and guarantees to support industrial decarbonisation and scale-up of domestic low-emissions manufacturing. It targets large-scale facilities decarbonising operations and hard-to-abate sectors. Unlike the Industry Growth Program (which suits SMEs), this fund is designed for capital-intensive projects requiring tens to hundreds of millions of dollars. Full design has been finalised; implementation expected mid-2026.</w:t>
-      </w:r>
-    </w:p>
-    <w:p>
-      <w:pPr>
-        <w:spacing w:before="40" w:after="60"/>
-        <w:jc w:val="left"/>
-      </w:pPr>
-      <w:r>
-        <w:rPr>
-          <w:rFonts w:ascii="Calibri" w:hAnsi="Calibri"/>
-          <w:b/>
-          <w:i w:val="0"/>
-          <w:color w:val="E08A00"/>
-          <w:sz w:val="21"/>
-          <w:u w:val="none"/>
-        </w:rPr>
-        <w:t xml:space="preserve">Why it matters for ARK:  </w:t>
-      </w:r>
-      <w:r>
-        <w:rPr>
-          <w:rFonts w:ascii="Calibri" w:hAnsi="Calibri"/>
-          <w:b w:val="0"/>
-          <w:i w:val="0"/>
-          <w:color w:val="2C2C2C"/>
-          <w:sz w:val="21"/>
-          <w:u w:val="none"/>
-        </w:rPr>
-        <w:t>The most significant new source of concessional growth-stage finance for deep industrial decarbonisation in Australia's history. Climate-tech ventures in green metals, sustainable fuels, or large-scale manufacturing should begin relationship-building with NRFC now.</w:t>
-      </w:r>
-    </w:p>
-    <w:p>
-      <w:pPr>
-        <w:spacing w:before="40" w:after="60"/>
-        <w:jc w:val="left"/>
-      </w:pPr>
-      <w:r>
-        <w:rPr>
-          <w:rFonts w:ascii="Calibri" w:hAnsi="Calibri"/>
-          <w:b/>
-          <w:i w:val="0"/>
-          <w:color w:val="555555"/>
-          <w:sz w:val="21"/>
-          <w:u w:val="none"/>
-        </w:rPr>
-        <w:t xml:space="preserve">Signals to watch:  </w:t>
-      </w:r>
-      <w:r>
-        <w:rPr>
-          <w:rFonts w:ascii="Calibri" w:hAnsi="Calibri"/>
-          <w:b w:val="0"/>
-          <w:i w:val="0"/>
-          <w:color w:val="2C2C2C"/>
-          <w:sz w:val="21"/>
-          <w:u w:val="none"/>
-        </w:rPr>
-        <w:t>The NRFC general portfolio (NRF priority areas, commercial terms) is already open. The Net Zero sub-fund will layer on additional concessionality from mid-2026. Register interest at nrf.gov.au.</w:t>
-      </w:r>
-    </w:p>
-    <w:p>
-      <w:pPr>
-        <w:spacing w:before="200" w:after="40"/>
-        <w:jc w:val="left"/>
-      </w:pPr>
-      <w:r>
-        <w:rPr>
-          <w:rFonts w:ascii="Calibri" w:hAnsi="Calibri"/>
-          <w:b/>
-          <w:i w:val="0"/>
-          <w:color w:val="2C2C2C"/>
-          <w:sz w:val="22"/>
-          <w:u w:val="none"/>
-        </w:rPr>
-        <w:t>R&amp;D Tax Incentive (R&amp;DTI)</w:t>
-      </w:r>
-    </w:p>
-    <w:p>
-      <w:pPr>
-        <w:spacing w:before="40" w:after="60"/>
-        <w:jc w:val="left"/>
-      </w:pPr>
-      <w:r>
-        <w:rPr>
-          <w:rFonts w:ascii="Calibri" w:hAnsi="Calibri"/>
-          <w:b/>
-          <w:i w:val="0"/>
-          <w:color w:val="2C2C2C"/>
-          <w:sz w:val="21"/>
-          <w:u w:val="none"/>
-        </w:rPr>
-        <w:t xml:space="preserve">Summary:  </w:t>
-      </w:r>
-      <w:r>
-        <w:rPr>
-          <w:rFonts w:ascii="Calibri" w:hAnsi="Calibri"/>
-          <w:b w:val="0"/>
-          <w:i w:val="0"/>
-          <w:color w:val="2C2C2C"/>
-          <w:sz w:val="21"/>
-          <w:u w:val="none"/>
-        </w:rPr>
-        <w:t>Australia's largest innovation incentive offers a 43.5% refundable tax offset on eligible R&amp;D expenditure for SMEs with turnover under $20M — effectively a cash rebate on R&amp;D costs. Eligible costs include wages for R&amp;D staff, contractor costs, and materials used in trials. Larger companies receive a non-refundable offset based on R&amp;D intensity. Register R&amp;D activities with DISR (via business.gov.au) before claiming in your tax return; registration must be lodged within 10 months of financial year end. The eligible expenditure cap was increased to $150M in recent amendments.</w:t>
-      </w:r>
-    </w:p>
-    <w:p>
-      <w:pPr>
-        <w:spacing w:before="40" w:after="60"/>
-        <w:jc w:val="left"/>
-      </w:pPr>
-      <w:r>
-        <w:rPr>
-          <w:rFonts w:ascii="Calibri" w:hAnsi="Calibri"/>
-          <w:b/>
-          <w:i w:val="0"/>
-          <w:color w:val="E08A00"/>
-          <w:sz w:val="21"/>
-          <w:u w:val="none"/>
-        </w:rPr>
-        <w:t xml:space="preserve">Why it matters for ARK:  </w:t>
-      </w:r>
-      <w:r>
-        <w:rPr>
-          <w:rFonts w:ascii="Calibri" w:hAnsi="Calibri"/>
-          <w:b w:val="0"/>
-          <w:i w:val="0"/>
-          <w:color w:val="2C2C2C"/>
-          <w:sz w:val="21"/>
-          <w:u w:val="none"/>
-        </w:rPr>
-        <w:t>For any climate-tech startup conducting genuine technical experimentation — hardware prototypes, novel software, new materials processes — this is the single most accessible cash injection available. It's not a competitive grant; all eligible companies receive the offset.</w:t>
-      </w:r>
-    </w:p>
-    <w:p>
-      <w:pPr>
-        <w:spacing w:before="40" w:after="60"/>
-        <w:jc w:val="left"/>
-      </w:pPr>
-      <w:r>
-        <w:rPr>
-          <w:rFonts w:ascii="Calibri" w:hAnsi="Calibri"/>
-          <w:b/>
-          <w:i w:val="0"/>
-          <w:color w:val="555555"/>
-          <w:sz w:val="21"/>
-          <w:u w:val="none"/>
-        </w:rPr>
-        <w:t xml:space="preserve">Signals to watch:  </w:t>
-      </w:r>
-      <w:r>
-        <w:rPr>
-          <w:rFonts w:ascii="Calibri" w:hAnsi="Calibri"/>
-          <w:b w:val="0"/>
-          <w:i w:val="0"/>
-          <w:color w:val="2C2C2C"/>
-          <w:sz w:val="21"/>
-          <w:u w:val="none"/>
-        </w:rPr>
-        <w:t>Consult an R&amp;D tax specialist before lodging — the ATO audits R&amp;D claims closely and requires contemporaneous records of technical uncertainty, hypothesis, experiments, and outcomes.</w:t>
-      </w:r>
-    </w:p>
-    <w:p>
-      <w:pPr>
-        <w:spacing w:before="200" w:after="40"/>
-        <w:jc w:val="left"/>
-      </w:pPr>
-      <w:r>
-        <w:rPr>
-          <w:rFonts w:ascii="Calibri" w:hAnsi="Calibri"/>
-          <w:b/>
-          <w:i w:val="0"/>
-          <w:color w:val="2C2C2C"/>
-          <w:sz w:val="22"/>
-          <w:u w:val="none"/>
-        </w:rPr>
-        <w:t>Startmate Accelerator — Winter 2026</w:t>
-      </w:r>
-    </w:p>
-    <w:p>
-      <w:pPr>
-        <w:spacing w:before="40" w:after="60"/>
-        <w:jc w:val="left"/>
-      </w:pPr>
-      <w:r>
-        <w:rPr>
-          <w:rFonts w:ascii="Calibri" w:hAnsi="Calibri"/>
-          <w:b/>
-          <w:i w:val="0"/>
-          <w:color w:val="2C2C2C"/>
-          <w:sz w:val="21"/>
-          <w:u w:val="none"/>
-        </w:rPr>
-        <w:t xml:space="preserve">Summary:  </w:t>
-      </w:r>
-      <w:r>
-        <w:rPr>
-          <w:rFonts w:ascii="Calibri" w:hAnsi="Calibri"/>
-          <w:b w:val="0"/>
-          <w:i w:val="0"/>
-          <w:color w:val="2C2C2C"/>
-          <w:sz w:val="21"/>
-          <w:u w:val="none"/>
-        </w:rPr>
-        <w:t>Startmate runs Australia and New Zealand's most prominent 12-week accelerator twice per year (Summer: Feb–May; Winter: Aug–Nov). Climate-tech is a recognised priority sector and previous cohorts received CEFC Innovation Fund backing of $50K per company. Applications for the Winter 2026 cohort are expected to open June–July 2026. Startmate invests $120K for equity; valuation matched to prior rounds for founders who have already raised. Selection is mentor-driven across 3 stages over 3 weeks.</w:t>
-      </w:r>
-    </w:p>
-    <w:p>
-      <w:pPr>
-        <w:spacing w:before="40" w:after="60"/>
-        <w:jc w:val="left"/>
-      </w:pPr>
-      <w:r>
-        <w:rPr>
-          <w:rFonts w:ascii="Calibri" w:hAnsi="Calibri"/>
-          <w:b/>
-          <w:i w:val="0"/>
-          <w:color w:val="E08A00"/>
-          <w:sz w:val="21"/>
-          <w:u w:val="none"/>
-        </w:rPr>
-        <w:t xml:space="preserve">Why it matters for ARK:  </w:t>
-      </w:r>
-      <w:r>
-        <w:rPr>
-          <w:rFonts w:ascii="Calibri" w:hAnsi="Calibri"/>
-          <w:b w:val="0"/>
-          <w:i w:val="0"/>
-          <w:color w:val="2C2C2C"/>
-          <w:sz w:val="21"/>
-          <w:u w:val="none"/>
-        </w:rPr>
-        <w:t>The highest-profile generalist accelerator in Australia with a strong climate-tech track record. Strong network effects: the Startmate community of founders, operators, and investors is one of Australia's most active and supportive.</w:t>
-      </w:r>
-    </w:p>
-    <w:p>
-      <w:pPr>
-        <w:spacing w:before="200" w:after="40"/>
-        <w:jc w:val="left"/>
-      </w:pPr>
-      <w:r>
-        <w:rPr>
-          <w:rFonts w:ascii="Calibri" w:hAnsi="Calibri"/>
-          <w:b/>
-          <w:i w:val="0"/>
-          <w:color w:val="2C2C2C"/>
-          <w:sz w:val="22"/>
-          <w:u w:val="none"/>
-        </w:rPr>
-        <w:t>State &amp; territory programs</w:t>
-      </w:r>
-    </w:p>
-    <w:p>
-      <w:pPr>
-        <w:spacing w:before="200" w:after="40"/>
-        <w:jc w:val="left"/>
-      </w:pPr>
-      <w:r>
-        <w:rPr>
-          <w:rFonts w:ascii="Calibri" w:hAnsi="Calibri"/>
-          <w:b/>
-          <w:i w:val="0"/>
-          <w:color w:val="2C2C2C"/>
-          <w:sz w:val="22"/>
-          <w:u w:val="none"/>
-        </w:rPr>
-        <w:t>ACT: Energy Innovation Fund</w:t>
-      </w:r>
-    </w:p>
-    <w:p>
-      <w:pPr>
-        <w:spacing w:before="40" w:after="60"/>
-        <w:jc w:val="left"/>
-      </w:pPr>
-      <w:r>
-        <w:rPr>
-          <w:rFonts w:ascii="Calibri" w:hAnsi="Calibri"/>
-          <w:b/>
-          <w:i w:val="0"/>
-          <w:color w:val="2C2C2C"/>
-          <w:sz w:val="21"/>
-          <w:u w:val="none"/>
-        </w:rPr>
-        <w:t xml:space="preserve">Summary:  </w:t>
-      </w:r>
-      <w:r>
-        <w:rPr>
-          <w:rFonts w:ascii="Calibri" w:hAnsi="Calibri"/>
-          <w:b w:val="0"/>
-          <w:i w:val="0"/>
-          <w:color w:val="2C2C2C"/>
-          <w:sz w:val="21"/>
-          <w:u w:val="none"/>
-        </w:rPr>
-        <w:t>The ACT's Energy Innovation Fund (formerly the Renewable Energy Innovation Fund / REIF) has invested $12M since 2016 and was expanded with an additional $19M commitment. Three streams: Technology Demonstration (up to $10M over 5 years, quarterly rolling assessment for energy tech businesses), Policy Challenge ($3.75M for solutions to ACT energy transition policy barriers), and Innovation Ecosystem ($3.25M for accelerator and ecosystem programs). Applications via SmartyGrants.</w:t>
-      </w:r>
-    </w:p>
-    <w:p>
-      <w:pPr>
-        <w:spacing w:before="40" w:after="60"/>
-        <w:jc w:val="left"/>
-      </w:pPr>
-      <w:r>
-        <w:rPr>
-          <w:rFonts w:ascii="Calibri" w:hAnsi="Calibri"/>
-          <w:b/>
-          <w:i w:val="0"/>
-          <w:color w:val="E08A00"/>
-          <w:sz w:val="21"/>
-          <w:u w:val="none"/>
-        </w:rPr>
-        <w:t xml:space="preserve">Why it matters for ARK:  </w:t>
-      </w:r>
-      <w:r>
-        <w:rPr>
-          <w:rFonts w:ascii="Calibri" w:hAnsi="Calibri"/>
-          <w:b w:val="0"/>
-          <w:i w:val="0"/>
-          <w:color w:val="2C2C2C"/>
-          <w:sz w:val="21"/>
-          <w:u w:val="none"/>
-        </w:rPr>
-        <w:t>The ACT's primary grant channel for early-stage energy innovation, particularly valuable for startups seeking a smaller pilot-scale test market before national rollout. The quarterly rolling assessment means no fixed deadline pressure.</w:t>
-      </w:r>
-    </w:p>
-    <w:p>
-      <w:pPr>
-        <w:spacing w:before="200" w:after="40"/>
-        <w:jc w:val="left"/>
-      </w:pPr>
-      <w:r>
-        <w:rPr>
-          <w:rFonts w:ascii="Calibri" w:hAnsi="Calibri"/>
-          <w:b/>
-          <w:i w:val="0"/>
-          <w:color w:val="2C2C2C"/>
-          <w:sz w:val="22"/>
-          <w:u w:val="none"/>
-        </w:rPr>
-        <w:t>NSW: I2N Cleantech Accelerator — University of Newcastle</w:t>
-      </w:r>
-    </w:p>
-    <w:p>
-      <w:pPr>
-        <w:spacing w:before="40" w:after="60"/>
-        <w:jc w:val="left"/>
-      </w:pPr>
-      <w:r>
-        <w:rPr>
-          <w:rFonts w:ascii="Calibri" w:hAnsi="Calibri"/>
-          <w:b/>
-          <w:i w:val="0"/>
-          <w:color w:val="2C2C2C"/>
-          <w:sz w:val="21"/>
-          <w:u w:val="none"/>
-        </w:rPr>
-        <w:t xml:space="preserve">Summary:  </w:t>
-      </w:r>
-      <w:r>
-        <w:rPr>
-          <w:rFonts w:ascii="Calibri" w:hAnsi="Calibri"/>
-          <w:b w:val="0"/>
-          <w:i w:val="0"/>
-          <w:color w:val="2C2C2C"/>
-          <w:sz w:val="21"/>
-          <w:u w:val="none"/>
-        </w:rPr>
-        <w:t>A 13-week cleantech-specific accelerator run by the University of Newcastle's I2N, backed by the federal Trailblazer for Recycling and Clean Energy (TRaCE) program. Accepts up to 12 teams per cohort across clean energy, recycling, water, transport, and supply chains. All founders receive IP and trademark support from Davies Collison Cave. The programme culminates in a Showcase event; selected companies enter an incubator phase through to June 2027. Open to any founder — no university affiliation required.</w:t>
-      </w:r>
-    </w:p>
-    <w:p>
-      <w:pPr>
-        <w:spacing w:before="40" w:after="60"/>
-        <w:jc w:val="left"/>
-      </w:pPr>
-      <w:r>
-        <w:rPr>
-          <w:rFonts w:ascii="Calibri" w:hAnsi="Calibri"/>
-          <w:b/>
-          <w:i w:val="0"/>
-          <w:color w:val="E08A00"/>
-          <w:sz w:val="21"/>
-          <w:u w:val="none"/>
-        </w:rPr>
-        <w:t xml:space="preserve">Why it matters for ARK:  </w:t>
-      </w:r>
-      <w:r>
-        <w:rPr>
-          <w:rFonts w:ascii="Calibri" w:hAnsi="Calibri"/>
-          <w:b w:val="0"/>
-          <w:i w:val="0"/>
-          <w:color w:val="2C2C2C"/>
-          <w:sz w:val="21"/>
-          <w:u w:val="none"/>
-        </w:rPr>
-        <w:t>One of the only sector-specific cleantech accelerators outside Sydney and Melbourne, with genuine depth in clean energy and recycling commercialisation. TRaCE funding gives it stronger resource backing than typical university accelerators.</w:t>
-      </w:r>
-    </w:p>
-    <w:p>
-      <w:pPr>
-        <w:spacing w:before="40" w:after="60"/>
-        <w:jc w:val="left"/>
-      </w:pPr>
-      <w:r>
-        <w:rPr>
-          <w:rFonts w:ascii="Calibri" w:hAnsi="Calibri"/>
-          <w:b/>
-          <w:i w:val="0"/>
-          <w:color w:val="555555"/>
-          <w:sz w:val="21"/>
-          <w:u w:val="none"/>
-        </w:rPr>
-        <w:t xml:space="preserve">Signals to watch:  </w:t>
-      </w:r>
-      <w:r>
-        <w:rPr>
-          <w:rFonts w:ascii="Calibri" w:hAnsi="Calibri"/>
-          <w:b w:val="0"/>
-          <w:i w:val="0"/>
-          <w:color w:val="2C2C2C"/>
-          <w:sz w:val="21"/>
-          <w:u w:val="none"/>
-        </w:rPr>
-        <w:t>Applications typically open April, with an info session in May and programme starting August. Monitor hunternewenergy.com.au for next cohort announcements.</w:t>
-      </w:r>
-    </w:p>
-    <w:p>
-      <w:pPr>
-        <w:spacing w:before="200" w:after="40"/>
-        <w:jc w:val="left"/>
-      </w:pPr>
-      <w:r>
-        <w:rPr>
-          <w:rFonts w:ascii="Calibri" w:hAnsi="Calibri"/>
-          <w:b/>
-          <w:i w:val="0"/>
-          <w:color w:val="2C2C2C"/>
-          <w:sz w:val="22"/>
-          <w:u w:val="none"/>
-        </w:rPr>
-        <w:t>NSW Net Zero Manufacturing Initiative (NZMI)</w:t>
-      </w:r>
-    </w:p>
-    <w:p>
-      <w:pPr>
-        <w:spacing w:before="40" w:after="60"/>
-        <w:jc w:val="left"/>
-      </w:pPr>
-      <w:r>
-        <w:rPr>
-          <w:rFonts w:ascii="Calibri" w:hAnsi="Calibri"/>
-          <w:b/>
-          <w:i w:val="0"/>
-          <w:color w:val="2C2C2C"/>
-          <w:sz w:val="21"/>
-          <w:u w:val="none"/>
-        </w:rPr>
-        <w:t xml:space="preserve">Summary:  </w:t>
-      </w:r>
-      <w:r>
-        <w:rPr>
-          <w:rFonts w:ascii="Calibri" w:hAnsi="Calibri"/>
-          <w:b w:val="0"/>
-          <w:i w:val="0"/>
-          <w:color w:val="2C2C2C"/>
-          <w:sz w:val="21"/>
-          <w:u w:val="none"/>
-        </w:rPr>
-        <w:t>The NSW Government's $275 million Net Zero Manufacturing Initiative spans three streams: Clean Technology Innovation (CTI, $250K–$5M for R&amp;D and commercialisation), Low Carbon Product Manufacturing (LCPM, $50K–$20M for expanding manufacturing capacity), and Renewable Manufacturing (RM, $5M–$50M for renewable energy component production). Round 1 recipients have been announced; Round 2 details are being finalised. All streams require 50% co-contribution from non-NSW Government sources (cash only; in-kind excluded).</w:t>
-      </w:r>
-    </w:p>
-    <w:p>
-      <w:pPr>
-        <w:spacing w:before="40" w:after="60"/>
-        <w:jc w:val="left"/>
-      </w:pPr>
-      <w:r>
-        <w:rPr>
-          <w:rFonts w:ascii="Calibri" w:hAnsi="Calibri"/>
-          <w:b/>
-          <w:i w:val="0"/>
-          <w:color w:val="E08A00"/>
-          <w:sz w:val="21"/>
-          <w:u w:val="none"/>
-        </w:rPr>
-        <w:t xml:space="preserve">Why it matters for ARK:  </w:t>
-      </w:r>
-      <w:r>
-        <w:rPr>
-          <w:rFonts w:ascii="Calibri" w:hAnsi="Calibri"/>
-          <w:b w:val="0"/>
-          <w:i w:val="0"/>
-          <w:color w:val="2C2C2C"/>
-          <w:sz w:val="21"/>
-          <w:u w:val="none"/>
-        </w:rPr>
-        <w:t>The most substantial manufacturing-focused cleantech grant program in NSW. CTI's commercialisation stream ($250K–$5M) is directly relevant to startups with validated technology seeking production scale-up capital.</w:t>
-      </w:r>
-    </w:p>
-    <w:p>
-      <w:pPr>
-        <w:spacing w:before="40" w:after="60"/>
-        <w:jc w:val="left"/>
-      </w:pPr>
-      <w:r>
-        <w:rPr>
-          <w:rFonts w:ascii="Calibri" w:hAnsi="Calibri"/>
-          <w:b/>
-          <w:i w:val="0"/>
-          <w:color w:val="555555"/>
-          <w:sz w:val="21"/>
-          <w:u w:val="none"/>
-        </w:rPr>
-        <w:t xml:space="preserve">Signals to watch:  </w:t>
-      </w:r>
-      <w:r>
-        <w:rPr>
-          <w:rFonts w:ascii="Calibri" w:hAnsi="Calibri"/>
-          <w:b w:val="0"/>
-          <w:i w:val="0"/>
-          <w:color w:val="2C2C2C"/>
-          <w:sz w:val="21"/>
-          <w:u w:val="none"/>
-        </w:rPr>
-        <w:t>Register interest at energy.nsw.gov.au/NZMI for Round 2 notification. Round 2 construction-ready streams expected to carry larger pools than Round 1.</w:t>
-      </w:r>
-    </w:p>
-    <w:p>
-      <w:pPr>
-        <w:spacing w:before="200" w:after="40"/>
-        <w:jc w:val="left"/>
-      </w:pPr>
-      <w:r>
-        <w:rPr>
-          <w:rFonts w:ascii="Calibri" w:hAnsi="Calibri"/>
-          <w:b/>
-          <w:i w:val="0"/>
-          <w:color w:val="2C2C2C"/>
-          <w:sz w:val="22"/>
-          <w:u w:val="none"/>
-        </w:rPr>
-        <w:t>NSW: UNSW Climate 10x Accelerator (TRaCE Trailblazer)</w:t>
-      </w:r>
-    </w:p>
-    <w:p>
-      <w:pPr>
-        <w:spacing w:before="40" w:after="60"/>
-        <w:jc w:val="left"/>
-      </w:pPr>
-      <w:r>
-        <w:rPr>
-          <w:rFonts w:ascii="Calibri" w:hAnsi="Calibri"/>
-          <w:b/>
-          <w:i w:val="0"/>
-          <w:color w:val="2C2C2C"/>
-          <w:sz w:val="21"/>
-          <w:u w:val="none"/>
-        </w:rPr>
-        <w:t xml:space="preserve">Summary:  </w:t>
-      </w:r>
-      <w:r>
-        <w:rPr>
-          <w:rFonts w:ascii="Calibri" w:hAnsi="Calibri"/>
-          <w:b w:val="0"/>
-          <w:i w:val="0"/>
-          <w:color w:val="2C2C2C"/>
-          <w:sz w:val="21"/>
-          <w:u w:val="none"/>
-        </w:rPr>
-        <w:t>A two-phase accelerator funded by the federal Trailblazer for Recycling and Clean Energy (TRaCE) program. Phase 1 (Pre-X, 4 weeks) accepts 15 teams; Phase 2 (Accelerator, 10 weeks) takes the strongest through to investment readiness. Open to any Australian startup — no UNSW affiliation required.</w:t>
-      </w:r>
-    </w:p>
-    <w:p>
-      <w:pPr>
-        <w:spacing w:before="40" w:after="60"/>
-        <w:jc w:val="left"/>
-      </w:pPr>
-      <w:r>
-        <w:rPr>
-          <w:rFonts w:ascii="Calibri" w:hAnsi="Calibri"/>
-          <w:b/>
-          <w:i w:val="0"/>
-          <w:color w:val="E08A00"/>
-          <w:sz w:val="21"/>
-          <w:u w:val="none"/>
-        </w:rPr>
-        <w:t xml:space="preserve">Why it matters for ARK:  </w:t>
-      </w:r>
-      <w:r>
-        <w:rPr>
-          <w:rFonts w:ascii="Calibri" w:hAnsi="Calibri"/>
-          <w:b w:val="0"/>
-          <w:i w:val="0"/>
-          <w:color w:val="2C2C2C"/>
-          <w:sz w:val="21"/>
-          <w:u w:val="none"/>
-        </w:rPr>
-        <w:t>Federal Trailblazer funding means this program has significant resources for participants compared to standard accelerators. Clean energy and recycling sectors particularly well served.</w:t>
-      </w:r>
-    </w:p>
-    <w:p>
-      <w:pPr>
-        <w:spacing w:before="200" w:after="40"/>
-        <w:jc w:val="left"/>
-      </w:pPr>
-      <w:r>
-        <w:rPr>
-          <w:rFonts w:ascii="Calibri" w:hAnsi="Calibri"/>
-          <w:b/>
-          <w:i w:val="0"/>
-          <w:color w:val="2C2C2C"/>
-          <w:sz w:val="22"/>
-          <w:u w:val="none"/>
-        </w:rPr>
-        <w:t>QLD: Advance Queensland — Ignite Ideas Fund</w:t>
-      </w:r>
-    </w:p>
-    <w:p>
-      <w:pPr>
-        <w:spacing w:before="40" w:after="60"/>
-        <w:jc w:val="left"/>
-      </w:pPr>
-      <w:r>
-        <w:rPr>
-          <w:rFonts w:ascii="Calibri" w:hAnsi="Calibri"/>
-          <w:b/>
-          <w:i w:val="0"/>
-          <w:color w:val="2C2C2C"/>
-          <w:sz w:val="21"/>
-          <w:u w:val="none"/>
-        </w:rPr>
-        <w:t xml:space="preserve">Summary:  </w:t>
-      </w:r>
-      <w:r>
-        <w:rPr>
-          <w:rFonts w:ascii="Calibri" w:hAnsi="Calibri"/>
-          <w:b w:val="0"/>
-          <w:i w:val="0"/>
-          <w:color w:val="2C2C2C"/>
-          <w:sz w:val="21"/>
-          <w:u w:val="none"/>
-        </w:rPr>
-        <w:t>Provides up to $200,000 to Queensland-based startups at MVP to early commercialisation stage. Cleantech is an eligible priority sector. The current round is closed; Round 13 is expected to open in 2026. Pre-MVP ventures should also watch the Ignite Spark program ($50K–$75K for concept/prototype stage). 20% matched cash contribution required (10% for Indigenous businesses or regional applicants).</w:t>
-      </w:r>
-    </w:p>
-    <w:p>
-      <w:pPr>
-        <w:spacing w:before="40" w:after="60"/>
-        <w:jc w:val="left"/>
-      </w:pPr>
-      <w:r>
-        <w:rPr>
-          <w:rFonts w:ascii="Calibri" w:hAnsi="Calibri"/>
-          <w:b/>
-          <w:i w:val="0"/>
-          <w:color w:val="E08A00"/>
-          <w:sz w:val="21"/>
-          <w:u w:val="none"/>
-        </w:rPr>
-        <w:t xml:space="preserve">Why it matters for ARK:  </w:t>
-      </w:r>
-      <w:r>
-        <w:rPr>
-          <w:rFonts w:ascii="Calibri" w:hAnsi="Calibri"/>
-          <w:b w:val="0"/>
-          <w:i w:val="0"/>
-          <w:color w:val="2C2C2C"/>
-          <w:sz w:val="21"/>
-          <w:u w:val="none"/>
-        </w:rPr>
-        <w:t>The primary non-dilutive commercialisation grant for Queensland startups. Monitor advance.qld.gov.au for Round 13 opening dates.</w:t>
-      </w:r>
-    </w:p>
-    <w:p>
-      <w:pPr>
-        <w:spacing w:before="200" w:after="40"/>
-        <w:jc w:val="left"/>
-      </w:pPr>
-      <w:r>
-        <w:rPr>
-          <w:rFonts w:ascii="Calibri" w:hAnsi="Calibri"/>
-          <w:b/>
-          <w:i w:val="0"/>
-          <w:color w:val="2C2C2C"/>
-          <w:sz w:val="22"/>
-          <w:u w:val="none"/>
-        </w:rPr>
-        <w:t>SA: Green Industries SA — Circular Economy Grants</w:t>
-      </w:r>
-    </w:p>
-    <w:p>
-      <w:pPr>
-        <w:spacing w:before="40" w:after="60"/>
-        <w:jc w:val="left"/>
-      </w:pPr>
-      <w:r>
-        <w:rPr>
-          <w:rFonts w:ascii="Calibri" w:hAnsi="Calibri"/>
-          <w:b/>
-          <w:i w:val="0"/>
-          <w:color w:val="2C2C2C"/>
-          <w:sz w:val="21"/>
-          <w:u w:val="none"/>
-        </w:rPr>
-        <w:t xml:space="preserve">Summary:  </w:t>
-      </w:r>
-      <w:r>
-        <w:rPr>
-          <w:rFonts w:ascii="Calibri" w:hAnsi="Calibri"/>
-          <w:b w:val="0"/>
-          <w:i w:val="0"/>
-          <w:color w:val="2C2C2C"/>
-          <w:sz w:val="21"/>
-          <w:u w:val="none"/>
-        </w:rPr>
-        <w:t>Two grant streams available to South Australian businesses, councils, and research institutes. Business &amp; Market Development grants (up to $100,000) support circular economy business development. Circular Infrastructure grants ($200,000–$2M, 50% co-contribution) fund recycling, resource recovery, and materials processing infrastructure. Check GISA's website for 2026 round opening dates.</w:t>
-      </w:r>
-    </w:p>
-    <w:p>
-      <w:pPr>
-        <w:spacing w:before="40" w:after="60"/>
-        <w:jc w:val="left"/>
-      </w:pPr>
-      <w:r>
-        <w:rPr>
-          <w:rFonts w:ascii="Calibri" w:hAnsi="Calibri"/>
-          <w:b/>
-          <w:i w:val="0"/>
-          <w:color w:val="E08A00"/>
-          <w:sz w:val="21"/>
-          <w:u w:val="none"/>
-        </w:rPr>
-        <w:t xml:space="preserve">Why it matters for ARK:  </w:t>
-      </w:r>
-      <w:r>
-        <w:rPr>
-          <w:rFonts w:ascii="Calibri" w:hAnsi="Calibri"/>
-          <w:b w:val="0"/>
-          <w:i w:val="0"/>
-          <w:color w:val="2C2C2C"/>
-          <w:sz w:val="21"/>
-          <w:u w:val="none"/>
-        </w:rPr>
-        <w:t>SA's primary cleantech/circular economy grant channel. Businesses in materials, waste-to-energy, and recycling sectors should register their interest with GISA directly.</w:t>
-      </w:r>
-    </w:p>
-    <w:p>
-      <w:pPr>
-        <w:spacing w:before="200" w:after="40"/>
-        <w:jc w:val="left"/>
-      </w:pPr>
-      <w:r>
-        <w:rPr>
-          <w:rFonts w:ascii="Calibri" w:hAnsi="Calibri"/>
-          <w:b/>
-          <w:i w:val="0"/>
-          <w:color w:val="2C2C2C"/>
-          <w:sz w:val="22"/>
-          <w:u w:val="none"/>
-        </w:rPr>
-        <w:t>TAS: ReCFIT Climate Change Business Innovation Grants</w:t>
-      </w:r>
-    </w:p>
-    <w:p>
-      <w:pPr>
-        <w:spacing w:before="40" w:after="60"/>
-        <w:jc w:val="left"/>
-      </w:pPr>
-      <w:r>
-        <w:rPr>
-          <w:rFonts w:ascii="Calibri" w:hAnsi="Calibri"/>
-          <w:b/>
-          <w:i w:val="0"/>
-          <w:color w:val="2C2C2C"/>
-          <w:sz w:val="21"/>
-          <w:u w:val="none"/>
-        </w:rPr>
-        <w:t xml:space="preserve">Summary:  </w:t>
-      </w:r>
-      <w:r>
-        <w:rPr>
-          <w:rFonts w:ascii="Calibri" w:hAnsi="Calibri"/>
-          <w:b w:val="0"/>
-          <w:i w:val="0"/>
-          <w:color w:val="2C2C2C"/>
-          <w:sz w:val="21"/>
-          <w:u w:val="none"/>
-        </w:rPr>
-        <w:t>Tasmanian businesses with $500K–$55M annual turnover can access $25,000–$100,000 for climate action and low-emissions technology projects ($550,000 total pool per round; 30% cash co-contribution required). The previous round closed November 2025; outcomes and the next round opening are expected in early to mid-2026.</w:t>
-      </w:r>
-    </w:p>
-    <w:p>
-      <w:pPr>
-        <w:spacing w:before="40" w:after="60"/>
-        <w:jc w:val="left"/>
-      </w:pPr>
-      <w:r>
-        <w:rPr>
-          <w:rFonts w:ascii="Calibri" w:hAnsi="Calibri"/>
-          <w:b/>
-          <w:i w:val="0"/>
-          <w:color w:val="E08A00"/>
-          <w:sz w:val="21"/>
-          <w:u w:val="none"/>
-        </w:rPr>
-        <w:t xml:space="preserve">Why it matters for ARK:  </w:t>
-      </w:r>
-      <w:r>
-        <w:rPr>
-          <w:rFonts w:ascii="Calibri" w:hAnsi="Calibri"/>
-          <w:b w:val="0"/>
-          <w:i w:val="0"/>
-          <w:color w:val="2C2C2C"/>
-          <w:sz w:val="21"/>
-          <w:u w:val="none"/>
-        </w:rPr>
-        <w:t>Tasmania's primary cleantech SME grant. Relatively small pool — early applications are advantaged. Monitor recfit.tas.gov.au for the 2026 round.</w:t>
-      </w:r>
-    </w:p>
-    <w:p>
-      <w:pPr>
-        <w:spacing w:before="200" w:after="40"/>
-        <w:jc w:val="left"/>
-      </w:pPr>
-      <w:r>
-        <w:rPr>
-          <w:rFonts w:ascii="Calibri" w:hAnsi="Calibri"/>
-          <w:b/>
-          <w:i w:val="0"/>
-          <w:color w:val="2C2C2C"/>
-          <w:sz w:val="22"/>
-          <w:u w:val="none"/>
-        </w:rPr>
-        <w:t>VIC: Breakthrough Victoria — Clean Economy Fund</w:t>
-      </w:r>
-    </w:p>
-    <w:p>
-      <w:pPr>
-        <w:spacing w:before="40" w:after="60"/>
-        <w:jc w:val="left"/>
-      </w:pPr>
-      <w:r>
-        <w:rPr>
-          <w:rFonts w:ascii="Calibri" w:hAnsi="Calibri"/>
-          <w:b/>
-          <w:i w:val="0"/>
-          <w:color w:val="2C2C2C"/>
-          <w:sz w:val="21"/>
-          <w:u w:val="none"/>
-        </w:rPr>
-        <w:t xml:space="preserve">Summary:  </w:t>
-      </w:r>
-      <w:r>
-        <w:rPr>
-          <w:rFonts w:ascii="Calibri" w:hAnsi="Calibri"/>
-          <w:b w:val="0"/>
-          <w:i w:val="0"/>
-          <w:color w:val="2C2C2C"/>
-          <w:sz w:val="21"/>
-          <w:u w:val="none"/>
-        </w:rPr>
-        <w:t>Breakthrough Victoria has committed $75M across five VC funds including Virescent Ventures Fund II. All BV-backed funds must deploy at least 25% of capital into Victorian companies. Startups apply directly to the VC funds (Virescent Ventures, Boson Ventures, etc.), not to BV directly. Clean economy is a priority sector.</w:t>
-      </w:r>
-    </w:p>
-    <w:p>
-      <w:pPr>
-        <w:spacing w:before="40" w:after="60"/>
-        <w:jc w:val="left"/>
-      </w:pPr>
-      <w:r>
-        <w:rPr>
-          <w:rFonts w:ascii="Calibri" w:hAnsi="Calibri"/>
-          <w:b/>
-          <w:i w:val="0"/>
-          <w:color w:val="E08A00"/>
-          <w:sz w:val="21"/>
-          <w:u w:val="none"/>
-        </w:rPr>
-        <w:t xml:space="preserve">Why it matters for ARK:  </w:t>
-      </w:r>
-      <w:r>
-        <w:rPr>
-          <w:rFonts w:ascii="Calibri" w:hAnsi="Calibri"/>
-          <w:b w:val="0"/>
-          <w:i w:val="0"/>
-          <w:color w:val="2C2C2C"/>
-          <w:sz w:val="21"/>
-          <w:u w:val="none"/>
-        </w:rPr>
-        <w:t>Victorian cleantech founders should prioritise Virescent Ventures and Boson Ventures as their first equity contacts — BV's co-investment mandate increases deal size and credibility.</w:t>
-      </w:r>
-    </w:p>
-    <w:p>
-      <w:pPr>
-        <w:spacing w:before="200" w:after="40"/>
-        <w:jc w:val="left"/>
-      </w:pPr>
-      <w:r>
-        <w:rPr>
-          <w:rFonts w:ascii="Calibri" w:hAnsi="Calibri"/>
-          <w:b/>
-          <w:i w:val="0"/>
-          <w:color w:val="2C2C2C"/>
-          <w:sz w:val="22"/>
-          <w:u w:val="none"/>
-        </w:rPr>
-        <w:t>VIC: Circular Economy Recycling Modernisation Fund — Round 6</w:t>
-      </w:r>
-    </w:p>
-    <w:p>
-      <w:pPr>
-        <w:spacing w:before="40" w:after="60"/>
-        <w:jc w:val="left"/>
-      </w:pPr>
-      <w:r>
-        <w:rPr>
-          <w:rFonts w:ascii="Calibri" w:hAnsi="Calibri"/>
-          <w:b/>
-          <w:i w:val="0"/>
-          <w:color w:val="2C2C2C"/>
-          <w:sz w:val="21"/>
-          <w:u w:val="none"/>
-        </w:rPr>
-        <w:t xml:space="preserve">Summary:  </w:t>
-      </w:r>
-      <w:r>
-        <w:rPr>
-          <w:rFonts w:ascii="Calibri" w:hAnsi="Calibri"/>
-          <w:b w:val="0"/>
-          <w:i w:val="0"/>
-          <w:color w:val="2C2C2C"/>
-          <w:sz w:val="21"/>
-          <w:u w:val="none"/>
-        </w:rPr>
-        <w:t>Sustainability Victoria's Round 6 opens $6 million for capital investment in recycling infrastructure, remanufacturing, and resource recovery. For-profit applicants must co-contribute $2 for every $1 of SV funding; local government and not-for-profits match 1:1. Applications submitted via SmartyGrants. Note: Sustainability Victoria is scheduled to be abolished in 2026 following the Silver Review — this may be one of its final grant rounds.</w:t>
-      </w:r>
-    </w:p>
-    <w:p>
-      <w:pPr>
-        <w:spacing w:before="40" w:after="60"/>
-        <w:jc w:val="left"/>
-      </w:pPr>
-      <w:r>
-        <w:rPr>
-          <w:rFonts w:ascii="Calibri" w:hAnsi="Calibri"/>
-          <w:b/>
-          <w:i w:val="0"/>
-          <w:color w:val="E08A00"/>
-          <w:sz w:val="21"/>
-          <w:u w:val="none"/>
-        </w:rPr>
-        <w:t xml:space="preserve">Why it matters for ARK:  </w:t>
-      </w:r>
-      <w:r>
-        <w:rPr>
-          <w:rFonts w:ascii="Calibri" w:hAnsi="Calibri"/>
-          <w:b w:val="0"/>
-          <w:i w:val="0"/>
-          <w:color w:val="2C2C2C"/>
-          <w:sz w:val="21"/>
-          <w:u w:val="none"/>
-        </w:rPr>
-        <w:t>A critical window for Victorian cleantech businesses in the circular economy space, especially given SV's likely abolition. The 1:2 co-contribution requirement means applicants need substantial internal capital or co-investors lined up before applying.</w:t>
-      </w:r>
-    </w:p>
-    <w:p>
-      <w:pPr>
-        <w:spacing w:before="40" w:after="60"/>
-        <w:jc w:val="left"/>
-      </w:pPr>
-      <w:r>
-        <w:rPr>
-          <w:rFonts w:ascii="Calibri" w:hAnsi="Calibri"/>
-          <w:b/>
-          <w:i w:val="0"/>
-          <w:color w:val="555555"/>
-          <w:sz w:val="21"/>
-          <w:u w:val="none"/>
-        </w:rPr>
-        <w:t xml:space="preserve">Signals to watch:  </w:t>
-      </w:r>
-      <w:r>
-        <w:rPr>
-          <w:rFonts w:ascii="Calibri" w:hAnsi="Calibri"/>
-          <w:b w:val="0"/>
-          <w:i w:val="0"/>
-          <w:color w:val="2C2C2C"/>
-          <w:sz w:val="21"/>
-          <w:u w:val="none"/>
-        </w:rPr>
-        <w:t>With SV's abolition flagged for 2026, monitor the Victorian Government for announcements on which agency will absorb the circular economy grant function post-SV.</w:t>
-      </w:r>
-    </w:p>
-    <w:p>
-      <w:pPr>
-        <w:spacing w:before="200" w:after="40"/>
-        <w:jc w:val="left"/>
-      </w:pPr>
-      <w:r>
-        <w:rPr>
-          <w:rFonts w:ascii="Calibri" w:hAnsi="Calibri"/>
-          <w:b/>
-          <w:i w:val="0"/>
-          <w:color w:val="2C2C2C"/>
-          <w:sz w:val="22"/>
-          <w:u w:val="none"/>
-        </w:rPr>
-        <w:t>WA: Founders Factory Nature Tech Accelerator</w:t>
-      </w:r>
-    </w:p>
-    <w:p>
-      <w:pPr>
-        <w:spacing w:before="40" w:after="60"/>
-        <w:jc w:val="left"/>
-      </w:pPr>
-      <w:r>
-        <w:rPr>
-          <w:rFonts w:ascii="Calibri" w:hAnsi="Calibri"/>
-          <w:b/>
-          <w:i w:val="0"/>
-          <w:color w:val="2C2C2C"/>
-          <w:sz w:val="21"/>
-          <w:u w:val="none"/>
-        </w:rPr>
-        <w:t xml:space="preserve">Summary:  </w:t>
-      </w:r>
-      <w:r>
-        <w:rPr>
-          <w:rFonts w:ascii="Calibri" w:hAnsi="Calibri"/>
-          <w:b w:val="0"/>
-          <w:i w:val="0"/>
-          <w:color w:val="2C2C2C"/>
-          <w:sz w:val="21"/>
-          <w:u w:val="none"/>
-        </w:rPr>
-        <w:t>The WA Government has committed $7.2M over 3 years to Founders Factory's dedicated Nature Tech Accelerator. Each accepted startup receives $50,000 plus 4 months of product development, commercialisation, and fundraising support from the Founders Factory team. Eligible sectors: environmental technologies, nature-based solutions, cleantech, biofuels. The February 2026 cohort is underway; next intake dates are to be confirmed.</w:t>
-      </w:r>
-    </w:p>
-    <w:p>
-      <w:pPr>
-        <w:spacing w:before="40" w:after="60"/>
-        <w:jc w:val="left"/>
-      </w:pPr>
-      <w:r>
-        <w:rPr>
-          <w:rFonts w:ascii="Calibri" w:hAnsi="Calibri"/>
-          <w:b/>
-          <w:i w:val="0"/>
-          <w:color w:val="E08A00"/>
-          <w:sz w:val="21"/>
-          <w:u w:val="none"/>
-        </w:rPr>
-        <w:t xml:space="preserve">Why it matters for ARK:  </w:t>
-      </w:r>
-      <w:r>
-        <w:rPr>
-          <w:rFonts w:ascii="Calibri" w:hAnsi="Calibri"/>
-          <w:b w:val="0"/>
-          <w:i w:val="0"/>
-          <w:color w:val="2C2C2C"/>
-          <w:sz w:val="21"/>
-          <w:u w:val="none"/>
-        </w:rPr>
-        <w:t>Western Australia's most direct pathway for early-stage environmental-tech founders. The $7.2M multi-year commitment signals ongoing cohort delivery — monitor foundersfactory.com for next intake.</w:t>
-      </w:r>
-    </w:p>
-    <w:p>
-      <w:pPr>
-        <w:spacing w:before="360" w:after="0"/>
+        <w:spacing w:before="200" w:after="0"/>
         <w:jc w:val="left"/>
       </w:pPr>
     </w:p>
@@ -2752,8 +6895,8 @@
       </w:r>
     </w:p>
     <w:sectPr>
-      <w:pgSz w:w="12240" w:h="15840"/>
-      <w:pgMar w:top="1440" w:right="1584" w:bottom="1440" w:left="1584" w:header="720" w:footer="720" w:gutter="0"/>
+      <w:pgSz w:w="11906" w:h="16838"/>
+      <w:pgMar w:top="1134" w:right="1417" w:bottom="1134" w:left="1417" w:header="720" w:footer="720" w:gutter="0"/>
       <w:cols w:space="720"/>
       <w:docGrid w:linePitch="360"/>
     </w:sectPr>
@@ -3127,7 +7270,7 @@
     <w:rPr>
       <w:rFonts w:ascii="Calibri" w:hAnsi="Calibri"/>
       <w:color w:val="2C2C2C"/>
-      <w:sz w:val="22"/>
+      <w:sz w:val="20"/>
     </w:rPr>
   </w:style>
   <w:style w:type="paragraph" w:styleId="Header">

--- a/out/ark/ark-intelligence-brief-2026-02.docx
+++ b/out/ark/ark-intelligence-brief-2026-02.docx
@@ -156,53 +156,20 @@
     </w:p>
     <w:p>
       <w:pPr>
-        <w:pStyle w:val="ListBullet"/>
-        <w:spacing w:before="40" w:after="40"/>
+        <w:spacing w:before="80" w:after="80"/>
+        <w:ind w:left="216" w:right="216"/>
+        <w:shd w:val="clear" w:color="auto" w:fill="D6EDE9"/>
       </w:pPr>
       <w:r>
         <w:rPr>
           <w:rFonts w:ascii="Calibri" w:hAnsi="Calibri"/>
           <w:b w:val="0"/>
-          <w:i w:val="0"/>
+          <w:i/>
           <w:color w:val="2C2C2C"/>
           <w:sz w:val="20"/>
           <w:u w:val="none"/>
         </w:rPr>
-        <w:t>_No specific grant amount, policy change, or company name available for this period._</w:t>
-      </w:r>
-    </w:p>
-    <w:p>
-      <w:pPr>
-        <w:pStyle w:val="ListBullet"/>
-        <w:spacing w:before="40" w:after="40"/>
-      </w:pPr>
-      <w:r>
-        <w:rPr>
-          <w:rFonts w:ascii="Calibri" w:hAnsi="Calibri"/>
-          <w:b w:val="0"/>
-          <w:i w:val="0"/>
-          <w:color w:val="2C2C2C"/>
-          <w:sz w:val="20"/>
-          <w:u w:val="none"/>
-        </w:rPr>
-        <w:t>_No specific grant amount, policy change, or company name available for this period._</w:t>
-      </w:r>
-    </w:p>
-    <w:p>
-      <w:pPr>
-        <w:pStyle w:val="ListBullet"/>
-        <w:spacing w:before="40" w:after="40"/>
-      </w:pPr>
-      <w:r>
-        <w:rPr>
-          <w:rFonts w:ascii="Calibri" w:hAnsi="Calibri"/>
-          <w:b w:val="0"/>
-          <w:i w:val="0"/>
-          <w:color w:val="2C2C2C"/>
-          <w:sz w:val="20"/>
-          <w:u w:val="none"/>
-        </w:rPr>
-        <w:t>_No specific grant amount, policy change, or company name available for this period._</w:t>
+        <w:t>— Inaugural issue. No prior newsletter to compare against. —</w:t>
       </w:r>
     </w:p>
     <w:p>
@@ -2896,3946 +2863,20 @@
     </w:p>
     <w:p>
       <w:pPr>
-        <w:pStyle w:val="ListBullet"/>
-        <w:spacing w:before="20" w:after="40"/>
+        <w:spacing w:before="80" w:after="80"/>
+        <w:ind w:left="216" w:right="216"/>
+        <w:shd w:val="clear" w:color="auto" w:fill="D6EDE9"/>
       </w:pPr>
       <w:r>
         <w:rPr>
           <w:rFonts w:ascii="Calibri" w:hAnsi="Calibri"/>
           <w:b w:val="0"/>
-          <w:i w:val="0"/>
+          <w:i/>
           <w:color w:val="2C2C2C"/>
           <w:sz w:val="20"/>
           <w:u w:val="none"/>
         </w:rPr>
-        <w:t>_Inaugural issue — Changes section will be populated from the second issue onwards._</w:t>
-      </w:r>
-    </w:p>
-    <w:p>
-      <w:pPr>
-        <w:pStyle w:val="ListBullet"/>
-        <w:spacing w:before="20" w:after="40"/>
-      </w:pPr>
-      <w:r>
-        <w:rPr>
-          <w:rFonts w:ascii="Calibri" w:hAnsi="Calibri"/>
-          <w:b w:val="0"/>
-          <w:i w:val="0"/>
-          <w:color w:val="2C2C2C"/>
-          <w:sz w:val="20"/>
-          <w:u w:val="none"/>
-        </w:rPr>
-        <w:t>## Cleantech &amp; Start-up Ecosystem — Grants &amp; Accelerators Radar</w:t>
-      </w:r>
-    </w:p>
-    <w:p>
-      <w:pPr>
-        <w:pStyle w:val="ListBullet"/>
-        <w:spacing w:before="20" w:after="40"/>
-      </w:pPr>
-      <w:r>
-        <w:rPr>
-          <w:rFonts w:ascii="Calibri" w:hAnsi="Calibri"/>
-          <w:b w:val="0"/>
-          <w:i w:val="0"/>
-          <w:color w:val="2C2C2C"/>
-          <w:sz w:val="20"/>
-          <w:u w:val="none"/>
-        </w:rPr>
-        <w:t>**Closing soon — deadlines within the next 60 days**</w:t>
-      </w:r>
-    </w:p>
-    <w:p>
-      <w:pPr>
-        <w:pStyle w:val="ListBullet"/>
-        <w:spacing w:before="20" w:after="40"/>
-      </w:pPr>
-      <w:r>
-        <w:rPr>
-          <w:rFonts w:ascii="Calibri" w:hAnsi="Calibri"/>
-          <w:b w:val="0"/>
-          <w:i w:val="0"/>
-          <w:color w:val="2C2C2C"/>
-          <w:sz w:val="20"/>
-          <w:u w:val="none"/>
-        </w:rPr>
-        <w:t>**EnergyLab Climate Solutions Accelerator 2026**</w:t>
-      </w:r>
-    </w:p>
-    <w:p>
-      <w:pPr>
-        <w:pStyle w:val="ListBullet"/>
-        <w:spacing w:before="20" w:after="40"/>
-      </w:pPr>
-      <w:r>
-        <w:rPr>
-          <w:rFonts w:ascii="Calibri" w:hAnsi="Calibri"/>
-          <w:b w:val="0"/>
-          <w:i w:val="0"/>
-          <w:color w:val="2C2C2C"/>
-          <w:sz w:val="20"/>
-          <w:u w:val="none"/>
-        </w:rPr>
-        <w:t>dministrator: EnergyLab</w:t>
-      </w:r>
-    </w:p>
-    <w:p>
-      <w:pPr>
-        <w:pStyle w:val="ListBullet"/>
-        <w:spacing w:before="20" w:after="40"/>
-      </w:pPr>
-      <w:r>
-        <w:rPr>
-          <w:rFonts w:ascii="Calibri" w:hAnsi="Calibri"/>
-          <w:b w:val="0"/>
-          <w:i w:val="0"/>
-          <w:color w:val="2C2C2C"/>
-          <w:sz w:val="20"/>
-          <w:u w:val="none"/>
-        </w:rPr>
-        <w:t>Funding: $80,000–$100,000 equity investment per accepted startup</w:t>
-      </w:r>
-    </w:p>
-    <w:p>
-      <w:pPr>
-        <w:pStyle w:val="ListBullet"/>
-        <w:spacing w:before="20" w:after="40"/>
-      </w:pPr>
-      <w:r>
-        <w:rPr>
-          <w:rFonts w:ascii="Calibri" w:hAnsi="Calibri"/>
-          <w:b w:val="0"/>
-          <w:i w:val="0"/>
-          <w:color w:val="2C2C2C"/>
-          <w:sz w:val="20"/>
-          <w:u w:val="none"/>
-        </w:rPr>
-        <w:t>Deadline: 15 March 2026</w:t>
-      </w:r>
-    </w:p>
-    <w:p>
-      <w:pPr>
-        <w:pStyle w:val="ListBullet"/>
-        <w:spacing w:before="20" w:after="40"/>
-      </w:pPr>
-      <w:r>
-        <w:rPr>
-          <w:rFonts w:ascii="Calibri" w:hAnsi="Calibri"/>
-          <w:b w:val="0"/>
-          <w:i w:val="0"/>
-          <w:color w:val="2C2C2C"/>
-          <w:sz w:val="20"/>
-          <w:u w:val="none"/>
-        </w:rPr>
-        <w:t>Stage: Early-stage to growth-stage</w:t>
-      </w:r>
-    </w:p>
-    <w:p>
-      <w:pPr>
-        <w:pStyle w:val="ListBullet"/>
-        <w:spacing w:before="20" w:after="40"/>
-      </w:pPr>
-      <w:r>
-        <w:rPr>
-          <w:rFonts w:ascii="Calibri" w:hAnsi="Calibri"/>
-          <w:b w:val="0"/>
-          <w:i w:val="0"/>
-          <w:color w:val="2C2C2C"/>
-          <w:sz w:val="20"/>
-          <w:u w:val="none"/>
-        </w:rPr>
-        <w:t>Summary: Australia's largest cleantech accelerator offers early-stage and growth-stage climate-tech companies $80,000–$100,000 equity investment plus access to EnergyLab's investor network, mentors, and corporate partners. The 2026 cohort runs May–October. Any Australian startup is eligible; no sector restriction within climate/clean energy.</w:t>
-      </w:r>
-    </w:p>
-    <w:p>
-      <w:pPr>
-        <w:pStyle w:val="ListBullet"/>
-        <w:spacing w:before="20" w:after="40"/>
-      </w:pPr>
-      <w:r>
-        <w:rPr>
-          <w:rFonts w:ascii="Calibri" w:hAnsi="Calibri"/>
-          <w:b w:val="0"/>
-          <w:i w:val="0"/>
-          <w:color w:val="2C2C2C"/>
-          <w:sz w:val="20"/>
-          <w:u w:val="none"/>
-        </w:rPr>
-        <w:t>Why it matters: Australia's highest-profile pathway for climate-tech founders seeking institutional backing and market entry. First-round interviews run 6–24 April 2026 for shortlisted applicants.</w:t>
-      </w:r>
-    </w:p>
-    <w:p>
-      <w:pPr>
-        <w:pStyle w:val="ListBullet"/>
-        <w:spacing w:before="20" w:after="40"/>
-      </w:pPr>
-      <w:r>
-        <w:rPr>
-          <w:rFonts w:ascii="Calibri" w:hAnsi="Calibri"/>
-          <w:b w:val="0"/>
-          <w:i w:val="0"/>
-          <w:color w:val="2C2C2C"/>
-          <w:sz w:val="20"/>
-          <w:u w:val="none"/>
-        </w:rPr>
-        <w:t>Signals to watch: EnergyLab also runs a separate Scaleup Program for later-stage companies (June–October 2026, non-dilutive); applications remain open after the accelerator closes.</w:t>
-      </w:r>
-    </w:p>
-    <w:p>
-      <w:pPr>
-        <w:pStyle w:val="ListBullet"/>
-        <w:spacing w:before="20" w:after="40"/>
-      </w:pPr>
-      <w:r>
-        <w:rPr>
-          <w:rFonts w:ascii="Calibri" w:hAnsi="Calibri"/>
-          <w:b w:val="0"/>
-          <w:i w:val="0"/>
-          <w:color w:val="2C2C2C"/>
-          <w:sz w:val="20"/>
-          <w:u w:val="none"/>
-        </w:rPr>
-        <w:t>Sources: https://energylab.org.au/programs/acceleration/</w:t>
-      </w:r>
-    </w:p>
-    <w:p>
-      <w:pPr>
-        <w:pStyle w:val="ListBullet"/>
-        <w:spacing w:before="20" w:after="40"/>
-      </w:pPr>
-      <w:r>
-        <w:rPr>
-          <w:rFonts w:ascii="Calibri" w:hAnsi="Calibri"/>
-          <w:b w:val="0"/>
-          <w:i w:val="0"/>
-          <w:color w:val="2C2C2C"/>
-          <w:sz w:val="20"/>
-          <w:u w:val="none"/>
-        </w:rPr>
-        <w:t>**ACT Innovation Connect (ICON) Grant**</w:t>
-      </w:r>
-    </w:p>
-    <w:p>
-      <w:pPr>
-        <w:pStyle w:val="ListBullet"/>
-        <w:spacing w:before="20" w:after="40"/>
-      </w:pPr>
-      <w:r>
-        <w:rPr>
-          <w:rFonts w:ascii="Calibri" w:hAnsi="Calibri"/>
-          <w:b w:val="0"/>
-          <w:i w:val="0"/>
-          <w:color w:val="2C2C2C"/>
-          <w:sz w:val="20"/>
-          <w:u w:val="none"/>
-        </w:rPr>
-        <w:t>dministrator: Canberra Innovation Network (CBRIN) / ACT Government</w:t>
-      </w:r>
-    </w:p>
-    <w:p>
-      <w:pPr>
-        <w:pStyle w:val="ListBullet"/>
-        <w:spacing w:before="20" w:after="40"/>
-      </w:pPr>
-      <w:r>
-        <w:rPr>
-          <w:rFonts w:ascii="Calibri" w:hAnsi="Calibri"/>
-          <w:b w:val="0"/>
-          <w:i w:val="0"/>
-          <w:color w:val="2C2C2C"/>
-          <w:sz w:val="20"/>
-          <w:u w:val="none"/>
-        </w:rPr>
-        <w:t>Funding: $10,000–$30,000 matched (dollar-for-dollar)</w:t>
-      </w:r>
-    </w:p>
-    <w:p>
-      <w:pPr>
-        <w:pStyle w:val="ListBullet"/>
-        <w:spacing w:before="20" w:after="40"/>
-      </w:pPr>
-      <w:r>
-        <w:rPr>
-          <w:rFonts w:ascii="Calibri" w:hAnsi="Calibri"/>
-          <w:b w:val="0"/>
-          <w:i w:val="0"/>
-          <w:color w:val="2C2C2C"/>
-          <w:sz w:val="20"/>
-          <w:u w:val="none"/>
-        </w:rPr>
-        <w:t>Deadline: 10 April 2026 (EOI)</w:t>
-      </w:r>
-    </w:p>
-    <w:p>
-      <w:pPr>
-        <w:pStyle w:val="ListBullet"/>
-        <w:spacing w:before="20" w:after="40"/>
-      </w:pPr>
-      <w:r>
-        <w:rPr>
-          <w:rFonts w:ascii="Calibri" w:hAnsi="Calibri"/>
-          <w:b w:val="0"/>
-          <w:i w:val="0"/>
-          <w:color w:val="2C2C2C"/>
-          <w:sz w:val="20"/>
-          <w:u w:val="none"/>
-        </w:rPr>
-        <w:t>Stage: Early-stage; concept to market-ready (turnover under $2M)</w:t>
-      </w:r>
-    </w:p>
-    <w:p>
-      <w:pPr>
-        <w:pStyle w:val="ListBullet"/>
-        <w:spacing w:before="20" w:after="40"/>
-      </w:pPr>
-      <w:r>
-        <w:rPr>
-          <w:rFonts w:ascii="Calibri" w:hAnsi="Calibri"/>
-          <w:b w:val="0"/>
-          <w:i w:val="0"/>
-          <w:color w:val="2C2C2C"/>
-          <w:sz w:val="20"/>
-          <w:u w:val="none"/>
-        </w:rPr>
-        <w:t>Summary: The ACT Government's Innovation Connect grant provides $10,000–$30,000 in matched funding to early-stage Canberra-based businesses. Eligible costs include prototyping, market testing, IP/legal and commercialisation activities. The EOI round closes 10 April 2026.</w:t>
-      </w:r>
-    </w:p>
-    <w:p>
-      <w:pPr>
-        <w:pStyle w:val="ListBullet"/>
-        <w:spacing w:before="20" w:after="40"/>
-      </w:pPr>
-      <w:r>
-        <w:rPr>
-          <w:rFonts w:ascii="Calibri" w:hAnsi="Calibri"/>
-          <w:b w:val="0"/>
-          <w:i w:val="0"/>
-          <w:color w:val="2C2C2C"/>
-          <w:sz w:val="20"/>
-          <w:u w:val="none"/>
-        </w:rPr>
-        <w:t>Why it matters: One of the few grants with a firm April deadline. Climate-tech founders based in or willing to establish in the ACT should apply immediately.</w:t>
-      </w:r>
-    </w:p>
-    <w:p>
-      <w:pPr>
-        <w:pStyle w:val="ListBullet"/>
-        <w:spacing w:before="20" w:after="40"/>
-      </w:pPr>
-      <w:r>
-        <w:rPr>
-          <w:rFonts w:ascii="Calibri" w:hAnsi="Calibri"/>
-          <w:b w:val="0"/>
-          <w:i w:val="0"/>
-          <w:color w:val="2C2C2C"/>
-          <w:sz w:val="20"/>
-          <w:u w:val="none"/>
-        </w:rPr>
-        <w:t>Sources: https://cbrin.com.au/icon/</w:t>
-      </w:r>
-    </w:p>
-    <w:p>
-      <w:pPr>
-        <w:pStyle w:val="ListBullet"/>
-        <w:spacing w:before="20" w:after="40"/>
-      </w:pPr>
-      <w:r>
-        <w:rPr>
-          <w:rFonts w:ascii="Calibri" w:hAnsi="Calibri"/>
-          <w:b w:val="0"/>
-          <w:i w:val="0"/>
-          <w:color w:val="2C2C2C"/>
-          <w:sz w:val="20"/>
-          <w:u w:val="none"/>
-        </w:rPr>
-        <w:t>**WA: Clean Energy Future Fund — Round 4**</w:t>
-      </w:r>
-    </w:p>
-    <w:p>
-      <w:pPr>
-        <w:pStyle w:val="ListBullet"/>
-        <w:spacing w:before="20" w:after="40"/>
-      </w:pPr>
-      <w:r>
-        <w:rPr>
-          <w:rFonts w:ascii="Calibri" w:hAnsi="Calibri"/>
-          <w:b w:val="0"/>
-          <w:i w:val="0"/>
-          <w:color w:val="2C2C2C"/>
-          <w:sz w:val="20"/>
-          <w:u w:val="none"/>
-        </w:rPr>
-        <w:t>dministrator: Department of Water and Environmental Regulation (DWER) / Energy Policy WA</w:t>
-      </w:r>
-    </w:p>
-    <w:p>
-      <w:pPr>
-        <w:pStyle w:val="ListBullet"/>
-        <w:spacing w:before="20" w:after="40"/>
-      </w:pPr>
-      <w:r>
-        <w:rPr>
-          <w:rFonts w:ascii="Calibri" w:hAnsi="Calibri"/>
-          <w:b w:val="0"/>
-          <w:i w:val="0"/>
-          <w:color w:val="2C2C2C"/>
-          <w:sz w:val="20"/>
-          <w:u w:val="none"/>
-        </w:rPr>
-        <w:t>Funding: $100,000–$4,000,000 per project (from $9M pool)</w:t>
-      </w:r>
-    </w:p>
-    <w:p>
-      <w:pPr>
-        <w:pStyle w:val="ListBullet"/>
-        <w:spacing w:before="20" w:after="40"/>
-      </w:pPr>
-      <w:r>
-        <w:rPr>
-          <w:rFonts w:ascii="Calibri" w:hAnsi="Calibri"/>
-          <w:b w:val="0"/>
-          <w:i w:val="0"/>
-          <w:color w:val="2C2C2C"/>
-          <w:sz w:val="20"/>
-          <w:u w:val="none"/>
-        </w:rPr>
-        <w:t>Deadline: 20 April 2026</w:t>
-      </w:r>
-    </w:p>
-    <w:p>
-      <w:pPr>
-        <w:pStyle w:val="ListBullet"/>
-        <w:spacing w:before="20" w:after="40"/>
-      </w:pPr>
-      <w:r>
-        <w:rPr>
-          <w:rFonts w:ascii="Calibri" w:hAnsi="Calibri"/>
-          <w:b w:val="0"/>
-          <w:i w:val="0"/>
-          <w:color w:val="2C2C2C"/>
-          <w:sz w:val="20"/>
-          <w:u w:val="none"/>
-        </w:rPr>
-        <w:t>Stage: Any stage; incorporated Australian entity with ABN</w:t>
-      </w:r>
-    </w:p>
-    <w:p>
-      <w:pPr>
-        <w:pStyle w:val="ListBullet"/>
-        <w:spacing w:before="20" w:after="40"/>
-      </w:pPr>
-      <w:r>
-        <w:rPr>
-          <w:rFonts w:ascii="Calibri" w:hAnsi="Calibri"/>
-          <w:b w:val="0"/>
-          <w:i w:val="0"/>
-          <w:color w:val="2C2C2C"/>
-          <w:sz w:val="20"/>
-          <w:u w:val="none"/>
-        </w:rPr>
-        <w:t>Summary: The WA Government's $9 million Round 4 provides grants of $100,000–$4,000,000 for clean energy projects that reduce greenhouse gas emissions. Priority areas include decarbonisation of heavy industry, long-duration energy storage, green exports, renewable energy supply, and projects with demonstrated benefits to First Nations peoples. Part of a $37M total CEFF commitment to 2030–31. Co-contribution required; exact ratio varies by project.</w:t>
-      </w:r>
-    </w:p>
-    <w:p>
-      <w:pPr>
-        <w:pStyle w:val="ListBullet"/>
-        <w:spacing w:before="20" w:after="40"/>
-      </w:pPr>
-      <w:r>
-        <w:rPr>
-          <w:rFonts w:ascii="Calibri" w:hAnsi="Calibri"/>
-          <w:b w:val="0"/>
-          <w:i w:val="0"/>
-          <w:color w:val="2C2C2C"/>
-          <w:sz w:val="20"/>
-          <w:u w:val="none"/>
-        </w:rPr>
-        <w:t>Why it matters: The largest competitive clean energy grant currently open in WA. Well-suited for startups with deployable technology in energy storage, electrification, or renewable manufacturing seeking first in-market project funding.</w:t>
-      </w:r>
-    </w:p>
-    <w:p>
-      <w:pPr>
-        <w:pStyle w:val="ListBullet"/>
-        <w:spacing w:before="20" w:after="40"/>
-      </w:pPr>
-      <w:r>
-        <w:rPr>
-          <w:rFonts w:ascii="Calibri" w:hAnsi="Calibri"/>
-          <w:b w:val="0"/>
-          <w:i w:val="0"/>
-          <w:color w:val="2C2C2C"/>
-          <w:sz w:val="20"/>
-          <w:u w:val="none"/>
-        </w:rPr>
-        <w:t>Sources: https://www.wa.gov.au/service/environment/environment-information-services/clean-energy-future-fund</w:t>
-      </w:r>
-    </w:p>
-    <w:p>
-      <w:pPr>
-        <w:pStyle w:val="ListBullet"/>
-        <w:spacing w:before="20" w:after="40"/>
-      </w:pPr>
-      <w:r>
-        <w:rPr>
-          <w:rFonts w:ascii="Calibri" w:hAnsi="Calibri"/>
-          <w:b w:val="0"/>
-          <w:i w:val="0"/>
-          <w:color w:val="2C2C2C"/>
-          <w:sz w:val="20"/>
-          <w:u w:val="none"/>
-        </w:rPr>
-        <w:t>**NSW Emerging Technology Commercialisation Fund (ETCF) 2026**</w:t>
-      </w:r>
-    </w:p>
-    <w:p>
-      <w:pPr>
-        <w:pStyle w:val="ListBullet"/>
-        <w:spacing w:before="20" w:after="40"/>
-      </w:pPr>
-      <w:r>
-        <w:rPr>
-          <w:rFonts w:ascii="Calibri" w:hAnsi="Calibri"/>
-          <w:b w:val="0"/>
-          <w:i w:val="0"/>
-          <w:color w:val="2C2C2C"/>
-          <w:sz w:val="20"/>
-          <w:u w:val="none"/>
-        </w:rPr>
-        <w:t>dministrator: NSW Office of the Chief Scientist and Engineer</w:t>
-      </w:r>
-    </w:p>
-    <w:p>
-      <w:pPr>
-        <w:pStyle w:val="ListBullet"/>
-        <w:spacing w:before="20" w:after="40"/>
-      </w:pPr>
-      <w:r>
-        <w:rPr>
-          <w:rFonts w:ascii="Calibri" w:hAnsi="Calibri"/>
-          <w:b w:val="0"/>
-          <w:i w:val="0"/>
-          <w:color w:val="2C2C2C"/>
-          <w:sz w:val="20"/>
-          <w:u w:val="none"/>
-        </w:rPr>
-        <w:t>Funding: $500,000–$2,000,000 per project (repayable grant; $20M pool)</w:t>
-      </w:r>
-    </w:p>
-    <w:p>
-      <w:pPr>
-        <w:pStyle w:val="ListBullet"/>
-        <w:spacing w:before="20" w:after="40"/>
-      </w:pPr>
-      <w:r>
-        <w:rPr>
-          <w:rFonts w:ascii="Calibri" w:hAnsi="Calibri"/>
-          <w:b w:val="0"/>
-          <w:i w:val="0"/>
-          <w:color w:val="2C2C2C"/>
-          <w:sz w:val="20"/>
-          <w:u w:val="none"/>
-        </w:rPr>
-        <w:t>Deadline: 29 April 2026, 10:00 AM AEST</w:t>
-      </w:r>
-    </w:p>
-    <w:p>
-      <w:pPr>
-        <w:pStyle w:val="ListBullet"/>
-        <w:spacing w:before="20" w:after="40"/>
-      </w:pPr>
-      <w:r>
-        <w:rPr>
-          <w:rFonts w:ascii="Calibri" w:hAnsi="Calibri"/>
-          <w:b w:val="0"/>
-          <w:i w:val="0"/>
-          <w:color w:val="2C2C2C"/>
-          <w:sz w:val="20"/>
-          <w:u w:val="none"/>
-        </w:rPr>
-        <w:t>Stage: TRL 3–7; deep-tech commercialisation</w:t>
-      </w:r>
-    </w:p>
-    <w:p>
-      <w:pPr>
-        <w:pStyle w:val="ListBullet"/>
-        <w:spacing w:before="20" w:after="40"/>
-      </w:pPr>
-      <w:r>
-        <w:rPr>
-          <w:rFonts w:ascii="Calibri" w:hAnsi="Calibri"/>
-          <w:b w:val="0"/>
-          <w:i w:val="0"/>
-          <w:color w:val="2C2C2C"/>
-          <w:sz w:val="20"/>
-          <w:u w:val="none"/>
-        </w:rPr>
-        <w:t>Summary: The NSW Office of the Chief Scientist and Engineer offers $500,000–$2M per project from a $20M pool. Priority sectors include net-zero technologies, local manufacturing, and housing innovation. Funding is a repayable grant (repayment triggered when EBITDA exceeds $500K). Matched funding required. Full applications due July 2026; outcomes October 2026.</w:t>
-      </w:r>
-    </w:p>
-    <w:p>
-      <w:pPr>
-        <w:pStyle w:val="ListBullet"/>
-        <w:spacing w:before="20" w:after="40"/>
-      </w:pPr>
-      <w:r>
-        <w:rPr>
-          <w:rFonts w:ascii="Calibri" w:hAnsi="Calibri"/>
-          <w:b w:val="0"/>
-          <w:i w:val="0"/>
-          <w:color w:val="2C2C2C"/>
-          <w:sz w:val="20"/>
-          <w:u w:val="none"/>
-        </w:rPr>
-        <w:t>Why it matters: One of the largest state-level deep-tech commercialisation grants in Australia this year. Apply via SmartyGrants — the expression of interest stage closes 29 April.</w:t>
-      </w:r>
-    </w:p>
-    <w:p>
-      <w:pPr>
-        <w:pStyle w:val="ListBullet"/>
-        <w:spacing w:before="20" w:after="40"/>
-      </w:pPr>
-      <w:r>
-        <w:rPr>
-          <w:rFonts w:ascii="Calibri" w:hAnsi="Calibri"/>
-          <w:b w:val="0"/>
-          <w:i w:val="0"/>
-          <w:color w:val="2C2C2C"/>
-          <w:sz w:val="20"/>
-          <w:u w:val="none"/>
-        </w:rPr>
-        <w:t>Sources: https://chiefscientist.smartygrants.com.au/ETCF2026</w:t>
-      </w:r>
-    </w:p>
-    <w:p>
-      <w:pPr>
-        <w:pStyle w:val="ListBullet"/>
-        <w:spacing w:before="20" w:after="40"/>
-      </w:pPr>
-      <w:r>
-        <w:rPr>
-          <w:rFonts w:ascii="Calibri" w:hAnsi="Calibri"/>
-          <w:b w:val="0"/>
-          <w:i w:val="0"/>
-          <w:color w:val="2C2C2C"/>
-          <w:sz w:val="20"/>
-          <w:u w:val="none"/>
-        </w:rPr>
-        <w:t>**National programs — open on a rolling basis**</w:t>
-      </w:r>
-    </w:p>
-    <w:p>
-      <w:pPr>
-        <w:pStyle w:val="ListBullet"/>
-        <w:spacing w:before="20" w:after="40"/>
-      </w:pPr>
-      <w:r>
-        <w:rPr>
-          <w:rFonts w:ascii="Calibri" w:hAnsi="Calibri"/>
-          <w:b w:val="0"/>
-          <w:i w:val="0"/>
-          <w:color w:val="2C2C2C"/>
-          <w:sz w:val="20"/>
-          <w:u w:val="none"/>
-        </w:rPr>
-        <w:t>**Australia's Economic Accelerator (AEA) — Ignite &amp; Innovate**</w:t>
-      </w:r>
-    </w:p>
-    <w:p>
-      <w:pPr>
-        <w:pStyle w:val="ListBullet"/>
-        <w:spacing w:before="20" w:after="40"/>
-      </w:pPr>
-      <w:r>
-        <w:rPr>
-          <w:rFonts w:ascii="Calibri" w:hAnsi="Calibri"/>
-          <w:b w:val="0"/>
-          <w:i w:val="0"/>
-          <w:color w:val="2C2C2C"/>
-          <w:sz w:val="20"/>
-          <w:u w:val="none"/>
-        </w:rPr>
-        <w:t>dministrator: Department of Education / Australian Government</w:t>
-      </w:r>
-    </w:p>
-    <w:p>
-      <w:pPr>
-        <w:pStyle w:val="ListBullet"/>
-        <w:spacing w:before="20" w:after="40"/>
-      </w:pPr>
-      <w:r>
-        <w:rPr>
-          <w:rFonts w:ascii="Calibri" w:hAnsi="Calibri"/>
-          <w:b w:val="0"/>
-          <w:i w:val="0"/>
-          <w:color w:val="2C2C2C"/>
-          <w:sz w:val="20"/>
-          <w:u w:val="none"/>
-        </w:rPr>
-        <w:t>Funding: Ignite: up to $500,000 (12 months); Innovate: up to $5,000,000 (proof-of-scale)</w:t>
-      </w:r>
-    </w:p>
-    <w:p>
-      <w:pPr>
-        <w:pStyle w:val="ListBullet"/>
-        <w:spacing w:before="20" w:after="40"/>
-      </w:pPr>
-      <w:r>
-        <w:rPr>
-          <w:rFonts w:ascii="Calibri" w:hAnsi="Calibri"/>
-          <w:b w:val="0"/>
-          <w:i w:val="0"/>
-          <w:color w:val="2C2C2C"/>
-          <w:sz w:val="20"/>
-          <w:u w:val="none"/>
-        </w:rPr>
-        <w:t>Deadline: Rolling rounds — monitor aea.gov.au for next opening</w:t>
-      </w:r>
-    </w:p>
-    <w:p>
-      <w:pPr>
-        <w:pStyle w:val="ListBullet"/>
-        <w:spacing w:before="20" w:after="40"/>
-      </w:pPr>
-      <w:r>
-        <w:rPr>
-          <w:rFonts w:ascii="Calibri" w:hAnsi="Calibri"/>
-          <w:b w:val="0"/>
-          <w:i w:val="0"/>
-          <w:color w:val="2C2C2C"/>
-          <w:sz w:val="20"/>
-          <w:u w:val="none"/>
-        </w:rPr>
-        <w:t>Stage: University research teams with industry co-applicant (Ignite: proof-of-concept; Innovate: proof-of-scale)</w:t>
-      </w:r>
-    </w:p>
-    <w:p>
-      <w:pPr>
-        <w:pStyle w:val="ListBullet"/>
-        <w:spacing w:before="20" w:after="40"/>
-      </w:pPr>
-      <w:r>
-        <w:rPr>
-          <w:rFonts w:ascii="Calibri" w:hAnsi="Calibri"/>
-          <w:b w:val="0"/>
-          <w:i w:val="0"/>
-          <w:color w:val="2C2C2C"/>
-          <w:sz w:val="20"/>
-          <w:u w:val="none"/>
-        </w:rPr>
-        <w:t>Summary: Australia's $1.6 billion Economic Accelerator funds university research commercialisation through two streams. Ignite grants (up to $500K, 12 months) support proof-of-concept and laboratory testing; Innovate grants (up to $5M) advance technologies from lab to proof-of-scale via industry-university collaboration. Round 1 allocated over $130M across 194 projects. Climate-tech, energy, and materials ventures regularly feature. Requires a university lead applicant with an industry co-applicant.</w:t>
-      </w:r>
-    </w:p>
-    <w:p>
-      <w:pPr>
-        <w:pStyle w:val="ListBullet"/>
-        <w:spacing w:before="20" w:after="40"/>
-      </w:pPr>
-      <w:r>
-        <w:rPr>
-          <w:rFonts w:ascii="Calibri" w:hAnsi="Calibri"/>
-          <w:b w:val="0"/>
-          <w:i w:val="0"/>
-          <w:color w:val="2C2C2C"/>
-          <w:sz w:val="20"/>
-          <w:u w:val="none"/>
-        </w:rPr>
-        <w:t>Why it matters: The primary pathway for deep-tech climate startups spun out of Australian universities to access non-dilutive federal commercialisation funding. Investors and founders with university IP should engage their tech-transfer office about a joint AEA application.</w:t>
-      </w:r>
-    </w:p>
-    <w:p>
-      <w:pPr>
-        <w:pStyle w:val="ListBullet"/>
-        <w:spacing w:before="20" w:after="40"/>
-      </w:pPr>
-      <w:r>
-        <w:rPr>
-          <w:rFonts w:ascii="Calibri" w:hAnsi="Calibri"/>
-          <w:b w:val="0"/>
-          <w:i w:val="0"/>
-          <w:color w:val="2C2C2C"/>
-          <w:sz w:val="20"/>
-          <w:u w:val="none"/>
-        </w:rPr>
-        <w:t>Signals to watch: Round 2 details and opening dates are published on aea.gov.au. The $1.6B envelope means multiple rounds are expected across 2026–2030.</w:t>
-      </w:r>
-    </w:p>
-    <w:p>
-      <w:pPr>
-        <w:pStyle w:val="ListBullet"/>
-        <w:spacing w:before="20" w:after="40"/>
-      </w:pPr>
-      <w:r>
-        <w:rPr>
-          <w:rFonts w:ascii="Calibri" w:hAnsi="Calibri"/>
-          <w:b w:val="0"/>
-          <w:i w:val="0"/>
-          <w:color w:val="2C2C2C"/>
-          <w:sz w:val="20"/>
-          <w:u w:val="none"/>
-        </w:rPr>
-        <w:t>Sources: https://www.aea.gov.au/researcher-applicant/grants</w:t>
-      </w:r>
-    </w:p>
-    <w:p>
-      <w:pPr>
-        <w:pStyle w:val="ListBullet"/>
-        <w:spacing w:before="20" w:after="40"/>
-      </w:pPr>
-      <w:r>
-        <w:rPr>
-          <w:rFonts w:ascii="Calibri" w:hAnsi="Calibri"/>
-          <w:b w:val="0"/>
-          <w:i w:val="0"/>
-          <w:color w:val="2C2C2C"/>
-          <w:sz w:val="20"/>
-          <w:u w:val="none"/>
-        </w:rPr>
-        <w:t>**ARENA Advancing Renewables Program**</w:t>
-      </w:r>
-    </w:p>
-    <w:p>
-      <w:pPr>
-        <w:pStyle w:val="ListBullet"/>
-        <w:spacing w:before="20" w:after="40"/>
-      </w:pPr>
-      <w:r>
-        <w:rPr>
-          <w:rFonts w:ascii="Calibri" w:hAnsi="Calibri"/>
-          <w:b w:val="0"/>
-          <w:i w:val="0"/>
-          <w:color w:val="2C2C2C"/>
-          <w:sz w:val="20"/>
-          <w:u w:val="none"/>
-        </w:rPr>
-        <w:t>dministrator: Australian Renewable Energy Agency (ARENA)</w:t>
-      </w:r>
-    </w:p>
-    <w:p>
-      <w:pPr>
-        <w:pStyle w:val="ListBullet"/>
-        <w:spacing w:before="20" w:after="40"/>
-      </w:pPr>
-      <w:r>
-        <w:rPr>
-          <w:rFonts w:ascii="Calibri" w:hAnsi="Calibri"/>
-          <w:b w:val="0"/>
-          <w:i w:val="0"/>
-          <w:color w:val="2C2C2C"/>
-          <w:sz w:val="20"/>
-          <w:u w:val="none"/>
-        </w:rPr>
-        <w:t>Funding: Flexible, no fixed cap per project</w:t>
-      </w:r>
-    </w:p>
-    <w:p>
-      <w:pPr>
-        <w:pStyle w:val="ListBullet"/>
-        <w:spacing w:before="20" w:after="40"/>
-      </w:pPr>
-      <w:r>
-        <w:rPr>
-          <w:rFonts w:ascii="Calibri" w:hAnsi="Calibri"/>
-          <w:b w:val="0"/>
-          <w:i w:val="0"/>
-          <w:color w:val="2C2C2C"/>
-          <w:sz w:val="20"/>
-          <w:u w:val="none"/>
-        </w:rPr>
-        <w:t>Deadline: Always open</w:t>
-      </w:r>
-    </w:p>
-    <w:p>
-      <w:pPr>
-        <w:pStyle w:val="ListBullet"/>
-        <w:spacing w:before="20" w:after="40"/>
-      </w:pPr>
-      <w:r>
-        <w:rPr>
-          <w:rFonts w:ascii="Calibri" w:hAnsi="Calibri"/>
-          <w:b w:val="0"/>
-          <w:i w:val="0"/>
-          <w:color w:val="2C2C2C"/>
-          <w:sz w:val="20"/>
-          <w:u w:val="none"/>
-        </w:rPr>
-        <w:t>Stage: Development, demonstration, pre-commercial deployment (TRL 4+)</w:t>
-      </w:r>
-    </w:p>
-    <w:p>
-      <w:pPr>
-        <w:pStyle w:val="ListBullet"/>
-        <w:spacing w:before="20" w:after="40"/>
-      </w:pPr>
-      <w:r>
-        <w:rPr>
-          <w:rFonts w:ascii="Calibri" w:hAnsi="Calibri"/>
-          <w:b w:val="0"/>
-          <w:i w:val="0"/>
-          <w:color w:val="2C2C2C"/>
-          <w:sz w:val="20"/>
-          <w:u w:val="none"/>
-        </w:rPr>
-        <w:t>Summary: ARENA's foundational program funds development, demonstration, and pre-commercial deployment across all renewable energy and grid technologies. No fixed cap per project; milestone-based disbursement. Submit an EOI in ARENANet — ARENA staff recommend calling before submitting. Recent examples include $5M to a Queensland critical minerals startup (February 2026).</w:t>
-      </w:r>
-    </w:p>
-    <w:p>
-      <w:pPr>
-        <w:pStyle w:val="ListBullet"/>
-        <w:spacing w:before="20" w:after="40"/>
-      </w:pPr>
-      <w:r>
-        <w:rPr>
-          <w:rFonts w:ascii="Calibri" w:hAnsi="Calibri"/>
-          <w:b w:val="0"/>
-          <w:i w:val="0"/>
-          <w:color w:val="2C2C2C"/>
-          <w:sz w:val="20"/>
-          <w:u w:val="none"/>
-        </w:rPr>
-        <w:t>Why it matters: Covers the widest range of clean energy technologies of any national program. Suitable for companies with working prototypes ready for demonstration at scale.</w:t>
-      </w:r>
-    </w:p>
-    <w:p>
-      <w:pPr>
-        <w:pStyle w:val="ListBullet"/>
-        <w:spacing w:before="20" w:after="40"/>
-      </w:pPr>
-      <w:r>
-        <w:rPr>
-          <w:rFonts w:ascii="Calibri" w:hAnsi="Calibri"/>
-          <w:b w:val="0"/>
-          <w:i w:val="0"/>
-          <w:color w:val="2C2C2C"/>
-          <w:sz w:val="20"/>
-          <w:u w:val="none"/>
-        </w:rPr>
-        <w:t>Sources: https://arena.gov.au/funding/advancing-renewables-program/</w:t>
-      </w:r>
-    </w:p>
-    <w:p>
-      <w:pPr>
-        <w:pStyle w:val="ListBullet"/>
-        <w:spacing w:before="20" w:after="40"/>
-      </w:pPr>
-      <w:r>
-        <w:rPr>
-          <w:rFonts w:ascii="Calibri" w:hAnsi="Calibri"/>
-          <w:b w:val="0"/>
-          <w:i w:val="0"/>
-          <w:color w:val="2C2C2C"/>
-          <w:sz w:val="20"/>
-          <w:u w:val="none"/>
-        </w:rPr>
-        <w:t>**Future Made in Australia (FMIA) Innovation Fund — ARENA**</w:t>
-      </w:r>
-    </w:p>
-    <w:p>
-      <w:pPr>
-        <w:pStyle w:val="ListBullet"/>
-        <w:spacing w:before="20" w:after="40"/>
-      </w:pPr>
-      <w:r>
-        <w:rPr>
-          <w:rFonts w:ascii="Calibri" w:hAnsi="Calibri"/>
-          <w:b w:val="0"/>
-          <w:i w:val="0"/>
-          <w:color w:val="2C2C2C"/>
-          <w:sz w:val="20"/>
-          <w:u w:val="none"/>
-        </w:rPr>
-        <w:t>dministrator: Australian Renewable Energy Agency (ARENA)</w:t>
-      </w:r>
-    </w:p>
-    <w:p>
-      <w:pPr>
-        <w:pStyle w:val="ListBullet"/>
-        <w:spacing w:before="20" w:after="40"/>
-      </w:pPr>
-      <w:r>
-        <w:rPr>
-          <w:rFonts w:ascii="Calibri" w:hAnsi="Calibri"/>
-          <w:b w:val="0"/>
-          <w:i w:val="0"/>
-          <w:color w:val="2C2C2C"/>
-          <w:sz w:val="20"/>
-          <w:u w:val="none"/>
-        </w:rPr>
-        <w:t>Funding: $1.5 billion total pool; no per-project maximum (min 50% co-contribution)</w:t>
-      </w:r>
-    </w:p>
-    <w:p>
-      <w:pPr>
-        <w:pStyle w:val="ListBullet"/>
-        <w:spacing w:before="20" w:after="40"/>
-      </w:pPr>
-      <w:r>
-        <w:rPr>
-          <w:rFonts w:ascii="Calibri" w:hAnsi="Calibri"/>
-          <w:b w:val="0"/>
-          <w:i w:val="0"/>
-          <w:color w:val="2C2C2C"/>
-          <w:sz w:val="20"/>
-          <w:u w:val="none"/>
-        </w:rPr>
-        <w:t>Deadline: Rolling — no fixed close date (launched December 2025)</w:t>
-      </w:r>
-    </w:p>
-    <w:p>
-      <w:pPr>
-        <w:pStyle w:val="ListBullet"/>
-        <w:spacing w:before="20" w:after="40"/>
-      </w:pPr>
-      <w:r>
-        <w:rPr>
-          <w:rFonts w:ascii="Calibri" w:hAnsi="Calibri"/>
-          <w:b w:val="0"/>
-          <w:i w:val="0"/>
-          <w:color w:val="2C2C2C"/>
-          <w:sz w:val="20"/>
-          <w:u w:val="none"/>
-        </w:rPr>
-        <w:t>Stage: Demonstration to commercialisation (TRL 3+)</w:t>
-      </w:r>
-    </w:p>
-    <w:p>
-      <w:pPr>
-        <w:pStyle w:val="ListBullet"/>
-        <w:spacing w:before="20" w:after="40"/>
-      </w:pPr>
-      <w:r>
-        <w:rPr>
-          <w:rFonts w:ascii="Calibri" w:hAnsi="Calibri"/>
-          <w:b w:val="0"/>
-          <w:i w:val="0"/>
-          <w:color w:val="2C2C2C"/>
-          <w:sz w:val="20"/>
-          <w:u w:val="none"/>
-        </w:rPr>
-        <w:t>Summary: ARENA's flagship $1.5 billion fund targets three priority streams: Green Metals ($750M for iron, steel, alumina, aluminium), Renewable Energy Technology Manufacturing ($200M for batteries, solar components, electrolysers), and Low Carbon Liquid Fuels ($250M for sustainable aviation fuel and renewable diesel). Minimum 50% co-contribution required. Grants above $50M require ministerial sign-off. Submit via Expression of Interest in ARENANet.</w:t>
-      </w:r>
-    </w:p>
-    <w:p>
-      <w:pPr>
-        <w:pStyle w:val="ListBullet"/>
-        <w:spacing w:before="20" w:after="40"/>
-      </w:pPr>
-      <w:r>
-        <w:rPr>
-          <w:rFonts w:ascii="Calibri" w:hAnsi="Calibri"/>
-          <w:b w:val="0"/>
-          <w:i w:val="0"/>
-          <w:color w:val="2C2C2C"/>
-          <w:sz w:val="20"/>
-          <w:u w:val="none"/>
-        </w:rPr>
-        <w:t>Why it matters: The largest single cleantech manufacturing opportunity in Australia's history. ARENA encourages early engagement before submitting an EOI — contact their team first.</w:t>
-      </w:r>
-    </w:p>
-    <w:p>
-      <w:pPr>
-        <w:pStyle w:val="ListBullet"/>
-        <w:spacing w:before="20" w:after="40"/>
-      </w:pPr>
-      <w:r>
-        <w:rPr>
-          <w:rFonts w:ascii="Calibri" w:hAnsi="Calibri"/>
-          <w:b w:val="0"/>
-          <w:i w:val="0"/>
-          <w:color w:val="2C2C2C"/>
-          <w:sz w:val="20"/>
-          <w:u w:val="none"/>
-        </w:rPr>
-        <w:t>Sources: https://arena.gov.au/funding/future-made-in-australia-innovation-fund/</w:t>
-      </w:r>
-    </w:p>
-    <w:p>
-      <w:pPr>
-        <w:pStyle w:val="ListBullet"/>
-        <w:spacing w:before="20" w:after="40"/>
-      </w:pPr>
-      <w:r>
-        <w:rPr>
-          <w:rFonts w:ascii="Calibri" w:hAnsi="Calibri"/>
-          <w:b w:val="0"/>
-          <w:i w:val="0"/>
-          <w:color w:val="2C2C2C"/>
-          <w:sz w:val="20"/>
-          <w:u w:val="none"/>
-        </w:rPr>
-        <w:t>**Brinc / Artesian Clean Energy Accelerator**</w:t>
-      </w:r>
-    </w:p>
-    <w:p>
-      <w:pPr>
-        <w:pStyle w:val="ListBullet"/>
-        <w:spacing w:before="20" w:after="40"/>
-      </w:pPr>
-      <w:r>
-        <w:rPr>
-          <w:rFonts w:ascii="Calibri" w:hAnsi="Calibri"/>
-          <w:b w:val="0"/>
-          <w:i w:val="0"/>
-          <w:color w:val="2C2C2C"/>
-          <w:sz w:val="20"/>
-          <w:u w:val="none"/>
-        </w:rPr>
-        <w:t>dministrator: Brinc + Artesian Venture Partners</w:t>
-      </w:r>
-    </w:p>
-    <w:p>
-      <w:pPr>
-        <w:pStyle w:val="ListBullet"/>
-        <w:spacing w:before="20" w:after="40"/>
-      </w:pPr>
-      <w:r>
-        <w:rPr>
-          <w:rFonts w:ascii="Calibri" w:hAnsi="Calibri"/>
-          <w:b w:val="0"/>
-          <w:i w:val="0"/>
-          <w:color w:val="2C2C2C"/>
-          <w:sz w:val="20"/>
-          <w:u w:val="none"/>
-        </w:rPr>
-        <w:t>Funding: $150,000 cash + $110,000 program support in exchange for equity ($30K participation fee deducted from investment)</w:t>
-      </w:r>
-    </w:p>
-    <w:p>
-      <w:pPr>
-        <w:pStyle w:val="ListBullet"/>
-        <w:spacing w:before="20" w:after="40"/>
-      </w:pPr>
-      <w:r>
-        <w:rPr>
-          <w:rFonts w:ascii="Calibri" w:hAnsi="Calibri"/>
-          <w:b w:val="0"/>
-          <w:i w:val="0"/>
-          <w:color w:val="2C2C2C"/>
-          <w:sz w:val="20"/>
-          <w:u w:val="none"/>
-        </w:rPr>
-        <w:t>Deadline: Rolling — applications accepted year-round</w:t>
-      </w:r>
-    </w:p>
-    <w:p>
-      <w:pPr>
-        <w:pStyle w:val="ListBullet"/>
-        <w:spacing w:before="20" w:after="40"/>
-      </w:pPr>
-      <w:r>
-        <w:rPr>
-          <w:rFonts w:ascii="Calibri" w:hAnsi="Calibri"/>
-          <w:b w:val="0"/>
-          <w:i w:val="0"/>
-          <w:color w:val="2C2C2C"/>
-          <w:sz w:val="20"/>
-          <w:u w:val="none"/>
-        </w:rPr>
-        <w:t>Stage: Commercialisation-ready; validated product; min. 2 co-founders; Australian incorporated</w:t>
-      </w:r>
-    </w:p>
-    <w:p>
-      <w:pPr>
-        <w:pStyle w:val="ListBullet"/>
-        <w:spacing w:before="20" w:after="40"/>
-      </w:pPr>
-      <w:r>
-        <w:rPr>
-          <w:rFonts w:ascii="Calibri" w:hAnsi="Calibri"/>
-          <w:b w:val="0"/>
-          <w:i w:val="0"/>
-          <w:color w:val="2C2C2C"/>
-          <w:sz w:val="20"/>
-          <w:u w:val="none"/>
-        </w:rPr>
-        <w:t>Summary: A 100% online 3-month accelerator backed by Artesian's Clean Energy Seed Fund, accepting Australian cleantech startups on a rolling basis. Startups receive $150K cash plus $110K in program support in exchange for equity, with follow-on capital of $200K–$2M available for high performers. Focuses on energy transition, renewable energy, and environmental impact reduction. Unique feature: a $30K participation fee is deducted from the investment at acceptance.</w:t>
-      </w:r>
-    </w:p>
-    <w:p>
-      <w:pPr>
-        <w:pStyle w:val="ListBullet"/>
-        <w:spacing w:before="20" w:after="40"/>
-      </w:pPr>
-      <w:r>
-        <w:rPr>
-          <w:rFonts w:ascii="Calibri" w:hAnsi="Calibri"/>
-          <w:b w:val="0"/>
-          <w:i w:val="0"/>
-          <w:color w:val="2C2C2C"/>
-          <w:sz w:val="20"/>
-          <w:u w:val="none"/>
-        </w:rPr>
-        <w:t>Why it matters: One of the few cleantech-exclusive accelerators in Australia with a rolling application process and clear follow-on capital pathway via Artesian. The online format removes geography barriers.</w:t>
-      </w:r>
-    </w:p>
-    <w:p>
-      <w:pPr>
-        <w:pStyle w:val="ListBullet"/>
-        <w:spacing w:before="20" w:after="40"/>
-      </w:pPr>
-      <w:r>
-        <w:rPr>
-          <w:rFonts w:ascii="Calibri" w:hAnsi="Calibri"/>
-          <w:b w:val="0"/>
-          <w:i w:val="0"/>
-          <w:color w:val="2C2C2C"/>
-          <w:sz w:val="20"/>
-          <w:u w:val="none"/>
-        </w:rPr>
-        <w:t>Signals to watch: Artesian's Clean Energy Seed Fund can follow with $200K–$2M. Artesian is also active in CEFC-backed co-investment mandates, providing access to further institutional capital.</w:t>
-      </w:r>
-    </w:p>
-    <w:p>
-      <w:pPr>
-        <w:pStyle w:val="ListBullet"/>
-        <w:spacing w:before="20" w:after="40"/>
-      </w:pPr>
-      <w:r>
-        <w:rPr>
-          <w:rFonts w:ascii="Calibri" w:hAnsi="Calibri"/>
-          <w:b w:val="0"/>
-          <w:i w:val="0"/>
-          <w:color w:val="2C2C2C"/>
-          <w:sz w:val="20"/>
-          <w:u w:val="none"/>
-        </w:rPr>
-        <w:t>Sources: https://www.brinc.io/programs/accelerators/australia-cleantech-accelerator-program/</w:t>
-      </w:r>
-    </w:p>
-    <w:p>
-      <w:pPr>
-        <w:pStyle w:val="ListBullet"/>
-        <w:spacing w:before="20" w:after="40"/>
-      </w:pPr>
-      <w:r>
-        <w:rPr>
-          <w:rFonts w:ascii="Calibri" w:hAnsi="Calibri"/>
-          <w:b w:val="0"/>
-          <w:i w:val="0"/>
-          <w:color w:val="2C2C2C"/>
-          <w:sz w:val="20"/>
-          <w:u w:val="none"/>
-        </w:rPr>
-        <w:t>**CEFC / Virescent Ventures Fund II**</w:t>
-      </w:r>
-    </w:p>
-    <w:p>
-      <w:pPr>
-        <w:pStyle w:val="ListBullet"/>
-        <w:spacing w:before="20" w:after="40"/>
-      </w:pPr>
-      <w:r>
-        <w:rPr>
-          <w:rFonts w:ascii="Calibri" w:hAnsi="Calibri"/>
-          <w:b w:val="0"/>
-          <w:i w:val="0"/>
-          <w:color w:val="2C2C2C"/>
-          <w:sz w:val="20"/>
-          <w:u w:val="none"/>
-        </w:rPr>
-        <w:t>dministrator: Clean Energy Finance Corporation (CEFC) via Virescent Ventures</w:t>
-      </w:r>
-    </w:p>
-    <w:p>
-      <w:pPr>
-        <w:pStyle w:val="ListBullet"/>
-        <w:spacing w:before="20" w:after="40"/>
-      </w:pPr>
-      <w:r>
-        <w:rPr>
-          <w:rFonts w:ascii="Calibri" w:hAnsi="Calibri"/>
-          <w:b w:val="0"/>
-          <w:i w:val="0"/>
-          <w:color w:val="2C2C2C"/>
-          <w:sz w:val="20"/>
-          <w:u w:val="none"/>
-        </w:rPr>
-        <w:t>Funding: $150M+ fund; invests pre-seed to late stage</w:t>
-      </w:r>
-    </w:p>
-    <w:p>
-      <w:pPr>
-        <w:pStyle w:val="ListBullet"/>
-        <w:spacing w:before="20" w:after="40"/>
-      </w:pPr>
-      <w:r>
-        <w:rPr>
-          <w:rFonts w:ascii="Calibri" w:hAnsi="Calibri"/>
-          <w:b w:val="0"/>
-          <w:i w:val="0"/>
-          <w:color w:val="2C2C2C"/>
-          <w:sz w:val="20"/>
-          <w:u w:val="none"/>
-        </w:rPr>
-        <w:t>Deadline: Ongoing — apply directly to Virescent Ventures</w:t>
-      </w:r>
-    </w:p>
-    <w:p>
-      <w:pPr>
-        <w:pStyle w:val="ListBullet"/>
-        <w:spacing w:before="20" w:after="40"/>
-      </w:pPr>
-      <w:r>
-        <w:rPr>
-          <w:rFonts w:ascii="Calibri" w:hAnsi="Calibri"/>
-          <w:b w:val="0"/>
-          <w:i w:val="0"/>
-          <w:color w:val="2C2C2C"/>
-          <w:sz w:val="20"/>
-          <w:u w:val="none"/>
-        </w:rPr>
-        <w:t>Stage: Pre-seed to late stage</w:t>
-      </w:r>
-    </w:p>
-    <w:p>
-      <w:pPr>
-        <w:pStyle w:val="ListBullet"/>
-        <w:spacing w:before="20" w:after="40"/>
-      </w:pPr>
-      <w:r>
-        <w:rPr>
-          <w:rFonts w:ascii="Calibri" w:hAnsi="Calibri"/>
-          <w:b w:val="0"/>
-          <w:i w:val="0"/>
-          <w:color w:val="2C2C2C"/>
-          <w:sz w:val="20"/>
-          <w:u w:val="none"/>
-        </w:rPr>
-        <w:t>Summary: Australia's largest dedicated climate-tech venture fund, backed by CEFC, Westpac, QIC, and Breakthrough Victoria. Virescent Ventures Fund II invests from pre-seed to late stage across climate hardware, software, and services. Apply directly to Virescent; no fixed application rounds or deadlines. VIC-based companies benefit from Breakthrough Victoria's 25% allocation requirement.</w:t>
-      </w:r>
-    </w:p>
-    <w:p>
-      <w:pPr>
-        <w:pStyle w:val="ListBullet"/>
-        <w:spacing w:before="20" w:after="40"/>
-      </w:pPr>
-      <w:r>
-        <w:rPr>
-          <w:rFonts w:ascii="Calibri" w:hAnsi="Calibri"/>
-          <w:b w:val="0"/>
-          <w:i w:val="0"/>
-          <w:color w:val="2C2C2C"/>
-          <w:sz w:val="20"/>
-          <w:u w:val="none"/>
-        </w:rPr>
-        <w:t>Why it matters: For startups that have cleared product-market fit and are ready for institutional equity, this is the most relevant Australian climate-tech fund currently deploying capital.</w:t>
-      </w:r>
-    </w:p>
-    <w:p>
-      <w:pPr>
-        <w:pStyle w:val="ListBullet"/>
-        <w:spacing w:before="20" w:after="40"/>
-      </w:pPr>
-      <w:r>
-        <w:rPr>
-          <w:rFonts w:ascii="Calibri" w:hAnsi="Calibri"/>
-          <w:b w:val="0"/>
-          <w:i w:val="0"/>
-          <w:color w:val="2C2C2C"/>
-          <w:sz w:val="20"/>
-          <w:u w:val="none"/>
-        </w:rPr>
-        <w:t>Sources: https://www.virescent.vc/</w:t>
-      </w:r>
-    </w:p>
-    <w:p>
-      <w:pPr>
-        <w:pStyle w:val="ListBullet"/>
-        <w:spacing w:before="20" w:after="40"/>
-      </w:pPr>
-      <w:r>
-        <w:rPr>
-          <w:rFonts w:ascii="Calibri" w:hAnsi="Calibri"/>
-          <w:b w:val="0"/>
-          <w:i w:val="0"/>
-          <w:color w:val="2C2C2C"/>
-          <w:sz w:val="20"/>
-          <w:u w:val="none"/>
-        </w:rPr>
-        <w:t>**CSIRO ON Accelerate — Cohort 12**</w:t>
-      </w:r>
-    </w:p>
-    <w:p>
-      <w:pPr>
-        <w:pStyle w:val="ListBullet"/>
-        <w:spacing w:before="20" w:after="40"/>
-      </w:pPr>
-      <w:r>
-        <w:rPr>
-          <w:rFonts w:ascii="Calibri" w:hAnsi="Calibri"/>
-          <w:b w:val="0"/>
-          <w:i w:val="0"/>
-          <w:color w:val="2C2C2C"/>
-          <w:sz w:val="20"/>
-          <w:u w:val="none"/>
-        </w:rPr>
-        <w:t>dministrator: CSIRO</w:t>
-      </w:r>
-    </w:p>
-    <w:p>
-      <w:pPr>
-        <w:pStyle w:val="ListBullet"/>
-        <w:spacing w:before="20" w:after="40"/>
-      </w:pPr>
-      <w:r>
-        <w:rPr>
-          <w:rFonts w:ascii="Calibri" w:hAnsi="Calibri"/>
-          <w:b w:val="0"/>
-          <w:i w:val="0"/>
-          <w:color w:val="2C2C2C"/>
-          <w:sz w:val="20"/>
-          <w:u w:val="none"/>
-        </w:rPr>
-        <w:t>Funding: Up to $80,000 cash per team (non-dilutive); program valued at $150K+</w:t>
-      </w:r>
-    </w:p>
-    <w:p>
-      <w:pPr>
-        <w:pStyle w:val="ListBullet"/>
-        <w:spacing w:before="20" w:after="40"/>
-      </w:pPr>
-      <w:r>
-        <w:rPr>
-          <w:rFonts w:ascii="Calibri" w:hAnsi="Calibri"/>
-          <w:b w:val="0"/>
-          <w:i w:val="0"/>
-          <w:color w:val="2C2C2C"/>
-          <w:sz w:val="20"/>
-          <w:u w:val="none"/>
-        </w:rPr>
-        <w:t>Deadline: ~Mid-2026 (subscribe: on@csiro.au)</w:t>
-      </w:r>
-    </w:p>
-    <w:p>
-      <w:pPr>
-        <w:pStyle w:val="ListBullet"/>
-        <w:spacing w:before="20" w:after="40"/>
-      </w:pPr>
-      <w:r>
-        <w:rPr>
-          <w:rFonts w:ascii="Calibri" w:hAnsi="Calibri"/>
-          <w:b w:val="0"/>
-          <w:i w:val="0"/>
-          <w:color w:val="2C2C2C"/>
-          <w:sz w:val="20"/>
-          <w:u w:val="none"/>
-        </w:rPr>
-        <w:t>Stage: Pre-seed; research-driven ventures</w:t>
-      </w:r>
-    </w:p>
-    <w:p>
-      <w:pPr>
-        <w:pStyle w:val="ListBullet"/>
-        <w:spacing w:before="20" w:after="40"/>
-      </w:pPr>
-      <w:r>
-        <w:rPr>
-          <w:rFonts w:ascii="Calibri" w:hAnsi="Calibri"/>
-          <w:b w:val="0"/>
-          <w:i w:val="0"/>
-          <w:color w:val="2C2C2C"/>
-          <w:sz w:val="20"/>
-          <w:u w:val="none"/>
-        </w:rPr>
-        <w:t>Summary: Australia's premier deep-tech non-dilutive accelerator for research-driven startups. Top teams receive up to $80,000 cash from the program's internal fund. Cohort 11 is underway with a showcase on 11 June 2026 in Melbourne. Cohort 12 applications are expected to open mid-2026. Climate-tech, energy, and materials ventures regularly feature.</w:t>
-      </w:r>
-    </w:p>
-    <w:p>
-      <w:pPr>
-        <w:pStyle w:val="ListBullet"/>
-        <w:spacing w:before="20" w:after="40"/>
-      </w:pPr>
-      <w:r>
-        <w:rPr>
-          <w:rFonts w:ascii="Calibri" w:hAnsi="Calibri"/>
-          <w:b w:val="0"/>
-          <w:i w:val="0"/>
-          <w:color w:val="2C2C2C"/>
-          <w:sz w:val="20"/>
-          <w:u w:val="none"/>
-        </w:rPr>
-        <w:t>Why it matters: The most prestigious non-dilutive pathway for early-stage deep-tech founders in Australia. Subscribe to on@csiro.au for early notification when Cohort 12 opens.</w:t>
-      </w:r>
-    </w:p>
-    <w:p>
-      <w:pPr>
-        <w:pStyle w:val="ListBullet"/>
-        <w:spacing w:before="20" w:after="40"/>
-      </w:pPr>
-      <w:r>
-        <w:rPr>
-          <w:rFonts w:ascii="Calibri" w:hAnsi="Calibri"/>
-          <w:b w:val="0"/>
-          <w:i w:val="0"/>
-          <w:color w:val="2C2C2C"/>
-          <w:sz w:val="20"/>
-          <w:u w:val="none"/>
-        </w:rPr>
-        <w:t>Sources: https://www.csiro.au/en/work-with-us/funding-programs/innovation-programs/on-accelerate</w:t>
-      </w:r>
-    </w:p>
-    <w:p>
-      <w:pPr>
-        <w:pStyle w:val="ListBullet"/>
-        <w:spacing w:before="20" w:after="40"/>
-      </w:pPr>
-      <w:r>
-        <w:rPr>
-          <w:rFonts w:ascii="Calibri" w:hAnsi="Calibri"/>
-          <w:b w:val="0"/>
-          <w:i w:val="0"/>
-          <w:color w:val="2C2C2C"/>
-          <w:sz w:val="20"/>
-          <w:u w:val="none"/>
-        </w:rPr>
-        <w:t>**EnergyLab Scaleup Program 2026**</w:t>
-      </w:r>
-    </w:p>
-    <w:p>
-      <w:pPr>
-        <w:pStyle w:val="ListBullet"/>
-        <w:spacing w:before="20" w:after="40"/>
-      </w:pPr>
-      <w:r>
-        <w:rPr>
-          <w:rFonts w:ascii="Calibri" w:hAnsi="Calibri"/>
-          <w:b w:val="0"/>
-          <w:i w:val="0"/>
-          <w:color w:val="2C2C2C"/>
-          <w:sz w:val="20"/>
-          <w:u w:val="none"/>
-        </w:rPr>
-        <w:t>dministrator: EnergyLab</w:t>
-      </w:r>
-    </w:p>
-    <w:p>
-      <w:pPr>
-        <w:pStyle w:val="ListBullet"/>
-        <w:spacing w:before="20" w:after="40"/>
-      </w:pPr>
-      <w:r>
-        <w:rPr>
-          <w:rFonts w:ascii="Calibri" w:hAnsi="Calibri"/>
-          <w:b w:val="0"/>
-          <w:i w:val="0"/>
-          <w:color w:val="2C2C2C"/>
-          <w:sz w:val="20"/>
-          <w:u w:val="none"/>
-        </w:rPr>
-        <w:t>Funding: Non-dilutive; structured 3-module program</w:t>
-      </w:r>
-    </w:p>
-    <w:p>
-      <w:pPr>
-        <w:pStyle w:val="ListBullet"/>
-        <w:spacing w:before="20" w:after="40"/>
-      </w:pPr>
-      <w:r>
-        <w:rPr>
-          <w:rFonts w:ascii="Calibri" w:hAnsi="Calibri"/>
-          <w:b w:val="0"/>
-          <w:i w:val="0"/>
-          <w:color w:val="2C2C2C"/>
-          <w:sz w:val="20"/>
-          <w:u w:val="none"/>
-        </w:rPr>
-        <w:t>Deadline: Open now — program runs June–October 2026</w:t>
-      </w:r>
-    </w:p>
-    <w:p>
-      <w:pPr>
-        <w:pStyle w:val="ListBullet"/>
-        <w:spacing w:before="20" w:after="40"/>
-      </w:pPr>
-      <w:r>
-        <w:rPr>
-          <w:rFonts w:ascii="Calibri" w:hAnsi="Calibri"/>
-          <w:b w:val="0"/>
-          <w:i w:val="0"/>
-          <w:color w:val="2C2C2C"/>
-          <w:sz w:val="20"/>
-          <w:u w:val="none"/>
-        </w:rPr>
-        <w:t>Stage: Scale-up; startups ready to deploy technology commercially</w:t>
-      </w:r>
-    </w:p>
-    <w:p>
-      <w:pPr>
-        <w:pStyle w:val="ListBullet"/>
-        <w:spacing w:before="20" w:after="40"/>
-      </w:pPr>
-      <w:r>
-        <w:rPr>
-          <w:rFonts w:ascii="Calibri" w:hAnsi="Calibri"/>
-          <w:b w:val="0"/>
-          <w:i w:val="0"/>
-          <w:color w:val="2C2C2C"/>
-          <w:sz w:val="20"/>
-          <w:u w:val="none"/>
-        </w:rPr>
-        <w:t>Summary: EnergyLab's non-dilutive Scaleup Program runs June–October 2026 across three structured modules, culminating in a public showcase at the AllEnergy Conference in October 2026. Designed for startups and energy companies with market-ready technology seeking to accelerate commercial deployment. Applications are currently open.</w:t>
-      </w:r>
-    </w:p>
-    <w:p>
-      <w:pPr>
-        <w:pStyle w:val="ListBullet"/>
-        <w:spacing w:before="20" w:after="40"/>
-      </w:pPr>
-      <w:r>
-        <w:rPr>
-          <w:rFonts w:ascii="Calibri" w:hAnsi="Calibri"/>
-          <w:b w:val="0"/>
-          <w:i w:val="0"/>
-          <w:color w:val="2C2C2C"/>
-          <w:sz w:val="20"/>
-          <w:u w:val="none"/>
-        </w:rPr>
-        <w:t>Why it matters: An ideal companion to the Climate Solutions Accelerator for later-stage founders. Non-dilutive and free to apply — the AllEnergy showcase provides direct access to energy sector buyers.</w:t>
-      </w:r>
-    </w:p>
-    <w:p>
-      <w:pPr>
-        <w:pStyle w:val="ListBullet"/>
-        <w:spacing w:before="20" w:after="40"/>
-      </w:pPr>
-      <w:r>
-        <w:rPr>
-          <w:rFonts w:ascii="Calibri" w:hAnsi="Calibri"/>
-          <w:b w:val="0"/>
-          <w:i w:val="0"/>
-          <w:color w:val="2C2C2C"/>
-          <w:sz w:val="20"/>
-          <w:u w:val="none"/>
-        </w:rPr>
-        <w:t>Sources: https://energylab.org.au/programs/scaleup/</w:t>
-      </w:r>
-    </w:p>
-    <w:p>
-      <w:pPr>
-        <w:pStyle w:val="ListBullet"/>
-        <w:spacing w:before="20" w:after="40"/>
-      </w:pPr>
-      <w:r>
-        <w:rPr>
-          <w:rFonts w:ascii="Calibri" w:hAnsi="Calibri"/>
-          <w:b w:val="0"/>
-          <w:i w:val="0"/>
-          <w:color w:val="2C2C2C"/>
-          <w:sz w:val="20"/>
-          <w:u w:val="none"/>
-        </w:rPr>
-        <w:t>**Hydrogen Headstart — Round 2**</w:t>
-      </w:r>
-    </w:p>
-    <w:p>
-      <w:pPr>
-        <w:pStyle w:val="ListBullet"/>
-        <w:spacing w:before="20" w:after="40"/>
-      </w:pPr>
-      <w:r>
-        <w:rPr>
-          <w:rFonts w:ascii="Calibri" w:hAnsi="Calibri"/>
-          <w:b w:val="0"/>
-          <w:i w:val="0"/>
-          <w:color w:val="2C2C2C"/>
-          <w:sz w:val="20"/>
-          <w:u w:val="none"/>
-        </w:rPr>
-        <w:t>dministrator: Australian Renewable Energy Agency (ARENA)</w:t>
-      </w:r>
-    </w:p>
-    <w:p>
-      <w:pPr>
-        <w:pStyle w:val="ListBullet"/>
-        <w:spacing w:before="20" w:after="40"/>
-      </w:pPr>
-      <w:r>
-        <w:rPr>
-          <w:rFonts w:ascii="Calibri" w:hAnsi="Calibri"/>
-          <w:b w:val="0"/>
-          <w:i w:val="0"/>
-          <w:color w:val="2C2C2C"/>
-          <w:sz w:val="20"/>
-          <w:u w:val="none"/>
-        </w:rPr>
-        <w:t>Funding: Up to $2 billion total (Headstart Production Credits, per-kg revenue support over 10 years)</w:t>
-      </w:r>
-    </w:p>
-    <w:p>
-      <w:pPr>
-        <w:pStyle w:val="ListBullet"/>
-        <w:spacing w:before="20" w:after="40"/>
-      </w:pPr>
-      <w:r>
-        <w:rPr>
-          <w:rFonts w:ascii="Calibri" w:hAnsi="Calibri"/>
-          <w:b w:val="0"/>
-          <w:i w:val="0"/>
-          <w:color w:val="2C2C2C"/>
-          <w:sz w:val="20"/>
-          <w:u w:val="none"/>
-        </w:rPr>
-        <w:t>Deadline: EOI open — see arena.gov.au for key dates</w:t>
-      </w:r>
-    </w:p>
-    <w:p>
-      <w:pPr>
-        <w:pStyle w:val="ListBullet"/>
-        <w:spacing w:before="20" w:after="40"/>
-      </w:pPr>
-      <w:r>
-        <w:rPr>
-          <w:rFonts w:ascii="Calibri" w:hAnsi="Calibri"/>
-          <w:b w:val="0"/>
-          <w:i w:val="0"/>
-          <w:color w:val="2C2C2C"/>
-          <w:sz w:val="20"/>
-          <w:u w:val="none"/>
-        </w:rPr>
-        <w:t>Stage: Greenfield to commercial scale; renewable hydrogen and derivatives (ammonia, methanol, green metals)</w:t>
-      </w:r>
-    </w:p>
-    <w:p>
-      <w:pPr>
-        <w:pStyle w:val="ListBullet"/>
-        <w:spacing w:before="20" w:after="40"/>
-      </w:pPr>
-      <w:r>
-        <w:rPr>
-          <w:rFonts w:ascii="Calibri" w:hAnsi="Calibri"/>
-          <w:b w:val="0"/>
-          <w:i w:val="0"/>
-          <w:color w:val="2C2C2C"/>
-          <w:sz w:val="20"/>
-          <w:u w:val="none"/>
-        </w:rPr>
-        <w:t>Summary: Round 2 of ARENA's Hydrogen Headstart program provides up to $2 billion in Headstart Production Credits — revenue support per kilogram of renewable hydrogen produced over a 10-year operational period. Structured as a two-stage competitive process (EOI then Full Application). Eligible projects produce renewable hydrogen or derivatives such as green ammonia, methanol, or green metals at commercial scale. Part of the Future Made in Australia plan.</w:t>
-      </w:r>
-    </w:p>
-    <w:p>
-      <w:pPr>
-        <w:pStyle w:val="ListBullet"/>
-        <w:spacing w:before="20" w:after="40"/>
-      </w:pPr>
-      <w:r>
-        <w:rPr>
-          <w:rFonts w:ascii="Calibri" w:hAnsi="Calibri"/>
-          <w:b w:val="0"/>
-          <w:i w:val="0"/>
-          <w:color w:val="2C2C2C"/>
-          <w:sz w:val="20"/>
-          <w:u w:val="none"/>
-        </w:rPr>
-        <w:t>Why it matters: The primary federal subsidy mechanism for first-mover commercial-scale green hydrogen projects. The per-kg production credit structure de-risks offtake economics for large projects. Contact ARENA early via hydrogenheadstart@arena.gov.au before submitting an EOI.</w:t>
-      </w:r>
-    </w:p>
-    <w:p>
-      <w:pPr>
-        <w:pStyle w:val="ListBullet"/>
-        <w:spacing w:before="20" w:after="40"/>
-      </w:pPr>
-      <w:r>
-        <w:rPr>
-          <w:rFonts w:ascii="Calibri" w:hAnsi="Calibri"/>
-          <w:b w:val="0"/>
-          <w:i w:val="0"/>
-          <w:color w:val="2C2C2C"/>
-          <w:sz w:val="20"/>
-          <w:u w:val="none"/>
-        </w:rPr>
-        <w:t>Signals to watch: The Hydrogen Production Tax Incentive ($2/kg refundable tax offset from 1 July 2027) is designed to complement Headstart, bridging the revenue gap until market prices reach parity.</w:t>
-      </w:r>
-    </w:p>
-    <w:p>
-      <w:pPr>
-        <w:pStyle w:val="ListBullet"/>
-        <w:spacing w:before="20" w:after="40"/>
-      </w:pPr>
-      <w:r>
-        <w:rPr>
-          <w:rFonts w:ascii="Calibri" w:hAnsi="Calibri"/>
-          <w:b w:val="0"/>
-          <w:i w:val="0"/>
-          <w:color w:val="2C2C2C"/>
-          <w:sz w:val="20"/>
-          <w:u w:val="none"/>
-        </w:rPr>
-        <w:t>Sources: https://arena.gov.au/funding/hydrogen-headstart-round2/</w:t>
-      </w:r>
-    </w:p>
-    <w:p>
-      <w:pPr>
-        <w:pStyle w:val="ListBullet"/>
-        <w:spacing w:before="20" w:after="40"/>
-      </w:pPr>
-      <w:r>
-        <w:rPr>
-          <w:rFonts w:ascii="Calibri" w:hAnsi="Calibri"/>
-          <w:b w:val="0"/>
-          <w:i w:val="0"/>
-          <w:color w:val="2C2C2C"/>
-          <w:sz w:val="20"/>
-          <w:u w:val="none"/>
-        </w:rPr>
-        <w:t>**Industry Growth Program (IGP)**</w:t>
-      </w:r>
-    </w:p>
-    <w:p>
-      <w:pPr>
-        <w:pStyle w:val="ListBullet"/>
-        <w:spacing w:before="20" w:after="40"/>
-      </w:pPr>
-      <w:r>
-        <w:rPr>
-          <w:rFonts w:ascii="Calibri" w:hAnsi="Calibri"/>
-          <w:b w:val="0"/>
-          <w:i w:val="0"/>
-          <w:color w:val="2C2C2C"/>
-          <w:sz w:val="20"/>
-          <w:u w:val="none"/>
-        </w:rPr>
-        <w:t>dministrator: Department of Industry, Science and Resources / business.gov.au</w:t>
-      </w:r>
-    </w:p>
-    <w:p>
-      <w:pPr>
-        <w:pStyle w:val="ListBullet"/>
-        <w:spacing w:before="20" w:after="40"/>
-      </w:pPr>
-      <w:r>
-        <w:rPr>
-          <w:rFonts w:ascii="Calibri" w:hAnsi="Calibri"/>
-          <w:b w:val="0"/>
-          <w:i w:val="0"/>
-          <w:color w:val="2C2C2C"/>
-          <w:sz w:val="20"/>
-          <w:u w:val="none"/>
-        </w:rPr>
-        <w:t>Funding: $50,000–$5.25M matched grants (two tiers)</w:t>
-      </w:r>
-    </w:p>
-    <w:p>
-      <w:pPr>
-        <w:pStyle w:val="ListBullet"/>
-        <w:spacing w:before="20" w:after="40"/>
-      </w:pPr>
-      <w:r>
-        <w:rPr>
-          <w:rFonts w:ascii="Calibri" w:hAnsi="Calibri"/>
-          <w:b w:val="0"/>
-          <w:i w:val="0"/>
-          <w:color w:val="2C2C2C"/>
-          <w:sz w:val="20"/>
-          <w:u w:val="none"/>
-        </w:rPr>
-        <w:t>Deadline: Rolling — ~90% of initial pool projected spent by June 2026</w:t>
-      </w:r>
-    </w:p>
-    <w:p>
-      <w:pPr>
-        <w:pStyle w:val="ListBullet"/>
-        <w:spacing w:before="20" w:after="40"/>
-      </w:pPr>
-      <w:r>
-        <w:rPr>
-          <w:rFonts w:ascii="Calibri" w:hAnsi="Calibri"/>
-          <w:b w:val="0"/>
-          <w:i w:val="0"/>
-          <w:color w:val="2C2C2C"/>
-          <w:sz w:val="20"/>
-          <w:u w:val="none"/>
-        </w:rPr>
-        <w:t>Stage: Early-stage commercialisation to growth</w:t>
-      </w:r>
-    </w:p>
-    <w:p>
-      <w:pPr>
-        <w:pStyle w:val="ListBullet"/>
-        <w:spacing w:before="20" w:after="40"/>
-      </w:pPr>
-      <w:r>
-        <w:rPr>
-          <w:rFonts w:ascii="Calibri" w:hAnsi="Calibri"/>
-          <w:b w:val="0"/>
-          <w:i w:val="0"/>
-          <w:color w:val="2C2C2C"/>
-          <w:sz w:val="20"/>
-          <w:u w:val="none"/>
-        </w:rPr>
-        <w:t>Summary: The federal government's primary SME commercialisation program offers matched grants aligned with National Reconstruction Fund priorities including renewables, low-emissions technologies, and critical minerals. Tier 1: Early-Stage Commercialisation ($50K–$250K, dollar-for-dollar matched). Tier 2: Commercialisation &amp; Growth ($100K–$5M). Applications are always open but approximately 90% of the initial funding pool was projected to be spent by June 2026.</w:t>
-      </w:r>
-    </w:p>
-    <w:p>
-      <w:pPr>
-        <w:pStyle w:val="ListBullet"/>
-        <w:spacing w:before="20" w:after="40"/>
-      </w:pPr>
-      <w:r>
-        <w:rPr>
-          <w:rFonts w:ascii="Calibri" w:hAnsi="Calibri"/>
-          <w:b w:val="0"/>
-          <w:i w:val="0"/>
-          <w:color w:val="2C2C2C"/>
-          <w:sz w:val="20"/>
-          <w:u w:val="none"/>
-        </w:rPr>
-        <w:t>Why it matters: One of the only national programs directly supporting cleantech SMEs at early stage. Apply urgently — the pool is depleting. The NRF Net Zero Fund (concessional debt/equity, $3B+) is expected to open mid-2026 as a growth-stage complement.</w:t>
-      </w:r>
-    </w:p>
-    <w:p>
-      <w:pPr>
-        <w:pStyle w:val="ListBullet"/>
-        <w:spacing w:before="20" w:after="40"/>
-      </w:pPr>
-      <w:r>
-        <w:rPr>
-          <w:rFonts w:ascii="Calibri" w:hAnsi="Calibri"/>
-          <w:b w:val="0"/>
-          <w:i w:val="0"/>
-          <w:color w:val="2C2C2C"/>
-          <w:sz w:val="20"/>
-          <w:u w:val="none"/>
-        </w:rPr>
-        <w:t>Signals to watch: NRF Net Zero Fund expected to open mid-2026 for larger growth-stage capital needs.</w:t>
-      </w:r>
-    </w:p>
-    <w:p>
-      <w:pPr>
-        <w:pStyle w:val="ListBullet"/>
-        <w:spacing w:before="20" w:after="40"/>
-      </w:pPr>
-      <w:r>
-        <w:rPr>
-          <w:rFonts w:ascii="Calibri" w:hAnsi="Calibri"/>
-          <w:b w:val="0"/>
-          <w:i w:val="0"/>
-          <w:color w:val="2C2C2C"/>
-          <w:sz w:val="20"/>
-          <w:u w:val="none"/>
-        </w:rPr>
-        <w:t>Sources: https://business.gov.au/grants-and-programs/industry-growth-program</w:t>
-      </w:r>
-    </w:p>
-    <w:p>
-      <w:pPr>
-        <w:pStyle w:val="ListBullet"/>
-        <w:spacing w:before="20" w:after="40"/>
-      </w:pPr>
-      <w:r>
-        <w:rPr>
-          <w:rFonts w:ascii="Calibri" w:hAnsi="Calibri"/>
-          <w:b w:val="0"/>
-          <w:i w:val="0"/>
-          <w:color w:val="2C2C2C"/>
-          <w:sz w:val="20"/>
-          <w:u w:val="none"/>
-        </w:rPr>
-        <w:t>**Main Sequence Ventures — Fund III**</w:t>
-      </w:r>
-    </w:p>
-    <w:p>
-      <w:pPr>
-        <w:pStyle w:val="ListBullet"/>
-        <w:spacing w:before="20" w:after="40"/>
-      </w:pPr>
-      <w:r>
-        <w:rPr>
-          <w:rFonts w:ascii="Calibri" w:hAnsi="Calibri"/>
-          <w:b w:val="0"/>
-          <w:i w:val="0"/>
-          <w:color w:val="2C2C2C"/>
-          <w:sz w:val="20"/>
-          <w:u w:val="none"/>
-        </w:rPr>
-        <w:t>dministrator: Main Sequence Ventures (MSEQ)</w:t>
-      </w:r>
-    </w:p>
-    <w:p>
-      <w:pPr>
-        <w:pStyle w:val="ListBullet"/>
-        <w:spacing w:before="20" w:after="40"/>
-      </w:pPr>
-      <w:r>
-        <w:rPr>
-          <w:rFonts w:ascii="Calibri" w:hAnsi="Calibri"/>
-          <w:b w:val="0"/>
-          <w:i w:val="0"/>
-          <w:color w:val="2C2C2C"/>
-          <w:sz w:val="20"/>
-          <w:u w:val="none"/>
-        </w:rPr>
-        <w:t>Funding: A$450M fund (A$1B under management total); invests seed to Series B in deeptech</w:t>
-      </w:r>
-    </w:p>
-    <w:p>
-      <w:pPr>
-        <w:pStyle w:val="ListBullet"/>
-        <w:spacing w:before="20" w:after="40"/>
-      </w:pPr>
-      <w:r>
-        <w:rPr>
-          <w:rFonts w:ascii="Calibri" w:hAnsi="Calibri"/>
-          <w:b w:val="0"/>
-          <w:i w:val="0"/>
-          <w:color w:val="2C2C2C"/>
-          <w:sz w:val="20"/>
-          <w:u w:val="none"/>
-        </w:rPr>
-        <w:t>Deadline: Ongoing — apply directly to Main Sequence via mseq.vc</w:t>
-      </w:r>
-    </w:p>
-    <w:p>
-      <w:pPr>
-        <w:pStyle w:val="ListBullet"/>
-        <w:spacing w:before="20" w:after="40"/>
-      </w:pPr>
-      <w:r>
-        <w:rPr>
-          <w:rFonts w:ascii="Calibri" w:hAnsi="Calibri"/>
-          <w:b w:val="0"/>
-          <w:i w:val="0"/>
-          <w:color w:val="2C2C2C"/>
-          <w:sz w:val="20"/>
-          <w:u w:val="none"/>
-        </w:rPr>
-        <w:t>Stage: Seed to Series B; research-driven deeptech with clear decarbonisation or industrial transformation thesis</w:t>
-      </w:r>
-    </w:p>
-    <w:p>
-      <w:pPr>
-        <w:pStyle w:val="ListBullet"/>
-        <w:spacing w:before="20" w:after="40"/>
-      </w:pPr>
-      <w:r>
-        <w:rPr>
-          <w:rFonts w:ascii="Calibri" w:hAnsi="Calibri"/>
-          <w:b w:val="0"/>
-          <w:i w:val="0"/>
-          <w:color w:val="2C2C2C"/>
-          <w:sz w:val="20"/>
-          <w:u w:val="none"/>
-        </w:rPr>
-        <w:t>Summary: Main Sequence Ventures, the CSIRO-founded deeptech VC, completed the first close of its A$450M Fund III in 2025 with LPs including CSIRO, Hostplus, Australian Ethical Investment, Temasek, and the Grantham Foundation. Fund III focuses on fibres, food, decarbonisation, and advanced manufacturing. MSEQ leverages CSIRO's research network to identify and back scientists turning discovery-stage research into transformative businesses. Total AUM now A$1B.</w:t>
-      </w:r>
-    </w:p>
-    <w:p>
-      <w:pPr>
-        <w:pStyle w:val="ListBullet"/>
-        <w:spacing w:before="20" w:after="40"/>
-      </w:pPr>
-      <w:r>
-        <w:rPr>
-          <w:rFonts w:ascii="Calibri" w:hAnsi="Calibri"/>
-          <w:b w:val="0"/>
-          <w:i w:val="0"/>
-          <w:color w:val="2C2C2C"/>
-          <w:sz w:val="20"/>
-          <w:u w:val="none"/>
-        </w:rPr>
-        <w:t>Why it matters: The most credible path to institutional equity for CSIRO-affiliated or research-backed climate and materials startups. MSEQ's CSIRO connection provides unique IP access, lab infrastructure, and strategic validation that no other Australian VC can replicate.</w:t>
-      </w:r>
-    </w:p>
-    <w:p>
-      <w:pPr>
-        <w:pStyle w:val="ListBullet"/>
-        <w:spacing w:before="20" w:after="40"/>
-      </w:pPr>
-      <w:r>
-        <w:rPr>
-          <w:rFonts w:ascii="Calibri" w:hAnsi="Calibri"/>
-          <w:b w:val="0"/>
-          <w:i w:val="0"/>
-          <w:color w:val="2C2C2C"/>
-          <w:sz w:val="20"/>
-          <w:u w:val="none"/>
-        </w:rPr>
-        <w:t>Signals to watch: MSEQ is the largest LP in CSIRO's A$150M commitment through Australia's Economic Accelerator (AEA). Startups coming through AEA Ignite/Innovate have a natural pathway to MSEQ consideration.</w:t>
-      </w:r>
-    </w:p>
-    <w:p>
-      <w:pPr>
-        <w:pStyle w:val="ListBullet"/>
-        <w:spacing w:before="20" w:after="40"/>
-      </w:pPr>
-      <w:r>
-        <w:rPr>
-          <w:rFonts w:ascii="Calibri" w:hAnsi="Calibri"/>
-          <w:b w:val="0"/>
-          <w:i w:val="0"/>
-          <w:color w:val="2C2C2C"/>
-          <w:sz w:val="20"/>
-          <w:u w:val="none"/>
-        </w:rPr>
-        <w:t>Sources: https://www.mseq.vc/</w:t>
-      </w:r>
-    </w:p>
-    <w:p>
-      <w:pPr>
-        <w:pStyle w:val="ListBullet"/>
-        <w:spacing w:before="20" w:after="40"/>
-      </w:pPr>
-      <w:r>
-        <w:rPr>
-          <w:rFonts w:ascii="Calibri" w:hAnsi="Calibri"/>
-          <w:b w:val="0"/>
-          <w:i w:val="0"/>
-          <w:color w:val="2C2C2C"/>
-          <w:sz w:val="20"/>
-          <w:u w:val="none"/>
-        </w:rPr>
-        <w:t>**National Reconstruction Fund — Net Zero Fund**</w:t>
-      </w:r>
-    </w:p>
-    <w:p>
-      <w:pPr>
-        <w:pStyle w:val="ListBullet"/>
-        <w:spacing w:before="20" w:after="40"/>
-      </w:pPr>
-      <w:r>
-        <w:rPr>
-          <w:rFonts w:ascii="Calibri" w:hAnsi="Calibri"/>
-          <w:b w:val="0"/>
-          <w:i w:val="0"/>
-          <w:color w:val="2C2C2C"/>
-          <w:sz w:val="20"/>
-          <w:u w:val="none"/>
-        </w:rPr>
-        <w:t>dministrator: NRF Corporation (NRFC) / Department of Industry, Science and Resources</w:t>
-      </w:r>
-    </w:p>
-    <w:p>
-      <w:pPr>
-        <w:pStyle w:val="ListBullet"/>
-        <w:spacing w:before="20" w:after="40"/>
-      </w:pPr>
-      <w:r>
-        <w:rPr>
-          <w:rFonts w:ascii="Calibri" w:hAnsi="Calibri"/>
-          <w:b w:val="0"/>
-          <w:i w:val="0"/>
-          <w:color w:val="2C2C2C"/>
-          <w:sz w:val="20"/>
-          <w:u w:val="none"/>
-        </w:rPr>
-        <w:t>Funding: $5 billion (concessional debt, equity, and guarantees; target return: 5-yr bond rate minus 1%)</w:t>
-      </w:r>
-    </w:p>
-    <w:p>
-      <w:pPr>
-        <w:pStyle w:val="ListBullet"/>
-        <w:spacing w:before="20" w:after="40"/>
-      </w:pPr>
-      <w:r>
-        <w:rPr>
-          <w:rFonts w:ascii="Calibri" w:hAnsi="Calibri"/>
-          <w:b w:val="0"/>
-          <w:i w:val="0"/>
-          <w:color w:val="2C2C2C"/>
-          <w:sz w:val="20"/>
-          <w:u w:val="none"/>
-        </w:rPr>
-        <w:t>Deadline: Implementation expected mid-2026 — monitor nrf.gov.au</w:t>
-      </w:r>
-    </w:p>
-    <w:p>
-      <w:pPr>
-        <w:pStyle w:val="ListBullet"/>
-        <w:spacing w:before="20" w:after="40"/>
-      </w:pPr>
-      <w:r>
-        <w:rPr>
-          <w:rFonts w:ascii="Calibri" w:hAnsi="Calibri"/>
-          <w:b w:val="0"/>
-          <w:i w:val="0"/>
-          <w:color w:val="2C2C2C"/>
-          <w:sz w:val="20"/>
-          <w:u w:val="none"/>
-        </w:rPr>
-        <w:t>Stage: Growth to industrial scale; large-scale industrial decarbonisation and manufacturing</w:t>
-      </w:r>
-    </w:p>
-    <w:p>
-      <w:pPr>
-        <w:pStyle w:val="ListBullet"/>
-        <w:spacing w:before="20" w:after="40"/>
-      </w:pPr>
-      <w:r>
-        <w:rPr>
-          <w:rFonts w:ascii="Calibri" w:hAnsi="Calibri"/>
-          <w:b w:val="0"/>
-          <w:i w:val="0"/>
-          <w:color w:val="2C2C2C"/>
-          <w:sz w:val="20"/>
-          <w:u w:val="none"/>
-        </w:rPr>
-        <w:t>Summary: The federal government's $5 billion Net Zero Fund within the NRF will provide highly concessional debt, equity, and guarantees to support industrial decarbonisation and scale-up of domestic low-emissions manufacturing. It targets large-scale facilities decarbonising operations and hard-to-abate sectors. Unlike the Industry Growth Program (which suits SMEs), this fund is designed for capital-intensive projects requiring tens to hundreds of millions of dollars. Full design has been finalised; implementation expected mid-2026.</w:t>
-      </w:r>
-    </w:p>
-    <w:p>
-      <w:pPr>
-        <w:pStyle w:val="ListBullet"/>
-        <w:spacing w:before="20" w:after="40"/>
-      </w:pPr>
-      <w:r>
-        <w:rPr>
-          <w:rFonts w:ascii="Calibri" w:hAnsi="Calibri"/>
-          <w:b w:val="0"/>
-          <w:i w:val="0"/>
-          <w:color w:val="2C2C2C"/>
-          <w:sz w:val="20"/>
-          <w:u w:val="none"/>
-        </w:rPr>
-        <w:t>Why it matters: The most significant new source of concessional growth-stage finance for deep industrial decarbonisation in Australia's history. Climate-tech ventures in green metals, sustainable fuels, or large-scale manufacturing should begin relationship-building with NRFC now.</w:t>
-      </w:r>
-    </w:p>
-    <w:p>
-      <w:pPr>
-        <w:pStyle w:val="ListBullet"/>
-        <w:spacing w:before="20" w:after="40"/>
-      </w:pPr>
-      <w:r>
-        <w:rPr>
-          <w:rFonts w:ascii="Calibri" w:hAnsi="Calibri"/>
-          <w:b w:val="0"/>
-          <w:i w:val="0"/>
-          <w:color w:val="2C2C2C"/>
-          <w:sz w:val="20"/>
-          <w:u w:val="none"/>
-        </w:rPr>
-        <w:t>Signals to watch: The NRFC general portfolio (NRF priority areas, commercial terms) is already open. The Net Zero sub-fund will layer on additional concessionality from mid-2026. Register interest at nrf.gov.au.</w:t>
-      </w:r>
-    </w:p>
-    <w:p>
-      <w:pPr>
-        <w:pStyle w:val="ListBullet"/>
-        <w:spacing w:before="20" w:after="40"/>
-      </w:pPr>
-      <w:r>
-        <w:rPr>
-          <w:rFonts w:ascii="Calibri" w:hAnsi="Calibri"/>
-          <w:b w:val="0"/>
-          <w:i w:val="0"/>
-          <w:color w:val="2C2C2C"/>
-          <w:sz w:val="20"/>
-          <w:u w:val="none"/>
-        </w:rPr>
-        <w:t>Sources: https://www.nrf.gov.au/</w:t>
-      </w:r>
-    </w:p>
-    <w:p>
-      <w:pPr>
-        <w:pStyle w:val="ListBullet"/>
-        <w:spacing w:before="20" w:after="40"/>
-      </w:pPr>
-      <w:r>
-        <w:rPr>
-          <w:rFonts w:ascii="Calibri" w:hAnsi="Calibri"/>
-          <w:b w:val="0"/>
-          <w:i w:val="0"/>
-          <w:color w:val="2C2C2C"/>
-          <w:sz w:val="20"/>
-          <w:u w:val="none"/>
-        </w:rPr>
-        <w:t>**R&amp;D Tax Incentive (R&amp;DTI)**</w:t>
-      </w:r>
-    </w:p>
-    <w:p>
-      <w:pPr>
-        <w:pStyle w:val="ListBullet"/>
-        <w:spacing w:before="20" w:after="40"/>
-      </w:pPr>
-      <w:r>
-        <w:rPr>
-          <w:rFonts w:ascii="Calibri" w:hAnsi="Calibri"/>
-          <w:b w:val="0"/>
-          <w:i w:val="0"/>
-          <w:color w:val="2C2C2C"/>
-          <w:sz w:val="20"/>
-          <w:u w:val="none"/>
-        </w:rPr>
-        <w:t>dministrator: ATO + Department of Industry, Science and Resources (DISR)</w:t>
-      </w:r>
-    </w:p>
-    <w:p>
-      <w:pPr>
-        <w:pStyle w:val="ListBullet"/>
-        <w:spacing w:before="20" w:after="40"/>
-      </w:pPr>
-      <w:r>
-        <w:rPr>
-          <w:rFonts w:ascii="Calibri" w:hAnsi="Calibri"/>
-          <w:b w:val="0"/>
-          <w:i w:val="0"/>
-          <w:color w:val="2C2C2C"/>
-          <w:sz w:val="20"/>
-          <w:u w:val="none"/>
-        </w:rPr>
-        <w:t>Funding: 43.5% refundable tax offset (SMEs, turnover &lt; $20M); 38.5%+ non-refundable (larger companies)</w:t>
-      </w:r>
-    </w:p>
-    <w:p>
-      <w:pPr>
-        <w:pStyle w:val="ListBullet"/>
-        <w:spacing w:before="20" w:after="40"/>
-      </w:pPr>
-      <w:r>
-        <w:rPr>
-          <w:rFonts w:ascii="Calibri" w:hAnsi="Calibri"/>
-          <w:b w:val="0"/>
-          <w:i w:val="0"/>
-          <w:color w:val="2C2C2C"/>
-          <w:sz w:val="20"/>
-          <w:u w:val="none"/>
-        </w:rPr>
-        <w:t>Deadline: Register within 10 months of financial year end (e.g. 30 April 2026 for FY25)</w:t>
-      </w:r>
-    </w:p>
-    <w:p>
-      <w:pPr>
-        <w:pStyle w:val="ListBullet"/>
-        <w:spacing w:before="20" w:after="40"/>
-      </w:pPr>
-      <w:r>
-        <w:rPr>
-          <w:rFonts w:ascii="Calibri" w:hAnsi="Calibri"/>
-          <w:b w:val="0"/>
-          <w:i w:val="0"/>
-          <w:color w:val="2C2C2C"/>
-          <w:sz w:val="20"/>
-          <w:u w:val="none"/>
-        </w:rPr>
-        <w:t>Stage: Any incorporated Australian company conducting eligible R&amp;D activities</w:t>
-      </w:r>
-    </w:p>
-    <w:p>
-      <w:pPr>
-        <w:pStyle w:val="ListBullet"/>
-        <w:spacing w:before="20" w:after="40"/>
-      </w:pPr>
-      <w:r>
-        <w:rPr>
-          <w:rFonts w:ascii="Calibri" w:hAnsi="Calibri"/>
-          <w:b w:val="0"/>
-          <w:i w:val="0"/>
-          <w:color w:val="2C2C2C"/>
-          <w:sz w:val="20"/>
-          <w:u w:val="none"/>
-        </w:rPr>
-        <w:t>Summary: Australia's largest innovation incentive offers a 43.5% refundable tax offset on eligible R&amp;D expenditure for SMEs with turnover under $20M — effectively a cash rebate on R&amp;D costs. Eligible costs include wages for R&amp;D staff, contractor costs, and materials used in trials. Larger companies receive a non-refundable offset based on R&amp;D intensity. Register R&amp;D activities with DISR (via business.gov.au) before claiming in your tax return; registration must be lodged within 10 months of financial year end. The eligible expenditure cap was increased to $150M in recent amendments.</w:t>
-      </w:r>
-    </w:p>
-    <w:p>
-      <w:pPr>
-        <w:pStyle w:val="ListBullet"/>
-        <w:spacing w:before="20" w:after="40"/>
-      </w:pPr>
-      <w:r>
-        <w:rPr>
-          <w:rFonts w:ascii="Calibri" w:hAnsi="Calibri"/>
-          <w:b w:val="0"/>
-          <w:i w:val="0"/>
-          <w:color w:val="2C2C2C"/>
-          <w:sz w:val="20"/>
-          <w:u w:val="none"/>
-        </w:rPr>
-        <w:t>Why it matters: For any climate-tech startup conducting genuine technical experimentation — hardware prototypes, novel software, new materials processes — this is the single most accessible cash injection available. It's not a competitive grant; all eligible companies receive the offset.</w:t>
-      </w:r>
-    </w:p>
-    <w:p>
-      <w:pPr>
-        <w:pStyle w:val="ListBullet"/>
-        <w:spacing w:before="20" w:after="40"/>
-      </w:pPr>
-      <w:r>
-        <w:rPr>
-          <w:rFonts w:ascii="Calibri" w:hAnsi="Calibri"/>
-          <w:b w:val="0"/>
-          <w:i w:val="0"/>
-          <w:color w:val="2C2C2C"/>
-          <w:sz w:val="20"/>
-          <w:u w:val="none"/>
-        </w:rPr>
-        <w:t>Signals to watch: Consult an R&amp;D tax specialist before lodging — the ATO audits R&amp;D claims closely and requires contemporaneous records of technical uncertainty, hypothesis, experiments, and outcomes.</w:t>
-      </w:r>
-    </w:p>
-    <w:p>
-      <w:pPr>
-        <w:pStyle w:val="ListBullet"/>
-        <w:spacing w:before="20" w:after="40"/>
-      </w:pPr>
-      <w:r>
-        <w:rPr>
-          <w:rFonts w:ascii="Calibri" w:hAnsi="Calibri"/>
-          <w:b w:val="0"/>
-          <w:i w:val="0"/>
-          <w:color w:val="2C2C2C"/>
-          <w:sz w:val="20"/>
-          <w:u w:val="none"/>
-        </w:rPr>
-        <w:t>Sources: https://business.gov.au/grants-and-programs/research-and-development-tax-incentive</w:t>
-      </w:r>
-    </w:p>
-    <w:p>
-      <w:pPr>
-        <w:pStyle w:val="ListBullet"/>
-        <w:spacing w:before="20" w:after="40"/>
-      </w:pPr>
-      <w:r>
-        <w:rPr>
-          <w:rFonts w:ascii="Calibri" w:hAnsi="Calibri"/>
-          <w:b w:val="0"/>
-          <w:i w:val="0"/>
-          <w:color w:val="2C2C2C"/>
-          <w:sz w:val="20"/>
-          <w:u w:val="none"/>
-        </w:rPr>
-        <w:t>**Startmate Accelerator — Winter 2026**</w:t>
-      </w:r>
-    </w:p>
-    <w:p>
-      <w:pPr>
-        <w:pStyle w:val="ListBullet"/>
-        <w:spacing w:before="20" w:after="40"/>
-      </w:pPr>
-      <w:r>
-        <w:rPr>
-          <w:rFonts w:ascii="Calibri" w:hAnsi="Calibri"/>
-          <w:b w:val="0"/>
-          <w:i w:val="0"/>
-          <w:color w:val="2C2C2C"/>
-          <w:sz w:val="20"/>
-          <w:u w:val="none"/>
-        </w:rPr>
-        <w:t>dministrator: Startmate</w:t>
-      </w:r>
-    </w:p>
-    <w:p>
-      <w:pPr>
-        <w:pStyle w:val="ListBullet"/>
-        <w:spacing w:before="20" w:after="40"/>
-      </w:pPr>
-      <w:r>
-        <w:rPr>
-          <w:rFonts w:ascii="Calibri" w:hAnsi="Calibri"/>
-          <w:b w:val="0"/>
-          <w:i w:val="0"/>
-          <w:color w:val="2C2C2C"/>
-          <w:sz w:val="20"/>
-          <w:u w:val="none"/>
-        </w:rPr>
-        <w:t>Funding: $120,000 AUD equity investment (post-money valuation: $1.5M for first-time raisers)</w:t>
-      </w:r>
-    </w:p>
-    <w:p>
-      <w:pPr>
-        <w:pStyle w:val="ListBullet"/>
-        <w:spacing w:before="20" w:after="40"/>
-      </w:pPr>
-      <w:r>
-        <w:rPr>
-          <w:rFonts w:ascii="Calibri" w:hAnsi="Calibri"/>
-          <w:b w:val="0"/>
-          <w:i w:val="0"/>
-          <w:color w:val="2C2C2C"/>
-          <w:sz w:val="20"/>
-          <w:u w:val="none"/>
-        </w:rPr>
-        <w:t>Deadline: Winter cohort applications expected ~June–July 2026 (program Aug–Nov)</w:t>
-      </w:r>
-    </w:p>
-    <w:p>
-      <w:pPr>
-        <w:pStyle w:val="ListBullet"/>
-        <w:spacing w:before="20" w:after="40"/>
-      </w:pPr>
-      <w:r>
-        <w:rPr>
-          <w:rFonts w:ascii="Calibri" w:hAnsi="Calibri"/>
-          <w:b w:val="0"/>
-          <w:i w:val="0"/>
-          <w:color w:val="2C2C2C"/>
-          <w:sz w:val="20"/>
-          <w:u w:val="none"/>
-        </w:rPr>
-        <w:t>Stage: Pre-seed to seed; idea-stage to early traction (67% of cohort pre-revenue)</w:t>
-      </w:r>
-    </w:p>
-    <w:p>
-      <w:pPr>
-        <w:pStyle w:val="ListBullet"/>
-        <w:spacing w:before="20" w:after="40"/>
-      </w:pPr>
-      <w:r>
-        <w:rPr>
-          <w:rFonts w:ascii="Calibri" w:hAnsi="Calibri"/>
-          <w:b w:val="0"/>
-          <w:i w:val="0"/>
-          <w:color w:val="2C2C2C"/>
-          <w:sz w:val="20"/>
-          <w:u w:val="none"/>
-        </w:rPr>
-        <w:t>Summary: Startmate runs Australia and New Zealand's most prominent 12-week accelerator twice per year (Summer: Feb–May; Winter: Aug–Nov). Climate-tech is a recognised priority sector and previous cohorts received CEFC Innovation Fund backing of $50K per company. Applications for the Winter 2026 cohort are expected to open June–July 2026. Startmate invests $120K for equity; valuation matched to prior rounds for founders who have already raised. Selection is mentor-driven across 3 stages over 3 weeks.</w:t>
-      </w:r>
-    </w:p>
-    <w:p>
-      <w:pPr>
-        <w:pStyle w:val="ListBullet"/>
-        <w:spacing w:before="20" w:after="40"/>
-      </w:pPr>
-      <w:r>
-        <w:rPr>
-          <w:rFonts w:ascii="Calibri" w:hAnsi="Calibri"/>
-          <w:b w:val="0"/>
-          <w:i w:val="0"/>
-          <w:color w:val="2C2C2C"/>
-          <w:sz w:val="20"/>
-          <w:u w:val="none"/>
-        </w:rPr>
-        <w:t>Why it matters: The highest-profile generalist accelerator in Australia with a strong climate-tech track record. Strong network effects: the Startmate community of founders, operators, and investors is one of Australia's most active and supportive.</w:t>
-      </w:r>
-    </w:p>
-    <w:p>
-      <w:pPr>
-        <w:pStyle w:val="ListBullet"/>
-        <w:spacing w:before="20" w:after="40"/>
-      </w:pPr>
-      <w:r>
-        <w:rPr>
-          <w:rFonts w:ascii="Calibri" w:hAnsi="Calibri"/>
-          <w:b w:val="0"/>
-          <w:i w:val="0"/>
-          <w:color w:val="2C2C2C"/>
-          <w:sz w:val="20"/>
-          <w:u w:val="none"/>
-        </w:rPr>
-        <w:t>Sources: https://www.startmate.com/accelerator/program</w:t>
-      </w:r>
-    </w:p>
-    <w:p>
-      <w:pPr>
-        <w:pStyle w:val="ListBullet"/>
-        <w:spacing w:before="20" w:after="40"/>
-      </w:pPr>
-      <w:r>
-        <w:rPr>
-          <w:rFonts w:ascii="Calibri" w:hAnsi="Calibri"/>
-          <w:b w:val="0"/>
-          <w:i w:val="0"/>
-          <w:color w:val="2C2C2C"/>
-          <w:sz w:val="20"/>
-          <w:u w:val="none"/>
-        </w:rPr>
-        <w:t>**State &amp; territory programs**</w:t>
-      </w:r>
-    </w:p>
-    <w:p>
-      <w:pPr>
-        <w:pStyle w:val="ListBullet"/>
-        <w:spacing w:before="20" w:after="40"/>
-      </w:pPr>
-      <w:r>
-        <w:rPr>
-          <w:rFonts w:ascii="Calibri" w:hAnsi="Calibri"/>
-          <w:b w:val="0"/>
-          <w:i w:val="0"/>
-          <w:color w:val="2C2C2C"/>
-          <w:sz w:val="20"/>
-          <w:u w:val="none"/>
-        </w:rPr>
-        <w:t>**ACT: Energy Innovation Fund**</w:t>
-      </w:r>
-    </w:p>
-    <w:p>
-      <w:pPr>
-        <w:pStyle w:val="ListBullet"/>
-        <w:spacing w:before="20" w:after="40"/>
-      </w:pPr>
-      <w:r>
-        <w:rPr>
-          <w:rFonts w:ascii="Calibri" w:hAnsi="Calibri"/>
-          <w:b w:val="0"/>
-          <w:i w:val="0"/>
-          <w:color w:val="2C2C2C"/>
-          <w:sz w:val="20"/>
-          <w:u w:val="none"/>
-        </w:rPr>
-        <w:t>dministrator: ACT Government — Environment, Planning and Sustainable Development Directorate (EPSDD)</w:t>
-      </w:r>
-    </w:p>
-    <w:p>
-      <w:pPr>
-        <w:pStyle w:val="ListBullet"/>
-        <w:spacing w:before="20" w:after="40"/>
-      </w:pPr>
-      <w:r>
-        <w:rPr>
-          <w:rFonts w:ascii="Calibri" w:hAnsi="Calibri"/>
-          <w:b w:val="0"/>
-          <w:i w:val="0"/>
-          <w:color w:val="2C2C2C"/>
-          <w:sz w:val="20"/>
-          <w:u w:val="none"/>
-        </w:rPr>
-        <w:t>Funding: Technology Demo: up to $10M pool, grants vary; Policy Challenge: $3.75M pool; Innovation Ecosystem: $3.25M pool</w:t>
-      </w:r>
-    </w:p>
-    <w:p>
-      <w:pPr>
-        <w:pStyle w:val="ListBullet"/>
-        <w:spacing w:before="20" w:after="40"/>
-      </w:pPr>
-      <w:r>
-        <w:rPr>
-          <w:rFonts w:ascii="Calibri" w:hAnsi="Calibri"/>
-          <w:b w:val="0"/>
-          <w:i w:val="0"/>
-          <w:color w:val="2C2C2C"/>
-          <w:sz w:val="20"/>
-          <w:u w:val="none"/>
-        </w:rPr>
-        <w:t>Deadline: Technology Demo stream: open year-round, assessed quarterly</w:t>
-      </w:r>
-    </w:p>
-    <w:p>
-      <w:pPr>
-        <w:pStyle w:val="ListBullet"/>
-        <w:spacing w:before="20" w:after="40"/>
-      </w:pPr>
-      <w:r>
-        <w:rPr>
-          <w:rFonts w:ascii="Calibri" w:hAnsi="Calibri"/>
-          <w:b w:val="0"/>
-          <w:i w:val="0"/>
-          <w:color w:val="2C2C2C"/>
-          <w:sz w:val="20"/>
-          <w:u w:val="none"/>
-        </w:rPr>
-        <w:t>Stage: Businesses, research institutions, and non-profits; energy transition innovation in the ACT</w:t>
-      </w:r>
-    </w:p>
-    <w:p>
-      <w:pPr>
-        <w:pStyle w:val="ListBullet"/>
-        <w:spacing w:before="20" w:after="40"/>
-      </w:pPr>
-      <w:r>
-        <w:rPr>
-          <w:rFonts w:ascii="Calibri" w:hAnsi="Calibri"/>
-          <w:b w:val="0"/>
-          <w:i w:val="0"/>
-          <w:color w:val="2C2C2C"/>
-          <w:sz w:val="20"/>
-          <w:u w:val="none"/>
-        </w:rPr>
-        <w:t>Summary: The ACT's Energy Innovation Fund (formerly the Renewable Energy Innovation Fund / REIF) has invested $12M since 2016 and was expanded with an additional $19M commitment. Three streams: Technology Demonstration (up to $10M over 5 years, quarterly rolling assessment for energy tech businesses), Policy Challenge ($3.75M for solutions to ACT energy transition policy barriers), and Innovation Ecosystem ($3.25M for accelerator and ecosystem programs). Applications via SmartyGrants.</w:t>
-      </w:r>
-    </w:p>
-    <w:p>
-      <w:pPr>
-        <w:pStyle w:val="ListBullet"/>
-        <w:spacing w:before="20" w:after="40"/>
-      </w:pPr>
-      <w:r>
-        <w:rPr>
-          <w:rFonts w:ascii="Calibri" w:hAnsi="Calibri"/>
-          <w:b w:val="0"/>
-          <w:i w:val="0"/>
-          <w:color w:val="2C2C2C"/>
-          <w:sz w:val="20"/>
-          <w:u w:val="none"/>
-        </w:rPr>
-        <w:t>Why it matters: The ACT's primary grant channel for early-stage energy innovation, particularly valuable for startups seeking a smaller pilot-scale test market before national rollout. The quarterly rolling assessment means no fixed deadline pressure.</w:t>
-      </w:r>
-    </w:p>
-    <w:p>
-      <w:pPr>
-        <w:pStyle w:val="ListBullet"/>
-        <w:spacing w:before="20" w:after="40"/>
-      </w:pPr>
-      <w:r>
-        <w:rPr>
-          <w:rFonts w:ascii="Calibri" w:hAnsi="Calibri"/>
-          <w:b w:val="0"/>
-          <w:i w:val="0"/>
-          <w:color w:val="2C2C2C"/>
-          <w:sz w:val="20"/>
-          <w:u w:val="none"/>
-        </w:rPr>
-        <w:t>Sources: https://www.climatechoices.act.gov.au/policy-programs/energy-innovation-fund</w:t>
-      </w:r>
-    </w:p>
-    <w:p>
-      <w:pPr>
-        <w:pStyle w:val="ListBullet"/>
-        <w:spacing w:before="20" w:after="40"/>
-      </w:pPr>
-      <w:r>
-        <w:rPr>
-          <w:rFonts w:ascii="Calibri" w:hAnsi="Calibri"/>
-          <w:b w:val="0"/>
-          <w:i w:val="0"/>
-          <w:color w:val="2C2C2C"/>
-          <w:sz w:val="20"/>
-          <w:u w:val="none"/>
-        </w:rPr>
-        <w:t>**NSW: I2N Cleantech Accelerator — University of Newcastle**</w:t>
-      </w:r>
-    </w:p>
-    <w:p>
-      <w:pPr>
-        <w:pStyle w:val="ListBullet"/>
-        <w:spacing w:before="20" w:after="40"/>
-      </w:pPr>
-      <w:r>
-        <w:rPr>
-          <w:rFonts w:ascii="Calibri" w:hAnsi="Calibri"/>
-          <w:b w:val="0"/>
-          <w:i w:val="0"/>
-          <w:color w:val="2C2C2C"/>
-          <w:sz w:val="20"/>
-          <w:u w:val="none"/>
-        </w:rPr>
-        <w:t>dministrator: Integrated Innovation Network (I2N) / University of Newcastle</w:t>
-      </w:r>
-    </w:p>
-    <w:p>
-      <w:pPr>
-        <w:pStyle w:val="ListBullet"/>
-        <w:spacing w:before="20" w:after="40"/>
-      </w:pPr>
-      <w:r>
-        <w:rPr>
-          <w:rFonts w:ascii="Calibri" w:hAnsi="Calibri"/>
-          <w:b w:val="0"/>
-          <w:i w:val="0"/>
-          <w:color w:val="2C2C2C"/>
-          <w:sz w:val="20"/>
-          <w:u w:val="none"/>
-        </w:rPr>
-        <w:t>Funding: Non-dilutive program support; IP support via Davies Collison Cave</w:t>
-      </w:r>
-    </w:p>
-    <w:p>
-      <w:pPr>
-        <w:pStyle w:val="ListBullet"/>
-        <w:spacing w:before="20" w:after="40"/>
-      </w:pPr>
-      <w:r>
-        <w:rPr>
-          <w:rFonts w:ascii="Calibri" w:hAnsi="Calibri"/>
-          <w:b w:val="0"/>
-          <w:i w:val="0"/>
-          <w:color w:val="2C2C2C"/>
-          <w:sz w:val="20"/>
-          <w:u w:val="none"/>
-        </w:rPr>
-        <w:t>Deadline: Next cohort applications expected ~April–July 2026 (programme Aug–Nov)</w:t>
-      </w:r>
-    </w:p>
-    <w:p>
-      <w:pPr>
-        <w:pStyle w:val="ListBullet"/>
-        <w:spacing w:before="20" w:after="40"/>
-      </w:pPr>
-      <w:r>
-        <w:rPr>
-          <w:rFonts w:ascii="Calibri" w:hAnsi="Calibri"/>
-          <w:b w:val="0"/>
-          <w:i w:val="0"/>
-          <w:color w:val="2C2C2C"/>
-          <w:sz w:val="20"/>
-          <w:u w:val="none"/>
-        </w:rPr>
-        <w:t>Stage: Pre-Series A; any founder (not UNSW-affiliated required); Hunter/Central Coast focus but open nationally</w:t>
-      </w:r>
-    </w:p>
-    <w:p>
-      <w:pPr>
-        <w:pStyle w:val="ListBullet"/>
-        <w:spacing w:before="20" w:after="40"/>
-      </w:pPr>
-      <w:r>
-        <w:rPr>
-          <w:rFonts w:ascii="Calibri" w:hAnsi="Calibri"/>
-          <w:b w:val="0"/>
-          <w:i w:val="0"/>
-          <w:color w:val="2C2C2C"/>
-          <w:sz w:val="20"/>
-          <w:u w:val="none"/>
-        </w:rPr>
-        <w:t>Summary: A 13-week cleantech-specific accelerator run by the University of Newcastle's I2N, backed by the federal Trailblazer for Recycling and Clean Energy (TRaCE) program. Accepts up to 12 teams per cohort across clean energy, recycling, water, transport, and supply chains. All founders receive IP and trademark support from Davies Collison Cave. The programme culminates in a Showcase event; selected companies enter an incubator phase through to June 2027. Open to any founder — no university affiliation required.</w:t>
-      </w:r>
-    </w:p>
-    <w:p>
-      <w:pPr>
-        <w:pStyle w:val="ListBullet"/>
-        <w:spacing w:before="20" w:after="40"/>
-      </w:pPr>
-      <w:r>
-        <w:rPr>
-          <w:rFonts w:ascii="Calibri" w:hAnsi="Calibri"/>
-          <w:b w:val="0"/>
-          <w:i w:val="0"/>
-          <w:color w:val="2C2C2C"/>
-          <w:sz w:val="20"/>
-          <w:u w:val="none"/>
-        </w:rPr>
-        <w:t>Why it matters: One of the only sector-specific cleantech accelerators outside Sydney and Melbourne, with genuine depth in clean energy and recycling commercialisation. TRaCE funding gives it stronger resource backing than typical university accelerators.</w:t>
-      </w:r>
-    </w:p>
-    <w:p>
-      <w:pPr>
-        <w:pStyle w:val="ListBullet"/>
-        <w:spacing w:before="20" w:after="40"/>
-      </w:pPr>
-      <w:r>
-        <w:rPr>
-          <w:rFonts w:ascii="Calibri" w:hAnsi="Calibri"/>
-          <w:b w:val="0"/>
-          <w:i w:val="0"/>
-          <w:color w:val="2C2C2C"/>
-          <w:sz w:val="20"/>
-          <w:u w:val="none"/>
-        </w:rPr>
-        <w:t>Signals to watch: Applications typically open April, with an info session in May and programme starting August. Monitor hunternewenergy.com.au for next cohort announcements.</w:t>
-      </w:r>
-    </w:p>
-    <w:p>
-      <w:pPr>
-        <w:pStyle w:val="ListBullet"/>
-        <w:spacing w:before="20" w:after="40"/>
-      </w:pPr>
-      <w:r>
-        <w:rPr>
-          <w:rFonts w:ascii="Calibri" w:hAnsi="Calibri"/>
-          <w:b w:val="0"/>
-          <w:i w:val="0"/>
-          <w:color w:val="2C2C2C"/>
-          <w:sz w:val="20"/>
-          <w:u w:val="none"/>
-        </w:rPr>
-        <w:t>Sources: https://www.newcastle.edu.au/engage/business-and-industry/integrated-innovation-network-i2n/programs/accelerators/i2n-cleantech-accelerator</w:t>
-      </w:r>
-    </w:p>
-    <w:p>
-      <w:pPr>
-        <w:pStyle w:val="ListBullet"/>
-        <w:spacing w:before="20" w:after="40"/>
-      </w:pPr>
-      <w:r>
-        <w:rPr>
-          <w:rFonts w:ascii="Calibri" w:hAnsi="Calibri"/>
-          <w:b w:val="0"/>
-          <w:i w:val="0"/>
-          <w:color w:val="2C2C2C"/>
-          <w:sz w:val="20"/>
-          <w:u w:val="none"/>
-        </w:rPr>
-        <w:t>**NSW Net Zero Manufacturing Initiative (NZMI)**</w:t>
-      </w:r>
-    </w:p>
-    <w:p>
-      <w:pPr>
-        <w:pStyle w:val="ListBullet"/>
-        <w:spacing w:before="20" w:after="40"/>
-      </w:pPr>
-      <w:r>
-        <w:rPr>
-          <w:rFonts w:ascii="Calibri" w:hAnsi="Calibri"/>
-          <w:b w:val="0"/>
-          <w:i w:val="0"/>
-          <w:color w:val="2C2C2C"/>
-          <w:sz w:val="20"/>
-          <w:u w:val="none"/>
-        </w:rPr>
-        <w:t>dministrator: NSW Climate and Energy Action / energy.nsw.gov.au</w:t>
-      </w:r>
-    </w:p>
-    <w:p>
-      <w:pPr>
-        <w:pStyle w:val="ListBullet"/>
-        <w:spacing w:before="20" w:after="40"/>
-      </w:pPr>
-      <w:r>
-        <w:rPr>
-          <w:rFonts w:ascii="Calibri" w:hAnsi="Calibri"/>
-          <w:b w:val="0"/>
-          <w:i w:val="0"/>
-          <w:color w:val="2C2C2C"/>
-          <w:sz w:val="20"/>
-          <w:u w:val="none"/>
-        </w:rPr>
-        <w:t>Funding: CTI stream: $250,000–$5,000,000 (50% co-contribution); LCPM/RM streams: $50K–$50M</w:t>
-      </w:r>
-    </w:p>
-    <w:p>
-      <w:pPr>
-        <w:pStyle w:val="ListBullet"/>
-        <w:spacing w:before="20" w:after="40"/>
-      </w:pPr>
-      <w:r>
-        <w:rPr>
-          <w:rFonts w:ascii="Calibri" w:hAnsi="Calibri"/>
-          <w:b w:val="0"/>
-          <w:i w:val="0"/>
-          <w:color w:val="2C2C2C"/>
-          <w:sz w:val="20"/>
-          <w:u w:val="none"/>
-        </w:rPr>
-        <w:t>Deadline: Round 2 in development — register interest at energy.nsw.gov.au/NZMI</w:t>
-      </w:r>
-    </w:p>
-    <w:p>
-      <w:pPr>
-        <w:pStyle w:val="ListBullet"/>
-        <w:spacing w:before="20" w:after="40"/>
-      </w:pPr>
-      <w:r>
-        <w:rPr>
-          <w:rFonts w:ascii="Calibri" w:hAnsi="Calibri"/>
-          <w:b w:val="0"/>
-          <w:i w:val="0"/>
-          <w:color w:val="2C2C2C"/>
-          <w:sz w:val="20"/>
-          <w:u w:val="none"/>
-        </w:rPr>
-        <w:t>Stage: Innovation to manufacturing scale; cleantech, low-carbon products, renewable manufacturing</w:t>
-      </w:r>
-    </w:p>
-    <w:p>
-      <w:pPr>
-        <w:pStyle w:val="ListBullet"/>
-        <w:spacing w:before="20" w:after="40"/>
-      </w:pPr>
-      <w:r>
-        <w:rPr>
-          <w:rFonts w:ascii="Calibri" w:hAnsi="Calibri"/>
-          <w:b w:val="0"/>
-          <w:i w:val="0"/>
-          <w:color w:val="2C2C2C"/>
-          <w:sz w:val="20"/>
-          <w:u w:val="none"/>
-        </w:rPr>
-        <w:t>Summary: The NSW Government's $275 million Net Zero Manufacturing Initiative spans three streams: Clean Technology Innovation (CTI, $250K–$5M for R&amp;D and commercialisation), Low Carbon Product Manufacturing (LCPM, $50K–$20M for expanding manufacturing capacity), and Renewable Manufacturing (RM, $5M–$50M for renewable energy component production). Round 1 recipients have been announced; Round 2 details are being finalised. All streams require 50% co-contribution from non-NSW Government sources (cash only; in-kind excluded).</w:t>
-      </w:r>
-    </w:p>
-    <w:p>
-      <w:pPr>
-        <w:pStyle w:val="ListBullet"/>
-        <w:spacing w:before="20" w:after="40"/>
-      </w:pPr>
-      <w:r>
-        <w:rPr>
-          <w:rFonts w:ascii="Calibri" w:hAnsi="Calibri"/>
-          <w:b w:val="0"/>
-          <w:i w:val="0"/>
-          <w:color w:val="2C2C2C"/>
-          <w:sz w:val="20"/>
-          <w:u w:val="none"/>
-        </w:rPr>
-        <w:t>Why it matters: The most substantial manufacturing-focused cleantech grant program in NSW. CTI's commercialisation stream ($250K–$5M) is directly relevant to startups with validated technology seeking production scale-up capital.</w:t>
-      </w:r>
-    </w:p>
-    <w:p>
-      <w:pPr>
-        <w:pStyle w:val="ListBullet"/>
-        <w:spacing w:before="20" w:after="40"/>
-      </w:pPr>
-      <w:r>
-        <w:rPr>
-          <w:rFonts w:ascii="Calibri" w:hAnsi="Calibri"/>
-          <w:b w:val="0"/>
-          <w:i w:val="0"/>
-          <w:color w:val="2C2C2C"/>
-          <w:sz w:val="20"/>
-          <w:u w:val="none"/>
-        </w:rPr>
-        <w:t>Signals to watch: Register interest at energy.nsw.gov.au/NZMI for Round 2 notification. Round 2 construction-ready streams expected to carry larger pools than Round 1.</w:t>
-      </w:r>
-    </w:p>
-    <w:p>
-      <w:pPr>
-        <w:pStyle w:val="ListBullet"/>
-        <w:spacing w:before="20" w:after="40"/>
-      </w:pPr>
-      <w:r>
-        <w:rPr>
-          <w:rFonts w:ascii="Calibri" w:hAnsi="Calibri"/>
-          <w:b w:val="0"/>
-          <w:i w:val="0"/>
-          <w:color w:val="2C2C2C"/>
-          <w:sz w:val="20"/>
-          <w:u w:val="none"/>
-        </w:rPr>
-        <w:t>Sources: https://business.gov.au/grants-and-programs/net-zero-manufacturing-initiative-low-carbon-product-manufacturing-nsw</w:t>
-      </w:r>
-    </w:p>
-    <w:p>
-      <w:pPr>
-        <w:pStyle w:val="ListBullet"/>
-        <w:spacing w:before="20" w:after="40"/>
-      </w:pPr>
-      <w:r>
-        <w:rPr>
-          <w:rFonts w:ascii="Calibri" w:hAnsi="Calibri"/>
-          <w:b w:val="0"/>
-          <w:i w:val="0"/>
-          <w:color w:val="2C2C2C"/>
-          <w:sz w:val="20"/>
-          <w:u w:val="none"/>
-        </w:rPr>
-        <w:t>**NSW: UNSW Climate 10x Accelerator (TRaCE Trailblazer)**</w:t>
-      </w:r>
-    </w:p>
-    <w:p>
-      <w:pPr>
-        <w:pStyle w:val="ListBullet"/>
-        <w:spacing w:before="20" w:after="40"/>
-      </w:pPr>
-      <w:r>
-        <w:rPr>
-          <w:rFonts w:ascii="Calibri" w:hAnsi="Calibri"/>
-          <w:b w:val="0"/>
-          <w:i w:val="0"/>
-          <w:color w:val="2C2C2C"/>
-          <w:sz w:val="20"/>
-          <w:u w:val="none"/>
-        </w:rPr>
-        <w:t>dministrator: UNSW Founders (federally funded via Trailblazer for Recycling and Clean Energy)</w:t>
-      </w:r>
-    </w:p>
-    <w:p>
-      <w:pPr>
-        <w:pStyle w:val="ListBullet"/>
-        <w:spacing w:before="20" w:after="40"/>
-      </w:pPr>
-      <w:r>
-        <w:rPr>
-          <w:rFonts w:ascii="Calibri" w:hAnsi="Calibri"/>
-          <w:b w:val="0"/>
-          <w:i w:val="0"/>
-          <w:color w:val="2C2C2C"/>
-          <w:sz w:val="20"/>
-          <w:u w:val="none"/>
-        </w:rPr>
-        <w:t>Funding: Equity and/or non-dilutive support (details on application)</w:t>
-      </w:r>
-    </w:p>
-    <w:p>
-      <w:pPr>
-        <w:pStyle w:val="ListBullet"/>
-        <w:spacing w:before="20" w:after="40"/>
-      </w:pPr>
-      <w:r>
-        <w:rPr>
-          <w:rFonts w:ascii="Calibri" w:hAnsi="Calibri"/>
-          <w:b w:val="0"/>
-          <w:i w:val="0"/>
-          <w:color w:val="2C2C2C"/>
-          <w:sz w:val="20"/>
-          <w:u w:val="none"/>
-        </w:rPr>
-        <w:t>Deadline: Check unswfounders.com/accelerators for current intake</w:t>
-      </w:r>
-    </w:p>
-    <w:p>
-      <w:pPr>
-        <w:pStyle w:val="ListBullet"/>
-        <w:spacing w:before="20" w:after="40"/>
-      </w:pPr>
-      <w:r>
-        <w:rPr>
-          <w:rFonts w:ascii="Calibri" w:hAnsi="Calibri"/>
-          <w:b w:val="0"/>
-          <w:i w:val="0"/>
-          <w:color w:val="2C2C2C"/>
-          <w:sz w:val="20"/>
-          <w:u w:val="none"/>
-        </w:rPr>
-        <w:t>Stage: Early-stage; clean energy and recycling startups</w:t>
-      </w:r>
-    </w:p>
-    <w:p>
-      <w:pPr>
-        <w:pStyle w:val="ListBullet"/>
-        <w:spacing w:before="20" w:after="40"/>
-      </w:pPr>
-      <w:r>
-        <w:rPr>
-          <w:rFonts w:ascii="Calibri" w:hAnsi="Calibri"/>
-          <w:b w:val="0"/>
-          <w:i w:val="0"/>
-          <w:color w:val="2C2C2C"/>
-          <w:sz w:val="20"/>
-          <w:u w:val="none"/>
-        </w:rPr>
-        <w:t>Summary: A two-phase accelerator funded by the federal Trailblazer for Recycling and Clean Energy (TRaCE) program. Phase 1 (Pre-X, 4 weeks) accepts 15 teams; Phase 2 (Accelerator, 10 weeks) takes the strongest through to investment readiness. Open to any Australian startup — no UNSW affiliation required.</w:t>
-      </w:r>
-    </w:p>
-    <w:p>
-      <w:pPr>
-        <w:pStyle w:val="ListBullet"/>
-        <w:spacing w:before="20" w:after="40"/>
-      </w:pPr>
-      <w:r>
-        <w:rPr>
-          <w:rFonts w:ascii="Calibri" w:hAnsi="Calibri"/>
-          <w:b w:val="0"/>
-          <w:i w:val="0"/>
-          <w:color w:val="2C2C2C"/>
-          <w:sz w:val="20"/>
-          <w:u w:val="none"/>
-        </w:rPr>
-        <w:t>Why it matters: Federal Trailblazer funding means this program has significant resources for participants compared to standard accelerators. Clean energy and recycling sectors particularly well served.</w:t>
-      </w:r>
-    </w:p>
-    <w:p>
-      <w:pPr>
-        <w:pStyle w:val="ListBullet"/>
-        <w:spacing w:before="20" w:after="40"/>
-      </w:pPr>
-      <w:r>
-        <w:rPr>
-          <w:rFonts w:ascii="Calibri" w:hAnsi="Calibri"/>
-          <w:b w:val="0"/>
-          <w:i w:val="0"/>
-          <w:color w:val="2C2C2C"/>
-          <w:sz w:val="20"/>
-          <w:u w:val="none"/>
-        </w:rPr>
-        <w:t>Sources: https://unswfounders.com/accelerators</w:t>
-      </w:r>
-    </w:p>
-    <w:p>
-      <w:pPr>
-        <w:pStyle w:val="ListBullet"/>
-        <w:spacing w:before="20" w:after="40"/>
-      </w:pPr>
-      <w:r>
-        <w:rPr>
-          <w:rFonts w:ascii="Calibri" w:hAnsi="Calibri"/>
-          <w:b w:val="0"/>
-          <w:i w:val="0"/>
-          <w:color w:val="2C2C2C"/>
-          <w:sz w:val="20"/>
-          <w:u w:val="none"/>
-        </w:rPr>
-        <w:t>**QLD: Advance Queensland — Ignite Ideas Fund**</w:t>
-      </w:r>
-    </w:p>
-    <w:p>
-      <w:pPr>
-        <w:pStyle w:val="ListBullet"/>
-        <w:spacing w:before="20" w:after="40"/>
-      </w:pPr>
-      <w:r>
-        <w:rPr>
-          <w:rFonts w:ascii="Calibri" w:hAnsi="Calibri"/>
-          <w:b w:val="0"/>
-          <w:i w:val="0"/>
-          <w:color w:val="2C2C2C"/>
-          <w:sz w:val="20"/>
-          <w:u w:val="none"/>
-        </w:rPr>
-        <w:t>dministrator: Advance Queensland (Queensland Government)</w:t>
-      </w:r>
-    </w:p>
-    <w:p>
-      <w:pPr>
-        <w:pStyle w:val="ListBullet"/>
-        <w:spacing w:before="20" w:after="40"/>
-      </w:pPr>
-      <w:r>
-        <w:rPr>
-          <w:rFonts w:ascii="Calibri" w:hAnsi="Calibri"/>
-          <w:b w:val="0"/>
-          <w:i w:val="0"/>
-          <w:color w:val="2C2C2C"/>
-          <w:sz w:val="20"/>
-          <w:u w:val="none"/>
-        </w:rPr>
-        <w:t>Funding: Up to $100,000 (Tier 1) or $100,001–$200,000 (Tier 2); 20% matched contribution</w:t>
-      </w:r>
-    </w:p>
-    <w:p>
-      <w:pPr>
-        <w:pStyle w:val="ListBullet"/>
-        <w:spacing w:before="20" w:after="40"/>
-      </w:pPr>
-      <w:r>
-        <w:rPr>
-          <w:rFonts w:ascii="Calibri" w:hAnsi="Calibri"/>
-          <w:b w:val="0"/>
-          <w:i w:val="0"/>
-          <w:color w:val="2C2C2C"/>
-          <w:sz w:val="20"/>
-          <w:u w:val="none"/>
-        </w:rPr>
-        <w:t>Deadline: Next round TBC — monitor advance.qld.gov.au</w:t>
-      </w:r>
-    </w:p>
-    <w:p>
-      <w:pPr>
-        <w:pStyle w:val="ListBullet"/>
-        <w:spacing w:before="20" w:after="40"/>
-      </w:pPr>
-      <w:r>
-        <w:rPr>
-          <w:rFonts w:ascii="Calibri" w:hAnsi="Calibri"/>
-          <w:b w:val="0"/>
-          <w:i w:val="0"/>
-          <w:color w:val="2C2C2C"/>
-          <w:sz w:val="20"/>
-          <w:u w:val="none"/>
-        </w:rPr>
-        <w:t>Stage: MVP to early commercialisation</w:t>
-      </w:r>
-    </w:p>
-    <w:p>
-      <w:pPr>
-        <w:pStyle w:val="ListBullet"/>
-        <w:spacing w:before="20" w:after="40"/>
-      </w:pPr>
-      <w:r>
-        <w:rPr>
-          <w:rFonts w:ascii="Calibri" w:hAnsi="Calibri"/>
-          <w:b w:val="0"/>
-          <w:i w:val="0"/>
-          <w:color w:val="2C2C2C"/>
-          <w:sz w:val="20"/>
-          <w:u w:val="none"/>
-        </w:rPr>
-        <w:t>Summary: Provides up to $200,000 to Queensland-based startups at MVP to early commercialisation stage. Cleantech is an eligible priority sector. The current round is closed; Round 13 is expected to open in 2026. Pre-MVP ventures should also watch the Ignite Spark program ($50K–$75K for concept/prototype stage). 20% matched cash contribution required (10% for Indigenous businesses or regional applicants).</w:t>
-      </w:r>
-    </w:p>
-    <w:p>
-      <w:pPr>
-        <w:pStyle w:val="ListBullet"/>
-        <w:spacing w:before="20" w:after="40"/>
-      </w:pPr>
-      <w:r>
-        <w:rPr>
-          <w:rFonts w:ascii="Calibri" w:hAnsi="Calibri"/>
-          <w:b w:val="0"/>
-          <w:i w:val="0"/>
-          <w:color w:val="2C2C2C"/>
-          <w:sz w:val="20"/>
-          <w:u w:val="none"/>
-        </w:rPr>
-        <w:t>Why it matters: The primary non-dilutive commercialisation grant for Queensland startups. Monitor advance.qld.gov.au for Round 13 opening dates.</w:t>
-      </w:r>
-    </w:p>
-    <w:p>
-      <w:pPr>
-        <w:pStyle w:val="ListBullet"/>
-        <w:spacing w:before="20" w:after="40"/>
-      </w:pPr>
-      <w:r>
-        <w:rPr>
-          <w:rFonts w:ascii="Calibri" w:hAnsi="Calibri"/>
-          <w:b w:val="0"/>
-          <w:i w:val="0"/>
-          <w:color w:val="2C2C2C"/>
-          <w:sz w:val="20"/>
-          <w:u w:val="none"/>
-        </w:rPr>
-        <w:t>Sources: https://advance.qld.gov.au/grants-and-programs/ignite-ideas-fund</w:t>
-      </w:r>
-    </w:p>
-    <w:p>
-      <w:pPr>
-        <w:pStyle w:val="ListBullet"/>
-        <w:spacing w:before="20" w:after="40"/>
-      </w:pPr>
-      <w:r>
-        <w:rPr>
-          <w:rFonts w:ascii="Calibri" w:hAnsi="Calibri"/>
-          <w:b w:val="0"/>
-          <w:i w:val="0"/>
-          <w:color w:val="2C2C2C"/>
-          <w:sz w:val="20"/>
-          <w:u w:val="none"/>
-        </w:rPr>
-        <w:t>**SA: Green Industries SA — Circular Economy Grants**</w:t>
-      </w:r>
-    </w:p>
-    <w:p>
-      <w:pPr>
-        <w:pStyle w:val="ListBullet"/>
-        <w:spacing w:before="20" w:after="40"/>
-      </w:pPr>
-      <w:r>
-        <w:rPr>
-          <w:rFonts w:ascii="Calibri" w:hAnsi="Calibri"/>
-          <w:b w:val="0"/>
-          <w:i w:val="0"/>
-          <w:color w:val="2C2C2C"/>
-          <w:sz w:val="20"/>
-          <w:u w:val="none"/>
-        </w:rPr>
-        <w:t>dministrator: Green Industries SA (GISA)</w:t>
-      </w:r>
-    </w:p>
-    <w:p>
-      <w:pPr>
-        <w:pStyle w:val="ListBullet"/>
-        <w:spacing w:before="20" w:after="40"/>
-      </w:pPr>
-      <w:r>
-        <w:rPr>
-          <w:rFonts w:ascii="Calibri" w:hAnsi="Calibri"/>
-          <w:b w:val="0"/>
-          <w:i w:val="0"/>
-          <w:color w:val="2C2C2C"/>
-          <w:sz w:val="20"/>
-          <w:u w:val="none"/>
-        </w:rPr>
-        <w:t>Funding: Up to $100,000 (Business &amp; Market Development) or $200,000–$2M (Circular Infrastructure)</w:t>
-      </w:r>
-    </w:p>
-    <w:p>
-      <w:pPr>
-        <w:pStyle w:val="ListBullet"/>
-        <w:spacing w:before="20" w:after="40"/>
-      </w:pPr>
-      <w:r>
-        <w:rPr>
-          <w:rFonts w:ascii="Calibri" w:hAnsi="Calibri"/>
-          <w:b w:val="0"/>
-          <w:i w:val="0"/>
-          <w:color w:val="2C2C2C"/>
-          <w:sz w:val="20"/>
-          <w:u w:val="none"/>
-        </w:rPr>
-        <w:t>Deadline: Check greenindustries.sa.gov.au for 2026 round status</w:t>
-      </w:r>
-    </w:p>
-    <w:p>
-      <w:pPr>
-        <w:pStyle w:val="ListBullet"/>
-        <w:spacing w:before="20" w:after="40"/>
-      </w:pPr>
-      <w:r>
-        <w:rPr>
-          <w:rFonts w:ascii="Calibri" w:hAnsi="Calibri"/>
-          <w:b w:val="0"/>
-          <w:i w:val="0"/>
-          <w:color w:val="2C2C2C"/>
-          <w:sz w:val="20"/>
-          <w:u w:val="none"/>
-        </w:rPr>
-        <w:t>Stage: SME to established business; circular economy and recycling focus</w:t>
-      </w:r>
-    </w:p>
-    <w:p>
-      <w:pPr>
-        <w:pStyle w:val="ListBullet"/>
-        <w:spacing w:before="20" w:after="40"/>
-      </w:pPr>
-      <w:r>
-        <w:rPr>
-          <w:rFonts w:ascii="Calibri" w:hAnsi="Calibri"/>
-          <w:b w:val="0"/>
-          <w:i w:val="0"/>
-          <w:color w:val="2C2C2C"/>
-          <w:sz w:val="20"/>
-          <w:u w:val="none"/>
-        </w:rPr>
-        <w:t>Summary: Two grant streams available to South Australian businesses, councils, and research institutes. Business &amp; Market Development grants (up to $100,000) support circular economy business development. Circular Infrastructure grants ($200,000–$2M, 50% co-contribution) fund recycling, resource recovery, and materials processing infrastructure. Check GISA's website for 2026 round opening dates.</w:t>
-      </w:r>
-    </w:p>
-    <w:p>
-      <w:pPr>
-        <w:pStyle w:val="ListBullet"/>
-        <w:spacing w:before="20" w:after="40"/>
-      </w:pPr>
-      <w:r>
-        <w:rPr>
-          <w:rFonts w:ascii="Calibri" w:hAnsi="Calibri"/>
-          <w:b w:val="0"/>
-          <w:i w:val="0"/>
-          <w:color w:val="2C2C2C"/>
-          <w:sz w:val="20"/>
-          <w:u w:val="none"/>
-        </w:rPr>
-        <w:t>Why it matters: SA's primary cleantech/circular economy grant channel. Businesses in materials, waste-to-energy, and recycling sectors should register their interest with GISA directly.</w:t>
-      </w:r>
-    </w:p>
-    <w:p>
-      <w:pPr>
-        <w:pStyle w:val="ListBullet"/>
-        <w:spacing w:before="20" w:after="40"/>
-      </w:pPr>
-      <w:r>
-        <w:rPr>
-          <w:rFonts w:ascii="Calibri" w:hAnsi="Calibri"/>
-          <w:b w:val="0"/>
-          <w:i w:val="0"/>
-          <w:color w:val="2C2C2C"/>
-          <w:sz w:val="20"/>
-          <w:u w:val="none"/>
-        </w:rPr>
-        <w:t>Sources: https://www.greenindustries.sa.gov.au/funding</w:t>
-      </w:r>
-    </w:p>
-    <w:p>
-      <w:pPr>
-        <w:pStyle w:val="ListBullet"/>
-        <w:spacing w:before="20" w:after="40"/>
-      </w:pPr>
-      <w:r>
-        <w:rPr>
-          <w:rFonts w:ascii="Calibri" w:hAnsi="Calibri"/>
-          <w:b w:val="0"/>
-          <w:i w:val="0"/>
-          <w:color w:val="2C2C2C"/>
-          <w:sz w:val="20"/>
-          <w:u w:val="none"/>
-        </w:rPr>
-        <w:t>**TAS: ReCFIT Climate Change Business Innovation Grants**</w:t>
-      </w:r>
-    </w:p>
-    <w:p>
-      <w:pPr>
-        <w:pStyle w:val="ListBullet"/>
-        <w:spacing w:before="20" w:after="40"/>
-      </w:pPr>
-      <w:r>
-        <w:rPr>
-          <w:rFonts w:ascii="Calibri" w:hAnsi="Calibri"/>
-          <w:b w:val="0"/>
-          <w:i w:val="0"/>
-          <w:color w:val="2C2C2C"/>
-          <w:sz w:val="20"/>
-          <w:u w:val="none"/>
-        </w:rPr>
-        <w:t>dministrator: Renewables, Climate and Future Industries Tasmania (ReCFIT)</w:t>
-      </w:r>
-    </w:p>
-    <w:p>
-      <w:pPr>
-        <w:pStyle w:val="ListBullet"/>
-        <w:spacing w:before="20" w:after="40"/>
-      </w:pPr>
-      <w:r>
-        <w:rPr>
-          <w:rFonts w:ascii="Calibri" w:hAnsi="Calibri"/>
-          <w:b w:val="0"/>
-          <w:i w:val="0"/>
-          <w:color w:val="2C2C2C"/>
-          <w:sz w:val="20"/>
-          <w:u w:val="none"/>
-        </w:rPr>
-        <w:t>Funding: $25,000–$100,000; 30% cash co-contribution required</w:t>
-      </w:r>
-    </w:p>
-    <w:p>
-      <w:pPr>
-        <w:pStyle w:val="ListBullet"/>
-        <w:spacing w:before="20" w:after="40"/>
-      </w:pPr>
-      <w:r>
-        <w:rPr>
-          <w:rFonts w:ascii="Calibri" w:hAnsi="Calibri"/>
-          <w:b w:val="0"/>
-          <w:i w:val="0"/>
-          <w:color w:val="2C2C2C"/>
-          <w:sz w:val="20"/>
-          <w:u w:val="none"/>
-        </w:rPr>
-        <w:t>Deadline: Next round expected early–mid 2026</w:t>
-      </w:r>
-    </w:p>
-    <w:p>
-      <w:pPr>
-        <w:pStyle w:val="ListBullet"/>
-        <w:spacing w:before="20" w:after="40"/>
-      </w:pPr>
-      <w:r>
-        <w:rPr>
-          <w:rFonts w:ascii="Calibri" w:hAnsi="Calibri"/>
-          <w:b w:val="0"/>
-          <w:i w:val="0"/>
-          <w:color w:val="2C2C2C"/>
-          <w:sz w:val="20"/>
-          <w:u w:val="none"/>
-        </w:rPr>
-        <w:t>Stage: SME ($500K–$55M turnover); climate action and low-emissions tech</w:t>
-      </w:r>
-    </w:p>
-    <w:p>
-      <w:pPr>
-        <w:pStyle w:val="ListBullet"/>
-        <w:spacing w:before="20" w:after="40"/>
-      </w:pPr>
-      <w:r>
-        <w:rPr>
-          <w:rFonts w:ascii="Calibri" w:hAnsi="Calibri"/>
-          <w:b w:val="0"/>
-          <w:i w:val="0"/>
-          <w:color w:val="2C2C2C"/>
-          <w:sz w:val="20"/>
-          <w:u w:val="none"/>
-        </w:rPr>
-        <w:t>Summary: Tasmanian businesses with $500K–$55M annual turnover can access $25,000–$100,000 for climate action and low-emissions technology projects ($550,000 total pool per round; 30% cash co-contribution required). The previous round closed November 2025; outcomes and the next round opening are expected in early to mid-2026.</w:t>
-      </w:r>
-    </w:p>
-    <w:p>
-      <w:pPr>
-        <w:pStyle w:val="ListBullet"/>
-        <w:spacing w:before="20" w:after="40"/>
-      </w:pPr>
-      <w:r>
-        <w:rPr>
-          <w:rFonts w:ascii="Calibri" w:hAnsi="Calibri"/>
-          <w:b w:val="0"/>
-          <w:i w:val="0"/>
-          <w:color w:val="2C2C2C"/>
-          <w:sz w:val="20"/>
-          <w:u w:val="none"/>
-        </w:rPr>
-        <w:t>Why it matters: Tasmania's primary cleantech SME grant. Relatively small pool — early applications are advantaged. Monitor recfit.tas.gov.au for the 2026 round.</w:t>
-      </w:r>
-    </w:p>
-    <w:p>
-      <w:pPr>
-        <w:pStyle w:val="ListBullet"/>
-        <w:spacing w:before="20" w:after="40"/>
-      </w:pPr>
-      <w:r>
-        <w:rPr>
-          <w:rFonts w:ascii="Calibri" w:hAnsi="Calibri"/>
-          <w:b w:val="0"/>
-          <w:i w:val="0"/>
-          <w:color w:val="2C2C2C"/>
-          <w:sz w:val="20"/>
-          <w:u w:val="none"/>
-        </w:rPr>
-        <w:t>Sources: https://www.recfit.tas.gov.au/grants_programs/climate-change/climate-change-business-innovation-grants</w:t>
-      </w:r>
-    </w:p>
-    <w:p>
-      <w:pPr>
-        <w:pStyle w:val="ListBullet"/>
-        <w:spacing w:before="20" w:after="40"/>
-      </w:pPr>
-      <w:r>
-        <w:rPr>
-          <w:rFonts w:ascii="Calibri" w:hAnsi="Calibri"/>
-          <w:b w:val="0"/>
-          <w:i w:val="0"/>
-          <w:color w:val="2C2C2C"/>
-          <w:sz w:val="20"/>
-          <w:u w:val="none"/>
-        </w:rPr>
-        <w:t>**VIC: Breakthrough Victoria — Clean Economy Fund**</w:t>
-      </w:r>
-    </w:p>
-    <w:p>
-      <w:pPr>
-        <w:pStyle w:val="ListBullet"/>
-        <w:spacing w:before="20" w:after="40"/>
-      </w:pPr>
-      <w:r>
-        <w:rPr>
-          <w:rFonts w:ascii="Calibri" w:hAnsi="Calibri"/>
-          <w:b w:val="0"/>
-          <w:i w:val="0"/>
-          <w:color w:val="2C2C2C"/>
-          <w:sz w:val="20"/>
-          <w:u w:val="none"/>
-        </w:rPr>
-        <w:t>dministrator: Breakthrough Victoria (Victorian Government)</w:t>
-      </w:r>
-    </w:p>
-    <w:p>
-      <w:pPr>
-        <w:pStyle w:val="ListBullet"/>
-        <w:spacing w:before="20" w:after="40"/>
-      </w:pPr>
-      <w:r>
-        <w:rPr>
-          <w:rFonts w:ascii="Calibri" w:hAnsi="Calibri"/>
-          <w:b w:val="0"/>
-          <w:i w:val="0"/>
-          <w:color w:val="2C2C2C"/>
-          <w:sz w:val="20"/>
-          <w:u w:val="none"/>
-        </w:rPr>
-        <w:t>Funding: $75M committed to VC funds; 25% must deploy into Victorian companies</w:t>
-      </w:r>
-    </w:p>
-    <w:p>
-      <w:pPr>
-        <w:pStyle w:val="ListBullet"/>
-        <w:spacing w:before="20" w:after="40"/>
-      </w:pPr>
-      <w:r>
-        <w:rPr>
-          <w:rFonts w:ascii="Calibri" w:hAnsi="Calibri"/>
-          <w:b w:val="0"/>
-          <w:i w:val="0"/>
-          <w:color w:val="2C2C2C"/>
-          <w:sz w:val="20"/>
-          <w:u w:val="none"/>
-        </w:rPr>
-        <w:t>Deadline: Ongoing — apply to backed funds (Virescent Ventures, Boson Ventures)</w:t>
-      </w:r>
-    </w:p>
-    <w:p>
-      <w:pPr>
-        <w:pStyle w:val="ListBullet"/>
-        <w:spacing w:before="20" w:after="40"/>
-      </w:pPr>
-      <w:r>
-        <w:rPr>
-          <w:rFonts w:ascii="Calibri" w:hAnsi="Calibri"/>
-          <w:b w:val="0"/>
-          <w:i w:val="0"/>
-          <w:color w:val="2C2C2C"/>
-          <w:sz w:val="20"/>
-          <w:u w:val="none"/>
-        </w:rPr>
-        <w:t>Stage: Seed to growth</w:t>
-      </w:r>
-    </w:p>
-    <w:p>
-      <w:pPr>
-        <w:pStyle w:val="ListBullet"/>
-        <w:spacing w:before="20" w:after="40"/>
-      </w:pPr>
-      <w:r>
-        <w:rPr>
-          <w:rFonts w:ascii="Calibri" w:hAnsi="Calibri"/>
-          <w:b w:val="0"/>
-          <w:i w:val="0"/>
-          <w:color w:val="2C2C2C"/>
-          <w:sz w:val="20"/>
-          <w:u w:val="none"/>
-        </w:rPr>
-        <w:t>Summary: Breakthrough Victoria has committed $75M across five VC funds including Virescent Ventures Fund II. All BV-backed funds must deploy at least 25% of capital into Victorian companies. Startups apply directly to the VC funds (Virescent Ventures, Boson Ventures, etc.), not to BV directly. Clean economy is a priority sector.</w:t>
-      </w:r>
-    </w:p>
-    <w:p>
-      <w:pPr>
-        <w:pStyle w:val="ListBullet"/>
-        <w:spacing w:before="20" w:after="40"/>
-      </w:pPr>
-      <w:r>
-        <w:rPr>
-          <w:rFonts w:ascii="Calibri" w:hAnsi="Calibri"/>
-          <w:b w:val="0"/>
-          <w:i w:val="0"/>
-          <w:color w:val="2C2C2C"/>
-          <w:sz w:val="20"/>
-          <w:u w:val="none"/>
-        </w:rPr>
-        <w:t>Why it matters: Victorian cleantech founders should prioritise Virescent Ventures and Boson Ventures as their first equity contacts — BV's co-investment mandate increases deal size and credibility.</w:t>
-      </w:r>
-    </w:p>
-    <w:p>
-      <w:pPr>
-        <w:pStyle w:val="ListBullet"/>
-        <w:spacing w:before="20" w:after="40"/>
-      </w:pPr>
-      <w:r>
-        <w:rPr>
-          <w:rFonts w:ascii="Calibri" w:hAnsi="Calibri"/>
-          <w:b w:val="0"/>
-          <w:i w:val="0"/>
-          <w:color w:val="2C2C2C"/>
-          <w:sz w:val="20"/>
-          <w:u w:val="none"/>
-        </w:rPr>
-        <w:t>Sources: https://breakthroughvictoria.com/growth-sectors/clean-economy/</w:t>
-      </w:r>
-    </w:p>
-    <w:p>
-      <w:pPr>
-        <w:pStyle w:val="ListBullet"/>
-        <w:spacing w:before="20" w:after="40"/>
-      </w:pPr>
-      <w:r>
-        <w:rPr>
-          <w:rFonts w:ascii="Calibri" w:hAnsi="Calibri"/>
-          <w:b w:val="0"/>
-          <w:i w:val="0"/>
-          <w:color w:val="2C2C2C"/>
-          <w:sz w:val="20"/>
-          <w:u w:val="none"/>
-        </w:rPr>
-        <w:t>**VIC: Circular Economy Recycling Modernisation Fund — Round 6**</w:t>
-      </w:r>
-    </w:p>
-    <w:p>
-      <w:pPr>
-        <w:pStyle w:val="ListBullet"/>
-        <w:spacing w:before="20" w:after="40"/>
-      </w:pPr>
-      <w:r>
-        <w:rPr>
-          <w:rFonts w:ascii="Calibri" w:hAnsi="Calibri"/>
-          <w:b w:val="0"/>
-          <w:i w:val="0"/>
-          <w:color w:val="2C2C2C"/>
-          <w:sz w:val="20"/>
-          <w:u w:val="none"/>
-        </w:rPr>
-        <w:t>dministrator: Sustainability Victoria (SV)</w:t>
-      </w:r>
-    </w:p>
-    <w:p>
-      <w:pPr>
-        <w:pStyle w:val="ListBullet"/>
-        <w:spacing w:before="20" w:after="40"/>
-      </w:pPr>
-      <w:r>
-        <w:rPr>
-          <w:rFonts w:ascii="Calibri" w:hAnsi="Calibri"/>
-          <w:b w:val="0"/>
-          <w:i w:val="0"/>
-          <w:color w:val="2C2C2C"/>
-          <w:sz w:val="20"/>
-          <w:u w:val="none"/>
-        </w:rPr>
-        <w:t>Funding: From $6M pool; co-contribution ratio 1:2 SV:applicant (for-profit businesses)</w:t>
-      </w:r>
-    </w:p>
-    <w:p>
-      <w:pPr>
-        <w:pStyle w:val="ListBullet"/>
-        <w:spacing w:before="20" w:after="40"/>
-      </w:pPr>
-      <w:r>
-        <w:rPr>
-          <w:rFonts w:ascii="Calibri" w:hAnsi="Calibri"/>
-          <w:b w:val="0"/>
-          <w:i w:val="0"/>
-          <w:color w:val="2C2C2C"/>
-          <w:sz w:val="20"/>
-          <w:u w:val="none"/>
-        </w:rPr>
-        <w:t>Deadline: 1 July 2026 midnight AEST</w:t>
-      </w:r>
-    </w:p>
-    <w:p>
-      <w:pPr>
-        <w:pStyle w:val="ListBullet"/>
-        <w:spacing w:before="20" w:after="40"/>
-      </w:pPr>
-      <w:r>
-        <w:rPr>
-          <w:rFonts w:ascii="Calibri" w:hAnsi="Calibri"/>
-          <w:b w:val="0"/>
-          <w:i w:val="0"/>
-          <w:color w:val="2C2C2C"/>
-          <w:sz w:val="20"/>
-          <w:u w:val="none"/>
-        </w:rPr>
-        <w:t>Stage: SME to established business; recycling, resource recovery, circular economy</w:t>
-      </w:r>
-    </w:p>
-    <w:p>
-      <w:pPr>
-        <w:pStyle w:val="ListBullet"/>
-        <w:spacing w:before="20" w:after="40"/>
-      </w:pPr>
-      <w:r>
-        <w:rPr>
-          <w:rFonts w:ascii="Calibri" w:hAnsi="Calibri"/>
-          <w:b w:val="0"/>
-          <w:i w:val="0"/>
-          <w:color w:val="2C2C2C"/>
-          <w:sz w:val="20"/>
-          <w:u w:val="none"/>
-        </w:rPr>
-        <w:t>Summary: Sustainability Victoria's Round 6 opens $6 million for capital investment in recycling infrastructure, remanufacturing, and resource recovery. For-profit applicants must co-contribute $2 for every $1 of SV funding; local government and not-for-profits match 1:1. Applications submitted via SmartyGrants. Note: Sustainability Victoria is scheduled to be abolished in 2026 following the Silver Review — this may be one of its final grant rounds.</w:t>
-      </w:r>
-    </w:p>
-    <w:p>
-      <w:pPr>
-        <w:pStyle w:val="ListBullet"/>
-        <w:spacing w:before="20" w:after="40"/>
-      </w:pPr>
-      <w:r>
-        <w:rPr>
-          <w:rFonts w:ascii="Calibri" w:hAnsi="Calibri"/>
-          <w:b w:val="0"/>
-          <w:i w:val="0"/>
-          <w:color w:val="2C2C2C"/>
-          <w:sz w:val="20"/>
-          <w:u w:val="none"/>
-        </w:rPr>
-        <w:t>Why it matters: A critical window for Victorian cleantech businesses in the circular economy space, especially given SV's likely abolition. The 1:2 co-contribution requirement means applicants need substantial internal capital or co-investors lined up before applying.</w:t>
-      </w:r>
-    </w:p>
-    <w:p>
-      <w:pPr>
-        <w:pStyle w:val="ListBullet"/>
-        <w:spacing w:before="20" w:after="40"/>
-      </w:pPr>
-      <w:r>
-        <w:rPr>
-          <w:rFonts w:ascii="Calibri" w:hAnsi="Calibri"/>
-          <w:b w:val="0"/>
-          <w:i w:val="0"/>
-          <w:color w:val="2C2C2C"/>
-          <w:sz w:val="20"/>
-          <w:u w:val="none"/>
-        </w:rPr>
-        <w:t>Signals to watch: With SV's abolition flagged for 2026, monitor the Victorian Government for announcements on which agency will absorb the circular economy grant function post-SV.</w:t>
-      </w:r>
-    </w:p>
-    <w:p>
-      <w:pPr>
-        <w:pStyle w:val="ListBullet"/>
-        <w:spacing w:before="20" w:after="40"/>
-      </w:pPr>
-      <w:r>
-        <w:rPr>
-          <w:rFonts w:ascii="Calibri" w:hAnsi="Calibri"/>
-          <w:b w:val="0"/>
-          <w:i w:val="0"/>
-          <w:color w:val="2C2C2C"/>
-          <w:sz w:val="20"/>
-          <w:u w:val="none"/>
-        </w:rPr>
-        <w:t>Sources: https://www.sustainability.vic.gov.au/grants-funding-and-investment/grants-and-funding/victorian-circular-economy-recycling-modernisation-fund</w:t>
-      </w:r>
-    </w:p>
-    <w:p>
-      <w:pPr>
-        <w:pStyle w:val="ListBullet"/>
-        <w:spacing w:before="20" w:after="40"/>
-      </w:pPr>
-      <w:r>
-        <w:rPr>
-          <w:rFonts w:ascii="Calibri" w:hAnsi="Calibri"/>
-          <w:b w:val="0"/>
-          <w:i w:val="0"/>
-          <w:color w:val="2C2C2C"/>
-          <w:sz w:val="20"/>
-          <w:u w:val="none"/>
-        </w:rPr>
-        <w:t>**WA: Founders Factory Nature Tech Accelerator**</w:t>
-      </w:r>
-    </w:p>
-    <w:p>
-      <w:pPr>
-        <w:pStyle w:val="ListBullet"/>
-        <w:spacing w:before="20" w:after="40"/>
-      </w:pPr>
-      <w:r>
-        <w:rPr>
-          <w:rFonts w:ascii="Calibri" w:hAnsi="Calibri"/>
-          <w:b w:val="0"/>
-          <w:i w:val="0"/>
-          <w:color w:val="2C2C2C"/>
-          <w:sz w:val="20"/>
-          <w:u w:val="none"/>
-        </w:rPr>
-        <w:t>dministrator: Founders Factory / WA Government ($7.2M, 3-year commitment)</w:t>
-      </w:r>
-    </w:p>
-    <w:p>
-      <w:pPr>
-        <w:pStyle w:val="ListBullet"/>
-        <w:spacing w:before="20" w:after="40"/>
-      </w:pPr>
-      <w:r>
-        <w:rPr>
-          <w:rFonts w:ascii="Calibri" w:hAnsi="Calibri"/>
-          <w:b w:val="0"/>
-          <w:i w:val="0"/>
-          <w:color w:val="2C2C2C"/>
-          <w:sz w:val="20"/>
-          <w:u w:val="none"/>
-        </w:rPr>
-        <w:t>Funding: $50,000 per startup + 4-month operational support</w:t>
-      </w:r>
-    </w:p>
-    <w:p>
-      <w:pPr>
-        <w:pStyle w:val="ListBullet"/>
-        <w:spacing w:before="20" w:after="40"/>
-      </w:pPr>
-      <w:r>
-        <w:rPr>
-          <w:rFonts w:ascii="Calibri" w:hAnsi="Calibri"/>
-          <w:b w:val="0"/>
-          <w:i w:val="0"/>
-          <w:color w:val="2C2C2C"/>
-          <w:sz w:val="20"/>
-          <w:u w:val="none"/>
-        </w:rPr>
-        <w:t>Deadline: Next cohort TBC — Feb 2026 cohort underway</w:t>
-      </w:r>
-    </w:p>
-    <w:p>
-      <w:pPr>
-        <w:pStyle w:val="ListBullet"/>
-        <w:spacing w:before="20" w:after="40"/>
-      </w:pPr>
-      <w:r>
-        <w:rPr>
-          <w:rFonts w:ascii="Calibri" w:hAnsi="Calibri"/>
-          <w:b w:val="0"/>
-          <w:i w:val="0"/>
-          <w:color w:val="2C2C2C"/>
-          <w:sz w:val="20"/>
-          <w:u w:val="none"/>
-        </w:rPr>
-        <w:t>Stage: Pre-seed to seed</w:t>
-      </w:r>
-    </w:p>
-    <w:p>
-      <w:pPr>
-        <w:pStyle w:val="ListBullet"/>
-        <w:spacing w:before="20" w:after="40"/>
-      </w:pPr>
-      <w:r>
-        <w:rPr>
-          <w:rFonts w:ascii="Calibri" w:hAnsi="Calibri"/>
-          <w:b w:val="0"/>
-          <w:i w:val="0"/>
-          <w:color w:val="2C2C2C"/>
-          <w:sz w:val="20"/>
-          <w:u w:val="none"/>
-        </w:rPr>
-        <w:t>Summary: The WA Government has committed $7.2M over 3 years to Founders Factory's dedicated Nature Tech Accelerator. Each accepted startup receives $50,000 plus 4 months of product development, commercialisation, and fundraising support from the Founders Factory team. Eligible sectors: environmental technologies, nature-based solutions, cleantech, biofuels. The February 2026 cohort is underway; next intake dates are to be confirmed.</w:t>
-      </w:r>
-    </w:p>
-    <w:p>
-      <w:pPr>
-        <w:pStyle w:val="ListBullet"/>
-        <w:spacing w:before="20" w:after="40"/>
-      </w:pPr>
-      <w:r>
-        <w:rPr>
-          <w:rFonts w:ascii="Calibri" w:hAnsi="Calibri"/>
-          <w:b w:val="0"/>
-          <w:i w:val="0"/>
-          <w:color w:val="2C2C2C"/>
-          <w:sz w:val="20"/>
-          <w:u w:val="none"/>
-        </w:rPr>
-        <w:t>Why it matters: Western Australia's most direct pathway for early-stage environmental-tech founders. The $7.2M multi-year commitment signals ongoing cohort delivery — monitor foundersfactory.com for next intake.</w:t>
-      </w:r>
-    </w:p>
-    <w:p>
-      <w:pPr>
-        <w:pStyle w:val="ListBullet"/>
-        <w:spacing w:before="20" w:after="40"/>
-      </w:pPr>
-      <w:r>
-        <w:rPr>
-          <w:rFonts w:ascii="Calibri" w:hAnsi="Calibri"/>
-          <w:b w:val="0"/>
-          <w:i w:val="0"/>
-          <w:color w:val="2C2C2C"/>
-          <w:sz w:val="20"/>
-          <w:u w:val="none"/>
-        </w:rPr>
-        <w:t>Sources: https://foundersfactory.com/western-australia-government-nature-tech-accelerator/</w:t>
+        <w:t>— Inaugural issue. Changes section will be populated from the second issue onwards. —</w:t>
       </w:r>
     </w:p>
     <w:p>

--- a/out/ark/ark-intelligence-brief-2026-02.docx
+++ b/out/ark/ark-intelligence-brief-2026-02.docx
@@ -402,6 +402,19 @@
         </w:rPr>
         <w:t>ARENA — Industrial Transformation Stream (ITS) Round 3</w:t>
       </w:r>
+      <w:r>
+        <w:t xml:space="preserve">  </w:t>
+      </w:r>
+      <w:r>
+        <w:rPr>
+          <w:rFonts w:ascii="Calibri" w:hAnsi="Calibri"/>
+          <w:b/>
+          <w:sz w:val="16"/>
+          <w:shd w:val="clear" w:color="auto" w:fill="1B7A6B"/>
+          <w:color w:val="FFFFFF"/>
+        </w:rPr>
+        <w:t xml:space="preserve">  OPEN | ROLLING  </w:t>
+      </w:r>
     </w:p>
     <w:p>
       <w:pPr>
@@ -473,6 +486,19 @@
         </w:rPr>
         <w:t>Emissions Reduction Fund / ACCU Scheme</w:t>
       </w:r>
+      <w:r>
+        <w:t xml:space="preserve">  </w:t>
+      </w:r>
+      <w:r>
+        <w:rPr>
+          <w:rFonts w:ascii="Calibri" w:hAnsi="Calibri"/>
+          <w:b/>
+          <w:sz w:val="16"/>
+          <w:shd w:val="clear" w:color="auto" w:fill="0D2D4A"/>
+          <w:color w:val="FFFFFF"/>
+        </w:rPr>
+        <w:t xml:space="preserve">  REVENUE MECHANISM  </w:t>
+      </w:r>
     </w:p>
     <w:p>
       <w:pPr>
@@ -562,6 +588,19 @@
         </w:rPr>
         <w:t>Clean Energy Finance Corporation (CEFC)</w:t>
       </w:r>
+      <w:r>
+        <w:t xml:space="preserve">  </w:t>
+      </w:r>
+      <w:r>
+        <w:rPr>
+          <w:rFonts w:ascii="Calibri" w:hAnsi="Calibri"/>
+          <w:b/>
+          <w:sz w:val="16"/>
+          <w:shd w:val="clear" w:color="auto" w:fill="0D2D4A"/>
+          <w:color w:val="FFFFFF"/>
+        </w:rPr>
+        <w:t xml:space="preserve">  CO-INVESTMENT  </w:t>
+      </w:r>
     </w:p>
     <w:p>
       <w:pPr>
@@ -615,6 +654,19 @@
         </w:rPr>
         <w:t>R&amp;D Tax Incentive</w:t>
       </w:r>
+      <w:r>
+        <w:t xml:space="preserve">  </w:t>
+      </w:r>
+      <w:r>
+        <w:rPr>
+          <w:rFonts w:ascii="Calibri" w:hAnsi="Calibri"/>
+          <w:b/>
+          <w:sz w:val="16"/>
+          <w:shd w:val="clear" w:color="auto" w:fill="888888"/>
+          <w:color w:val="FFFFFF"/>
+        </w:rPr>
+        <w:t xml:space="preserve">  TAX INCENTIVE  </w:t>
+      </w:r>
     </w:p>
     <w:p>
       <w:pPr>
@@ -819,6 +871,19 @@
         </w:rPr>
         <w:t>Regulatory Driver — Safeguard Mechanism</w:t>
       </w:r>
+      <w:r>
+        <w:t xml:space="preserve">  </w:t>
+      </w:r>
+      <w:r>
+        <w:rPr>
+          <w:rFonts w:ascii="Calibri" w:hAnsi="Calibri"/>
+          <w:b/>
+          <w:sz w:val="16"/>
+          <w:shd w:val="clear" w:color="auto" w:fill="0D2D4A"/>
+          <w:color w:val="FFFFFF"/>
+        </w:rPr>
+        <w:t xml:space="preserve">  REGULATORY DRIVER  </w:t>
+      </w:r>
     </w:p>
     <w:p>
       <w:pPr>
@@ -944,6 +1009,19 @@
         </w:rPr>
         <w:t>National Climate Targets</w:t>
       </w:r>
+      <w:r>
+        <w:t xml:space="preserve">  </w:t>
+      </w:r>
+      <w:r>
+        <w:rPr>
+          <w:rFonts w:ascii="Calibri" w:hAnsi="Calibri"/>
+          <w:b/>
+          <w:sz w:val="16"/>
+          <w:shd w:val="clear" w:color="auto" w:fill="0D2D4A"/>
+          <w:color w:val="FFFFFF"/>
+        </w:rPr>
+        <w:t xml:space="preserve">  POLICY  </w:t>
+      </w:r>
     </w:p>
     <w:p>
       <w:pPr>
@@ -1015,6 +1093,19 @@
         </w:rPr>
         <w:t>Electricity Prices — Relevance to ARK's Fully-Electric Model</w:t>
       </w:r>
+      <w:r>
+        <w:t xml:space="preserve">  </w:t>
+      </w:r>
+      <w:r>
+        <w:rPr>
+          <w:rFonts w:ascii="Calibri" w:hAnsi="Calibri"/>
+          <w:b/>
+          <w:sz w:val="16"/>
+          <w:shd w:val="clear" w:color="auto" w:fill="1B7A6B"/>
+          <w:color w:val="FFFFFF"/>
+        </w:rPr>
+        <w:t xml:space="preserve">  MARKET DRIVER  </w:t>
+      </w:r>
     </w:p>
     <w:p>
       <w:pPr>
@@ -1104,6 +1195,19 @@
         </w:rPr>
         <w:t>Key Emitting Sectors</w:t>
       </w:r>
+      <w:r>
+        <w:t xml:space="preserve">  </w:t>
+      </w:r>
+      <w:r>
+        <w:rPr>
+          <w:rFonts w:ascii="Calibri" w:hAnsi="Calibri"/>
+          <w:b/>
+          <w:sz w:val="16"/>
+          <w:shd w:val="clear" w:color="auto" w:fill="1B7A6B"/>
+          <w:color w:val="FFFFFF"/>
+        </w:rPr>
+        <w:t xml:space="preserve">  OPPORTUNITY SECTORS  </w:t>
+      </w:r>
     </w:p>
     <w:p>
       <w:pPr>
@@ -1193,6 +1297,19 @@
         </w:rPr>
         <w:t>CCS Storage Infrastructure</w:t>
       </w:r>
+      <w:r>
+        <w:t xml:space="preserve">  </w:t>
+      </w:r>
+      <w:r>
+        <w:rPr>
+          <w:rFonts w:ascii="Calibri" w:hAnsi="Calibri"/>
+          <w:b/>
+          <w:sz w:val="16"/>
+          <w:shd w:val="clear" w:color="auto" w:fill="888888"/>
+          <w:color w:val="FFFFFF"/>
+        </w:rPr>
+        <w:t xml:space="preserve">  INFRASTRUCTURE  </w:t>
+      </w:r>
     </w:p>
     <w:p>
       <w:pPr>
@@ -1415,6 +1532,19 @@
         </w:rPr>
         <w:t>Amine / MEA Post-Combustion Capture</w:t>
       </w:r>
+      <w:r>
+        <w:t xml:space="preserve">  </w:t>
+      </w:r>
+      <w:r>
+        <w:rPr>
+          <w:rFonts w:ascii="Calibri" w:hAnsi="Calibri"/>
+          <w:b/>
+          <w:sz w:val="16"/>
+          <w:shd w:val="clear" w:color="auto" w:fill="888888"/>
+          <w:color w:val="FFFFFF"/>
+        </w:rPr>
+        <w:t xml:space="preserve">  INCUMBENT TECH  </w:t>
+      </w:r>
     </w:p>
     <w:p>
       <w:pPr>
@@ -1485,7 +1615,7 @@
           <w:sz w:val="20"/>
           <w:u w:val="none"/>
         </w:rPr>
-        <w:t>Not commercially deployed for WtE or biomass flue gas in Australia as of March 2026</w:t>
+        <w:t>Not commercially deployed for WtE or biomass flue gas in Australia as of Q1 2026</w:t>
       </w:r>
     </w:p>
     <w:p>
@@ -1503,6 +1633,19 @@
           <w:u w:val="none"/>
         </w:rPr>
         <w:t>Calix / LEILAC — Complementary, Not Competing</w:t>
+      </w:r>
+      <w:r>
+        <w:t xml:space="preserve">  </w:t>
+      </w:r>
+      <w:r>
+        <w:rPr>
+          <w:rFonts w:ascii="Calibri" w:hAnsi="Calibri"/>
+          <w:b/>
+          <w:sz w:val="16"/>
+          <w:shd w:val="clear" w:color="auto" w:fill="1B7A6B"/>
+          <w:color w:val="FFFFFF"/>
+        </w:rPr>
+        <w:t xml:space="preserve">  COMPLEMENTARY  </w:t>
       </w:r>
     </w:p>
     <w:p>
@@ -1611,6 +1754,19 @@
         </w:rPr>
         <w:t>Membrane Separation</w:t>
       </w:r>
+      <w:r>
+        <w:t xml:space="preserve">  </w:t>
+      </w:r>
+      <w:r>
+        <w:rPr>
+          <w:rFonts w:ascii="Calibri" w:hAnsi="Calibri"/>
+          <w:b/>
+          <w:sz w:val="16"/>
+          <w:shd w:val="clear" w:color="auto" w:fill="888888"/>
+          <w:color w:val="FFFFFF"/>
+        </w:rPr>
+        <w:t xml:space="preserve">  EMERGING TECH  </w:t>
+      </w:r>
     </w:p>
     <w:p>
       <w:pPr>
@@ -1627,7 +1783,7 @@
           <w:sz w:val="20"/>
           <w:u w:val="none"/>
         </w:rPr>
-        <w:t>Emerging technology; not commercially deployed at industrial scale for flue gas streams below ~10% CO₂ in Australia as of March 2026</w:t>
+        <w:t>Emerging technology; not commercially deployed at industrial scale for flue gas streams below ~10% CO₂ in Australia as of Q1 2026</w:t>
       </w:r>
     </w:p>
     <w:p>
@@ -1646,6 +1802,19 @@
         </w:rPr>
         <w:t>Cryogenic Separation</w:t>
       </w:r>
+      <w:r>
+        <w:t xml:space="preserve">  </w:t>
+      </w:r>
+      <w:r>
+        <w:rPr>
+          <w:rFonts w:ascii="Calibri" w:hAnsi="Calibri"/>
+          <w:b/>
+          <w:sz w:val="16"/>
+          <w:shd w:val="clear" w:color="auto" w:fill="888888"/>
+          <w:color w:val="FFFFFF"/>
+        </w:rPr>
+        <w:t xml:space="preserve">  EMERGING TECH  </w:t>
+      </w:r>
     </w:p>
     <w:p>
       <w:pPr>
@@ -1662,7 +1831,7 @@
           <w:sz w:val="20"/>
           <w:u w:val="none"/>
         </w:rPr>
-        <w:t>Fully electric process; suited to contaminated flue streams in principle; very high electricity consumption per tonne CO₂; not commercially deployed at WtE or biomass scale in Australia as of March 2026</w:t>
+        <w:t>Fully electric process; suited to contaminated flue streams in principle; very high electricity consumption per tonne CO₂; not commercially deployed at WtE or biomass scale in Australia as of Q1 2026</w:t>
       </w:r>
     </w:p>
     <w:p>
@@ -1680,6 +1849,19 @@
           <w:u w:val="none"/>
         </w:rPr>
         <w:t>CSIRO — Amine-Based PCC Research</w:t>
+      </w:r>
+      <w:r>
+        <w:t xml:space="preserve">  </w:t>
+      </w:r>
+      <w:r>
+        <w:rPr>
+          <w:rFonts w:ascii="Calibri" w:hAnsi="Calibri"/>
+          <w:b/>
+          <w:sz w:val="16"/>
+          <w:shd w:val="clear" w:color="auto" w:fill="0D2D4A"/>
+          <w:color w:val="FFFFFF"/>
+        </w:rPr>
+        <w:t xml:space="preserve">  ACTIVE R&amp;D  </w:t>
       </w:r>
     </w:p>
     <w:p>
@@ -1715,7 +1897,7 @@
           <w:sz w:val="20"/>
           <w:u w:val="none"/>
         </w:rPr>
-        <w:t>Active R&amp;D programme targeting post-combustion capture across concentration ranges; no commercial deployment in Australia identified as of March 2026</w:t>
+        <w:t>Active R&amp;D programme targeting post-combustion capture across concentration ranges; no commercial deployment in Australia identified as of Q1 2026</w:t>
       </w:r>
     </w:p>
     <w:p>
@@ -1752,6 +1934,19 @@
         </w:rPr>
         <w:t>Competitive Position Summary</w:t>
       </w:r>
+      <w:r>
+        <w:t xml:space="preserve">  </w:t>
+      </w:r>
+      <w:r>
+        <w:rPr>
+          <w:rFonts w:ascii="Calibri" w:hAnsi="Calibri"/>
+          <w:b/>
+          <w:sz w:val="16"/>
+          <w:shd w:val="clear" w:color="auto" w:fill="0D2D4A"/>
+          <w:color w:val="FFFFFF"/>
+        </w:rPr>
+        <w:t xml:space="preserve">  SUMMARY  </w:t>
+      </w:r>
     </w:p>
     <w:p>
       <w:pPr>
@@ -1768,7 +1963,7 @@
           <w:sz w:val="20"/>
           <w:u w:val="none"/>
         </w:rPr>
-        <w:t>No clear public evidence of a competing commercial technology deployed for low-concentration flue gas capture at WtE, biomass or cement combustion flue gas scale in Australia as of March 2026</w:t>
+        <w:t>No clear public evidence of a competing commercial technology deployed for low-concentration flue gas capture at WtE, biomass or cement combustion flue gas scale in Australia as of Q1 2026</w:t>
       </w:r>
     </w:p>
     <w:p>
@@ -2159,7 +2354,7 @@
           <w:sz w:val="20"/>
           <w:u w:val="none"/>
         </w:rPr>
-        <w:t>As of March 2026, no new buyer or resolution has been publicly announced; operational timeline and ownership entirely uncertain</w:t>
+        <w:t>As of Q1 2026, no new buyer or resolution has been publicly announced; operational timeline and ownership entirely uncertain</w:t>
       </w:r>
     </w:p>
     <w:p>
